--- a/BIT4133-NLP LOGBOOK.docx
+++ b/BIT4133-NLP LOGBOOK.docx
@@ -1,6 +1,6 @@
 
 <file path=word/document.xml><?xml version="1.0" encoding="utf-8"?>
-<w:document xmlns:wpc="http://schemas.microsoft.com/office/word/2010/wordprocessingCanvas" xmlns:cx="http://schemas.microsoft.com/office/drawing/2014/chartex" xmlns:cx1="http://schemas.microsoft.com/office/drawing/2015/9/8/chartex" xmlns:mc="http://schemas.openxmlformats.org/markup-compatibility/2006" xmlns:o="urn:schemas-microsoft-com:office:office" xmlns:r="http://schemas.openxmlformats.org/officeDocument/2006/relationships" xmlns:m="http://schemas.openxmlformats.org/officeDocument/2006/math" xmlns:v="urn:schemas-microsoft-com:vml" xmlns:wp14="http://schemas.microsoft.com/office/word/2010/wordprocessingDrawing" xmlns:wp="http://schemas.openxmlformats.org/drawingml/2006/wordprocessingDrawing" xmlns:w10="urn:schemas-microsoft-com:office:word" xmlns:w="http://schemas.openxmlformats.org/wordprocessingml/2006/main" xmlns:w14="http://schemas.microsoft.com/office/word/2010/wordml" xmlns:w15="http://schemas.microsoft.com/office/word/2012/wordml" xmlns:w16se="http://schemas.microsoft.com/office/word/2015/wordml/symex" xmlns:wpg="http://schemas.microsoft.com/office/word/2010/wordprocessingGroup" xmlns:wpi="http://schemas.microsoft.com/office/word/2010/wordprocessingInk" xmlns:wne="http://schemas.microsoft.com/office/word/2006/wordml" xmlns:wps="http://schemas.microsoft.com/office/word/2010/wordprocessingShape" mc:Ignorable="w14 w15 w16se wp14">
+<w:document xmlns:wpc="http://schemas.microsoft.com/office/word/2010/wordprocessingCanvas" xmlns:cx="http://schemas.microsoft.com/office/drawing/2014/chartex" xmlns:cx1="http://schemas.microsoft.com/office/drawing/2015/9/8/chartex" xmlns:cx2="http://schemas.microsoft.com/office/drawing/2015/10/21/chartex" xmlns:cx3="http://schemas.microsoft.com/office/drawing/2016/5/9/chartex" xmlns:cx4="http://schemas.microsoft.com/office/drawing/2016/5/10/chartex" xmlns:cx5="http://schemas.microsoft.com/office/drawing/2016/5/11/chartex" xmlns:cx6="http://schemas.microsoft.com/office/drawing/2016/5/12/chartex" xmlns:cx7="http://schemas.microsoft.com/office/drawing/2016/5/13/chartex" xmlns:cx8="http://schemas.microsoft.com/office/drawing/2016/5/14/chartex" xmlns:mc="http://schemas.openxmlformats.org/markup-compatibility/2006" xmlns:aink="http://schemas.microsoft.com/office/drawing/2016/ink" xmlns:am3d="http://schemas.microsoft.com/office/drawing/2017/model3d" xmlns:o="urn:schemas-microsoft-com:office:office" xmlns:oel="http://schemas.microsoft.com/office/2019/extlst" xmlns:r="http://schemas.openxmlformats.org/officeDocument/2006/relationships" xmlns:m="http://schemas.openxmlformats.org/officeDocument/2006/math" xmlns:v="urn:schemas-microsoft-com:vml" xmlns:wp14="http://schemas.microsoft.com/office/word/2010/wordprocessingDrawing" xmlns:wp="http://schemas.openxmlformats.org/drawingml/2006/wordprocessingDrawing" xmlns:w10="urn:schemas-microsoft-com:office:word" xmlns:w="http://schemas.openxmlformats.org/wordprocessingml/2006/main" xmlns:w14="http://schemas.microsoft.com/office/word/2010/wordml" xmlns:w15="http://schemas.microsoft.com/office/word/2012/wordml" xmlns:w16cex="http://schemas.microsoft.com/office/word/2018/wordml/cex" xmlns:w16cid="http://schemas.microsoft.com/office/word/2016/wordml/cid" xmlns:w16="http://schemas.microsoft.com/office/word/2018/wordml" xmlns:w16du="http://schemas.microsoft.com/office/word/2023/wordml/word16du" xmlns:w16sdtdh="http://schemas.microsoft.com/office/word/2020/wordml/sdtdatahash" xmlns:w16sdtfl="http://schemas.microsoft.com/office/word/2024/wordml/sdtformatlock" xmlns:w16se="http://schemas.microsoft.com/office/word/2015/wordml/symex" xmlns:wpg="http://schemas.microsoft.com/office/word/2010/wordprocessingGroup" xmlns:wpi="http://schemas.microsoft.com/office/word/2010/wordprocessingInk" xmlns:wne="http://schemas.microsoft.com/office/word/2006/wordml" xmlns:wps="http://schemas.microsoft.com/office/word/2010/wordprocessingShape" mc:Ignorable="w14 w15 w16se w16cid w16 w16cex w16sdtdh w16sdtfl w16du wp14">
   <w:body>
     <w:p>
       <w:pPr>
@@ -82,7 +82,7 @@
           <w:sz w:val="24"/>
           <w:szCs w:val="24"/>
         </w:rPr>
-        <w:t xml:space="preserve">Student Name: Faith </w:t>
+        <w:t xml:space="preserve">Student Name: Faith Wanja </w:t>
       </w:r>
       <w:proofErr w:type="spellStart"/>
       <w:r>
@@ -91,16 +91,93 @@
           <w:sz w:val="24"/>
           <w:szCs w:val="24"/>
         </w:rPr>
-        <w:t>Wanja</w:t>
+        <w:t>Gichure</w:t>
       </w:r>
       <w:proofErr w:type="spellEnd"/>
-      <w:r>
-        <w:rPr>
-          <w:rFonts w:ascii="Times New Roman" w:hAnsi="Times New Roman" w:cs="Times New Roman"/>
-          <w:sz w:val="24"/>
-          <w:szCs w:val="24"/>
-        </w:rPr>
-        <w:t xml:space="preserve"> </w:t>
+    </w:p>
+    <w:p>
+      <w:pPr>
+        <w:rPr>
+          <w:rFonts w:ascii="Times New Roman" w:hAnsi="Times New Roman" w:cs="Times New Roman"/>
+          <w:sz w:val="24"/>
+          <w:szCs w:val="24"/>
+        </w:rPr>
+      </w:pPr>
+      <w:r>
+        <w:rPr>
+          <w:rFonts w:ascii="Times New Roman" w:hAnsi="Times New Roman" w:cs="Times New Roman"/>
+          <w:sz w:val="24"/>
+          <w:szCs w:val="24"/>
+        </w:rPr>
+        <w:t>Admission Number: BSCCS/2024/31978</w:t>
+      </w:r>
+    </w:p>
+    <w:p>
+      <w:pPr>
+        <w:rPr>
+          <w:rFonts w:ascii="Times New Roman" w:hAnsi="Times New Roman" w:cs="Times New Roman"/>
+          <w:sz w:val="24"/>
+          <w:szCs w:val="24"/>
+        </w:rPr>
+      </w:pPr>
+      <w:r>
+        <w:rPr>
+          <w:rFonts w:ascii="Times New Roman" w:hAnsi="Times New Roman" w:cs="Times New Roman"/>
+          <w:sz w:val="24"/>
+          <w:szCs w:val="24"/>
+        </w:rPr>
+        <w:t>Unit Code: BIT4133</w:t>
+      </w:r>
+    </w:p>
+    <w:p>
+      <w:pPr>
+        <w:rPr>
+          <w:rFonts w:ascii="Times New Roman" w:hAnsi="Times New Roman" w:cs="Times New Roman"/>
+          <w:sz w:val="24"/>
+          <w:szCs w:val="24"/>
+        </w:rPr>
+      </w:pPr>
+      <w:r>
+        <w:rPr>
+          <w:rFonts w:ascii="Times New Roman" w:hAnsi="Times New Roman" w:cs="Times New Roman"/>
+          <w:sz w:val="24"/>
+          <w:szCs w:val="24"/>
+        </w:rPr>
+        <w:t>Unit Name: Natural Language Processing with Deep Learning</w:t>
+      </w:r>
+    </w:p>
+    <w:p>
+      <w:pPr>
+        <w:rPr>
+          <w:rFonts w:ascii="Times New Roman" w:hAnsi="Times New Roman" w:cs="Times New Roman"/>
+          <w:sz w:val="24"/>
+          <w:szCs w:val="24"/>
+        </w:rPr>
+      </w:pPr>
+      <w:r>
+        <w:rPr>
+          <w:rFonts w:ascii="Times New Roman" w:hAnsi="Times New Roman" w:cs="Times New Roman"/>
+          <w:sz w:val="24"/>
+          <w:szCs w:val="24"/>
+        </w:rPr>
+        <w:t>NLP Project Title: SMS Spam Detection System</w:t>
+      </w:r>
+    </w:p>
+    <w:p>
+      <w:pPr>
+        <w:rPr>
+          <w:rFonts w:ascii="Times New Roman" w:hAnsi="Times New Roman" w:cs="Times New Roman"/>
+          <w:sz w:val="24"/>
+          <w:szCs w:val="24"/>
+        </w:rPr>
+      </w:pPr>
+      <w:r>
+        <w:rPr>
+          <w:rFonts w:ascii="Times New Roman" w:hAnsi="Times New Roman" w:cs="Times New Roman"/>
+          <w:sz w:val="24"/>
+          <w:szCs w:val="24"/>
+        </w:rPr>
+        <w:t xml:space="preserve">Technologies Used: Python, NLTK, Scikit-learn, Google </w:t>
       </w:r>
       <w:proofErr w:type="spellStart"/>
       <w:r>
@@ -109,140 +186,17 @@
           <w:sz w:val="24"/>
           <w:szCs w:val="24"/>
         </w:rPr>
-        <w:t>Gichure</w:t>
+        <w:t>Colab</w:t>
       </w:r>
       <w:proofErr w:type="spellEnd"/>
-    </w:p>
-    <w:p>
-      <w:pPr>
-        <w:rPr>
-          <w:rFonts w:ascii="Times New Roman" w:hAnsi="Times New Roman" w:cs="Times New Roman"/>
-          <w:sz w:val="24"/>
-          <w:szCs w:val="24"/>
-        </w:rPr>
-      </w:pPr>
-      <w:r>
-        <w:rPr>
-          <w:rFonts w:ascii="Times New Roman" w:hAnsi="Times New Roman" w:cs="Times New Roman"/>
-          <w:sz w:val="24"/>
-          <w:szCs w:val="24"/>
-        </w:rPr>
-        <w:t>Admission Number: BSCCS/2024/31978</w:t>
-      </w:r>
-    </w:p>
-    <w:p>
-      <w:pPr>
-        <w:rPr>
-          <w:rFonts w:ascii="Times New Roman" w:hAnsi="Times New Roman" w:cs="Times New Roman"/>
-          <w:sz w:val="24"/>
-          <w:szCs w:val="24"/>
-        </w:rPr>
-      </w:pPr>
-      <w:r>
-        <w:rPr>
-          <w:rFonts w:ascii="Times New Roman" w:hAnsi="Times New Roman" w:cs="Times New Roman"/>
-          <w:sz w:val="24"/>
-          <w:szCs w:val="24"/>
-        </w:rPr>
-        <w:t>Unit Code: BIT4133</w:t>
-      </w:r>
-    </w:p>
-    <w:p>
-      <w:pPr>
-        <w:rPr>
-          <w:rFonts w:ascii="Times New Roman" w:hAnsi="Times New Roman" w:cs="Times New Roman"/>
-          <w:sz w:val="24"/>
-          <w:szCs w:val="24"/>
-        </w:rPr>
-      </w:pPr>
-      <w:r>
-        <w:rPr>
-          <w:rFonts w:ascii="Times New Roman" w:hAnsi="Times New Roman" w:cs="Times New Roman"/>
-          <w:sz w:val="24"/>
-          <w:szCs w:val="24"/>
-        </w:rPr>
-        <w:t>Unit Name: Natural Language Processing with Deep Learning</w:t>
-      </w:r>
-    </w:p>
-    <w:p>
-      <w:pPr>
-        <w:rPr>
-          <w:rFonts w:ascii="Times New Roman" w:hAnsi="Times New Roman" w:cs="Times New Roman"/>
-          <w:sz w:val="24"/>
-          <w:szCs w:val="24"/>
-        </w:rPr>
-      </w:pPr>
-      <w:r>
-        <w:rPr>
-          <w:rFonts w:ascii="Times New Roman" w:hAnsi="Times New Roman" w:cs="Times New Roman"/>
-          <w:sz w:val="24"/>
-          <w:szCs w:val="24"/>
-        </w:rPr>
-        <w:t>NLP Project Title: SMS Spam Detection System</w:t>
-      </w:r>
-    </w:p>
-    <w:p>
-      <w:pPr>
-        <w:rPr>
-          <w:rFonts w:ascii="Times New Roman" w:hAnsi="Times New Roman" w:cs="Times New Roman"/>
-          <w:sz w:val="24"/>
-          <w:szCs w:val="24"/>
-        </w:rPr>
-      </w:pPr>
-      <w:r>
-        <w:rPr>
-          <w:rFonts w:ascii="Times New Roman" w:hAnsi="Times New Roman" w:cs="Times New Roman"/>
-          <w:sz w:val="24"/>
-          <w:szCs w:val="24"/>
-        </w:rPr>
-        <w:t xml:space="preserve">Technologies Used: Python, NLTK, </w:t>
-      </w:r>
-      <w:proofErr w:type="spellStart"/>
-      <w:r>
-        <w:rPr>
-          <w:rFonts w:ascii="Times New Roman" w:hAnsi="Times New Roman" w:cs="Times New Roman"/>
-          <w:sz w:val="24"/>
-          <w:szCs w:val="24"/>
-        </w:rPr>
-        <w:t>Scikit</w:t>
-      </w:r>
-      <w:proofErr w:type="spellEnd"/>
-      <w:r>
-        <w:rPr>
-          <w:rFonts w:ascii="Times New Roman" w:hAnsi="Times New Roman" w:cs="Times New Roman"/>
-          <w:sz w:val="24"/>
-          <w:szCs w:val="24"/>
-        </w:rPr>
-        <w:t xml:space="preserve">-learn, Google </w:t>
-      </w:r>
-      <w:proofErr w:type="spellStart"/>
-      <w:r>
-        <w:rPr>
-          <w:rFonts w:ascii="Times New Roman" w:hAnsi="Times New Roman" w:cs="Times New Roman"/>
-          <w:sz w:val="24"/>
-          <w:szCs w:val="24"/>
-        </w:rPr>
-        <w:t>Colab</w:t>
-      </w:r>
-      <w:proofErr w:type="spellEnd"/>
-      <w:r>
-        <w:rPr>
-          <w:rFonts w:ascii="Times New Roman" w:hAnsi="Times New Roman" w:cs="Times New Roman"/>
-          <w:sz w:val="24"/>
-          <w:szCs w:val="24"/>
-        </w:rPr>
-        <w:t xml:space="preserve">, Pandas, </w:t>
-      </w:r>
-      <w:proofErr w:type="spellStart"/>
-      <w:r>
-        <w:rPr>
-          <w:rFonts w:ascii="Times New Roman" w:hAnsi="Times New Roman" w:cs="Times New Roman"/>
-          <w:sz w:val="24"/>
-          <w:szCs w:val="24"/>
-        </w:rPr>
-        <w:t>Matplotlib</w:t>
-      </w:r>
-      <w:proofErr w:type="spellEnd"/>
+      <w:r>
+        <w:rPr>
+          <w:rFonts w:ascii="Times New Roman" w:hAnsi="Times New Roman" w:cs="Times New Roman"/>
+          <w:sz w:val="24"/>
+          <w:szCs w:val="24"/>
+        </w:rPr>
+        <w:t>, Pandas, Matplotlib</w:t>
+      </w:r>
     </w:p>
     <w:p>
       <w:pPr>
@@ -521,6 +475,11 @@
             <w:rPr>
               <w:rFonts w:eastAsiaTheme="minorEastAsia"/>
               <w:noProof/>
+              <w:kern w:val="2"/>
+              <w:sz w:val="24"/>
+              <w:szCs w:val="24"/>
+              <w:lang w:val="en-KE" w:eastAsia="en-KE"/>
+              <w14:ligatures w14:val="standardContextual"/>
             </w:rPr>
           </w:pPr>
           <w:r>
@@ -532,7 +491,7 @@
           <w:r>
             <w:fldChar w:fldCharType="separate"/>
           </w:r>
-          <w:hyperlink w:anchor="_Toc231513118" w:history="1">
+          <w:hyperlink w:anchor="_Toc232646110" w:history="1">
             <w:r>
               <w:rPr>
                 <w:rStyle w:val="Hyperlink"/>
@@ -561,7 +520,7 @@
                 <w:noProof/>
                 <w:webHidden/>
               </w:rPr>
-              <w:instrText xml:space="preserve"> PAGEREF _Toc231513118 \h </w:instrText>
+              <w:instrText xml:space="preserve"> PAGEREF _Toc232646110 \h </w:instrText>
             </w:r>
             <w:r>
               <w:rPr>
@@ -601,9 +560,14 @@
             <w:rPr>
               <w:rFonts w:eastAsiaTheme="minorEastAsia"/>
               <w:noProof/>
+              <w:kern w:val="2"/>
+              <w:sz w:val="24"/>
+              <w:szCs w:val="24"/>
+              <w:lang w:val="en-KE" w:eastAsia="en-KE"/>
+              <w14:ligatures w14:val="standardContextual"/>
             </w:rPr>
           </w:pPr>
-          <w:hyperlink w:anchor="_Toc231513119" w:history="1">
+          <w:hyperlink w:anchor="_Toc232646111" w:history="1">
             <w:r>
               <w:rPr>
                 <w:rStyle w:val="Hyperlink"/>
@@ -631,7 +595,7 @@
                 <w:noProof/>
                 <w:webHidden/>
               </w:rPr>
-              <w:instrText xml:space="preserve"> PAGEREF _Toc231513119 \h </w:instrText>
+              <w:instrText xml:space="preserve"> PAGEREF _Toc232646111 \h </w:instrText>
             </w:r>
             <w:r>
               <w:rPr>
@@ -671,9 +635,14 @@
             <w:rPr>
               <w:rFonts w:eastAsiaTheme="minorEastAsia"/>
               <w:noProof/>
+              <w:kern w:val="2"/>
+              <w:sz w:val="24"/>
+              <w:szCs w:val="24"/>
+              <w:lang w:val="en-KE" w:eastAsia="en-KE"/>
+              <w14:ligatures w14:val="standardContextual"/>
             </w:rPr>
           </w:pPr>
-          <w:hyperlink w:anchor="_Toc231513120" w:history="1">
+          <w:hyperlink w:anchor="_Toc232646112" w:history="1">
             <w:r>
               <w:rPr>
                 <w:rStyle w:val="Hyperlink"/>
@@ -701,7 +670,7 @@
                 <w:noProof/>
                 <w:webHidden/>
               </w:rPr>
-              <w:instrText xml:space="preserve"> PAGEREF _Toc231513120 \h </w:instrText>
+              <w:instrText xml:space="preserve"> PAGEREF _Toc232646112 \h </w:instrText>
             </w:r>
             <w:r>
               <w:rPr>
@@ -741,9 +710,14 @@
             <w:rPr>
               <w:rFonts w:eastAsiaTheme="minorEastAsia"/>
               <w:noProof/>
+              <w:kern w:val="2"/>
+              <w:sz w:val="24"/>
+              <w:szCs w:val="24"/>
+              <w:lang w:val="en-KE" w:eastAsia="en-KE"/>
+              <w14:ligatures w14:val="standardContextual"/>
             </w:rPr>
           </w:pPr>
-          <w:hyperlink w:anchor="_Toc231513121" w:history="1">
+          <w:hyperlink w:anchor="_Toc232646113" w:history="1">
             <w:r>
               <w:rPr>
                 <w:rStyle w:val="Hyperlink"/>
@@ -771,7 +745,7 @@
                 <w:noProof/>
                 <w:webHidden/>
               </w:rPr>
-              <w:instrText xml:space="preserve"> PAGEREF _Toc231513121 \h </w:instrText>
+              <w:instrText xml:space="preserve"> PAGEREF _Toc232646113 \h </w:instrText>
             </w:r>
             <w:r>
               <w:rPr>
@@ -811,9 +785,14 @@
             <w:rPr>
               <w:rFonts w:eastAsiaTheme="minorEastAsia"/>
               <w:noProof/>
+              <w:kern w:val="2"/>
+              <w:sz w:val="24"/>
+              <w:szCs w:val="24"/>
+              <w:lang w:val="en-KE" w:eastAsia="en-KE"/>
+              <w14:ligatures w14:val="standardContextual"/>
             </w:rPr>
           </w:pPr>
-          <w:hyperlink w:anchor="_Toc231513122" w:history="1">
+          <w:hyperlink w:anchor="_Toc232646114" w:history="1">
             <w:r>
               <w:rPr>
                 <w:rStyle w:val="Hyperlink"/>
@@ -841,7 +820,7 @@
                 <w:noProof/>
                 <w:webHidden/>
               </w:rPr>
-              <w:instrText xml:space="preserve"> PAGEREF _Toc231513122 \h </w:instrText>
+              <w:instrText xml:space="preserve"> PAGEREF _Toc232646114 \h </w:instrText>
             </w:r>
             <w:r>
               <w:rPr>
@@ -881,9 +860,14 @@
             <w:rPr>
               <w:rFonts w:eastAsiaTheme="minorEastAsia"/>
               <w:noProof/>
+              <w:kern w:val="2"/>
+              <w:sz w:val="24"/>
+              <w:szCs w:val="24"/>
+              <w:lang w:val="en-KE" w:eastAsia="en-KE"/>
+              <w14:ligatures w14:val="standardContextual"/>
             </w:rPr>
           </w:pPr>
-          <w:hyperlink w:anchor="_Toc231513123" w:history="1">
+          <w:hyperlink w:anchor="_Toc232646115" w:history="1">
             <w:r>
               <w:rPr>
                 <w:rStyle w:val="Hyperlink"/>
@@ -911,7 +895,7 @@
                 <w:noProof/>
                 <w:webHidden/>
               </w:rPr>
-              <w:instrText xml:space="preserve"> PAGEREF _Toc231513123 \h </w:instrText>
+              <w:instrText xml:space="preserve"> PAGEREF _Toc232646115 \h </w:instrText>
             </w:r>
             <w:r>
               <w:rPr>
@@ -951,9 +935,14 @@
             <w:rPr>
               <w:rFonts w:eastAsiaTheme="minorEastAsia"/>
               <w:noProof/>
+              <w:kern w:val="2"/>
+              <w:sz w:val="24"/>
+              <w:szCs w:val="24"/>
+              <w:lang w:val="en-KE" w:eastAsia="en-KE"/>
+              <w14:ligatures w14:val="standardContextual"/>
             </w:rPr>
           </w:pPr>
-          <w:hyperlink w:anchor="_Toc231513124" w:history="1">
+          <w:hyperlink w:anchor="_Toc232646116" w:history="1">
             <w:r>
               <w:rPr>
                 <w:rStyle w:val="Hyperlink"/>
@@ -981,7 +970,7 @@
                 <w:noProof/>
                 <w:webHidden/>
               </w:rPr>
-              <w:instrText xml:space="preserve"> PAGEREF _Toc231513124 \h </w:instrText>
+              <w:instrText xml:space="preserve"> PAGEREF _Toc232646116 \h </w:instrText>
             </w:r>
             <w:r>
               <w:rPr>
@@ -1021,9 +1010,14 @@
             <w:rPr>
               <w:rFonts w:eastAsiaTheme="minorEastAsia"/>
               <w:noProof/>
+              <w:kern w:val="2"/>
+              <w:sz w:val="24"/>
+              <w:szCs w:val="24"/>
+              <w:lang w:val="en-KE" w:eastAsia="en-KE"/>
+              <w14:ligatures w14:val="standardContextual"/>
             </w:rPr>
           </w:pPr>
-          <w:hyperlink w:anchor="_Toc231513125" w:history="1">
+          <w:hyperlink w:anchor="_Toc232646117" w:history="1">
             <w:r>
               <w:rPr>
                 <w:rStyle w:val="Hyperlink"/>
@@ -1052,7 +1046,7 @@
                 <w:noProof/>
                 <w:webHidden/>
               </w:rPr>
-              <w:instrText xml:space="preserve"> PAGEREF _Toc231513125 \h </w:instrText>
+              <w:instrText xml:space="preserve"> PAGEREF _Toc232646117 \h </w:instrText>
             </w:r>
             <w:r>
               <w:rPr>
@@ -1092,9 +1086,14 @@
             <w:rPr>
               <w:rFonts w:eastAsiaTheme="minorEastAsia"/>
               <w:noProof/>
+              <w:kern w:val="2"/>
+              <w:sz w:val="24"/>
+              <w:szCs w:val="24"/>
+              <w:lang w:val="en-KE" w:eastAsia="en-KE"/>
+              <w14:ligatures w14:val="standardContextual"/>
             </w:rPr>
           </w:pPr>
-          <w:hyperlink w:anchor="_Toc231513126" w:history="1">
+          <w:hyperlink w:anchor="_Toc232646118" w:history="1">
             <w:r>
               <w:rPr>
                 <w:rStyle w:val="Hyperlink"/>
@@ -1122,7 +1121,7 @@
                 <w:noProof/>
                 <w:webHidden/>
               </w:rPr>
-              <w:instrText xml:space="preserve"> PAGEREF _Toc231513126 \h </w:instrText>
+              <w:instrText xml:space="preserve"> PAGEREF _Toc232646118 \h </w:instrText>
             </w:r>
             <w:r>
               <w:rPr>
@@ -1162,9 +1161,14 @@
             <w:rPr>
               <w:rFonts w:eastAsiaTheme="minorEastAsia"/>
               <w:noProof/>
+              <w:kern w:val="2"/>
+              <w:sz w:val="24"/>
+              <w:szCs w:val="24"/>
+              <w:lang w:val="en-KE" w:eastAsia="en-KE"/>
+              <w14:ligatures w14:val="standardContextual"/>
             </w:rPr>
           </w:pPr>
-          <w:hyperlink w:anchor="_Toc231513127" w:history="1">
+          <w:hyperlink w:anchor="_Toc232646119" w:history="1">
             <w:r>
               <w:rPr>
                 <w:rStyle w:val="Hyperlink"/>
@@ -1192,7 +1196,7 @@
                 <w:noProof/>
                 <w:webHidden/>
               </w:rPr>
-              <w:instrText xml:space="preserve"> PAGEREF _Toc231513127 \h </w:instrText>
+              <w:instrText xml:space="preserve"> PAGEREF _Toc232646119 \h </w:instrText>
             </w:r>
             <w:r>
               <w:rPr>
@@ -1232,9 +1236,14 @@
             <w:rPr>
               <w:rFonts w:eastAsiaTheme="minorEastAsia"/>
               <w:noProof/>
+              <w:kern w:val="2"/>
+              <w:sz w:val="24"/>
+              <w:szCs w:val="24"/>
+              <w:lang w:val="en-KE" w:eastAsia="en-KE"/>
+              <w14:ligatures w14:val="standardContextual"/>
             </w:rPr>
           </w:pPr>
-          <w:hyperlink w:anchor="_Toc231513128" w:history="1">
+          <w:hyperlink w:anchor="_Toc232646120" w:history="1">
             <w:r>
               <w:rPr>
                 <w:rStyle w:val="Hyperlink"/>
@@ -1262,7 +1271,7 @@
                 <w:noProof/>
                 <w:webHidden/>
               </w:rPr>
-              <w:instrText xml:space="preserve"> PAGEREF _Toc231513128 \h </w:instrText>
+              <w:instrText xml:space="preserve"> PAGEREF _Toc232646120 \h </w:instrText>
             </w:r>
             <w:r>
               <w:rPr>
@@ -1302,9 +1311,14 @@
             <w:rPr>
               <w:rFonts w:eastAsiaTheme="minorEastAsia"/>
               <w:noProof/>
+              <w:kern w:val="2"/>
+              <w:sz w:val="24"/>
+              <w:szCs w:val="24"/>
+              <w:lang w:val="en-KE" w:eastAsia="en-KE"/>
+              <w14:ligatures w14:val="standardContextual"/>
             </w:rPr>
           </w:pPr>
-          <w:hyperlink w:anchor="_Toc231513129" w:history="1">
+          <w:hyperlink w:anchor="_Toc232646121" w:history="1">
             <w:r>
               <w:rPr>
                 <w:rStyle w:val="Hyperlink"/>
@@ -1332,7 +1346,7 @@
                 <w:noProof/>
                 <w:webHidden/>
               </w:rPr>
-              <w:instrText xml:space="preserve"> PAGEREF _Toc231513129 \h </w:instrText>
+              <w:instrText xml:space="preserve"> PAGEREF _Toc232646121 \h </w:instrText>
             </w:r>
             <w:r>
               <w:rPr>
@@ -1372,9 +1386,14 @@
             <w:rPr>
               <w:rFonts w:eastAsiaTheme="minorEastAsia"/>
               <w:noProof/>
+              <w:kern w:val="2"/>
+              <w:sz w:val="24"/>
+              <w:szCs w:val="24"/>
+              <w:lang w:val="en-KE" w:eastAsia="en-KE"/>
+              <w14:ligatures w14:val="standardContextual"/>
             </w:rPr>
           </w:pPr>
-          <w:hyperlink w:anchor="_Toc231513130" w:history="1">
+          <w:hyperlink w:anchor="_Toc232646122" w:history="1">
             <w:r>
               <w:rPr>
                 <w:rStyle w:val="Hyperlink"/>
@@ -1403,7 +1422,7 @@
                 <w:noProof/>
                 <w:webHidden/>
               </w:rPr>
-              <w:instrText xml:space="preserve"> PAGEREF _Toc231513130 \h </w:instrText>
+              <w:instrText xml:space="preserve"> PAGEREF _Toc232646122 \h </w:instrText>
             </w:r>
             <w:r>
               <w:rPr>
@@ -1443,9 +1462,14 @@
             <w:rPr>
               <w:rFonts w:eastAsiaTheme="minorEastAsia"/>
               <w:noProof/>
+              <w:kern w:val="2"/>
+              <w:sz w:val="24"/>
+              <w:szCs w:val="24"/>
+              <w:lang w:val="en-KE" w:eastAsia="en-KE"/>
+              <w14:ligatures w14:val="standardContextual"/>
             </w:rPr>
           </w:pPr>
-          <w:hyperlink w:anchor="_Toc231513131" w:history="1">
+          <w:hyperlink w:anchor="_Toc232646123" w:history="1">
             <w:r>
               <w:rPr>
                 <w:rStyle w:val="Hyperlink"/>
@@ -1473,7 +1497,7 @@
                 <w:noProof/>
                 <w:webHidden/>
               </w:rPr>
-              <w:instrText xml:space="preserve"> PAGEREF _Toc231513131 \h </w:instrText>
+              <w:instrText xml:space="preserve"> PAGEREF _Toc232646123 \h </w:instrText>
             </w:r>
             <w:r>
               <w:rPr>
@@ -1513,9 +1537,14 @@
             <w:rPr>
               <w:rFonts w:eastAsiaTheme="minorEastAsia"/>
               <w:noProof/>
+              <w:kern w:val="2"/>
+              <w:sz w:val="24"/>
+              <w:szCs w:val="24"/>
+              <w:lang w:val="en-KE" w:eastAsia="en-KE"/>
+              <w14:ligatures w14:val="standardContextual"/>
             </w:rPr>
           </w:pPr>
-          <w:hyperlink w:anchor="_Toc231513132" w:history="1">
+          <w:hyperlink w:anchor="_Toc232646124" w:history="1">
             <w:r>
               <w:rPr>
                 <w:rStyle w:val="Hyperlink"/>
@@ -1543,7 +1572,7 @@
                 <w:noProof/>
                 <w:webHidden/>
               </w:rPr>
-              <w:instrText xml:space="preserve"> PAGEREF _Toc231513132 \h </w:instrText>
+              <w:instrText xml:space="preserve"> PAGEREF _Toc232646124 \h </w:instrText>
             </w:r>
             <w:r>
               <w:rPr>
@@ -1583,9 +1612,14 @@
             <w:rPr>
               <w:rFonts w:eastAsiaTheme="minorEastAsia"/>
               <w:noProof/>
+              <w:kern w:val="2"/>
+              <w:sz w:val="24"/>
+              <w:szCs w:val="24"/>
+              <w:lang w:val="en-KE" w:eastAsia="en-KE"/>
+              <w14:ligatures w14:val="standardContextual"/>
             </w:rPr>
           </w:pPr>
-          <w:hyperlink w:anchor="_Toc231513133" w:history="1">
+          <w:hyperlink w:anchor="_Toc232646125" w:history="1">
             <w:r>
               <w:rPr>
                 <w:rStyle w:val="Hyperlink"/>
@@ -1613,7 +1647,7 @@
                 <w:noProof/>
                 <w:webHidden/>
               </w:rPr>
-              <w:instrText xml:space="preserve"> PAGEREF _Toc231513133 \h </w:instrText>
+              <w:instrText xml:space="preserve"> PAGEREF _Toc232646125 \h </w:instrText>
             </w:r>
             <w:r>
               <w:rPr>
@@ -1653,9 +1687,14 @@
             <w:rPr>
               <w:rFonts w:eastAsiaTheme="minorEastAsia"/>
               <w:noProof/>
+              <w:kern w:val="2"/>
+              <w:sz w:val="24"/>
+              <w:szCs w:val="24"/>
+              <w:lang w:val="en-KE" w:eastAsia="en-KE"/>
+              <w14:ligatures w14:val="standardContextual"/>
             </w:rPr>
           </w:pPr>
-          <w:hyperlink w:anchor="_Toc231513134" w:history="1">
+          <w:hyperlink w:anchor="_Toc232646126" w:history="1">
             <w:r>
               <w:rPr>
                 <w:rStyle w:val="Hyperlink"/>
@@ -1683,7 +1722,7 @@
                 <w:noProof/>
                 <w:webHidden/>
               </w:rPr>
-              <w:instrText xml:space="preserve"> PAGEREF _Toc231513134 \h </w:instrText>
+              <w:instrText xml:space="preserve"> PAGEREF _Toc232646126 \h </w:instrText>
             </w:r>
             <w:r>
               <w:rPr>
@@ -1723,9 +1762,14 @@
             <w:rPr>
               <w:rFonts w:eastAsiaTheme="minorEastAsia"/>
               <w:noProof/>
+              <w:kern w:val="2"/>
+              <w:sz w:val="24"/>
+              <w:szCs w:val="24"/>
+              <w:lang w:val="en-KE" w:eastAsia="en-KE"/>
+              <w14:ligatures w14:val="standardContextual"/>
             </w:rPr>
           </w:pPr>
-          <w:hyperlink w:anchor="_Toc231513135" w:history="1">
+          <w:hyperlink w:anchor="_Toc232646127" w:history="1">
             <w:r>
               <w:rPr>
                 <w:rStyle w:val="Hyperlink"/>
@@ -1754,7 +1798,7 @@
                 <w:noProof/>
                 <w:webHidden/>
               </w:rPr>
-              <w:instrText xml:space="preserve"> PAGEREF _Toc231513135 \h </w:instrText>
+              <w:instrText xml:space="preserve"> PAGEREF _Toc232646127 \h </w:instrText>
             </w:r>
             <w:r>
               <w:rPr>
@@ -1774,7 +1818,7 @@
                 <w:noProof/>
                 <w:webHidden/>
               </w:rPr>
-              <w:t>11</w:t>
+              <w:t>12</w:t>
             </w:r>
             <w:r>
               <w:rPr>
@@ -1794,9 +1838,14 @@
             <w:rPr>
               <w:rFonts w:eastAsiaTheme="minorEastAsia"/>
               <w:noProof/>
+              <w:kern w:val="2"/>
+              <w:sz w:val="24"/>
+              <w:szCs w:val="24"/>
+              <w:lang w:val="en-KE" w:eastAsia="en-KE"/>
+              <w14:ligatures w14:val="standardContextual"/>
             </w:rPr>
           </w:pPr>
-          <w:hyperlink w:anchor="_Toc231513136" w:history="1">
+          <w:hyperlink w:anchor="_Toc232646128" w:history="1">
             <w:r>
               <w:rPr>
                 <w:rStyle w:val="Hyperlink"/>
@@ -1824,7 +1873,7 @@
                 <w:noProof/>
                 <w:webHidden/>
               </w:rPr>
-              <w:instrText xml:space="preserve"> PAGEREF _Toc231513136 \h </w:instrText>
+              <w:instrText xml:space="preserve"> PAGEREF _Toc232646128 \h </w:instrText>
             </w:r>
             <w:r>
               <w:rPr>
@@ -1844,7 +1893,7 @@
                 <w:noProof/>
                 <w:webHidden/>
               </w:rPr>
-              <w:t>11</w:t>
+              <w:t>12</w:t>
             </w:r>
             <w:r>
               <w:rPr>
@@ -1864,9 +1913,14 @@
             <w:rPr>
               <w:rFonts w:eastAsiaTheme="minorEastAsia"/>
               <w:noProof/>
+              <w:kern w:val="2"/>
+              <w:sz w:val="24"/>
+              <w:szCs w:val="24"/>
+              <w:lang w:val="en-KE" w:eastAsia="en-KE"/>
+              <w14:ligatures w14:val="standardContextual"/>
             </w:rPr>
           </w:pPr>
-          <w:hyperlink w:anchor="_Toc231513137" w:history="1">
+          <w:hyperlink w:anchor="_Toc232646129" w:history="1">
             <w:r>
               <w:rPr>
                 <w:rStyle w:val="Hyperlink"/>
@@ -1894,7 +1948,7 @@
                 <w:noProof/>
                 <w:webHidden/>
               </w:rPr>
-              <w:instrText xml:space="preserve"> PAGEREF _Toc231513137 \h </w:instrText>
+              <w:instrText xml:space="preserve"> PAGEREF _Toc232646129 \h </w:instrText>
             </w:r>
             <w:r>
               <w:rPr>
@@ -1934,9 +1988,14 @@
             <w:rPr>
               <w:rFonts w:eastAsiaTheme="minorEastAsia"/>
               <w:noProof/>
+              <w:kern w:val="2"/>
+              <w:sz w:val="24"/>
+              <w:szCs w:val="24"/>
+              <w:lang w:val="en-KE" w:eastAsia="en-KE"/>
+              <w14:ligatures w14:val="standardContextual"/>
             </w:rPr>
           </w:pPr>
-          <w:hyperlink w:anchor="_Toc231513138" w:history="1">
+          <w:hyperlink w:anchor="_Toc232646130" w:history="1">
             <w:r>
               <w:rPr>
                 <w:rStyle w:val="Hyperlink"/>
@@ -1964,7 +2023,7 @@
                 <w:noProof/>
                 <w:webHidden/>
               </w:rPr>
-              <w:instrText xml:space="preserve"> PAGEREF _Toc231513138 \h </w:instrText>
+              <w:instrText xml:space="preserve"> PAGEREF _Toc232646130 \h </w:instrText>
             </w:r>
             <w:r>
               <w:rPr>
@@ -2004,9 +2063,14 @@
             <w:rPr>
               <w:rFonts w:eastAsiaTheme="minorEastAsia"/>
               <w:noProof/>
+              <w:kern w:val="2"/>
+              <w:sz w:val="24"/>
+              <w:szCs w:val="24"/>
+              <w:lang w:val="en-KE" w:eastAsia="en-KE"/>
+              <w14:ligatures w14:val="standardContextual"/>
             </w:rPr>
           </w:pPr>
-          <w:hyperlink w:anchor="_Toc231513139" w:history="1">
+          <w:hyperlink w:anchor="_Toc232646131" w:history="1">
             <w:r>
               <w:rPr>
                 <w:rStyle w:val="Hyperlink"/>
@@ -2034,7 +2098,7 @@
                 <w:noProof/>
                 <w:webHidden/>
               </w:rPr>
-              <w:instrText xml:space="preserve"> PAGEREF _Toc231513139 \h </w:instrText>
+              <w:instrText xml:space="preserve"> PAGEREF _Toc232646131 \h </w:instrText>
             </w:r>
             <w:r>
               <w:rPr>
@@ -2054,7 +2118,7 @@
                 <w:noProof/>
                 <w:webHidden/>
               </w:rPr>
-              <w:t>13</w:t>
+              <w:t>14</w:t>
             </w:r>
             <w:r>
               <w:rPr>
@@ -2074,9 +2138,14 @@
             <w:rPr>
               <w:rFonts w:eastAsiaTheme="minorEastAsia"/>
               <w:noProof/>
+              <w:kern w:val="2"/>
+              <w:sz w:val="24"/>
+              <w:szCs w:val="24"/>
+              <w:lang w:val="en-KE" w:eastAsia="en-KE"/>
+              <w14:ligatures w14:val="standardContextual"/>
             </w:rPr>
           </w:pPr>
-          <w:hyperlink w:anchor="_Toc231513140" w:history="1">
+          <w:hyperlink w:anchor="_Toc232646132" w:history="1">
             <w:r>
               <w:rPr>
                 <w:rStyle w:val="Hyperlink"/>
@@ -2104,7 +2173,7 @@
                 <w:noProof/>
                 <w:webHidden/>
               </w:rPr>
-              <w:instrText xml:space="preserve"> PAGEREF _Toc231513140 \h </w:instrText>
+              <w:instrText xml:space="preserve"> PAGEREF _Toc232646132 \h </w:instrText>
             </w:r>
             <w:r>
               <w:rPr>
@@ -2144,9 +2213,14 @@
             <w:rPr>
               <w:rFonts w:eastAsiaTheme="minorEastAsia"/>
               <w:noProof/>
+              <w:kern w:val="2"/>
+              <w:sz w:val="24"/>
+              <w:szCs w:val="24"/>
+              <w:lang w:val="en-KE" w:eastAsia="en-KE"/>
+              <w14:ligatures w14:val="standardContextual"/>
             </w:rPr>
           </w:pPr>
-          <w:hyperlink w:anchor="_Toc231513141" w:history="1">
+          <w:hyperlink w:anchor="_Toc232646133" w:history="1">
             <w:r>
               <w:rPr>
                 <w:rStyle w:val="Hyperlink"/>
@@ -2174,7 +2248,7 @@
                 <w:noProof/>
                 <w:webHidden/>
               </w:rPr>
-              <w:instrText xml:space="preserve"> PAGEREF _Toc231513141 \h </w:instrText>
+              <w:instrText xml:space="preserve"> PAGEREF _Toc232646133 \h </w:instrText>
             </w:r>
             <w:r>
               <w:rPr>
@@ -2194,7 +2268,7 @@
                 <w:noProof/>
                 <w:webHidden/>
               </w:rPr>
-              <w:t>14</w:t>
+              <w:t>15</w:t>
             </w:r>
             <w:r>
               <w:rPr>
@@ -2214,9 +2288,14 @@
             <w:rPr>
               <w:rFonts w:eastAsiaTheme="minorEastAsia"/>
               <w:noProof/>
+              <w:kern w:val="2"/>
+              <w:sz w:val="24"/>
+              <w:szCs w:val="24"/>
+              <w:lang w:val="en-KE" w:eastAsia="en-KE"/>
+              <w14:ligatures w14:val="standardContextual"/>
             </w:rPr>
           </w:pPr>
-          <w:hyperlink w:anchor="_Toc231513142" w:history="1">
+          <w:hyperlink w:anchor="_Toc232646134" w:history="1">
             <w:r>
               <w:rPr>
                 <w:rStyle w:val="Hyperlink"/>
@@ -2245,7 +2324,7 @@
                 <w:noProof/>
                 <w:webHidden/>
               </w:rPr>
-              <w:instrText xml:space="preserve"> PAGEREF _Toc231513142 \h </w:instrText>
+              <w:instrText xml:space="preserve"> PAGEREF _Toc232646134 \h </w:instrText>
             </w:r>
             <w:r>
               <w:rPr>
@@ -2265,7 +2344,7 @@
                 <w:noProof/>
                 <w:webHidden/>
               </w:rPr>
-              <w:t>15</w:t>
+              <w:t>16</w:t>
             </w:r>
             <w:r>
               <w:rPr>
@@ -2285,9 +2364,14 @@
             <w:rPr>
               <w:rFonts w:eastAsiaTheme="minorEastAsia"/>
               <w:noProof/>
+              <w:kern w:val="2"/>
+              <w:sz w:val="24"/>
+              <w:szCs w:val="24"/>
+              <w:lang w:val="en-KE" w:eastAsia="en-KE"/>
+              <w14:ligatures w14:val="standardContextual"/>
             </w:rPr>
           </w:pPr>
-          <w:hyperlink w:anchor="_Toc231513143" w:history="1">
+          <w:hyperlink w:anchor="_Toc232646135" w:history="1">
             <w:r>
               <w:rPr>
                 <w:rStyle w:val="Hyperlink"/>
@@ -2315,7 +2399,7 @@
                 <w:noProof/>
                 <w:webHidden/>
               </w:rPr>
-              <w:instrText xml:space="preserve"> PAGEREF _Toc231513143 \h </w:instrText>
+              <w:instrText xml:space="preserve"> PAGEREF _Toc232646135 \h </w:instrText>
             </w:r>
             <w:r>
               <w:rPr>
@@ -2335,7 +2419,7 @@
                 <w:noProof/>
                 <w:webHidden/>
               </w:rPr>
-              <w:t>16</w:t>
+              <w:t>18</w:t>
             </w:r>
             <w:r>
               <w:rPr>
@@ -2355,9 +2439,14 @@
             <w:rPr>
               <w:rFonts w:eastAsiaTheme="minorEastAsia"/>
               <w:noProof/>
+              <w:kern w:val="2"/>
+              <w:sz w:val="24"/>
+              <w:szCs w:val="24"/>
+              <w:lang w:val="en-KE" w:eastAsia="en-KE"/>
+              <w14:ligatures w14:val="standardContextual"/>
             </w:rPr>
           </w:pPr>
-          <w:hyperlink w:anchor="_Toc231513144" w:history="1">
+          <w:hyperlink w:anchor="_Toc232646136" w:history="1">
             <w:r>
               <w:rPr>
                 <w:rStyle w:val="Hyperlink"/>
@@ -2385,7 +2474,7 @@
                 <w:noProof/>
                 <w:webHidden/>
               </w:rPr>
-              <w:instrText xml:space="preserve"> PAGEREF _Toc231513144 \h </w:instrText>
+              <w:instrText xml:space="preserve"> PAGEREF _Toc232646136 \h </w:instrText>
             </w:r>
             <w:r>
               <w:rPr>
@@ -2405,7 +2494,7 @@
                 <w:noProof/>
                 <w:webHidden/>
               </w:rPr>
-              <w:t>17</w:t>
+              <w:t>18</w:t>
             </w:r>
             <w:r>
               <w:rPr>
@@ -2425,9 +2514,14 @@
             <w:rPr>
               <w:rFonts w:eastAsiaTheme="minorEastAsia"/>
               <w:noProof/>
+              <w:kern w:val="2"/>
+              <w:sz w:val="24"/>
+              <w:szCs w:val="24"/>
+              <w:lang w:val="en-KE" w:eastAsia="en-KE"/>
+              <w14:ligatures w14:val="standardContextual"/>
             </w:rPr>
           </w:pPr>
-          <w:hyperlink w:anchor="_Toc231513145" w:history="1">
+          <w:hyperlink w:anchor="_Toc232646137" w:history="1">
             <w:r>
               <w:rPr>
                 <w:rStyle w:val="Hyperlink"/>
@@ -2455,7 +2549,7 @@
                 <w:noProof/>
                 <w:webHidden/>
               </w:rPr>
-              <w:instrText xml:space="preserve"> PAGEREF _Toc231513145 \h </w:instrText>
+              <w:instrText xml:space="preserve"> PAGEREF _Toc232646137 \h </w:instrText>
             </w:r>
             <w:r>
               <w:rPr>
@@ -2475,7 +2569,7 @@
                 <w:noProof/>
                 <w:webHidden/>
               </w:rPr>
-              <w:t>17</w:t>
+              <w:t>19</w:t>
             </w:r>
             <w:r>
               <w:rPr>
@@ -2495,9 +2589,14 @@
             <w:rPr>
               <w:rFonts w:eastAsiaTheme="minorEastAsia"/>
               <w:noProof/>
+              <w:kern w:val="2"/>
+              <w:sz w:val="24"/>
+              <w:szCs w:val="24"/>
+              <w:lang w:val="en-KE" w:eastAsia="en-KE"/>
+              <w14:ligatures w14:val="standardContextual"/>
             </w:rPr>
           </w:pPr>
-          <w:hyperlink w:anchor="_Toc231513146" w:history="1">
+          <w:hyperlink w:anchor="_Toc232646138" w:history="1">
             <w:r>
               <w:rPr>
                 <w:rStyle w:val="Hyperlink"/>
@@ -2525,7 +2624,7 @@
                 <w:noProof/>
                 <w:webHidden/>
               </w:rPr>
-              <w:instrText xml:space="preserve"> PAGEREF _Toc231513146 \h </w:instrText>
+              <w:instrText xml:space="preserve"> PAGEREF _Toc232646138 \h </w:instrText>
             </w:r>
             <w:r>
               <w:rPr>
@@ -2545,7 +2644,1755 @@
                 <w:noProof/>
                 <w:webHidden/>
               </w:rPr>
-              <w:t>17</w:t>
+              <w:t>19</w:t>
+            </w:r>
+            <w:r>
+              <w:rPr>
+                <w:noProof/>
+                <w:webHidden/>
+              </w:rPr>
+              <w:fldChar w:fldCharType="end"/>
+            </w:r>
+          </w:hyperlink>
+        </w:p>
+        <w:p>
+          <w:pPr>
+            <w:pStyle w:val="TOC1"/>
+            <w:tabs>
+              <w:tab w:val="right" w:leader="dot" w:pos="9350"/>
+            </w:tabs>
+            <w:rPr>
+              <w:rFonts w:eastAsiaTheme="minorEastAsia"/>
+              <w:noProof/>
+              <w:kern w:val="2"/>
+              <w:sz w:val="24"/>
+              <w:szCs w:val="24"/>
+              <w:lang w:val="en-KE" w:eastAsia="en-KE"/>
+              <w14:ligatures w14:val="standardContextual"/>
+            </w:rPr>
+          </w:pPr>
+          <w:hyperlink w:anchor="_Toc232646139" w:history="1">
+            <w:r>
+              <w:rPr>
+                <w:rStyle w:val="Hyperlink"/>
+                <w:rFonts w:ascii="Times New Roman" w:hAnsi="Times New Roman" w:cs="Times New Roman"/>
+                <w:b/>
+                <w:bCs/>
+                <w:noProof/>
+              </w:rPr>
+              <w:t>WEEK 6</w:t>
+            </w:r>
+            <w:r>
+              <w:rPr>
+                <w:noProof/>
+                <w:webHidden/>
+              </w:rPr>
+              <w:tab/>
+            </w:r>
+            <w:r>
+              <w:rPr>
+                <w:noProof/>
+                <w:webHidden/>
+              </w:rPr>
+              <w:fldChar w:fldCharType="begin"/>
+            </w:r>
+            <w:r>
+              <w:rPr>
+                <w:noProof/>
+                <w:webHidden/>
+              </w:rPr>
+              <w:instrText xml:space="preserve"> PAGEREF _Toc232646139 \h </w:instrText>
+            </w:r>
+            <w:r>
+              <w:rPr>
+                <w:noProof/>
+                <w:webHidden/>
+              </w:rPr>
+            </w:r>
+            <w:r>
+              <w:rPr>
+                <w:noProof/>
+                <w:webHidden/>
+              </w:rPr>
+              <w:fldChar w:fldCharType="separate"/>
+            </w:r>
+            <w:r>
+              <w:rPr>
+                <w:noProof/>
+                <w:webHidden/>
+              </w:rPr>
+              <w:t>20</w:t>
+            </w:r>
+            <w:r>
+              <w:rPr>
+                <w:noProof/>
+                <w:webHidden/>
+              </w:rPr>
+              <w:fldChar w:fldCharType="end"/>
+            </w:r>
+          </w:hyperlink>
+        </w:p>
+        <w:p>
+          <w:pPr>
+            <w:pStyle w:val="TOC2"/>
+            <w:tabs>
+              <w:tab w:val="right" w:leader="dot" w:pos="9350"/>
+            </w:tabs>
+            <w:rPr>
+              <w:rFonts w:eastAsiaTheme="minorEastAsia"/>
+              <w:noProof/>
+              <w:kern w:val="2"/>
+              <w:sz w:val="24"/>
+              <w:szCs w:val="24"/>
+              <w:lang w:val="en-KE" w:eastAsia="en-KE"/>
+              <w14:ligatures w14:val="standardContextual"/>
+            </w:rPr>
+          </w:pPr>
+          <w:hyperlink w:anchor="_Toc232646140" w:history="1">
+            <w:r>
+              <w:rPr>
+                <w:rStyle w:val="Hyperlink"/>
+                <w:rFonts w:ascii="Times New Roman" w:hAnsi="Times New Roman" w:cs="Times New Roman"/>
+                <w:noProof/>
+                <w:lang w:val="en-KE"/>
+              </w:rPr>
+              <w:t>Fig 1- Gensim Installation</w:t>
+            </w:r>
+            <w:r>
+              <w:rPr>
+                <w:noProof/>
+                <w:webHidden/>
+              </w:rPr>
+              <w:tab/>
+            </w:r>
+            <w:r>
+              <w:rPr>
+                <w:noProof/>
+                <w:webHidden/>
+              </w:rPr>
+              <w:fldChar w:fldCharType="begin"/>
+            </w:r>
+            <w:r>
+              <w:rPr>
+                <w:noProof/>
+                <w:webHidden/>
+              </w:rPr>
+              <w:instrText xml:space="preserve"> PAGEREF _Toc232646140 \h </w:instrText>
+            </w:r>
+            <w:r>
+              <w:rPr>
+                <w:noProof/>
+                <w:webHidden/>
+              </w:rPr>
+            </w:r>
+            <w:r>
+              <w:rPr>
+                <w:noProof/>
+                <w:webHidden/>
+              </w:rPr>
+              <w:fldChar w:fldCharType="separate"/>
+            </w:r>
+            <w:r>
+              <w:rPr>
+                <w:noProof/>
+                <w:webHidden/>
+              </w:rPr>
+              <w:t>20</w:t>
+            </w:r>
+            <w:r>
+              <w:rPr>
+                <w:noProof/>
+                <w:webHidden/>
+              </w:rPr>
+              <w:fldChar w:fldCharType="end"/>
+            </w:r>
+          </w:hyperlink>
+        </w:p>
+        <w:p>
+          <w:pPr>
+            <w:pStyle w:val="TOC2"/>
+            <w:tabs>
+              <w:tab w:val="right" w:leader="dot" w:pos="9350"/>
+            </w:tabs>
+            <w:rPr>
+              <w:rFonts w:eastAsiaTheme="minorEastAsia"/>
+              <w:noProof/>
+              <w:kern w:val="2"/>
+              <w:sz w:val="24"/>
+              <w:szCs w:val="24"/>
+              <w:lang w:val="en-KE" w:eastAsia="en-KE"/>
+              <w14:ligatures w14:val="standardContextual"/>
+            </w:rPr>
+          </w:pPr>
+          <w:hyperlink w:anchor="_Toc232646141" w:history="1">
+            <w:r>
+              <w:rPr>
+                <w:rStyle w:val="Hyperlink"/>
+                <w:rFonts w:ascii="Times New Roman" w:hAnsi="Times New Roman" w:cs="Times New Roman"/>
+                <w:noProof/>
+                <w:lang w:val="en-KE"/>
+              </w:rPr>
+              <w:t>Fig 2- One-Hot Encoding Output</w:t>
+            </w:r>
+            <w:r>
+              <w:rPr>
+                <w:noProof/>
+                <w:webHidden/>
+              </w:rPr>
+              <w:tab/>
+            </w:r>
+            <w:r>
+              <w:rPr>
+                <w:noProof/>
+                <w:webHidden/>
+              </w:rPr>
+              <w:fldChar w:fldCharType="begin"/>
+            </w:r>
+            <w:r>
+              <w:rPr>
+                <w:noProof/>
+                <w:webHidden/>
+              </w:rPr>
+              <w:instrText xml:space="preserve"> PAGEREF _Toc232646141 \h </w:instrText>
+            </w:r>
+            <w:r>
+              <w:rPr>
+                <w:noProof/>
+                <w:webHidden/>
+              </w:rPr>
+            </w:r>
+            <w:r>
+              <w:rPr>
+                <w:noProof/>
+                <w:webHidden/>
+              </w:rPr>
+              <w:fldChar w:fldCharType="separate"/>
+            </w:r>
+            <w:r>
+              <w:rPr>
+                <w:noProof/>
+                <w:webHidden/>
+              </w:rPr>
+              <w:t>20</w:t>
+            </w:r>
+            <w:r>
+              <w:rPr>
+                <w:noProof/>
+                <w:webHidden/>
+              </w:rPr>
+              <w:fldChar w:fldCharType="end"/>
+            </w:r>
+          </w:hyperlink>
+        </w:p>
+        <w:p>
+          <w:pPr>
+            <w:pStyle w:val="TOC2"/>
+            <w:tabs>
+              <w:tab w:val="right" w:leader="dot" w:pos="9350"/>
+            </w:tabs>
+            <w:rPr>
+              <w:rFonts w:eastAsiaTheme="minorEastAsia"/>
+              <w:noProof/>
+              <w:kern w:val="2"/>
+              <w:sz w:val="24"/>
+              <w:szCs w:val="24"/>
+              <w:lang w:val="en-KE" w:eastAsia="en-KE"/>
+              <w14:ligatures w14:val="standardContextual"/>
+            </w:rPr>
+          </w:pPr>
+          <w:hyperlink w:anchor="_Toc232646142" w:history="1">
+            <w:r>
+              <w:rPr>
+                <w:rStyle w:val="Hyperlink"/>
+                <w:rFonts w:ascii="Times New Roman" w:hAnsi="Times New Roman" w:cs="Times New Roman"/>
+                <w:noProof/>
+                <w:lang w:val="en-KE"/>
+              </w:rPr>
+              <w:t>Fig 3- Word2Vec Training Output</w:t>
+            </w:r>
+            <w:r>
+              <w:rPr>
+                <w:noProof/>
+                <w:webHidden/>
+              </w:rPr>
+              <w:tab/>
+            </w:r>
+            <w:r>
+              <w:rPr>
+                <w:noProof/>
+                <w:webHidden/>
+              </w:rPr>
+              <w:fldChar w:fldCharType="begin"/>
+            </w:r>
+            <w:r>
+              <w:rPr>
+                <w:noProof/>
+                <w:webHidden/>
+              </w:rPr>
+              <w:instrText xml:space="preserve"> PAGEREF _Toc232646142 \h </w:instrText>
+            </w:r>
+            <w:r>
+              <w:rPr>
+                <w:noProof/>
+                <w:webHidden/>
+              </w:rPr>
+            </w:r>
+            <w:r>
+              <w:rPr>
+                <w:noProof/>
+                <w:webHidden/>
+              </w:rPr>
+              <w:fldChar w:fldCharType="separate"/>
+            </w:r>
+            <w:r>
+              <w:rPr>
+                <w:noProof/>
+                <w:webHidden/>
+              </w:rPr>
+              <w:t>21</w:t>
+            </w:r>
+            <w:r>
+              <w:rPr>
+                <w:noProof/>
+                <w:webHidden/>
+              </w:rPr>
+              <w:fldChar w:fldCharType="end"/>
+            </w:r>
+          </w:hyperlink>
+        </w:p>
+        <w:p>
+          <w:pPr>
+            <w:pStyle w:val="TOC2"/>
+            <w:tabs>
+              <w:tab w:val="right" w:leader="dot" w:pos="9350"/>
+            </w:tabs>
+            <w:rPr>
+              <w:rFonts w:eastAsiaTheme="minorEastAsia"/>
+              <w:noProof/>
+              <w:kern w:val="2"/>
+              <w:sz w:val="24"/>
+              <w:szCs w:val="24"/>
+              <w:lang w:val="en-KE" w:eastAsia="en-KE"/>
+              <w14:ligatures w14:val="standardContextual"/>
+            </w:rPr>
+          </w:pPr>
+          <w:hyperlink w:anchor="_Toc232646143" w:history="1">
+            <w:r>
+              <w:rPr>
+                <w:rStyle w:val="Hyperlink"/>
+                <w:rFonts w:ascii="Times New Roman" w:hAnsi="Times New Roman" w:cs="Times New Roman"/>
+                <w:noProof/>
+                <w:lang w:val="en-KE"/>
+              </w:rPr>
+              <w:t>Fig 4- Similarity Scores Output</w:t>
+            </w:r>
+            <w:r>
+              <w:rPr>
+                <w:noProof/>
+                <w:webHidden/>
+              </w:rPr>
+              <w:tab/>
+            </w:r>
+            <w:r>
+              <w:rPr>
+                <w:noProof/>
+                <w:webHidden/>
+              </w:rPr>
+              <w:fldChar w:fldCharType="begin"/>
+            </w:r>
+            <w:r>
+              <w:rPr>
+                <w:noProof/>
+                <w:webHidden/>
+              </w:rPr>
+              <w:instrText xml:space="preserve"> PAGEREF _Toc232646143 \h </w:instrText>
+            </w:r>
+            <w:r>
+              <w:rPr>
+                <w:noProof/>
+                <w:webHidden/>
+              </w:rPr>
+            </w:r>
+            <w:r>
+              <w:rPr>
+                <w:noProof/>
+                <w:webHidden/>
+              </w:rPr>
+              <w:fldChar w:fldCharType="separate"/>
+            </w:r>
+            <w:r>
+              <w:rPr>
+                <w:noProof/>
+                <w:webHidden/>
+              </w:rPr>
+              <w:t>21</w:t>
+            </w:r>
+            <w:r>
+              <w:rPr>
+                <w:noProof/>
+                <w:webHidden/>
+              </w:rPr>
+              <w:fldChar w:fldCharType="end"/>
+            </w:r>
+          </w:hyperlink>
+        </w:p>
+        <w:p>
+          <w:pPr>
+            <w:pStyle w:val="TOC2"/>
+            <w:tabs>
+              <w:tab w:val="right" w:leader="dot" w:pos="9350"/>
+            </w:tabs>
+            <w:rPr>
+              <w:rFonts w:eastAsiaTheme="minorEastAsia"/>
+              <w:noProof/>
+              <w:kern w:val="2"/>
+              <w:sz w:val="24"/>
+              <w:szCs w:val="24"/>
+              <w:lang w:val="en-KE" w:eastAsia="en-KE"/>
+              <w14:ligatures w14:val="standardContextual"/>
+            </w:rPr>
+          </w:pPr>
+          <w:hyperlink w:anchor="_Toc232646144" w:history="1">
+            <w:r>
+              <w:rPr>
+                <w:rStyle w:val="Hyperlink"/>
+                <w:rFonts w:ascii="Times New Roman" w:hAnsi="Times New Roman" w:cs="Times New Roman"/>
+                <w:noProof/>
+                <w:lang w:val="en-KE"/>
+              </w:rPr>
+              <w:t>Fig 5- PCA Word Embedding Visualisation</w:t>
+            </w:r>
+            <w:r>
+              <w:rPr>
+                <w:noProof/>
+                <w:webHidden/>
+              </w:rPr>
+              <w:tab/>
+            </w:r>
+            <w:r>
+              <w:rPr>
+                <w:noProof/>
+                <w:webHidden/>
+              </w:rPr>
+              <w:fldChar w:fldCharType="begin"/>
+            </w:r>
+            <w:r>
+              <w:rPr>
+                <w:noProof/>
+                <w:webHidden/>
+              </w:rPr>
+              <w:instrText xml:space="preserve"> PAGEREF _Toc232646144 \h </w:instrText>
+            </w:r>
+            <w:r>
+              <w:rPr>
+                <w:noProof/>
+                <w:webHidden/>
+              </w:rPr>
+            </w:r>
+            <w:r>
+              <w:rPr>
+                <w:noProof/>
+                <w:webHidden/>
+              </w:rPr>
+              <w:fldChar w:fldCharType="separate"/>
+            </w:r>
+            <w:r>
+              <w:rPr>
+                <w:noProof/>
+                <w:webHidden/>
+              </w:rPr>
+              <w:t>22</w:t>
+            </w:r>
+            <w:r>
+              <w:rPr>
+                <w:noProof/>
+                <w:webHidden/>
+              </w:rPr>
+              <w:fldChar w:fldCharType="end"/>
+            </w:r>
+          </w:hyperlink>
+        </w:p>
+        <w:p>
+          <w:pPr>
+            <w:pStyle w:val="TOC2"/>
+            <w:tabs>
+              <w:tab w:val="right" w:leader="dot" w:pos="9350"/>
+            </w:tabs>
+            <w:rPr>
+              <w:rFonts w:eastAsiaTheme="minorEastAsia"/>
+              <w:noProof/>
+              <w:kern w:val="2"/>
+              <w:sz w:val="24"/>
+              <w:szCs w:val="24"/>
+              <w:lang w:val="en-KE" w:eastAsia="en-KE"/>
+              <w14:ligatures w14:val="standardContextual"/>
+            </w:rPr>
+          </w:pPr>
+          <w:hyperlink w:anchor="_Toc232646145" w:history="1">
+            <w:r>
+              <w:rPr>
+                <w:rStyle w:val="Hyperlink"/>
+                <w:rFonts w:ascii="Times New Roman" w:hAnsi="Times New Roman" w:cs="Times New Roman"/>
+                <w:noProof/>
+                <w:lang w:val="en-KE"/>
+              </w:rPr>
+              <w:t>Fig 6- Comparison Report</w:t>
+            </w:r>
+            <w:r>
+              <w:rPr>
+                <w:noProof/>
+                <w:webHidden/>
+              </w:rPr>
+              <w:tab/>
+            </w:r>
+            <w:r>
+              <w:rPr>
+                <w:noProof/>
+                <w:webHidden/>
+              </w:rPr>
+              <w:fldChar w:fldCharType="begin"/>
+            </w:r>
+            <w:r>
+              <w:rPr>
+                <w:noProof/>
+                <w:webHidden/>
+              </w:rPr>
+              <w:instrText xml:space="preserve"> PAGEREF _Toc232646145 \h </w:instrText>
+            </w:r>
+            <w:r>
+              <w:rPr>
+                <w:noProof/>
+                <w:webHidden/>
+              </w:rPr>
+            </w:r>
+            <w:r>
+              <w:rPr>
+                <w:noProof/>
+                <w:webHidden/>
+              </w:rPr>
+              <w:fldChar w:fldCharType="separate"/>
+            </w:r>
+            <w:r>
+              <w:rPr>
+                <w:noProof/>
+                <w:webHidden/>
+              </w:rPr>
+              <w:t>22</w:t>
+            </w:r>
+            <w:r>
+              <w:rPr>
+                <w:noProof/>
+                <w:webHidden/>
+              </w:rPr>
+              <w:fldChar w:fldCharType="end"/>
+            </w:r>
+          </w:hyperlink>
+        </w:p>
+        <w:p>
+          <w:pPr>
+            <w:pStyle w:val="TOC2"/>
+            <w:tabs>
+              <w:tab w:val="right" w:leader="dot" w:pos="9350"/>
+            </w:tabs>
+            <w:rPr>
+              <w:rFonts w:eastAsiaTheme="minorEastAsia"/>
+              <w:noProof/>
+              <w:kern w:val="2"/>
+              <w:sz w:val="24"/>
+              <w:szCs w:val="24"/>
+              <w:lang w:val="en-KE" w:eastAsia="en-KE"/>
+              <w14:ligatures w14:val="standardContextual"/>
+            </w:rPr>
+          </w:pPr>
+          <w:hyperlink w:anchor="_Toc232646146" w:history="1">
+            <w:r>
+              <w:rPr>
+                <w:rStyle w:val="Hyperlink"/>
+                <w:rFonts w:ascii="Times New Roman" w:hAnsi="Times New Roman" w:cs="Times New Roman"/>
+                <w:noProof/>
+                <w:lang w:val="en-KE"/>
+              </w:rPr>
+              <w:t>Fig 7- CBOW vs Skip-Gram</w:t>
+            </w:r>
+            <w:r>
+              <w:rPr>
+                <w:noProof/>
+                <w:webHidden/>
+              </w:rPr>
+              <w:tab/>
+            </w:r>
+            <w:r>
+              <w:rPr>
+                <w:noProof/>
+                <w:webHidden/>
+              </w:rPr>
+              <w:fldChar w:fldCharType="begin"/>
+            </w:r>
+            <w:r>
+              <w:rPr>
+                <w:noProof/>
+                <w:webHidden/>
+              </w:rPr>
+              <w:instrText xml:space="preserve"> PAGEREF _Toc232646146 \h </w:instrText>
+            </w:r>
+            <w:r>
+              <w:rPr>
+                <w:noProof/>
+                <w:webHidden/>
+              </w:rPr>
+            </w:r>
+            <w:r>
+              <w:rPr>
+                <w:noProof/>
+                <w:webHidden/>
+              </w:rPr>
+              <w:fldChar w:fldCharType="separate"/>
+            </w:r>
+            <w:r>
+              <w:rPr>
+                <w:noProof/>
+                <w:webHidden/>
+              </w:rPr>
+              <w:t>22</w:t>
+            </w:r>
+            <w:r>
+              <w:rPr>
+                <w:noProof/>
+                <w:webHidden/>
+              </w:rPr>
+              <w:fldChar w:fldCharType="end"/>
+            </w:r>
+          </w:hyperlink>
+        </w:p>
+        <w:p>
+          <w:pPr>
+            <w:pStyle w:val="TOC2"/>
+            <w:tabs>
+              <w:tab w:val="right" w:leader="dot" w:pos="9350"/>
+            </w:tabs>
+            <w:rPr>
+              <w:rFonts w:eastAsiaTheme="minorEastAsia"/>
+              <w:noProof/>
+              <w:kern w:val="2"/>
+              <w:sz w:val="24"/>
+              <w:szCs w:val="24"/>
+              <w:lang w:val="en-KE" w:eastAsia="en-KE"/>
+              <w14:ligatures w14:val="standardContextual"/>
+            </w:rPr>
+          </w:pPr>
+          <w:hyperlink w:anchor="_Toc232646147" w:history="1">
+            <w:r>
+              <w:rPr>
+                <w:rStyle w:val="Hyperlink"/>
+                <w:rFonts w:ascii="Times New Roman" w:hAnsi="Times New Roman" w:cs="Times New Roman"/>
+                <w:noProof/>
+                <w:lang w:val="en-KE"/>
+              </w:rPr>
+              <w:t>WEEK 6 REFLECTION</w:t>
+            </w:r>
+            <w:r>
+              <w:rPr>
+                <w:noProof/>
+                <w:webHidden/>
+              </w:rPr>
+              <w:tab/>
+            </w:r>
+            <w:r>
+              <w:rPr>
+                <w:noProof/>
+                <w:webHidden/>
+              </w:rPr>
+              <w:fldChar w:fldCharType="begin"/>
+            </w:r>
+            <w:r>
+              <w:rPr>
+                <w:noProof/>
+                <w:webHidden/>
+              </w:rPr>
+              <w:instrText xml:space="preserve"> PAGEREF _Toc232646147 \h </w:instrText>
+            </w:r>
+            <w:r>
+              <w:rPr>
+                <w:noProof/>
+                <w:webHidden/>
+              </w:rPr>
+            </w:r>
+            <w:r>
+              <w:rPr>
+                <w:noProof/>
+                <w:webHidden/>
+              </w:rPr>
+              <w:fldChar w:fldCharType="separate"/>
+            </w:r>
+            <w:r>
+              <w:rPr>
+                <w:noProof/>
+                <w:webHidden/>
+              </w:rPr>
+              <w:t>22</w:t>
+            </w:r>
+            <w:r>
+              <w:rPr>
+                <w:noProof/>
+                <w:webHidden/>
+              </w:rPr>
+              <w:fldChar w:fldCharType="end"/>
+            </w:r>
+          </w:hyperlink>
+        </w:p>
+        <w:p>
+          <w:pPr>
+            <w:pStyle w:val="TOC1"/>
+            <w:tabs>
+              <w:tab w:val="right" w:leader="dot" w:pos="9350"/>
+            </w:tabs>
+            <w:rPr>
+              <w:rFonts w:eastAsiaTheme="minorEastAsia"/>
+              <w:noProof/>
+              <w:kern w:val="2"/>
+              <w:sz w:val="24"/>
+              <w:szCs w:val="24"/>
+              <w:lang w:val="en-KE" w:eastAsia="en-KE"/>
+              <w14:ligatures w14:val="standardContextual"/>
+            </w:rPr>
+          </w:pPr>
+          <w:hyperlink w:anchor="_Toc232646148" w:history="1">
+            <w:r>
+              <w:rPr>
+                <w:rStyle w:val="Hyperlink"/>
+                <w:rFonts w:ascii="Times New Roman" w:hAnsi="Times New Roman" w:cs="Times New Roman"/>
+                <w:b/>
+                <w:bCs/>
+                <w:noProof/>
+                <w:lang w:val="en-KE"/>
+              </w:rPr>
+              <w:t>WEEK 7</w:t>
+            </w:r>
+            <w:r>
+              <w:rPr>
+                <w:noProof/>
+                <w:webHidden/>
+              </w:rPr>
+              <w:tab/>
+            </w:r>
+            <w:r>
+              <w:rPr>
+                <w:noProof/>
+                <w:webHidden/>
+              </w:rPr>
+              <w:fldChar w:fldCharType="begin"/>
+            </w:r>
+            <w:r>
+              <w:rPr>
+                <w:noProof/>
+                <w:webHidden/>
+              </w:rPr>
+              <w:instrText xml:space="preserve"> PAGEREF _Toc232646148 \h </w:instrText>
+            </w:r>
+            <w:r>
+              <w:rPr>
+                <w:noProof/>
+                <w:webHidden/>
+              </w:rPr>
+            </w:r>
+            <w:r>
+              <w:rPr>
+                <w:noProof/>
+                <w:webHidden/>
+              </w:rPr>
+              <w:fldChar w:fldCharType="separate"/>
+            </w:r>
+            <w:r>
+              <w:rPr>
+                <w:noProof/>
+                <w:webHidden/>
+              </w:rPr>
+              <w:t>23</w:t>
+            </w:r>
+            <w:r>
+              <w:rPr>
+                <w:noProof/>
+                <w:webHidden/>
+              </w:rPr>
+              <w:fldChar w:fldCharType="end"/>
+            </w:r>
+          </w:hyperlink>
+        </w:p>
+        <w:p>
+          <w:pPr>
+            <w:pStyle w:val="TOC2"/>
+            <w:tabs>
+              <w:tab w:val="right" w:leader="dot" w:pos="9350"/>
+            </w:tabs>
+            <w:rPr>
+              <w:rFonts w:eastAsiaTheme="minorEastAsia"/>
+              <w:noProof/>
+              <w:kern w:val="2"/>
+              <w:sz w:val="24"/>
+              <w:szCs w:val="24"/>
+              <w:lang w:val="en-KE" w:eastAsia="en-KE"/>
+              <w14:ligatures w14:val="standardContextual"/>
+            </w:rPr>
+          </w:pPr>
+          <w:hyperlink w:anchor="_Toc232646149" w:history="1">
+            <w:r>
+              <w:rPr>
+                <w:rStyle w:val="Hyperlink"/>
+                <w:rFonts w:ascii="Times New Roman" w:hAnsi="Times New Roman" w:cs="Times New Roman"/>
+                <w:noProof/>
+                <w:lang w:val="en-KE"/>
+              </w:rPr>
+              <w:t>Fig 1- TensorFlow Installation</w:t>
+            </w:r>
+            <w:r>
+              <w:rPr>
+                <w:noProof/>
+                <w:webHidden/>
+              </w:rPr>
+              <w:tab/>
+            </w:r>
+            <w:r>
+              <w:rPr>
+                <w:noProof/>
+                <w:webHidden/>
+              </w:rPr>
+              <w:fldChar w:fldCharType="begin"/>
+            </w:r>
+            <w:r>
+              <w:rPr>
+                <w:noProof/>
+                <w:webHidden/>
+              </w:rPr>
+              <w:instrText xml:space="preserve"> PAGEREF _Toc232646149 \h </w:instrText>
+            </w:r>
+            <w:r>
+              <w:rPr>
+                <w:noProof/>
+                <w:webHidden/>
+              </w:rPr>
+            </w:r>
+            <w:r>
+              <w:rPr>
+                <w:noProof/>
+                <w:webHidden/>
+              </w:rPr>
+              <w:fldChar w:fldCharType="separate"/>
+            </w:r>
+            <w:r>
+              <w:rPr>
+                <w:noProof/>
+                <w:webHidden/>
+              </w:rPr>
+              <w:t>23</w:t>
+            </w:r>
+            <w:r>
+              <w:rPr>
+                <w:noProof/>
+                <w:webHidden/>
+              </w:rPr>
+              <w:fldChar w:fldCharType="end"/>
+            </w:r>
+          </w:hyperlink>
+        </w:p>
+        <w:p>
+          <w:pPr>
+            <w:pStyle w:val="TOC2"/>
+            <w:tabs>
+              <w:tab w:val="right" w:leader="dot" w:pos="9350"/>
+            </w:tabs>
+            <w:rPr>
+              <w:rFonts w:eastAsiaTheme="minorEastAsia"/>
+              <w:noProof/>
+              <w:kern w:val="2"/>
+              <w:sz w:val="24"/>
+              <w:szCs w:val="24"/>
+              <w:lang w:val="en-KE" w:eastAsia="en-KE"/>
+              <w14:ligatures w14:val="standardContextual"/>
+            </w:rPr>
+          </w:pPr>
+          <w:hyperlink w:anchor="_Toc232646150" w:history="1">
+            <w:r>
+              <w:rPr>
+                <w:rStyle w:val="Hyperlink"/>
+                <w:rFonts w:ascii="Times New Roman" w:hAnsi="Times New Roman" w:cs="Times New Roman"/>
+                <w:noProof/>
+                <w:lang w:val="en-KE"/>
+              </w:rPr>
+              <w:t>Fig 2- Neural Network Summary</w:t>
+            </w:r>
+            <w:r>
+              <w:rPr>
+                <w:noProof/>
+                <w:webHidden/>
+              </w:rPr>
+              <w:tab/>
+            </w:r>
+            <w:r>
+              <w:rPr>
+                <w:noProof/>
+                <w:webHidden/>
+              </w:rPr>
+              <w:fldChar w:fldCharType="begin"/>
+            </w:r>
+            <w:r>
+              <w:rPr>
+                <w:noProof/>
+                <w:webHidden/>
+              </w:rPr>
+              <w:instrText xml:space="preserve"> PAGEREF _Toc232646150 \h </w:instrText>
+            </w:r>
+            <w:r>
+              <w:rPr>
+                <w:noProof/>
+                <w:webHidden/>
+              </w:rPr>
+            </w:r>
+            <w:r>
+              <w:rPr>
+                <w:noProof/>
+                <w:webHidden/>
+              </w:rPr>
+              <w:fldChar w:fldCharType="separate"/>
+            </w:r>
+            <w:r>
+              <w:rPr>
+                <w:noProof/>
+                <w:webHidden/>
+              </w:rPr>
+              <w:t>23</w:t>
+            </w:r>
+            <w:r>
+              <w:rPr>
+                <w:noProof/>
+                <w:webHidden/>
+              </w:rPr>
+              <w:fldChar w:fldCharType="end"/>
+            </w:r>
+          </w:hyperlink>
+        </w:p>
+        <w:p>
+          <w:pPr>
+            <w:pStyle w:val="TOC2"/>
+            <w:tabs>
+              <w:tab w:val="right" w:leader="dot" w:pos="9350"/>
+            </w:tabs>
+            <w:rPr>
+              <w:rFonts w:eastAsiaTheme="minorEastAsia"/>
+              <w:noProof/>
+              <w:kern w:val="2"/>
+              <w:sz w:val="24"/>
+              <w:szCs w:val="24"/>
+              <w:lang w:val="en-KE" w:eastAsia="en-KE"/>
+              <w14:ligatures w14:val="standardContextual"/>
+            </w:rPr>
+          </w:pPr>
+          <w:hyperlink w:anchor="_Toc232646151" w:history="1">
+            <w:r>
+              <w:rPr>
+                <w:rStyle w:val="Hyperlink"/>
+                <w:rFonts w:ascii="Times New Roman" w:hAnsi="Times New Roman" w:cs="Times New Roman"/>
+                <w:noProof/>
+                <w:lang w:val="en-KE"/>
+              </w:rPr>
+              <w:t>Fig 3- Tokenization and Sequences</w:t>
+            </w:r>
+            <w:r>
+              <w:rPr>
+                <w:noProof/>
+                <w:webHidden/>
+              </w:rPr>
+              <w:tab/>
+            </w:r>
+            <w:r>
+              <w:rPr>
+                <w:noProof/>
+                <w:webHidden/>
+              </w:rPr>
+              <w:fldChar w:fldCharType="begin"/>
+            </w:r>
+            <w:r>
+              <w:rPr>
+                <w:noProof/>
+                <w:webHidden/>
+              </w:rPr>
+              <w:instrText xml:space="preserve"> PAGEREF _Toc232646151 \h </w:instrText>
+            </w:r>
+            <w:r>
+              <w:rPr>
+                <w:noProof/>
+                <w:webHidden/>
+              </w:rPr>
+            </w:r>
+            <w:r>
+              <w:rPr>
+                <w:noProof/>
+                <w:webHidden/>
+              </w:rPr>
+              <w:fldChar w:fldCharType="separate"/>
+            </w:r>
+            <w:r>
+              <w:rPr>
+                <w:noProof/>
+                <w:webHidden/>
+              </w:rPr>
+              <w:t>24</w:t>
+            </w:r>
+            <w:r>
+              <w:rPr>
+                <w:noProof/>
+                <w:webHidden/>
+              </w:rPr>
+              <w:fldChar w:fldCharType="end"/>
+            </w:r>
+          </w:hyperlink>
+        </w:p>
+        <w:p>
+          <w:pPr>
+            <w:pStyle w:val="TOC2"/>
+            <w:tabs>
+              <w:tab w:val="right" w:leader="dot" w:pos="9350"/>
+            </w:tabs>
+            <w:rPr>
+              <w:rFonts w:eastAsiaTheme="minorEastAsia"/>
+              <w:noProof/>
+              <w:kern w:val="2"/>
+              <w:sz w:val="24"/>
+              <w:szCs w:val="24"/>
+              <w:lang w:val="en-KE" w:eastAsia="en-KE"/>
+              <w14:ligatures w14:val="standardContextual"/>
+            </w:rPr>
+          </w:pPr>
+          <w:hyperlink w:anchor="_Toc232646152" w:history="1">
+            <w:r>
+              <w:rPr>
+                <w:rStyle w:val="Hyperlink"/>
+                <w:rFonts w:ascii="Times New Roman" w:hAnsi="Times New Roman" w:cs="Times New Roman"/>
+                <w:noProof/>
+                <w:lang w:val="en-KE"/>
+              </w:rPr>
+              <w:t>Fig 4- Model Built and Summary</w:t>
+            </w:r>
+            <w:r>
+              <w:rPr>
+                <w:noProof/>
+                <w:webHidden/>
+              </w:rPr>
+              <w:tab/>
+            </w:r>
+            <w:r>
+              <w:rPr>
+                <w:noProof/>
+                <w:webHidden/>
+              </w:rPr>
+              <w:fldChar w:fldCharType="begin"/>
+            </w:r>
+            <w:r>
+              <w:rPr>
+                <w:noProof/>
+                <w:webHidden/>
+              </w:rPr>
+              <w:instrText xml:space="preserve"> PAGEREF _Toc232646152 \h </w:instrText>
+            </w:r>
+            <w:r>
+              <w:rPr>
+                <w:noProof/>
+                <w:webHidden/>
+              </w:rPr>
+            </w:r>
+            <w:r>
+              <w:rPr>
+                <w:noProof/>
+                <w:webHidden/>
+              </w:rPr>
+              <w:fldChar w:fldCharType="separate"/>
+            </w:r>
+            <w:r>
+              <w:rPr>
+                <w:noProof/>
+                <w:webHidden/>
+              </w:rPr>
+              <w:t>24</w:t>
+            </w:r>
+            <w:r>
+              <w:rPr>
+                <w:noProof/>
+                <w:webHidden/>
+              </w:rPr>
+              <w:fldChar w:fldCharType="end"/>
+            </w:r>
+          </w:hyperlink>
+        </w:p>
+        <w:p>
+          <w:pPr>
+            <w:pStyle w:val="TOC2"/>
+            <w:tabs>
+              <w:tab w:val="right" w:leader="dot" w:pos="9350"/>
+            </w:tabs>
+            <w:rPr>
+              <w:rFonts w:eastAsiaTheme="minorEastAsia"/>
+              <w:noProof/>
+              <w:kern w:val="2"/>
+              <w:sz w:val="24"/>
+              <w:szCs w:val="24"/>
+              <w:lang w:val="en-KE" w:eastAsia="en-KE"/>
+              <w14:ligatures w14:val="standardContextual"/>
+            </w:rPr>
+          </w:pPr>
+          <w:hyperlink w:anchor="_Toc232646153" w:history="1">
+            <w:r>
+              <w:rPr>
+                <w:rStyle w:val="Hyperlink"/>
+                <w:rFonts w:ascii="Times New Roman" w:hAnsi="Times New Roman" w:cs="Times New Roman"/>
+                <w:noProof/>
+                <w:lang w:val="en-KE"/>
+              </w:rPr>
+              <w:t>Fig 5- Training Progress</w:t>
+            </w:r>
+            <w:r>
+              <w:rPr>
+                <w:noProof/>
+                <w:webHidden/>
+              </w:rPr>
+              <w:tab/>
+            </w:r>
+            <w:r>
+              <w:rPr>
+                <w:noProof/>
+                <w:webHidden/>
+              </w:rPr>
+              <w:fldChar w:fldCharType="begin"/>
+            </w:r>
+            <w:r>
+              <w:rPr>
+                <w:noProof/>
+                <w:webHidden/>
+              </w:rPr>
+              <w:instrText xml:space="preserve"> PAGEREF _Toc232646153 \h </w:instrText>
+            </w:r>
+            <w:r>
+              <w:rPr>
+                <w:noProof/>
+                <w:webHidden/>
+              </w:rPr>
+            </w:r>
+            <w:r>
+              <w:rPr>
+                <w:noProof/>
+                <w:webHidden/>
+              </w:rPr>
+              <w:fldChar w:fldCharType="separate"/>
+            </w:r>
+            <w:r>
+              <w:rPr>
+                <w:noProof/>
+                <w:webHidden/>
+              </w:rPr>
+              <w:t>25</w:t>
+            </w:r>
+            <w:r>
+              <w:rPr>
+                <w:noProof/>
+                <w:webHidden/>
+              </w:rPr>
+              <w:fldChar w:fldCharType="end"/>
+            </w:r>
+          </w:hyperlink>
+        </w:p>
+        <w:p>
+          <w:pPr>
+            <w:pStyle w:val="TOC2"/>
+            <w:tabs>
+              <w:tab w:val="right" w:leader="dot" w:pos="9350"/>
+            </w:tabs>
+            <w:rPr>
+              <w:rFonts w:eastAsiaTheme="minorEastAsia"/>
+              <w:noProof/>
+              <w:kern w:val="2"/>
+              <w:sz w:val="24"/>
+              <w:szCs w:val="24"/>
+              <w:lang w:val="en-KE" w:eastAsia="en-KE"/>
+              <w14:ligatures w14:val="standardContextual"/>
+            </w:rPr>
+          </w:pPr>
+          <w:hyperlink w:anchor="_Toc232646154" w:history="1">
+            <w:r>
+              <w:rPr>
+                <w:rStyle w:val="Hyperlink"/>
+                <w:rFonts w:ascii="Times New Roman" w:hAnsi="Times New Roman" w:cs="Times New Roman"/>
+                <w:noProof/>
+                <w:lang w:val="en-KE"/>
+              </w:rPr>
+              <w:t>Fig 6- Next Word Predictions</w:t>
+            </w:r>
+            <w:r>
+              <w:rPr>
+                <w:noProof/>
+                <w:webHidden/>
+              </w:rPr>
+              <w:tab/>
+            </w:r>
+            <w:r>
+              <w:rPr>
+                <w:noProof/>
+                <w:webHidden/>
+              </w:rPr>
+              <w:fldChar w:fldCharType="begin"/>
+            </w:r>
+            <w:r>
+              <w:rPr>
+                <w:noProof/>
+                <w:webHidden/>
+              </w:rPr>
+              <w:instrText xml:space="preserve"> PAGEREF _Toc232646154 \h </w:instrText>
+            </w:r>
+            <w:r>
+              <w:rPr>
+                <w:noProof/>
+                <w:webHidden/>
+              </w:rPr>
+            </w:r>
+            <w:r>
+              <w:rPr>
+                <w:noProof/>
+                <w:webHidden/>
+              </w:rPr>
+              <w:fldChar w:fldCharType="separate"/>
+            </w:r>
+            <w:r>
+              <w:rPr>
+                <w:noProof/>
+                <w:webHidden/>
+              </w:rPr>
+              <w:t>25</w:t>
+            </w:r>
+            <w:r>
+              <w:rPr>
+                <w:noProof/>
+                <w:webHidden/>
+              </w:rPr>
+              <w:fldChar w:fldCharType="end"/>
+            </w:r>
+          </w:hyperlink>
+        </w:p>
+        <w:p>
+          <w:pPr>
+            <w:pStyle w:val="TOC2"/>
+            <w:tabs>
+              <w:tab w:val="right" w:leader="dot" w:pos="9350"/>
+            </w:tabs>
+            <w:rPr>
+              <w:rFonts w:eastAsiaTheme="minorEastAsia"/>
+              <w:noProof/>
+              <w:kern w:val="2"/>
+              <w:sz w:val="24"/>
+              <w:szCs w:val="24"/>
+              <w:lang w:val="en-KE" w:eastAsia="en-KE"/>
+              <w14:ligatures w14:val="standardContextual"/>
+            </w:rPr>
+          </w:pPr>
+          <w:hyperlink w:anchor="_Toc232646155" w:history="1">
+            <w:r>
+              <w:rPr>
+                <w:rStyle w:val="Hyperlink"/>
+                <w:rFonts w:ascii="Times New Roman" w:hAnsi="Times New Roman" w:cs="Times New Roman"/>
+                <w:noProof/>
+                <w:lang w:val="en-KE"/>
+              </w:rPr>
+              <w:t>Fig 7- N-Gram vs Neural Comparison</w:t>
+            </w:r>
+            <w:r>
+              <w:rPr>
+                <w:noProof/>
+                <w:webHidden/>
+              </w:rPr>
+              <w:tab/>
+            </w:r>
+            <w:r>
+              <w:rPr>
+                <w:noProof/>
+                <w:webHidden/>
+              </w:rPr>
+              <w:fldChar w:fldCharType="begin"/>
+            </w:r>
+            <w:r>
+              <w:rPr>
+                <w:noProof/>
+                <w:webHidden/>
+              </w:rPr>
+              <w:instrText xml:space="preserve"> PAGEREF _Toc232646155 \h </w:instrText>
+            </w:r>
+            <w:r>
+              <w:rPr>
+                <w:noProof/>
+                <w:webHidden/>
+              </w:rPr>
+            </w:r>
+            <w:r>
+              <w:rPr>
+                <w:noProof/>
+                <w:webHidden/>
+              </w:rPr>
+              <w:fldChar w:fldCharType="separate"/>
+            </w:r>
+            <w:r>
+              <w:rPr>
+                <w:noProof/>
+                <w:webHidden/>
+              </w:rPr>
+              <w:t>25</w:t>
+            </w:r>
+            <w:r>
+              <w:rPr>
+                <w:noProof/>
+                <w:webHidden/>
+              </w:rPr>
+              <w:fldChar w:fldCharType="end"/>
+            </w:r>
+          </w:hyperlink>
+        </w:p>
+        <w:p>
+          <w:pPr>
+            <w:pStyle w:val="TOC2"/>
+            <w:tabs>
+              <w:tab w:val="right" w:leader="dot" w:pos="9350"/>
+            </w:tabs>
+            <w:rPr>
+              <w:rFonts w:eastAsiaTheme="minorEastAsia"/>
+              <w:noProof/>
+              <w:kern w:val="2"/>
+              <w:sz w:val="24"/>
+              <w:szCs w:val="24"/>
+              <w:lang w:val="en-KE" w:eastAsia="en-KE"/>
+              <w14:ligatures w14:val="standardContextual"/>
+            </w:rPr>
+          </w:pPr>
+          <w:hyperlink w:anchor="_Toc232646156" w:history="1">
+            <w:r>
+              <w:rPr>
+                <w:rStyle w:val="Hyperlink"/>
+                <w:rFonts w:ascii="Times New Roman" w:hAnsi="Times New Roman" w:cs="Times New Roman"/>
+                <w:noProof/>
+                <w:lang w:val="en-KE"/>
+              </w:rPr>
+              <w:t>WEEK 7 REFLECTION</w:t>
+            </w:r>
+            <w:r>
+              <w:rPr>
+                <w:noProof/>
+                <w:webHidden/>
+              </w:rPr>
+              <w:tab/>
+            </w:r>
+            <w:r>
+              <w:rPr>
+                <w:noProof/>
+                <w:webHidden/>
+              </w:rPr>
+              <w:fldChar w:fldCharType="begin"/>
+            </w:r>
+            <w:r>
+              <w:rPr>
+                <w:noProof/>
+                <w:webHidden/>
+              </w:rPr>
+              <w:instrText xml:space="preserve"> PAGEREF _Toc232646156 \h </w:instrText>
+            </w:r>
+            <w:r>
+              <w:rPr>
+                <w:noProof/>
+                <w:webHidden/>
+              </w:rPr>
+            </w:r>
+            <w:r>
+              <w:rPr>
+                <w:noProof/>
+                <w:webHidden/>
+              </w:rPr>
+              <w:fldChar w:fldCharType="separate"/>
+            </w:r>
+            <w:r>
+              <w:rPr>
+                <w:noProof/>
+                <w:webHidden/>
+              </w:rPr>
+              <w:t>25</w:t>
+            </w:r>
+            <w:r>
+              <w:rPr>
+                <w:noProof/>
+                <w:webHidden/>
+              </w:rPr>
+              <w:fldChar w:fldCharType="end"/>
+            </w:r>
+          </w:hyperlink>
+        </w:p>
+        <w:p>
+          <w:pPr>
+            <w:pStyle w:val="TOC1"/>
+            <w:tabs>
+              <w:tab w:val="right" w:leader="dot" w:pos="9350"/>
+            </w:tabs>
+            <w:rPr>
+              <w:rFonts w:eastAsiaTheme="minorEastAsia"/>
+              <w:noProof/>
+              <w:kern w:val="2"/>
+              <w:sz w:val="24"/>
+              <w:szCs w:val="24"/>
+              <w:lang w:val="en-KE" w:eastAsia="en-KE"/>
+              <w14:ligatures w14:val="standardContextual"/>
+            </w:rPr>
+          </w:pPr>
+          <w:hyperlink w:anchor="_Toc232646157" w:history="1">
+            <w:r>
+              <w:rPr>
+                <w:rStyle w:val="Hyperlink"/>
+                <w:rFonts w:ascii="Times New Roman" w:hAnsi="Times New Roman" w:cs="Times New Roman"/>
+                <w:b/>
+                <w:bCs/>
+                <w:noProof/>
+              </w:rPr>
+              <w:t>CREATIVE CONSOLIDATION PROJECT</w:t>
+            </w:r>
+            <w:r>
+              <w:rPr>
+                <w:noProof/>
+                <w:webHidden/>
+              </w:rPr>
+              <w:tab/>
+            </w:r>
+            <w:r>
+              <w:rPr>
+                <w:noProof/>
+                <w:webHidden/>
+              </w:rPr>
+              <w:fldChar w:fldCharType="begin"/>
+            </w:r>
+            <w:r>
+              <w:rPr>
+                <w:noProof/>
+                <w:webHidden/>
+              </w:rPr>
+              <w:instrText xml:space="preserve"> PAGEREF _Toc232646157 \h </w:instrText>
+            </w:r>
+            <w:r>
+              <w:rPr>
+                <w:noProof/>
+                <w:webHidden/>
+              </w:rPr>
+            </w:r>
+            <w:r>
+              <w:rPr>
+                <w:noProof/>
+                <w:webHidden/>
+              </w:rPr>
+              <w:fldChar w:fldCharType="separate"/>
+            </w:r>
+            <w:r>
+              <w:rPr>
+                <w:noProof/>
+                <w:webHidden/>
+              </w:rPr>
+              <w:t>26</w:t>
+            </w:r>
+            <w:r>
+              <w:rPr>
+                <w:noProof/>
+                <w:webHidden/>
+              </w:rPr>
+              <w:fldChar w:fldCharType="end"/>
+            </w:r>
+          </w:hyperlink>
+        </w:p>
+        <w:p>
+          <w:pPr>
+            <w:pStyle w:val="TOC2"/>
+            <w:tabs>
+              <w:tab w:val="right" w:leader="dot" w:pos="9350"/>
+            </w:tabs>
+            <w:rPr>
+              <w:rFonts w:eastAsiaTheme="minorEastAsia"/>
+              <w:noProof/>
+              <w:kern w:val="2"/>
+              <w:sz w:val="24"/>
+              <w:szCs w:val="24"/>
+              <w:lang w:val="en-KE" w:eastAsia="en-KE"/>
+              <w14:ligatures w14:val="standardContextual"/>
+            </w:rPr>
+          </w:pPr>
+          <w:hyperlink w:anchor="_Toc232646158" w:history="1">
+            <w:r>
+              <w:rPr>
+                <w:rStyle w:val="Hyperlink"/>
+                <w:rFonts w:ascii="Times New Roman" w:hAnsi="Times New Roman" w:cs="Times New Roman"/>
+                <w:noProof/>
+              </w:rPr>
+              <w:t>Fig 1- Gensim Installation</w:t>
+            </w:r>
+            <w:r>
+              <w:rPr>
+                <w:noProof/>
+                <w:webHidden/>
+              </w:rPr>
+              <w:tab/>
+            </w:r>
+            <w:r>
+              <w:rPr>
+                <w:noProof/>
+                <w:webHidden/>
+              </w:rPr>
+              <w:fldChar w:fldCharType="begin"/>
+            </w:r>
+            <w:r>
+              <w:rPr>
+                <w:noProof/>
+                <w:webHidden/>
+              </w:rPr>
+              <w:instrText xml:space="preserve"> PAGEREF _Toc232646158 \h </w:instrText>
+            </w:r>
+            <w:r>
+              <w:rPr>
+                <w:noProof/>
+                <w:webHidden/>
+              </w:rPr>
+            </w:r>
+            <w:r>
+              <w:rPr>
+                <w:noProof/>
+                <w:webHidden/>
+              </w:rPr>
+              <w:fldChar w:fldCharType="separate"/>
+            </w:r>
+            <w:r>
+              <w:rPr>
+                <w:noProof/>
+                <w:webHidden/>
+              </w:rPr>
+              <w:t>26</w:t>
+            </w:r>
+            <w:r>
+              <w:rPr>
+                <w:noProof/>
+                <w:webHidden/>
+              </w:rPr>
+              <w:fldChar w:fldCharType="end"/>
+            </w:r>
+          </w:hyperlink>
+        </w:p>
+        <w:p>
+          <w:pPr>
+            <w:pStyle w:val="TOC2"/>
+            <w:tabs>
+              <w:tab w:val="right" w:leader="dot" w:pos="9350"/>
+            </w:tabs>
+            <w:rPr>
+              <w:rFonts w:eastAsiaTheme="minorEastAsia"/>
+              <w:noProof/>
+              <w:kern w:val="2"/>
+              <w:sz w:val="24"/>
+              <w:szCs w:val="24"/>
+              <w:lang w:val="en-KE" w:eastAsia="en-KE"/>
+              <w14:ligatures w14:val="standardContextual"/>
+            </w:rPr>
+          </w:pPr>
+          <w:hyperlink w:anchor="_Toc232646159" w:history="1">
+            <w:r>
+              <w:rPr>
+                <w:rStyle w:val="Hyperlink"/>
+                <w:rFonts w:ascii="Times New Roman" w:hAnsi="Times New Roman" w:cs="Times New Roman"/>
+                <w:noProof/>
+              </w:rPr>
+              <w:t>Fig 2- Combined Model Built</w:t>
+            </w:r>
+            <w:r>
+              <w:rPr>
+                <w:noProof/>
+                <w:webHidden/>
+              </w:rPr>
+              <w:tab/>
+            </w:r>
+            <w:r>
+              <w:rPr>
+                <w:noProof/>
+                <w:webHidden/>
+              </w:rPr>
+              <w:fldChar w:fldCharType="begin"/>
+            </w:r>
+            <w:r>
+              <w:rPr>
+                <w:noProof/>
+                <w:webHidden/>
+              </w:rPr>
+              <w:instrText xml:space="preserve"> PAGEREF _Toc232646159 \h </w:instrText>
+            </w:r>
+            <w:r>
+              <w:rPr>
+                <w:noProof/>
+                <w:webHidden/>
+              </w:rPr>
+            </w:r>
+            <w:r>
+              <w:rPr>
+                <w:noProof/>
+                <w:webHidden/>
+              </w:rPr>
+              <w:fldChar w:fldCharType="separate"/>
+            </w:r>
+            <w:r>
+              <w:rPr>
+                <w:noProof/>
+                <w:webHidden/>
+              </w:rPr>
+              <w:t>27</w:t>
+            </w:r>
+            <w:r>
+              <w:rPr>
+                <w:noProof/>
+                <w:webHidden/>
+              </w:rPr>
+              <w:fldChar w:fldCharType="end"/>
+            </w:r>
+          </w:hyperlink>
+        </w:p>
+        <w:p>
+          <w:pPr>
+            <w:pStyle w:val="TOC2"/>
+            <w:tabs>
+              <w:tab w:val="right" w:leader="dot" w:pos="9350"/>
+            </w:tabs>
+            <w:rPr>
+              <w:rFonts w:eastAsiaTheme="minorEastAsia"/>
+              <w:noProof/>
+              <w:kern w:val="2"/>
+              <w:sz w:val="24"/>
+              <w:szCs w:val="24"/>
+              <w:lang w:val="en-KE" w:eastAsia="en-KE"/>
+              <w14:ligatures w14:val="standardContextual"/>
+            </w:rPr>
+          </w:pPr>
+          <w:hyperlink w:anchor="_Toc232646160" w:history="1">
+            <w:r>
+              <w:rPr>
+                <w:rStyle w:val="Hyperlink"/>
+                <w:rFonts w:ascii="Times New Roman" w:hAnsi="Times New Roman" w:cs="Times New Roman"/>
+                <w:noProof/>
+              </w:rPr>
+              <w:t>Fig 3- Combined Model Predictions</w:t>
+            </w:r>
+            <w:r>
+              <w:rPr>
+                <w:noProof/>
+                <w:webHidden/>
+              </w:rPr>
+              <w:tab/>
+            </w:r>
+            <w:r>
+              <w:rPr>
+                <w:noProof/>
+                <w:webHidden/>
+              </w:rPr>
+              <w:fldChar w:fldCharType="begin"/>
+            </w:r>
+            <w:r>
+              <w:rPr>
+                <w:noProof/>
+                <w:webHidden/>
+              </w:rPr>
+              <w:instrText xml:space="preserve"> PAGEREF _Toc232646160 \h </w:instrText>
+            </w:r>
+            <w:r>
+              <w:rPr>
+                <w:noProof/>
+                <w:webHidden/>
+              </w:rPr>
+            </w:r>
+            <w:r>
+              <w:rPr>
+                <w:noProof/>
+                <w:webHidden/>
+              </w:rPr>
+              <w:fldChar w:fldCharType="separate"/>
+            </w:r>
+            <w:r>
+              <w:rPr>
+                <w:noProof/>
+                <w:webHidden/>
+              </w:rPr>
+              <w:t>27</w:t>
+            </w:r>
+            <w:r>
+              <w:rPr>
+                <w:noProof/>
+                <w:webHidden/>
+              </w:rPr>
+              <w:fldChar w:fldCharType="end"/>
+            </w:r>
+          </w:hyperlink>
+        </w:p>
+        <w:p>
+          <w:pPr>
+            <w:pStyle w:val="TOC2"/>
+            <w:tabs>
+              <w:tab w:val="right" w:leader="dot" w:pos="9350"/>
+            </w:tabs>
+            <w:rPr>
+              <w:rFonts w:eastAsiaTheme="minorEastAsia"/>
+              <w:noProof/>
+              <w:kern w:val="2"/>
+              <w:sz w:val="24"/>
+              <w:szCs w:val="24"/>
+              <w:lang w:val="en-KE" w:eastAsia="en-KE"/>
+              <w14:ligatures w14:val="standardContextual"/>
+            </w:rPr>
+          </w:pPr>
+          <w:hyperlink w:anchor="_Toc232646161" w:history="1">
+            <w:r>
+              <w:rPr>
+                <w:rStyle w:val="Hyperlink"/>
+                <w:rFonts w:ascii="Times New Roman" w:hAnsi="Times New Roman" w:cs="Times New Roman"/>
+                <w:noProof/>
+              </w:rPr>
+              <w:t>REFLECTION</w:t>
+            </w:r>
+            <w:r>
+              <w:rPr>
+                <w:noProof/>
+                <w:webHidden/>
+              </w:rPr>
+              <w:tab/>
+            </w:r>
+            <w:r>
+              <w:rPr>
+                <w:noProof/>
+                <w:webHidden/>
+              </w:rPr>
+              <w:fldChar w:fldCharType="begin"/>
+            </w:r>
+            <w:r>
+              <w:rPr>
+                <w:noProof/>
+                <w:webHidden/>
+              </w:rPr>
+              <w:instrText xml:space="preserve"> PAGEREF _Toc232646161 \h </w:instrText>
+            </w:r>
+            <w:r>
+              <w:rPr>
+                <w:noProof/>
+                <w:webHidden/>
+              </w:rPr>
+            </w:r>
+            <w:r>
+              <w:rPr>
+                <w:noProof/>
+                <w:webHidden/>
+              </w:rPr>
+              <w:fldChar w:fldCharType="separate"/>
+            </w:r>
+            <w:r>
+              <w:rPr>
+                <w:noProof/>
+                <w:webHidden/>
+              </w:rPr>
+              <w:t>27</w:t>
             </w:r>
             <w:r>
               <w:rPr>
@@ -2588,16 +4435,79 @@
     </w:p>
     <w:p>
       <w:pPr>
-        <w:pStyle w:val="Heading1"/>
-        <w:rPr>
-          <w:rFonts w:ascii="Times New Roman" w:hAnsi="Times New Roman" w:cs="Times New Roman"/>
-          <w:b/>
-          <w:color w:val="auto"/>
+        <w:rPr>
+          <w:rFonts w:ascii="Times New Roman" w:hAnsi="Times New Roman" w:cs="Times New Roman"/>
           <w:sz w:val="28"/>
           <w:szCs w:val="28"/>
         </w:rPr>
       </w:pPr>
-      <w:bookmarkStart w:id="0" w:name="_Toc231513118"/>
+    </w:p>
+    <w:p>
+      <w:pPr>
+        <w:rPr>
+          <w:rFonts w:ascii="Times New Roman" w:hAnsi="Times New Roman" w:cs="Times New Roman"/>
+          <w:sz w:val="28"/>
+          <w:szCs w:val="28"/>
+        </w:rPr>
+      </w:pPr>
+    </w:p>
+    <w:p>
+      <w:pPr>
+        <w:rPr>
+          <w:rFonts w:ascii="Times New Roman" w:hAnsi="Times New Roman" w:cs="Times New Roman"/>
+          <w:sz w:val="28"/>
+          <w:szCs w:val="28"/>
+        </w:rPr>
+      </w:pPr>
+    </w:p>
+    <w:p>
+      <w:pPr>
+        <w:rPr>
+          <w:rFonts w:ascii="Times New Roman" w:hAnsi="Times New Roman" w:cs="Times New Roman"/>
+          <w:sz w:val="28"/>
+          <w:szCs w:val="28"/>
+        </w:rPr>
+      </w:pPr>
+    </w:p>
+    <w:p>
+      <w:pPr>
+        <w:rPr>
+          <w:rFonts w:ascii="Times New Roman" w:hAnsi="Times New Roman" w:cs="Times New Roman"/>
+          <w:sz w:val="28"/>
+          <w:szCs w:val="28"/>
+        </w:rPr>
+      </w:pPr>
+    </w:p>
+    <w:p>
+      <w:pPr>
+        <w:rPr>
+          <w:rFonts w:ascii="Times New Roman" w:hAnsi="Times New Roman" w:cs="Times New Roman"/>
+          <w:sz w:val="28"/>
+          <w:szCs w:val="28"/>
+        </w:rPr>
+      </w:pPr>
+    </w:p>
+    <w:p>
+      <w:pPr>
+        <w:rPr>
+          <w:rFonts w:ascii="Times New Roman" w:hAnsi="Times New Roman" w:cs="Times New Roman"/>
+          <w:sz w:val="28"/>
+          <w:szCs w:val="28"/>
+        </w:rPr>
+      </w:pPr>
+    </w:p>
+    <w:p>
+      <w:pPr>
+        <w:pStyle w:val="Heading1"/>
+        <w:rPr>
+          <w:rFonts w:ascii="Times New Roman" w:hAnsi="Times New Roman" w:cs="Times New Roman"/>
+          <w:b/>
+          <w:color w:val="auto"/>
+          <w:sz w:val="28"/>
+          <w:szCs w:val="28"/>
+        </w:rPr>
+      </w:pPr>
+      <w:bookmarkStart w:id="0" w:name="_Toc232646110"/>
       <w:r>
         <w:rPr>
           <w:rFonts w:ascii="Times New Roman" w:hAnsi="Times New Roman" w:cs="Times New Roman"/>
@@ -2664,7 +4574,7 @@
           <w:szCs w:val="24"/>
         </w:rPr>
       </w:pPr>
-      <w:bookmarkStart w:id="1" w:name="_Toc231513119"/>
+      <w:bookmarkStart w:id="1" w:name="_Toc232646111"/>
       <w:r>
         <w:rPr>
           <w:rFonts w:ascii="Times New Roman" w:hAnsi="Times New Roman" w:cs="Times New Roman"/>
@@ -2728,7 +4638,7 @@
           <w:szCs w:val="24"/>
         </w:rPr>
       </w:pPr>
-      <w:bookmarkStart w:id="2" w:name="_Toc231513120"/>
+      <w:bookmarkStart w:id="2" w:name="_Toc232646112"/>
       <w:r>
         <w:rPr>
           <w:rFonts w:ascii="Times New Roman" w:hAnsi="Times New Roman" w:cs="Times New Roman"/>
@@ -2824,7 +4734,7 @@
           <w:szCs w:val="24"/>
         </w:rPr>
       </w:pPr>
-      <w:bookmarkStart w:id="3" w:name="_Toc231513121"/>
+      <w:bookmarkStart w:id="3" w:name="_Toc232646113"/>
       <w:r>
         <w:rPr>
           <w:rFonts w:ascii="Times New Roman" w:hAnsi="Times New Roman" w:cs="Times New Roman"/>
@@ -2907,7 +4817,7 @@
           <w:szCs w:val="24"/>
         </w:rPr>
       </w:pPr>
-      <w:bookmarkStart w:id="4" w:name="_Toc231513122"/>
+      <w:bookmarkStart w:id="4" w:name="_Toc232646114"/>
       <w:r>
         <w:rPr>
           <w:rFonts w:ascii="Times New Roman" w:hAnsi="Times New Roman" w:cs="Times New Roman"/>
@@ -2991,7 +4901,7 @@
           <w:szCs w:val="24"/>
         </w:rPr>
       </w:pPr>
-      <w:bookmarkStart w:id="5" w:name="_Toc231513123"/>
+      <w:bookmarkStart w:id="5" w:name="_Toc232646115"/>
       <w:r>
         <w:rPr>
           <w:rFonts w:ascii="Times New Roman" w:hAnsi="Times New Roman" w:cs="Times New Roman"/>
@@ -3043,7 +4953,7 @@
           <w:szCs w:val="24"/>
         </w:rPr>
       </w:pPr>
-      <w:bookmarkStart w:id="6" w:name="_Toc231513124"/>
+      <w:bookmarkStart w:id="6" w:name="_Toc232646116"/>
       <w:r>
         <w:rPr>
           <w:rFonts w:ascii="Times New Roman" w:hAnsi="Times New Roman" w:cs="Times New Roman"/>
@@ -3200,7 +5110,7 @@
           <w:szCs w:val="28"/>
         </w:rPr>
       </w:pPr>
-      <w:bookmarkStart w:id="7" w:name="_Toc231513125"/>
+      <w:bookmarkStart w:id="7" w:name="_Toc232646117"/>
       <w:r>
         <w:rPr>
           <w:rFonts w:ascii="Times New Roman" w:hAnsi="Times New Roman" w:cs="Times New Roman"/>
@@ -3276,7 +5186,7 @@
           <w:szCs w:val="24"/>
         </w:rPr>
       </w:pPr>
-      <w:bookmarkStart w:id="8" w:name="_Toc231513126"/>
+      <w:bookmarkStart w:id="8" w:name="_Toc232646118"/>
       <w:r>
         <w:rPr>
           <w:rFonts w:ascii="Times New Roman" w:hAnsi="Times New Roman" w:cs="Times New Roman"/>
@@ -3360,7 +5270,7 @@
           <w:szCs w:val="24"/>
         </w:rPr>
       </w:pPr>
-      <w:bookmarkStart w:id="9" w:name="_Toc231513127"/>
+      <w:bookmarkStart w:id="9" w:name="_Toc232646119"/>
       <w:r>
         <w:rPr>
           <w:rFonts w:ascii="Times New Roman" w:hAnsi="Times New Roman" w:cs="Times New Roman"/>
@@ -3444,7 +5354,7 @@
           <w:szCs w:val="24"/>
         </w:rPr>
       </w:pPr>
-      <w:bookmarkStart w:id="10" w:name="_Toc231513128"/>
+      <w:bookmarkStart w:id="10" w:name="_Toc232646120"/>
       <w:r>
         <w:rPr>
           <w:rFonts w:ascii="Times New Roman" w:hAnsi="Times New Roman" w:cs="Times New Roman"/>
@@ -3476,7 +5386,7 @@
           <w:szCs w:val="24"/>
         </w:rPr>
       </w:pPr>
-      <w:bookmarkStart w:id="11" w:name="_Toc231513129"/>
+      <w:bookmarkStart w:id="11" w:name="_Toc232646121"/>
       <w:r>
         <w:rPr>
           <w:rFonts w:ascii="Times New Roman" w:hAnsi="Times New Roman" w:cs="Times New Roman"/>
@@ -3527,51 +5437,15 @@
           <w:sz w:val="24"/>
           <w:szCs w:val="24"/>
         </w:rPr>
-        <w:t xml:space="preserve">djective and Adverb. NLTK's </w:t>
-      </w:r>
-      <w:proofErr w:type="spellStart"/>
-      <w:r>
-        <w:rPr>
-          <w:rFonts w:ascii="Times New Roman" w:hAnsi="Times New Roman" w:cs="Times New Roman"/>
-          <w:sz w:val="24"/>
-          <w:szCs w:val="24"/>
-        </w:rPr>
-        <w:t>pos</w:t>
-      </w:r>
-      <w:proofErr w:type="spellEnd"/>
-      <w:r>
-        <w:rPr>
-          <w:rFonts w:ascii="Times New Roman" w:hAnsi="Times New Roman" w:cs="Times New Roman"/>
-          <w:sz w:val="24"/>
-          <w:szCs w:val="24"/>
-        </w:rPr>
-        <w:t xml:space="preserve"> </w:t>
-      </w:r>
-      <w:r>
-        <w:rPr>
-          <w:rFonts w:ascii="Times New Roman" w:hAnsi="Times New Roman" w:cs="Times New Roman"/>
-          <w:sz w:val="24"/>
-          <w:szCs w:val="24"/>
-        </w:rPr>
-        <w:t xml:space="preserve">tag function uses a Hidden Markov Model internally to assign these tags. Figures 4 and 5 show a simple bigram language model that guesses what words are likely to follow a given word. POS tagging plays a vital role in Machine Translation, Grammar Checking and </w:t>
-      </w:r>
-      <w:proofErr w:type="spellStart"/>
-      <w:r>
-        <w:rPr>
-          <w:rFonts w:ascii="Times New Roman" w:hAnsi="Times New Roman" w:cs="Times New Roman"/>
-          <w:sz w:val="24"/>
-          <w:szCs w:val="24"/>
-        </w:rPr>
-        <w:t>Chatbot</w:t>
-      </w:r>
-      <w:proofErr w:type="spellEnd"/>
-      <w:r>
-        <w:rPr>
-          <w:rFonts w:ascii="Times New Roman" w:hAnsi="Times New Roman" w:cs="Times New Roman"/>
-          <w:sz w:val="24"/>
-          <w:szCs w:val="24"/>
-        </w:rPr>
-        <w:t xml:space="preserve"> Development.</w:t>
+        <w:t xml:space="preserve">djective and Adverb. NLTK's pos </w:t>
+      </w:r>
+      <w:r>
+        <w:rPr>
+          <w:rFonts w:ascii="Times New Roman" w:hAnsi="Times New Roman" w:cs="Times New Roman"/>
+          <w:sz w:val="24"/>
+          <w:szCs w:val="24"/>
+        </w:rPr>
+        <w:t>tag function uses a Hidden Markov Model internally to assign these tags. Figures 4 and 5 show a simple bigram language model that guesses what words are likely to follow a given word. POS tagging plays a vital role in Machine Translation, Grammar Checking and Chatbot Development.</w:t>
       </w:r>
     </w:p>
     <w:p>
@@ -3625,7 +5499,7 @@
           <w:szCs w:val="28"/>
         </w:rPr>
       </w:pPr>
-      <w:bookmarkStart w:id="12" w:name="_Toc231513130"/>
+      <w:bookmarkStart w:id="12" w:name="_Toc232646122"/>
       <w:r>
         <w:rPr>
           <w:rFonts w:ascii="Times New Roman" w:hAnsi="Times New Roman" w:cs="Times New Roman"/>
@@ -3701,7 +5575,7 @@
           <w:szCs w:val="24"/>
         </w:rPr>
       </w:pPr>
-      <w:bookmarkStart w:id="13" w:name="_Toc231513131"/>
+      <w:bookmarkStart w:id="13" w:name="_Toc232646123"/>
       <w:r>
         <w:rPr>
           <w:rFonts w:ascii="Times New Roman" w:hAnsi="Times New Roman" w:cs="Times New Roman"/>
@@ -3845,7 +5719,7 @@
           <w:szCs w:val="24"/>
         </w:rPr>
       </w:pPr>
-      <w:bookmarkStart w:id="14" w:name="_Toc231513132"/>
+      <w:bookmarkStart w:id="14" w:name="_Toc232646124"/>
       <w:r>
         <w:rPr>
           <w:rFonts w:ascii="Times New Roman" w:hAnsi="Times New Roman" w:cs="Times New Roman"/>
@@ -3931,7 +5805,7 @@
           <w:szCs w:val="24"/>
         </w:rPr>
       </w:pPr>
-      <w:bookmarkStart w:id="15" w:name="_Toc231513133"/>
+      <w:bookmarkStart w:id="15" w:name="_Toc232646125"/>
       <w:r>
         <w:rPr>
           <w:rFonts w:ascii="Times New Roman" w:hAnsi="Times New Roman" w:cs="Times New Roman"/>
@@ -3993,7 +5867,7 @@
           <w:szCs w:val="24"/>
         </w:rPr>
       </w:pPr>
-      <w:bookmarkStart w:id="16" w:name="_Toc231513134"/>
+      <w:bookmarkStart w:id="16" w:name="_Toc232646126"/>
       <w:r>
         <w:rPr>
           <w:rFonts w:ascii="Times New Roman" w:hAnsi="Times New Roman" w:cs="Times New Roman"/>
@@ -4020,25 +5894,7 @@
           <w:sz w:val="24"/>
           <w:szCs w:val="24"/>
         </w:rPr>
-        <w:t xml:space="preserve">Sequence labeling across five sentences is demonstrated using NLTK’s HMM-based POS tagger (Fig 1 and 2). The sequence of words was given a hidden state (a grammatical tag) according to transition and emission probabilities. Figures 3 and 4 show Named Entity Recognition, where the system correctly recognizes persons like Barack Obama, locations like Nairobi and California, and organizations like Apple </w:t>
-      </w:r>
-      <w:proofErr w:type="spellStart"/>
-      <w:r>
-        <w:rPr>
-          <w:rFonts w:ascii="Times New Roman" w:hAnsi="Times New Roman" w:cs="Times New Roman"/>
-          <w:sz w:val="24"/>
-          <w:szCs w:val="24"/>
-        </w:rPr>
-        <w:t>Inc</w:t>
-      </w:r>
-      <w:proofErr w:type="spellEnd"/>
-      <w:r>
-        <w:rPr>
-          <w:rFonts w:ascii="Times New Roman" w:hAnsi="Times New Roman" w:cs="Times New Roman"/>
-          <w:sz w:val="24"/>
-          <w:szCs w:val="24"/>
-        </w:rPr>
-        <w:t xml:space="preserve"> and Google. Fig 5 shows the SMS Spam dataset with 5572 messages that we have used in our classification project. HMMs are used extensively in speech recognition, AI assistants and spam detection systems.</w:t>
+        <w:t>Sequence labeling across five sentences is demonstrated using NLTK’s HMM-based POS tagger (Fig 1 and 2). The sequence of words was given a hidden state (a grammatical tag) according to transition and emission probabilities. Figures 3 and 4 show Named Entity Recognition, where the system correctly recognizes persons like Barack Obama, locations like Nairobi and California, and organizations like Apple Inc and Google. Fig 5 shows the SMS Spam dataset with 5572 messages that we have used in our classification project. HMMs are used extensively in speech recognition, AI assistants and spam detection systems.</w:t>
       </w:r>
     </w:p>
     <w:p>
@@ -4187,7 +6043,7 @@
           <w:szCs w:val="28"/>
         </w:rPr>
       </w:pPr>
-      <w:bookmarkStart w:id="17" w:name="_Toc231513135"/>
+      <w:bookmarkStart w:id="17" w:name="_Toc232646127"/>
       <w:r>
         <w:rPr>
           <w:rFonts w:ascii="Times New Roman" w:hAnsi="Times New Roman" w:cs="Times New Roman"/>
@@ -4263,7 +6119,7 @@
           <w:szCs w:val="24"/>
         </w:rPr>
       </w:pPr>
-      <w:bookmarkStart w:id="18" w:name="_Toc231513136"/>
+      <w:bookmarkStart w:id="18" w:name="_Toc232646128"/>
       <w:r>
         <w:rPr>
           <w:rFonts w:ascii="Times New Roman" w:hAnsi="Times New Roman" w:cs="Times New Roman"/>
@@ -4346,7 +6202,7 @@
           <w:szCs w:val="24"/>
         </w:rPr>
       </w:pPr>
-      <w:bookmarkStart w:id="19" w:name="_Toc231513137"/>
+      <w:bookmarkStart w:id="19" w:name="_Toc232646129"/>
       <w:r>
         <w:rPr>
           <w:rFonts w:ascii="Times New Roman" w:hAnsi="Times New Roman" w:cs="Times New Roman"/>
@@ -4430,7 +6286,7 @@
           <w:szCs w:val="24"/>
         </w:rPr>
       </w:pPr>
-      <w:bookmarkStart w:id="20" w:name="_Toc231513138"/>
+      <w:bookmarkStart w:id="20" w:name="_Toc232646130"/>
       <w:r>
         <w:rPr>
           <w:rFonts w:ascii="Times New Roman" w:hAnsi="Times New Roman" w:cs="Times New Roman"/>
@@ -4504,7 +6360,7 @@
           <w:szCs w:val="24"/>
         </w:rPr>
       </w:pPr>
-      <w:bookmarkStart w:id="21" w:name="_Toc231513139"/>
+      <w:bookmarkStart w:id="21" w:name="_Toc232646131"/>
       <w:r>
         <w:rPr>
           <w:rFonts w:ascii="Times New Roman" w:hAnsi="Times New Roman" w:cs="Times New Roman"/>
@@ -4640,7 +6496,7 @@
           <w:szCs w:val="24"/>
         </w:rPr>
       </w:pPr>
-      <w:bookmarkStart w:id="22" w:name="_Toc231513140"/>
+      <w:bookmarkStart w:id="22" w:name="_Toc232646132"/>
       <w:r>
         <w:rPr>
           <w:rFonts w:ascii="Times New Roman" w:hAnsi="Times New Roman" w:cs="Times New Roman"/>
@@ -4671,7 +6527,7 @@
           <w:szCs w:val="24"/>
         </w:rPr>
       </w:pPr>
-      <w:bookmarkStart w:id="23" w:name="_Toc231513141"/>
+      <w:bookmarkStart w:id="23" w:name="_Toc232646133"/>
       <w:r>
         <w:rPr>
           <w:rFonts w:ascii="Times New Roman" w:hAnsi="Times New Roman" w:cs="Times New Roman"/>
@@ -4942,7 +6798,6 @@
           <w:szCs w:val="24"/>
         </w:rPr>
       </w:pPr>
-      <w:bookmarkStart w:id="24" w:name="_Toc231513142"/>
     </w:p>
     <w:p/>
     <w:p/>
@@ -4958,6 +6813,7 @@
           <w:szCs w:val="28"/>
         </w:rPr>
       </w:pPr>
+      <w:bookmarkStart w:id="24" w:name="_Toc232646134"/>
       <w:r>
         <w:rPr>
           <w:rFonts w:ascii="Times New Roman" w:hAnsi="Times New Roman" w:cs="Times New Roman"/>
@@ -5235,7 +7091,7 @@
           <w:szCs w:val="24"/>
         </w:rPr>
       </w:pPr>
-      <w:bookmarkStart w:id="25" w:name="_Toc231513143"/>
+      <w:bookmarkStart w:id="25" w:name="_Toc232646135"/>
       <w:r>
         <w:rPr>
           <w:rFonts w:ascii="Times New Roman" w:hAnsi="Times New Roman" w:cs="Times New Roman"/>
@@ -5318,35 +7174,15 @@
           <w:szCs w:val="24"/>
         </w:rPr>
       </w:pPr>
-      <w:bookmarkStart w:id="26" w:name="_Toc231513144"/>
-      <w:r>
-        <w:rPr>
-          <w:rFonts w:ascii="Times New Roman" w:hAnsi="Times New Roman" w:cs="Times New Roman"/>
-          <w:color w:val="auto"/>
-          <w:sz w:val="24"/>
-          <w:szCs w:val="24"/>
-        </w:rPr>
-        <w:t xml:space="preserve">Fig 2 &amp; 3- </w:t>
-      </w:r>
-      <w:proofErr w:type="spellStart"/>
-      <w:r>
-        <w:rPr>
-          <w:rFonts w:ascii="Times New Roman" w:hAnsi="Times New Roman" w:cs="Times New Roman"/>
-          <w:color w:val="auto"/>
-          <w:sz w:val="24"/>
-          <w:szCs w:val="24"/>
-        </w:rPr>
-        <w:t>Chatbot</w:t>
-      </w:r>
-      <w:proofErr w:type="spellEnd"/>
-      <w:r>
-        <w:rPr>
-          <w:rFonts w:ascii="Times New Roman" w:hAnsi="Times New Roman" w:cs="Times New Roman"/>
-          <w:color w:val="auto"/>
-          <w:sz w:val="24"/>
-          <w:szCs w:val="24"/>
-        </w:rPr>
-        <w:t xml:space="preserve"> Demo Conversation</w:t>
+      <w:bookmarkStart w:id="26" w:name="_Toc232646136"/>
+      <w:r>
+        <w:rPr>
+          <w:rFonts w:ascii="Times New Roman" w:hAnsi="Times New Roman" w:cs="Times New Roman"/>
+          <w:color w:val="auto"/>
+          <w:sz w:val="24"/>
+          <w:szCs w:val="24"/>
+        </w:rPr>
+        <w:t>Fig 2 &amp; 3- Chatbot Demo Conversation</w:t>
       </w:r>
       <w:bookmarkEnd w:id="26"/>
     </w:p>
@@ -5422,15 +7258,283 @@
           <w:szCs w:val="24"/>
         </w:rPr>
       </w:pPr>
-      <w:bookmarkStart w:id="27" w:name="_Toc231513145"/>
-      <w:r>
-        <w:rPr>
-          <w:rFonts w:ascii="Times New Roman" w:hAnsi="Times New Roman" w:cs="Times New Roman"/>
-          <w:color w:val="auto"/>
-          <w:sz w:val="24"/>
-          <w:szCs w:val="24"/>
-        </w:rPr>
-        <w:t xml:space="preserve">Fig 4- </w:t>
+      <w:bookmarkStart w:id="27" w:name="_Toc232646137"/>
+      <w:r>
+        <w:rPr>
+          <w:rFonts w:ascii="Times New Roman" w:hAnsi="Times New Roman" w:cs="Times New Roman"/>
+          <w:color w:val="auto"/>
+          <w:sz w:val="24"/>
+          <w:szCs w:val="24"/>
+        </w:rPr>
+        <w:t>Fig 4- Chatbot Architecture Analysis</w:t>
+      </w:r>
+      <w:bookmarkEnd w:id="27"/>
+    </w:p>
+    <w:p>
+      <w:pPr>
+        <w:pStyle w:val="Heading2"/>
+        <w:rPr>
+          <w:rFonts w:ascii="Times New Roman" w:hAnsi="Times New Roman" w:cs="Times New Roman"/>
+          <w:color w:val="auto"/>
+          <w:sz w:val="24"/>
+          <w:szCs w:val="24"/>
+        </w:rPr>
+      </w:pPr>
+    </w:p>
+    <w:p>
+      <w:pPr>
+        <w:pStyle w:val="Heading2"/>
+        <w:rPr>
+          <w:rFonts w:ascii="Times New Roman" w:hAnsi="Times New Roman" w:cs="Times New Roman"/>
+          <w:color w:val="auto"/>
+          <w:sz w:val="24"/>
+          <w:szCs w:val="24"/>
+        </w:rPr>
+      </w:pPr>
+      <w:bookmarkStart w:id="28" w:name="_Toc232646138"/>
+      <w:r>
+        <w:rPr>
+          <w:rFonts w:ascii="Times New Roman" w:hAnsi="Times New Roman" w:cs="Times New Roman"/>
+          <w:color w:val="auto"/>
+          <w:sz w:val="24"/>
+          <w:szCs w:val="24"/>
+        </w:rPr>
+        <w:t>WEEK 5 REFLECTION</w:t>
+      </w:r>
+      <w:bookmarkEnd w:id="28"/>
+    </w:p>
+    <w:p>
+      <w:pPr>
+        <w:rPr>
+          <w:rFonts w:ascii="Times New Roman" w:hAnsi="Times New Roman" w:cs="Times New Roman"/>
+          <w:sz w:val="24"/>
+          <w:szCs w:val="24"/>
+        </w:rPr>
+      </w:pPr>
+      <w:r>
+        <w:rPr>
+          <w:rFonts w:ascii="Times New Roman" w:hAnsi="Times New Roman" w:cs="Times New Roman"/>
+          <w:sz w:val="24"/>
+          <w:szCs w:val="24"/>
+        </w:rPr>
+        <w:t>Week 5 was a full recap of all the NLP concepts learned in Weeks 1-4 via two major deliverables. In Practical Task 1, a full NLP pipeline of seven steps, namely tokenization, stop word removal, lemmatization, part-of-speech (POS) tagging, N-grams, dependency parsing and named entity recognition (NER), was developed and applied to three different sentences to demonstrate how text is progressively transformed at each stage. The mini project was a rule-based Student Academic Assistant Chatbot that matches user questions to predefined responses using NLTK tokenization and stop word removal. The chatbot could accept greetings, questions about CAT, questions about the logbook and explanations of NLP concepts.</w:t>
+      </w:r>
+    </w:p>
+    <w:p>
+      <w:pPr>
+        <w:rPr>
+          <w:rFonts w:ascii="Times New Roman" w:hAnsi="Times New Roman" w:cs="Times New Roman"/>
+          <w:sz w:val="24"/>
+          <w:szCs w:val="24"/>
+        </w:rPr>
+      </w:pPr>
+    </w:p>
+    <w:p>
+      <w:pPr>
+        <w:rPr>
+          <w:rFonts w:ascii="Times New Roman" w:hAnsi="Times New Roman" w:cs="Times New Roman"/>
+          <w:sz w:val="24"/>
+          <w:szCs w:val="24"/>
+        </w:rPr>
+      </w:pPr>
+    </w:p>
+    <w:p>
+      <w:pPr>
+        <w:rPr>
+          <w:rFonts w:ascii="Times New Roman" w:hAnsi="Times New Roman" w:cs="Times New Roman"/>
+          <w:sz w:val="24"/>
+          <w:szCs w:val="24"/>
+        </w:rPr>
+      </w:pPr>
+    </w:p>
+    <w:p>
+      <w:pPr>
+        <w:rPr>
+          <w:rFonts w:ascii="Times New Roman" w:hAnsi="Times New Roman" w:cs="Times New Roman"/>
+          <w:sz w:val="24"/>
+          <w:szCs w:val="24"/>
+        </w:rPr>
+      </w:pPr>
+    </w:p>
+    <w:p>
+      <w:pPr>
+        <w:rPr>
+          <w:rFonts w:ascii="Times New Roman" w:hAnsi="Times New Roman" w:cs="Times New Roman"/>
+          <w:sz w:val="24"/>
+          <w:szCs w:val="24"/>
+        </w:rPr>
+      </w:pPr>
+    </w:p>
+    <w:p>
+      <w:pPr>
+        <w:rPr>
+          <w:rFonts w:ascii="Times New Roman" w:hAnsi="Times New Roman" w:cs="Times New Roman"/>
+          <w:sz w:val="24"/>
+          <w:szCs w:val="24"/>
+        </w:rPr>
+      </w:pPr>
+    </w:p>
+    <w:p>
+      <w:pPr>
+        <w:rPr>
+          <w:rFonts w:ascii="Times New Roman" w:hAnsi="Times New Roman" w:cs="Times New Roman"/>
+          <w:sz w:val="24"/>
+          <w:szCs w:val="24"/>
+        </w:rPr>
+      </w:pPr>
+    </w:p>
+    <w:p>
+      <w:pPr>
+        <w:rPr>
+          <w:rFonts w:ascii="Times New Roman" w:hAnsi="Times New Roman" w:cs="Times New Roman"/>
+          <w:sz w:val="24"/>
+          <w:szCs w:val="24"/>
+        </w:rPr>
+      </w:pPr>
+    </w:p>
+    <w:p>
+      <w:pPr>
+        <w:rPr>
+          <w:rFonts w:ascii="Times New Roman" w:hAnsi="Times New Roman" w:cs="Times New Roman"/>
+          <w:sz w:val="24"/>
+          <w:szCs w:val="24"/>
+        </w:rPr>
+      </w:pPr>
+    </w:p>
+    <w:p>
+      <w:pPr>
+        <w:pStyle w:val="Heading1"/>
+        <w:rPr>
+          <w:rFonts w:ascii="Times New Roman" w:hAnsi="Times New Roman" w:cs="Times New Roman"/>
+          <w:b/>
+          <w:bCs/>
+          <w:color w:val="auto"/>
+          <w:sz w:val="28"/>
+          <w:szCs w:val="28"/>
+        </w:rPr>
+      </w:pPr>
+      <w:bookmarkStart w:id="29" w:name="_Toc232646139"/>
+      <w:r>
+        <w:rPr>
+          <w:rFonts w:ascii="Times New Roman" w:hAnsi="Times New Roman" w:cs="Times New Roman"/>
+          <w:b/>
+          <w:bCs/>
+          <w:color w:val="auto"/>
+          <w:sz w:val="28"/>
+          <w:szCs w:val="28"/>
+        </w:rPr>
+        <w:lastRenderedPageBreak/>
+        <w:t>WEEK 6</w:t>
+      </w:r>
+      <w:bookmarkEnd w:id="29"/>
+    </w:p>
+    <w:p>
+      <w:pPr>
+        <w:rPr>
+          <w:rFonts w:ascii="Times New Roman" w:hAnsi="Times New Roman" w:cs="Times New Roman"/>
+          <w:sz w:val="24"/>
+          <w:szCs w:val="24"/>
+          <w:lang w:val="en-KE"/>
+        </w:rPr>
+      </w:pPr>
+      <w:r>
+        <w:rPr>
+          <w:rFonts w:ascii="Times New Roman" w:hAnsi="Times New Roman" w:cs="Times New Roman"/>
+          <w:sz w:val="24"/>
+          <w:szCs w:val="24"/>
+          <w:lang w:val="en-KE"/>
+        </w:rPr>
+        <w:drawing>
+          <wp:inline distT="0" distB="0" distL="0" distR="0" wp14:anchorId="30E95188" wp14:editId="182A64B7">
+            <wp:extent cx="5943600" cy="1880235"/>
+            <wp:effectExtent l="0" t="0" r="0" b="5715"/>
+            <wp:docPr id="235769185" name="Picture 18"/>
+            <wp:cNvGraphicFramePr>
+              <a:graphicFrameLocks xmlns:a="http://schemas.openxmlformats.org/drawingml/2006/main" noChangeAspect="1"/>
+            </wp:cNvGraphicFramePr>
+            <a:graphic xmlns:a="http://schemas.openxmlformats.org/drawingml/2006/main">
+              <a:graphicData uri="http://schemas.openxmlformats.org/drawingml/2006/picture">
+                <pic:pic xmlns:pic="http://schemas.openxmlformats.org/drawingml/2006/picture">
+                  <pic:nvPicPr>
+                    <pic:cNvPr id="0" name="Picture 35"/>
+                    <pic:cNvPicPr>
+                      <a:picLocks noChangeAspect="1" noChangeArrowheads="1"/>
+                    </pic:cNvPicPr>
+                  </pic:nvPicPr>
+                  <pic:blipFill>
+                    <a:blip r:embed="rId31">
+                      <a:extLst>
+                        <a:ext uri="{28A0092B-C50C-407E-A947-70E740481C1C}">
+                          <a14:useLocalDpi xmlns:a14="http://schemas.microsoft.com/office/drawing/2010/main" val="0"/>
+                        </a:ext>
+                      </a:extLst>
+                    </a:blip>
+                    <a:srcRect/>
+                    <a:stretch>
+                      <a:fillRect/>
+                    </a:stretch>
+                  </pic:blipFill>
+                  <pic:spPr bwMode="auto">
+                    <a:xfrm>
+                      <a:off x="0" y="0"/>
+                      <a:ext cx="5943600" cy="1880235"/>
+                    </a:xfrm>
+                    <a:prstGeom prst="rect">
+                      <a:avLst/>
+                    </a:prstGeom>
+                    <a:noFill/>
+                    <a:ln>
+                      <a:noFill/>
+                    </a:ln>
+                  </pic:spPr>
+                </pic:pic>
+              </a:graphicData>
+            </a:graphic>
+          </wp:inline>
+        </w:drawing>
+      </w:r>
+    </w:p>
+    <w:p>
+      <w:pPr>
+        <w:rPr>
+          <w:rFonts w:ascii="Times New Roman" w:hAnsi="Times New Roman" w:cs="Times New Roman"/>
+          <w:sz w:val="24"/>
+          <w:szCs w:val="24"/>
+          <w:lang w:val="en-KE"/>
+        </w:rPr>
+      </w:pPr>
+    </w:p>
+    <w:p>
+      <w:pPr>
+        <w:pStyle w:val="Heading2"/>
+        <w:rPr>
+          <w:rFonts w:ascii="Times New Roman" w:hAnsi="Times New Roman" w:cs="Times New Roman"/>
+          <w:color w:val="auto"/>
+          <w:sz w:val="24"/>
+          <w:szCs w:val="24"/>
+          <w:lang w:val="en-KE"/>
+        </w:rPr>
+      </w:pPr>
+      <w:bookmarkStart w:id="30" w:name="_Toc232646140"/>
+      <w:r>
+        <w:rPr>
+          <w:rFonts w:ascii="Times New Roman" w:hAnsi="Times New Roman" w:cs="Times New Roman"/>
+          <w:color w:val="auto"/>
+          <w:sz w:val="24"/>
+          <w:szCs w:val="24"/>
+          <w:lang w:val="en-KE"/>
+        </w:rPr>
+        <w:t>Fig 1</w:t>
+      </w:r>
+      <w:r>
+        <w:rPr>
+          <w:rFonts w:ascii="Times New Roman" w:hAnsi="Times New Roman" w:cs="Times New Roman"/>
+          <w:color w:val="auto"/>
+          <w:sz w:val="24"/>
+          <w:szCs w:val="24"/>
+          <w:lang w:val="en-KE"/>
+        </w:rPr>
+        <w:t xml:space="preserve">- </w:t>
       </w:r>
       <w:proofErr w:type="spellStart"/>
       <w:r>
@@ -5439,8 +7543,9 @@
           <w:color w:val="auto"/>
           <w:sz w:val="24"/>
           <w:szCs w:val="24"/>
-        </w:rPr>
-        <w:t>Chatbot</w:t>
+          <w:lang w:val="en-KE"/>
+        </w:rPr>
+        <w:t>Gensim</w:t>
       </w:r>
       <w:proofErr w:type="spellEnd"/>
       <w:r>
@@ -5449,10 +7554,77 @@
           <w:color w:val="auto"/>
           <w:sz w:val="24"/>
           <w:szCs w:val="24"/>
-        </w:rPr>
-        <w:t xml:space="preserve"> Architecture Analysis</w:t>
-      </w:r>
-      <w:bookmarkEnd w:id="27"/>
+          <w:lang w:val="en-KE"/>
+        </w:rPr>
+        <w:t xml:space="preserve"> Installation</w:t>
+      </w:r>
+      <w:bookmarkEnd w:id="30"/>
+    </w:p>
+    <w:p>
+      <w:pPr>
+        <w:rPr>
+          <w:rFonts w:ascii="Times New Roman" w:hAnsi="Times New Roman" w:cs="Times New Roman"/>
+          <w:sz w:val="24"/>
+          <w:szCs w:val="24"/>
+          <w:lang w:val="en-KE"/>
+        </w:rPr>
+      </w:pPr>
+      <w:r>
+        <w:rPr>
+          <w:rFonts w:ascii="Times New Roman" w:hAnsi="Times New Roman" w:cs="Times New Roman"/>
+          <w:sz w:val="24"/>
+          <w:szCs w:val="24"/>
+          <w:lang w:val="en-KE"/>
+        </w:rPr>
+        <w:drawing>
+          <wp:inline distT="0" distB="0" distL="0" distR="0" wp14:anchorId="2BA48634" wp14:editId="3E6EFFC6">
+            <wp:extent cx="5943600" cy="2371725"/>
+            <wp:effectExtent l="0" t="0" r="0" b="9525"/>
+            <wp:docPr id="711101843" name="Picture 2"/>
+            <wp:cNvGraphicFramePr>
+              <a:graphicFrameLocks xmlns:a="http://schemas.openxmlformats.org/drawingml/2006/main" noChangeAspect="1"/>
+            </wp:cNvGraphicFramePr>
+            <a:graphic xmlns:a="http://schemas.openxmlformats.org/drawingml/2006/main">
+              <a:graphicData uri="http://schemas.openxmlformats.org/drawingml/2006/picture">
+                <pic:pic xmlns:pic="http://schemas.openxmlformats.org/drawingml/2006/picture">
+                  <pic:nvPicPr>
+                    <pic:cNvPr id="0" name="Picture 3"/>
+                    <pic:cNvPicPr>
+                      <a:picLocks noChangeAspect="1" noChangeArrowheads="1"/>
+                    </pic:cNvPicPr>
+                  </pic:nvPicPr>
+                  <pic:blipFill>
+                    <a:blip r:embed="rId32">
+                      <a:extLst>
+                        <a:ext uri="{28A0092B-C50C-407E-A947-70E740481C1C}">
+                          <a14:useLocalDpi xmlns:a14="http://schemas.microsoft.com/office/drawing/2010/main" val="0"/>
+                        </a:ext>
+                      </a:extLst>
+                    </a:blip>
+                    <a:srcRect/>
+                    <a:stretch>
+                      <a:fillRect/>
+                    </a:stretch>
+                  </pic:blipFill>
+                  <pic:spPr bwMode="auto">
+                    <a:xfrm>
+                      <a:off x="0" y="0"/>
+                      <a:ext cx="5943600" cy="2371725"/>
+                    </a:xfrm>
+                    <a:prstGeom prst="rect">
+                      <a:avLst/>
+                    </a:prstGeom>
+                    <a:noFill/>
+                    <a:ln>
+                      <a:noFill/>
+                    </a:ln>
+                  </pic:spPr>
+                </pic:pic>
+              </a:graphicData>
+            </a:graphic>
+          </wp:inline>
+        </w:drawing>
+      </w:r>
     </w:p>
     <w:p>
       <w:pPr>
@@ -5462,8 +7634,107 @@
           <w:color w:val="auto"/>
           <w:sz w:val="24"/>
           <w:szCs w:val="24"/>
-        </w:rPr>
-      </w:pPr>
+          <w:lang w:val="en-KE"/>
+        </w:rPr>
+      </w:pPr>
+      <w:bookmarkStart w:id="31" w:name="_Toc232646141"/>
+      <w:r>
+        <w:rPr>
+          <w:rFonts w:ascii="Times New Roman" w:hAnsi="Times New Roman" w:cs="Times New Roman"/>
+          <w:color w:val="auto"/>
+          <w:sz w:val="24"/>
+          <w:szCs w:val="24"/>
+          <w:lang w:val="en-KE"/>
+        </w:rPr>
+        <w:t>Fig 2</w:t>
+      </w:r>
+      <w:r>
+        <w:rPr>
+          <w:rFonts w:ascii="Times New Roman" w:hAnsi="Times New Roman" w:cs="Times New Roman"/>
+          <w:color w:val="auto"/>
+          <w:sz w:val="24"/>
+          <w:szCs w:val="24"/>
+          <w:lang w:val="en-KE"/>
+        </w:rPr>
+        <w:t>-</w:t>
+      </w:r>
+      <w:r>
+        <w:rPr>
+          <w:rFonts w:ascii="Times New Roman" w:hAnsi="Times New Roman" w:cs="Times New Roman"/>
+          <w:color w:val="auto"/>
+          <w:sz w:val="24"/>
+          <w:szCs w:val="24"/>
+          <w:lang w:val="en-KE"/>
+        </w:rPr>
+        <w:t xml:space="preserve"> One-Hot Encoding Output</w:t>
+      </w:r>
+      <w:bookmarkEnd w:id="31"/>
+    </w:p>
+    <w:p>
+      <w:pPr>
+        <w:rPr>
+          <w:rFonts w:ascii="Times New Roman" w:hAnsi="Times New Roman" w:cs="Times New Roman"/>
+          <w:sz w:val="24"/>
+          <w:szCs w:val="24"/>
+          <w:lang w:val="en-KE"/>
+        </w:rPr>
+      </w:pPr>
+      <w:r>
+        <w:rPr>
+          <w:rFonts w:ascii="Times New Roman" w:hAnsi="Times New Roman" w:cs="Times New Roman"/>
+          <w:sz w:val="24"/>
+          <w:szCs w:val="24"/>
+          <w:lang w:val="en-KE"/>
+        </w:rPr>
+        <w:drawing>
+          <wp:inline distT="0" distB="0" distL="0" distR="0" wp14:anchorId="1F4A5D60" wp14:editId="502BF4A3">
+            <wp:extent cx="5943600" cy="1661795"/>
+            <wp:effectExtent l="0" t="0" r="0" b="0"/>
+            <wp:docPr id="1149711257" name="Picture 3"/>
+            <wp:cNvGraphicFramePr>
+              <a:graphicFrameLocks xmlns:a="http://schemas.openxmlformats.org/drawingml/2006/main" noChangeAspect="1"/>
+            </wp:cNvGraphicFramePr>
+            <a:graphic xmlns:a="http://schemas.openxmlformats.org/drawingml/2006/main">
+              <a:graphicData uri="http://schemas.openxmlformats.org/drawingml/2006/picture">
+                <pic:pic xmlns:pic="http://schemas.openxmlformats.org/drawingml/2006/picture">
+                  <pic:nvPicPr>
+                    <pic:cNvPr id="0" name="Picture 5"/>
+                    <pic:cNvPicPr>
+                      <a:picLocks noChangeAspect="1" noChangeArrowheads="1"/>
+                    </pic:cNvPicPr>
+                  </pic:nvPicPr>
+                  <pic:blipFill>
+                    <a:blip r:embed="rId33" cstate="print">
+                      <a:extLst>
+                        <a:ext uri="{28A0092B-C50C-407E-A947-70E740481C1C}">
+                          <a14:useLocalDpi xmlns:a14="http://schemas.microsoft.com/office/drawing/2010/main" val="0"/>
+                        </a:ext>
+                      </a:extLst>
+                    </a:blip>
+                    <a:srcRect/>
+                    <a:stretch>
+                      <a:fillRect/>
+                    </a:stretch>
+                  </pic:blipFill>
+                  <pic:spPr bwMode="auto">
+                    <a:xfrm>
+                      <a:off x="0" y="0"/>
+                      <a:ext cx="5943600" cy="1661795"/>
+                    </a:xfrm>
+                    <a:prstGeom prst="rect">
+                      <a:avLst/>
+                    </a:prstGeom>
+                    <a:noFill/>
+                    <a:ln>
+                      <a:noFill/>
+                    </a:ln>
+                  </pic:spPr>
+                </pic:pic>
+              </a:graphicData>
+            </a:graphic>
+          </wp:inline>
+        </w:drawing>
+      </w:r>
     </w:p>
     <w:p>
       <w:pPr>
@@ -5473,35 +7744,1833 @@
           <w:color w:val="auto"/>
           <w:sz w:val="24"/>
           <w:szCs w:val="24"/>
-        </w:rPr>
-      </w:pPr>
-      <w:bookmarkStart w:id="28" w:name="_Toc231513146"/>
-      <w:r>
-        <w:rPr>
-          <w:rFonts w:ascii="Times New Roman" w:hAnsi="Times New Roman" w:cs="Times New Roman"/>
-          <w:color w:val="auto"/>
-          <w:sz w:val="24"/>
-          <w:szCs w:val="24"/>
-        </w:rPr>
-        <w:t>WEEK 5 REFLECTION</w:t>
-      </w:r>
-      <w:bookmarkEnd w:id="28"/>
-    </w:p>
-    <w:p>
-      <w:pPr>
-        <w:rPr>
-          <w:rFonts w:ascii="Times New Roman" w:hAnsi="Times New Roman" w:cs="Times New Roman"/>
-          <w:sz w:val="24"/>
-          <w:szCs w:val="24"/>
-        </w:rPr>
-      </w:pPr>
-      <w:r>
-        <w:rPr>
-          <w:rFonts w:ascii="Times New Roman" w:hAnsi="Times New Roman" w:cs="Times New Roman"/>
-          <w:sz w:val="24"/>
-          <w:szCs w:val="24"/>
-        </w:rPr>
-        <w:t xml:space="preserve">Week 5 was a full recap of all the NLP concepts learned in Weeks 1-4 via two major deliverables. In Practical Task 1, a full NLP pipeline of seven steps, namely tokenization, stop word removal, lemmatization, part-of-speech (POS) tagging, N-grams, dependency parsing and named entity recognition (NER), was developed and applied to three different sentences to demonstrate how text is progressively transformed at each stage. The mini project was a rule-based Student Academic Assistant </w:t>
+          <w:lang w:val="en-KE"/>
+        </w:rPr>
+      </w:pPr>
+      <w:bookmarkStart w:id="32" w:name="_Toc232646142"/>
+      <w:r>
+        <w:rPr>
+          <w:rFonts w:ascii="Times New Roman" w:hAnsi="Times New Roman" w:cs="Times New Roman"/>
+          <w:color w:val="auto"/>
+          <w:sz w:val="24"/>
+          <w:szCs w:val="24"/>
+          <w:lang w:val="en-KE"/>
+        </w:rPr>
+        <w:lastRenderedPageBreak/>
+        <w:t>Fig 3</w:t>
+      </w:r>
+      <w:r>
+        <w:rPr>
+          <w:rFonts w:ascii="Times New Roman" w:hAnsi="Times New Roman" w:cs="Times New Roman"/>
+          <w:color w:val="auto"/>
+          <w:sz w:val="24"/>
+          <w:szCs w:val="24"/>
+          <w:lang w:val="en-KE"/>
+        </w:rPr>
+        <w:t>-</w:t>
+      </w:r>
+      <w:r>
+        <w:rPr>
+          <w:rFonts w:ascii="Times New Roman" w:hAnsi="Times New Roman" w:cs="Times New Roman"/>
+          <w:color w:val="auto"/>
+          <w:sz w:val="24"/>
+          <w:szCs w:val="24"/>
+          <w:lang w:val="en-KE"/>
+        </w:rPr>
+        <w:t xml:space="preserve"> Word2Vec Training Output</w:t>
+      </w:r>
+      <w:bookmarkEnd w:id="32"/>
+    </w:p>
+    <w:p>
+      <w:pPr>
+        <w:rPr>
+          <w:rFonts w:ascii="Times New Roman" w:hAnsi="Times New Roman" w:cs="Times New Roman"/>
+          <w:sz w:val="24"/>
+          <w:szCs w:val="24"/>
+          <w:lang w:val="en-KE"/>
+        </w:rPr>
+      </w:pPr>
+      <w:r>
+        <w:rPr>
+          <w:rFonts w:ascii="Times New Roman" w:hAnsi="Times New Roman" w:cs="Times New Roman"/>
+          <w:sz w:val="24"/>
+          <w:szCs w:val="24"/>
+          <w:lang w:val="en-KE"/>
+        </w:rPr>
+        <w:drawing>
+          <wp:inline distT="0" distB="0" distL="0" distR="0" wp14:anchorId="2ED39000" wp14:editId="6AAAF03F">
+            <wp:extent cx="5943600" cy="2616835"/>
+            <wp:effectExtent l="0" t="0" r="0" b="0"/>
+            <wp:docPr id="1957213025" name="Picture 4"/>
+            <wp:cNvGraphicFramePr>
+              <a:graphicFrameLocks xmlns:a="http://schemas.openxmlformats.org/drawingml/2006/main" noChangeAspect="1"/>
+            </wp:cNvGraphicFramePr>
+            <a:graphic xmlns:a="http://schemas.openxmlformats.org/drawingml/2006/main">
+              <a:graphicData uri="http://schemas.openxmlformats.org/drawingml/2006/picture">
+                <pic:pic xmlns:pic="http://schemas.openxmlformats.org/drawingml/2006/picture">
+                  <pic:nvPicPr>
+                    <pic:cNvPr id="0" name="Picture 7"/>
+                    <pic:cNvPicPr>
+                      <a:picLocks noChangeAspect="1" noChangeArrowheads="1"/>
+                    </pic:cNvPicPr>
+                  </pic:nvPicPr>
+                  <pic:blipFill>
+                    <a:blip r:embed="rId34">
+                      <a:extLst>
+                        <a:ext uri="{28A0092B-C50C-407E-A947-70E740481C1C}">
+                          <a14:useLocalDpi xmlns:a14="http://schemas.microsoft.com/office/drawing/2010/main" val="0"/>
+                        </a:ext>
+                      </a:extLst>
+                    </a:blip>
+                    <a:srcRect/>
+                    <a:stretch>
+                      <a:fillRect/>
+                    </a:stretch>
+                  </pic:blipFill>
+                  <pic:spPr bwMode="auto">
+                    <a:xfrm>
+                      <a:off x="0" y="0"/>
+                      <a:ext cx="5943600" cy="2616835"/>
+                    </a:xfrm>
+                    <a:prstGeom prst="rect">
+                      <a:avLst/>
+                    </a:prstGeom>
+                    <a:noFill/>
+                    <a:ln>
+                      <a:noFill/>
+                    </a:ln>
+                  </pic:spPr>
+                </pic:pic>
+              </a:graphicData>
+            </a:graphic>
+          </wp:inline>
+        </w:drawing>
+      </w:r>
+    </w:p>
+    <w:p>
+      <w:pPr>
+        <w:pStyle w:val="Heading2"/>
+        <w:rPr>
+          <w:rFonts w:ascii="Times New Roman" w:hAnsi="Times New Roman" w:cs="Times New Roman"/>
+          <w:color w:val="auto"/>
+          <w:sz w:val="24"/>
+          <w:szCs w:val="24"/>
+          <w:lang w:val="en-KE"/>
+        </w:rPr>
+      </w:pPr>
+      <w:bookmarkStart w:id="33" w:name="_Toc232646143"/>
+      <w:r>
+        <w:rPr>
+          <w:rFonts w:ascii="Times New Roman" w:hAnsi="Times New Roman" w:cs="Times New Roman"/>
+          <w:color w:val="auto"/>
+          <w:sz w:val="24"/>
+          <w:szCs w:val="24"/>
+          <w:lang w:val="en-KE"/>
+        </w:rPr>
+        <w:t>Fig 4</w:t>
+      </w:r>
+      <w:r>
+        <w:rPr>
+          <w:rFonts w:ascii="Times New Roman" w:hAnsi="Times New Roman" w:cs="Times New Roman"/>
+          <w:color w:val="auto"/>
+          <w:sz w:val="24"/>
+          <w:szCs w:val="24"/>
+          <w:lang w:val="en-KE"/>
+        </w:rPr>
+        <w:t>-</w:t>
+      </w:r>
+      <w:r>
+        <w:rPr>
+          <w:rFonts w:ascii="Times New Roman" w:hAnsi="Times New Roman" w:cs="Times New Roman"/>
+          <w:color w:val="auto"/>
+          <w:sz w:val="24"/>
+          <w:szCs w:val="24"/>
+          <w:lang w:val="en-KE"/>
+        </w:rPr>
+        <w:t xml:space="preserve"> Similarity Scores Output</w:t>
+      </w:r>
+      <w:bookmarkEnd w:id="33"/>
+    </w:p>
+    <w:p>
+      <w:pPr>
+        <w:rPr>
+          <w:rFonts w:ascii="Times New Roman" w:hAnsi="Times New Roman" w:cs="Times New Roman"/>
+          <w:sz w:val="24"/>
+          <w:szCs w:val="24"/>
+          <w:lang w:val="en-KE"/>
+        </w:rPr>
+      </w:pPr>
+      <w:r>
+        <w:rPr>
+          <w:rFonts w:ascii="Times New Roman" w:hAnsi="Times New Roman" w:cs="Times New Roman"/>
+          <w:sz w:val="24"/>
+          <w:szCs w:val="24"/>
+          <w:lang w:val="en-KE"/>
+        </w:rPr>
+        <mc:AlternateContent>
+          <mc:Choice Requires="wps">
+            <w:drawing>
+              <wp:inline distT="0" distB="0" distL="0" distR="0" wp14:anchorId="67A08DCB" wp14:editId="53C05E42">
+                <wp:extent cx="304800" cy="304800"/>
+                <wp:effectExtent l="0" t="0" r="0" b="0"/>
+                <wp:docPr id="1134055642" name="Rectangle 5"/>
+                <wp:cNvGraphicFramePr>
+                  <a:graphicFrameLocks xmlns:a="http://schemas.openxmlformats.org/drawingml/2006/main" noChangeAspect="1"/>
+                </wp:cNvGraphicFramePr>
+                <a:graphic xmlns:a="http://schemas.openxmlformats.org/drawingml/2006/main">
+                  <a:graphicData uri="http://schemas.microsoft.com/office/word/2010/wordprocessingShape">
+                    <wps:wsp>
+                      <wps:cNvSpPr>
+                        <a:spLocks noChangeAspect="1" noChangeArrowheads="1"/>
+                      </wps:cNvSpPr>
+                      <wps:spPr bwMode="auto">
+                        <a:xfrm>
+                          <a:off x="0" y="0"/>
+                          <a:ext cx="304800" cy="304800"/>
+                        </a:xfrm>
+                        <a:prstGeom prst="rect">
+                          <a:avLst/>
+                        </a:prstGeom>
+                        <a:noFill/>
+                        <a:ln>
+                          <a:noFill/>
+                        </a:ln>
+                        <a:extLst>
+                          <a:ext uri="{909E8E84-426E-40DD-AFC4-6F175D3DCCD1}">
+                            <a14:hiddenFill xmlns:a14="http://schemas.microsoft.com/office/drawing/2010/main">
+                              <a:solidFill>
+                                <a:srgbClr val="FFFFFF"/>
+                              </a:solidFill>
+                            </a14:hiddenFill>
+                          </a:ext>
+                          <a:ext uri="{91240B29-F687-4F45-9708-019B960494DF}">
+                            <a14:hiddenLine xmlns:a14="http://schemas.microsoft.com/office/drawing/2010/main" w="9525">
+                              <a:solidFill>
+                                <a:srgbClr val="000000"/>
+                              </a:solidFill>
+                              <a:miter lim="800000"/>
+                              <a:headEnd/>
+                              <a:tailEnd/>
+                            </a14:hiddenLine>
+                          </a:ext>
+                        </a:extLst>
+                      </wps:spPr>
+                      <wps:bodyPr rot="0" vert="horz" wrap="square" lIns="91440" tIns="45720" rIns="91440" bIns="45720" anchor="t" anchorCtr="0" upright="1">
+                        <a:noAutofit/>
+                      </wps:bodyPr>
+                    </wps:wsp>
+                  </a:graphicData>
+                </a:graphic>
+              </wp:inline>
+            </w:drawing>
+          </mc:Choice>
+          <mc:Fallback>
+            <w:pict>
+              <v:rect w14:anchorId="2FFE43D5" id="Rectangle 5" o:spid="_x0000_s1026" style="width:24pt;height:24pt;visibility:visible;mso-wrap-style:square;mso-left-percent:-10001;mso-top-percent:-10001;mso-position-horizontal:absolute;mso-position-horizontal-relative:char;mso-position-vertical:absolute;mso-position-vertical-relative:line;mso-left-percent:-10001;mso-top-percent:-10001;v-text-anchor:top" o:gfxdata="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" filled="f" stroked="f">
+                <o:lock v:ext="edit" aspectratio="t"/>
+                <w10:anchorlock/>
+              </v:rect>
+            </w:pict>
+          </mc:Fallback>
+        </mc:AlternateContent>
+      </w:r>
+    </w:p>
+    <w:p>
+      <w:pPr>
+        <w:rPr>
+          <w:rFonts w:ascii="Times New Roman" w:hAnsi="Times New Roman" w:cs="Times New Roman"/>
+          <w:sz w:val="24"/>
+          <w:szCs w:val="24"/>
+          <w:lang w:val="en-KE"/>
+        </w:rPr>
+      </w:pPr>
+      <w:r>
+        <w:rPr>
+          <w:rFonts w:ascii="Times New Roman" w:hAnsi="Times New Roman" w:cs="Times New Roman"/>
+          <w:sz w:val="24"/>
+          <w:szCs w:val="24"/>
+          <w:lang w:val="en-KE"/>
+        </w:rPr>
+        <mc:AlternateContent>
+          <mc:Choice Requires="wps">
+            <w:drawing>
+              <wp:inline distT="0" distB="0" distL="0" distR="0" wp14:anchorId="1EA90F42" wp14:editId="79B1A306">
+                <wp:extent cx="304800" cy="304800"/>
+                <wp:effectExtent l="0" t="0" r="0" b="0"/>
+                <wp:docPr id="1714968702" name="Rectangle 6"/>
+                <wp:cNvGraphicFramePr>
+                  <a:graphicFrameLocks xmlns:a="http://schemas.openxmlformats.org/drawingml/2006/main" noChangeAspect="1"/>
+                </wp:cNvGraphicFramePr>
+                <a:graphic xmlns:a="http://schemas.openxmlformats.org/drawingml/2006/main">
+                  <a:graphicData uri="http://schemas.microsoft.com/office/word/2010/wordprocessingShape">
+                    <wps:wsp>
+                      <wps:cNvSpPr>
+                        <a:spLocks noChangeAspect="1" noChangeArrowheads="1"/>
+                      </wps:cNvSpPr>
+                      <wps:spPr bwMode="auto">
+                        <a:xfrm>
+                          <a:off x="0" y="0"/>
+                          <a:ext cx="304800" cy="304800"/>
+                        </a:xfrm>
+                        <a:prstGeom prst="rect">
+                          <a:avLst/>
+                        </a:prstGeom>
+                        <a:noFill/>
+                        <a:ln>
+                          <a:noFill/>
+                        </a:ln>
+                        <a:extLst>
+                          <a:ext uri="{909E8E84-426E-40DD-AFC4-6F175D3DCCD1}">
+                            <a14:hiddenFill xmlns:a14="http://schemas.microsoft.com/office/drawing/2010/main">
+                              <a:solidFill>
+                                <a:srgbClr val="FFFFFF"/>
+                              </a:solidFill>
+                            </a14:hiddenFill>
+                          </a:ext>
+                          <a:ext uri="{91240B29-F687-4F45-9708-019B960494DF}">
+                            <a14:hiddenLine xmlns:a14="http://schemas.microsoft.com/office/drawing/2010/main" w="9525">
+                              <a:solidFill>
+                                <a:srgbClr val="000000"/>
+                              </a:solidFill>
+                              <a:miter lim="800000"/>
+                              <a:headEnd/>
+                              <a:tailEnd/>
+                            </a14:hiddenLine>
+                          </a:ext>
+                        </a:extLst>
+                      </wps:spPr>
+                      <wps:bodyPr rot="0" vert="horz" wrap="square" lIns="91440" tIns="45720" rIns="91440" bIns="45720" anchor="t" anchorCtr="0" upright="1">
+                        <a:noAutofit/>
+                      </wps:bodyPr>
+                    </wps:wsp>
+                  </a:graphicData>
+                </a:graphic>
+              </wp:inline>
+            </w:drawing>
+          </mc:Choice>
+          <mc:Fallback>
+            <w:pict>
+              <v:rect w14:anchorId="16B4160D" id="Rectangle 6" o:spid="_x0000_s1026" style="width:24pt;height:24pt;visibility:visible;mso-wrap-style:square;mso-left-percent:-10001;mso-top-percent:-10001;mso-position-horizontal:absolute;mso-position-horizontal-relative:char;mso-position-vertical:absolute;mso-position-vertical-relative:line;mso-left-percent:-10001;mso-top-percent:-10001;v-text-anchor:top" o:gfxdata="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" filled="f" stroked="f">
+                <o:lock v:ext="edit" aspectratio="t"/>
+                <w10:anchorlock/>
+              </v:rect>
+            </w:pict>
+          </mc:Fallback>
+        </mc:AlternateContent>
+      </w:r>
+    </w:p>
+    <w:p>
+      <w:pPr>
+        <w:rPr>
+          <w:rFonts w:ascii="Times New Roman" w:hAnsi="Times New Roman" w:cs="Times New Roman"/>
+          <w:sz w:val="24"/>
+          <w:szCs w:val="24"/>
+          <w:lang w:val="en-KE"/>
+        </w:rPr>
+      </w:pPr>
+      <w:r>
+        <w:rPr>
+          <w:rFonts w:ascii="Times New Roman" w:hAnsi="Times New Roman" w:cs="Times New Roman"/>
+          <w:sz w:val="24"/>
+          <w:szCs w:val="24"/>
+          <w:lang w:val="en-KE"/>
+        </w:rPr>
+        <w:drawing>
+          <wp:inline distT="0" distB="0" distL="0" distR="0" wp14:anchorId="777E819F" wp14:editId="0F086589">
+            <wp:extent cx="5943600" cy="2646680"/>
+            <wp:effectExtent l="0" t="0" r="0" b="1270"/>
+            <wp:docPr id="1666415678" name="Picture 7"/>
+            <wp:cNvGraphicFramePr>
+              <a:graphicFrameLocks xmlns:a="http://schemas.openxmlformats.org/drawingml/2006/main" noChangeAspect="1"/>
+            </wp:cNvGraphicFramePr>
+            <a:graphic xmlns:a="http://schemas.openxmlformats.org/drawingml/2006/main">
+              <a:graphicData uri="http://schemas.openxmlformats.org/drawingml/2006/picture">
+                <pic:pic xmlns:pic="http://schemas.openxmlformats.org/drawingml/2006/picture">
+                  <pic:nvPicPr>
+                    <pic:cNvPr id="0" name="Picture 13"/>
+                    <pic:cNvPicPr>
+                      <a:picLocks noChangeAspect="1" noChangeArrowheads="1"/>
+                    </pic:cNvPicPr>
+                  </pic:nvPicPr>
+                  <pic:blipFill>
+                    <a:blip r:embed="rId35" cstate="print">
+                      <a:extLst>
+                        <a:ext uri="{28A0092B-C50C-407E-A947-70E740481C1C}">
+                          <a14:useLocalDpi xmlns:a14="http://schemas.microsoft.com/office/drawing/2010/main" val="0"/>
+                        </a:ext>
+                      </a:extLst>
+                    </a:blip>
+                    <a:srcRect/>
+                    <a:stretch>
+                      <a:fillRect/>
+                    </a:stretch>
+                  </pic:blipFill>
+                  <pic:spPr bwMode="auto">
+                    <a:xfrm>
+                      <a:off x="0" y="0"/>
+                      <a:ext cx="5943600" cy="2646680"/>
+                    </a:xfrm>
+                    <a:prstGeom prst="rect">
+                      <a:avLst/>
+                    </a:prstGeom>
+                    <a:noFill/>
+                    <a:ln>
+                      <a:noFill/>
+                    </a:ln>
+                  </pic:spPr>
+                </pic:pic>
+              </a:graphicData>
+            </a:graphic>
+          </wp:inline>
+        </w:drawing>
+      </w:r>
+    </w:p>
+    <w:p>
+      <w:pPr>
+        <w:pStyle w:val="Heading2"/>
+        <w:rPr>
+          <w:rFonts w:ascii="Times New Roman" w:hAnsi="Times New Roman" w:cs="Times New Roman"/>
+          <w:color w:val="auto"/>
+          <w:sz w:val="24"/>
+          <w:szCs w:val="24"/>
+          <w:lang w:val="en-KE"/>
+        </w:rPr>
+      </w:pPr>
+      <w:bookmarkStart w:id="34" w:name="_Toc232646144"/>
+      <w:r>
+        <w:rPr>
+          <w:rFonts w:ascii="Times New Roman" w:hAnsi="Times New Roman" w:cs="Times New Roman"/>
+          <w:color w:val="auto"/>
+          <w:sz w:val="24"/>
+          <w:szCs w:val="24"/>
+          <w:lang w:val="en-KE"/>
+        </w:rPr>
+        <w:lastRenderedPageBreak/>
+        <w:t>Fig 5</w:t>
+      </w:r>
+      <w:r>
+        <w:rPr>
+          <w:rFonts w:ascii="Times New Roman" w:hAnsi="Times New Roman" w:cs="Times New Roman"/>
+          <w:color w:val="auto"/>
+          <w:sz w:val="24"/>
+          <w:szCs w:val="24"/>
+          <w:lang w:val="en-KE"/>
+        </w:rPr>
+        <w:t>-</w:t>
+      </w:r>
+      <w:r>
+        <w:rPr>
+          <w:rFonts w:ascii="Times New Roman" w:hAnsi="Times New Roman" w:cs="Times New Roman"/>
+          <w:color w:val="auto"/>
+          <w:sz w:val="24"/>
+          <w:szCs w:val="24"/>
+          <w:lang w:val="en-KE"/>
+        </w:rPr>
+        <w:t xml:space="preserve"> PCA Word Embedding Visualisation</w:t>
+      </w:r>
+      <w:bookmarkEnd w:id="34"/>
+    </w:p>
+    <w:p>
+      <w:pPr>
+        <w:rPr>
+          <w:rFonts w:ascii="Times New Roman" w:hAnsi="Times New Roman" w:cs="Times New Roman"/>
+          <w:sz w:val="24"/>
+          <w:szCs w:val="24"/>
+          <w:lang w:val="en-KE"/>
+        </w:rPr>
+      </w:pPr>
+      <w:r>
+        <w:rPr>
+          <w:rFonts w:ascii="Times New Roman" w:hAnsi="Times New Roman" w:cs="Times New Roman"/>
+          <w:sz w:val="24"/>
+          <w:szCs w:val="24"/>
+          <w:lang w:val="en-KE"/>
+        </w:rPr>
+        <w:drawing>
+          <wp:inline distT="0" distB="0" distL="0" distR="0" wp14:anchorId="0B929151" wp14:editId="0EA78E24">
+            <wp:extent cx="5943600" cy="2404745"/>
+            <wp:effectExtent l="0" t="0" r="0" b="0"/>
+            <wp:docPr id="1029648896" name="Picture 8"/>
+            <wp:cNvGraphicFramePr>
+              <a:graphicFrameLocks xmlns:a="http://schemas.openxmlformats.org/drawingml/2006/main" noChangeAspect="1"/>
+            </wp:cNvGraphicFramePr>
+            <a:graphic xmlns:a="http://schemas.openxmlformats.org/drawingml/2006/main">
+              <a:graphicData uri="http://schemas.openxmlformats.org/drawingml/2006/picture">
+                <pic:pic xmlns:pic="http://schemas.openxmlformats.org/drawingml/2006/picture">
+                  <pic:nvPicPr>
+                    <pic:cNvPr id="0" name="Picture 15"/>
+                    <pic:cNvPicPr>
+                      <a:picLocks noChangeAspect="1" noChangeArrowheads="1"/>
+                    </pic:cNvPicPr>
+                  </pic:nvPicPr>
+                  <pic:blipFill>
+                    <a:blip r:embed="rId36" cstate="print">
+                      <a:extLst>
+                        <a:ext uri="{28A0092B-C50C-407E-A947-70E740481C1C}">
+                          <a14:useLocalDpi xmlns:a14="http://schemas.microsoft.com/office/drawing/2010/main" val="0"/>
+                        </a:ext>
+                      </a:extLst>
+                    </a:blip>
+                    <a:srcRect/>
+                    <a:stretch>
+                      <a:fillRect/>
+                    </a:stretch>
+                  </pic:blipFill>
+                  <pic:spPr bwMode="auto">
+                    <a:xfrm>
+                      <a:off x="0" y="0"/>
+                      <a:ext cx="5943600" cy="2404745"/>
+                    </a:xfrm>
+                    <a:prstGeom prst="rect">
+                      <a:avLst/>
+                    </a:prstGeom>
+                    <a:noFill/>
+                    <a:ln>
+                      <a:noFill/>
+                    </a:ln>
+                  </pic:spPr>
+                </pic:pic>
+              </a:graphicData>
+            </a:graphic>
+          </wp:inline>
+        </w:drawing>
+      </w:r>
+    </w:p>
+    <w:p>
+      <w:pPr>
+        <w:pStyle w:val="Heading2"/>
+        <w:rPr>
+          <w:rFonts w:ascii="Times New Roman" w:hAnsi="Times New Roman" w:cs="Times New Roman"/>
+          <w:color w:val="auto"/>
+          <w:sz w:val="24"/>
+          <w:szCs w:val="24"/>
+          <w:lang w:val="en-KE"/>
+        </w:rPr>
+      </w:pPr>
+      <w:bookmarkStart w:id="35" w:name="_Toc232646145"/>
+      <w:r>
+        <w:rPr>
+          <w:rFonts w:ascii="Times New Roman" w:hAnsi="Times New Roman" w:cs="Times New Roman"/>
+          <w:color w:val="auto"/>
+          <w:sz w:val="24"/>
+          <w:szCs w:val="24"/>
+          <w:lang w:val="en-KE"/>
+        </w:rPr>
+        <w:t>Fig 6</w:t>
+      </w:r>
+      <w:r>
+        <w:rPr>
+          <w:rFonts w:ascii="Times New Roman" w:hAnsi="Times New Roman" w:cs="Times New Roman"/>
+          <w:color w:val="auto"/>
+          <w:sz w:val="24"/>
+          <w:szCs w:val="24"/>
+          <w:lang w:val="en-KE"/>
+        </w:rPr>
+        <w:t>-</w:t>
+      </w:r>
+      <w:r>
+        <w:rPr>
+          <w:rFonts w:ascii="Times New Roman" w:hAnsi="Times New Roman" w:cs="Times New Roman"/>
+          <w:color w:val="auto"/>
+          <w:sz w:val="24"/>
+          <w:szCs w:val="24"/>
+          <w:lang w:val="en-KE"/>
+        </w:rPr>
+        <w:t xml:space="preserve"> Comparison Report</w:t>
+      </w:r>
+      <w:bookmarkEnd w:id="35"/>
+    </w:p>
+    <w:p>
+      <w:pPr>
+        <w:rPr>
+          <w:rFonts w:ascii="Times New Roman" w:hAnsi="Times New Roman" w:cs="Times New Roman"/>
+          <w:sz w:val="24"/>
+          <w:szCs w:val="24"/>
+          <w:lang w:val="en-KE"/>
+        </w:rPr>
+      </w:pPr>
+      <w:r>
+        <w:rPr>
+          <w:rFonts w:ascii="Times New Roman" w:hAnsi="Times New Roman" w:cs="Times New Roman"/>
+          <w:sz w:val="24"/>
+          <w:szCs w:val="24"/>
+          <w:lang w:val="en-KE"/>
+        </w:rPr>
+        <w:drawing>
+          <wp:inline distT="0" distB="0" distL="0" distR="0" wp14:anchorId="7C65F407" wp14:editId="41DE8D45">
+            <wp:extent cx="5943600" cy="3608705"/>
+            <wp:effectExtent l="0" t="0" r="0" b="0"/>
+            <wp:docPr id="1483424520" name="Picture 17"/>
+            <wp:cNvGraphicFramePr>
+              <a:graphicFrameLocks xmlns:a="http://schemas.openxmlformats.org/drawingml/2006/main" noChangeAspect="1"/>
+            </wp:cNvGraphicFramePr>
+            <a:graphic xmlns:a="http://schemas.openxmlformats.org/drawingml/2006/main">
+              <a:graphicData uri="http://schemas.openxmlformats.org/drawingml/2006/picture">
+                <pic:pic xmlns:pic="http://schemas.openxmlformats.org/drawingml/2006/picture">
+                  <pic:nvPicPr>
+                    <pic:cNvPr id="0" name="Picture 33"/>
+                    <pic:cNvPicPr>
+                      <a:picLocks noChangeAspect="1" noChangeArrowheads="1"/>
+                    </pic:cNvPicPr>
+                  </pic:nvPicPr>
+                  <pic:blipFill>
+                    <a:blip r:embed="rId37">
+                      <a:extLst>
+                        <a:ext uri="{28A0092B-C50C-407E-A947-70E740481C1C}">
+                          <a14:useLocalDpi xmlns:a14="http://schemas.microsoft.com/office/drawing/2010/main" val="0"/>
+                        </a:ext>
+                      </a:extLst>
+                    </a:blip>
+                    <a:srcRect/>
+                    <a:stretch>
+                      <a:fillRect/>
+                    </a:stretch>
+                  </pic:blipFill>
+                  <pic:spPr bwMode="auto">
+                    <a:xfrm>
+                      <a:off x="0" y="0"/>
+                      <a:ext cx="5943600" cy="3608705"/>
+                    </a:xfrm>
+                    <a:prstGeom prst="rect">
+                      <a:avLst/>
+                    </a:prstGeom>
+                    <a:noFill/>
+                    <a:ln>
+                      <a:noFill/>
+                    </a:ln>
+                  </pic:spPr>
+                </pic:pic>
+              </a:graphicData>
+            </a:graphic>
+          </wp:inline>
+        </w:drawing>
+      </w:r>
+    </w:p>
+    <w:p>
+      <w:pPr>
+        <w:rPr>
+          <w:rFonts w:ascii="Times New Roman" w:hAnsi="Times New Roman" w:cs="Times New Roman"/>
+          <w:sz w:val="24"/>
+          <w:szCs w:val="24"/>
+          <w:lang w:val="en-KE"/>
+        </w:rPr>
+      </w:pPr>
+    </w:p>
+    <w:p>
+      <w:pPr>
+        <w:pStyle w:val="Heading2"/>
+        <w:rPr>
+          <w:rFonts w:ascii="Times New Roman" w:hAnsi="Times New Roman" w:cs="Times New Roman"/>
+          <w:color w:val="auto"/>
+          <w:sz w:val="24"/>
+          <w:szCs w:val="24"/>
+          <w:lang w:val="en-KE"/>
+        </w:rPr>
+      </w:pPr>
+      <w:bookmarkStart w:id="36" w:name="_Toc232646146"/>
+      <w:r>
+        <w:rPr>
+          <w:rFonts w:ascii="Times New Roman" w:hAnsi="Times New Roman" w:cs="Times New Roman"/>
+          <w:color w:val="auto"/>
+          <w:sz w:val="24"/>
+          <w:szCs w:val="24"/>
+          <w:lang w:val="en-KE"/>
+        </w:rPr>
+        <w:t>Fig 7</w:t>
+      </w:r>
+      <w:r>
+        <w:rPr>
+          <w:rFonts w:ascii="Times New Roman" w:hAnsi="Times New Roman" w:cs="Times New Roman"/>
+          <w:color w:val="auto"/>
+          <w:sz w:val="24"/>
+          <w:szCs w:val="24"/>
+          <w:lang w:val="en-KE"/>
+        </w:rPr>
+        <w:t>-</w:t>
+      </w:r>
+      <w:r>
+        <w:rPr>
+          <w:rFonts w:ascii="Times New Roman" w:hAnsi="Times New Roman" w:cs="Times New Roman"/>
+          <w:color w:val="auto"/>
+          <w:sz w:val="24"/>
+          <w:szCs w:val="24"/>
+          <w:lang w:val="en-KE"/>
+        </w:rPr>
+        <w:t xml:space="preserve"> CBOW vs Skip-Gram</w:t>
+      </w:r>
+      <w:bookmarkEnd w:id="36"/>
+    </w:p>
+    <w:p>
+      <w:pPr>
+        <w:rPr>
+          <w:rFonts w:ascii="Times New Roman" w:hAnsi="Times New Roman" w:cs="Times New Roman"/>
+          <w:sz w:val="24"/>
+          <w:szCs w:val="24"/>
+          <w:lang w:val="en-KE"/>
+        </w:rPr>
+      </w:pPr>
+    </w:p>
+    <w:p>
+      <w:pPr>
+        <w:pStyle w:val="Heading2"/>
+        <w:rPr>
+          <w:rFonts w:ascii="Times New Roman" w:hAnsi="Times New Roman" w:cs="Times New Roman"/>
+          <w:color w:val="auto"/>
+          <w:sz w:val="24"/>
+          <w:szCs w:val="24"/>
+          <w:lang w:val="en-KE"/>
+        </w:rPr>
+      </w:pPr>
+      <w:bookmarkStart w:id="37" w:name="_Toc232646147"/>
+      <w:r>
+        <w:rPr>
+          <w:rFonts w:ascii="Times New Roman" w:hAnsi="Times New Roman" w:cs="Times New Roman"/>
+          <w:color w:val="auto"/>
+          <w:sz w:val="24"/>
+          <w:szCs w:val="24"/>
+          <w:lang w:val="en-KE"/>
+        </w:rPr>
+        <w:t>WEEK 6 REFLECTION</w:t>
+      </w:r>
+      <w:bookmarkEnd w:id="37"/>
+    </w:p>
+    <w:p>
+      <w:pPr>
+        <w:rPr>
+          <w:rFonts w:ascii="Times New Roman" w:hAnsi="Times New Roman" w:cs="Times New Roman"/>
+          <w:sz w:val="24"/>
+          <w:szCs w:val="24"/>
+          <w:lang w:val="en-KE"/>
+        </w:rPr>
+      </w:pPr>
+      <w:r>
+        <w:rPr>
+          <w:rFonts w:ascii="Times New Roman" w:hAnsi="Times New Roman" w:cs="Times New Roman"/>
+          <w:sz w:val="24"/>
+          <w:szCs w:val="24"/>
+          <w:lang w:val="en-KE"/>
+        </w:rPr>
+        <w:t>In w</w:t>
+      </w:r>
+      <w:r>
+        <w:rPr>
+          <w:rFonts w:ascii="Times New Roman" w:hAnsi="Times New Roman" w:cs="Times New Roman"/>
+          <w:sz w:val="24"/>
+          <w:szCs w:val="24"/>
+          <w:lang w:val="en-KE"/>
+        </w:rPr>
+        <w:t xml:space="preserve">eek </w:t>
+      </w:r>
+      <w:r>
+        <w:rPr>
+          <w:rFonts w:ascii="Times New Roman" w:hAnsi="Times New Roman" w:cs="Times New Roman"/>
+          <w:sz w:val="24"/>
+          <w:szCs w:val="24"/>
+          <w:lang w:val="en-KE"/>
+        </w:rPr>
+        <w:t>6</w:t>
+      </w:r>
+      <w:r>
+        <w:rPr>
+          <w:rFonts w:ascii="Times New Roman" w:hAnsi="Times New Roman" w:cs="Times New Roman"/>
+          <w:sz w:val="24"/>
+          <w:szCs w:val="24"/>
+          <w:lang w:val="en-KE"/>
+        </w:rPr>
+        <w:t xml:space="preserve"> word embeddings were discussed</w:t>
+      </w:r>
+      <w:r>
+        <w:rPr>
+          <w:rFonts w:ascii="Times New Roman" w:hAnsi="Times New Roman" w:cs="Times New Roman"/>
+          <w:sz w:val="24"/>
+          <w:szCs w:val="24"/>
+          <w:lang w:val="en-KE"/>
+        </w:rPr>
+        <w:t xml:space="preserve"> because they have been developed to overcome the problems with One-Hot Encoding. The one-hot vectors for 'cat' and 'animal' do not have any similarity score, even though they have similar meaning, as shown in Fig 2, illustrating their </w:t>
+      </w:r>
+      <w:r>
+        <w:rPr>
+          <w:rFonts w:ascii="Times New Roman" w:hAnsi="Times New Roman" w:cs="Times New Roman"/>
+          <w:sz w:val="24"/>
+          <w:szCs w:val="24"/>
+          <w:lang w:val="en-KE"/>
+        </w:rPr>
+        <w:lastRenderedPageBreak/>
+        <w:t>inability to understand semantics. In Fig 3 and 4, a Word2Vec model was trained on a custom dataset and the similarity scores of word pairs such as ‘king’ and ‘queen' were computed. In Fig 5, these embeddings were visualised in 2D using PCA, where words with similar meanings are gathered together. Fig 6 showed a comparison of One-Hot Encoding vs Word Embeddings on size, meaning and efficiency. A comparison between the CBOW and Skip-Gram architectures was conducted in Fig 7 and showed that Skip-Gram embeddings are richer for rare words, even if it takes longer to train.</w:t>
+      </w:r>
+    </w:p>
+    <w:p>
+      <w:pPr>
+        <w:rPr>
+          <w:rFonts w:ascii="Times New Roman" w:hAnsi="Times New Roman" w:cs="Times New Roman"/>
+          <w:sz w:val="24"/>
+          <w:szCs w:val="24"/>
+          <w:lang w:val="en-KE"/>
+        </w:rPr>
+      </w:pPr>
+    </w:p>
+    <w:p>
+      <w:pPr>
+        <w:rPr>
+          <w:rFonts w:ascii="Times New Roman" w:hAnsi="Times New Roman" w:cs="Times New Roman"/>
+          <w:sz w:val="24"/>
+          <w:szCs w:val="24"/>
+          <w:lang w:val="en-KE"/>
+        </w:rPr>
+      </w:pPr>
+    </w:p>
+    <w:p>
+      <w:pPr>
+        <w:rPr>
+          <w:rFonts w:ascii="Times New Roman" w:hAnsi="Times New Roman" w:cs="Times New Roman"/>
+          <w:sz w:val="24"/>
+          <w:szCs w:val="24"/>
+          <w:lang w:val="en-KE"/>
+        </w:rPr>
+      </w:pPr>
+    </w:p>
+    <w:p>
+      <w:pPr>
+        <w:rPr>
+          <w:rFonts w:ascii="Times New Roman" w:hAnsi="Times New Roman" w:cs="Times New Roman"/>
+          <w:sz w:val="24"/>
+          <w:szCs w:val="24"/>
+          <w:lang w:val="en-KE"/>
+        </w:rPr>
+      </w:pPr>
+    </w:p>
+    <w:p>
+      <w:pPr>
+        <w:rPr>
+          <w:rFonts w:ascii="Times New Roman" w:hAnsi="Times New Roman" w:cs="Times New Roman"/>
+          <w:sz w:val="24"/>
+          <w:szCs w:val="24"/>
+          <w:lang w:val="en-KE"/>
+        </w:rPr>
+      </w:pPr>
+    </w:p>
+    <w:p>
+      <w:pPr>
+        <w:rPr>
+          <w:rFonts w:ascii="Times New Roman" w:hAnsi="Times New Roman" w:cs="Times New Roman"/>
+          <w:sz w:val="24"/>
+          <w:szCs w:val="24"/>
+          <w:lang w:val="en-KE"/>
+        </w:rPr>
+      </w:pPr>
+    </w:p>
+    <w:p>
+      <w:pPr>
+        <w:rPr>
+          <w:rFonts w:ascii="Times New Roman" w:hAnsi="Times New Roman" w:cs="Times New Roman"/>
+          <w:sz w:val="24"/>
+          <w:szCs w:val="24"/>
+          <w:lang w:val="en-KE"/>
+        </w:rPr>
+      </w:pPr>
+    </w:p>
+    <w:p>
+      <w:pPr>
+        <w:rPr>
+          <w:rFonts w:ascii="Times New Roman" w:hAnsi="Times New Roman" w:cs="Times New Roman"/>
+          <w:sz w:val="24"/>
+          <w:szCs w:val="24"/>
+          <w:lang w:val="en-KE"/>
+        </w:rPr>
+      </w:pPr>
+    </w:p>
+    <w:p>
+      <w:pPr>
+        <w:rPr>
+          <w:rFonts w:ascii="Times New Roman" w:hAnsi="Times New Roman" w:cs="Times New Roman"/>
+          <w:sz w:val="24"/>
+          <w:szCs w:val="24"/>
+          <w:lang w:val="en-KE"/>
+        </w:rPr>
+      </w:pPr>
+    </w:p>
+    <w:p>
+      <w:pPr>
+        <w:rPr>
+          <w:rFonts w:ascii="Times New Roman" w:hAnsi="Times New Roman" w:cs="Times New Roman"/>
+          <w:sz w:val="24"/>
+          <w:szCs w:val="24"/>
+          <w:lang w:val="en-KE"/>
+        </w:rPr>
+      </w:pPr>
+    </w:p>
+    <w:p>
+      <w:pPr>
+        <w:rPr>
+          <w:rFonts w:ascii="Times New Roman" w:hAnsi="Times New Roman" w:cs="Times New Roman"/>
+          <w:sz w:val="24"/>
+          <w:szCs w:val="24"/>
+          <w:lang w:val="en-KE"/>
+        </w:rPr>
+      </w:pPr>
+    </w:p>
+    <w:p>
+      <w:pPr>
+        <w:rPr>
+          <w:rFonts w:ascii="Times New Roman" w:hAnsi="Times New Roman" w:cs="Times New Roman"/>
+          <w:sz w:val="24"/>
+          <w:szCs w:val="24"/>
+          <w:lang w:val="en-KE"/>
+        </w:rPr>
+      </w:pPr>
+    </w:p>
+    <w:p>
+      <w:pPr>
+        <w:rPr>
+          <w:rFonts w:ascii="Times New Roman" w:hAnsi="Times New Roman" w:cs="Times New Roman"/>
+          <w:sz w:val="24"/>
+          <w:szCs w:val="24"/>
+          <w:lang w:val="en-KE"/>
+        </w:rPr>
+      </w:pPr>
+    </w:p>
+    <w:p>
+      <w:pPr>
+        <w:rPr>
+          <w:rFonts w:ascii="Times New Roman" w:hAnsi="Times New Roman" w:cs="Times New Roman"/>
+          <w:sz w:val="24"/>
+          <w:szCs w:val="24"/>
+          <w:lang w:val="en-KE"/>
+        </w:rPr>
+      </w:pPr>
+    </w:p>
+    <w:p>
+      <w:pPr>
+        <w:rPr>
+          <w:rFonts w:ascii="Times New Roman" w:hAnsi="Times New Roman" w:cs="Times New Roman"/>
+          <w:sz w:val="24"/>
+          <w:szCs w:val="24"/>
+          <w:lang w:val="en-KE"/>
+        </w:rPr>
+      </w:pPr>
+    </w:p>
+    <w:p>
+      <w:pPr>
+        <w:rPr>
+          <w:rFonts w:ascii="Times New Roman" w:hAnsi="Times New Roman" w:cs="Times New Roman"/>
+          <w:sz w:val="24"/>
+          <w:szCs w:val="24"/>
+          <w:lang w:val="en-KE"/>
+        </w:rPr>
+      </w:pPr>
+    </w:p>
+    <w:p>
+      <w:pPr>
+        <w:rPr>
+          <w:rFonts w:ascii="Times New Roman" w:hAnsi="Times New Roman" w:cs="Times New Roman"/>
+          <w:sz w:val="24"/>
+          <w:szCs w:val="24"/>
+          <w:lang w:val="en-KE"/>
+        </w:rPr>
+      </w:pPr>
+    </w:p>
+    <w:p>
+      <w:pPr>
+        <w:rPr>
+          <w:rFonts w:ascii="Times New Roman" w:hAnsi="Times New Roman" w:cs="Times New Roman"/>
+          <w:sz w:val="24"/>
+          <w:szCs w:val="24"/>
+          <w:lang w:val="en-KE"/>
+        </w:rPr>
+      </w:pPr>
+    </w:p>
+    <w:p>
+      <w:pPr>
+        <w:rPr>
+          <w:rFonts w:ascii="Times New Roman" w:hAnsi="Times New Roman" w:cs="Times New Roman"/>
+          <w:sz w:val="24"/>
+          <w:szCs w:val="24"/>
+          <w:lang w:val="en-KE"/>
+        </w:rPr>
+      </w:pPr>
+    </w:p>
+    <w:p>
+      <w:pPr>
+        <w:pStyle w:val="Heading1"/>
+        <w:rPr>
+          <w:rFonts w:ascii="Times New Roman" w:hAnsi="Times New Roman" w:cs="Times New Roman"/>
+          <w:b/>
+          <w:bCs/>
+          <w:color w:val="auto"/>
+          <w:sz w:val="28"/>
+          <w:szCs w:val="28"/>
+          <w:lang w:val="en-KE"/>
+        </w:rPr>
+      </w:pPr>
+      <w:bookmarkStart w:id="38" w:name="_Toc232646148"/>
+      <w:r>
+        <w:rPr>
+          <w:rFonts w:ascii="Times New Roman" w:hAnsi="Times New Roman" w:cs="Times New Roman"/>
+          <w:b/>
+          <w:bCs/>
+          <w:color w:val="auto"/>
+          <w:sz w:val="28"/>
+          <w:szCs w:val="28"/>
+          <w:lang w:val="en-KE"/>
+        </w:rPr>
+        <w:lastRenderedPageBreak/>
+        <w:t>WEEK 7</w:t>
+      </w:r>
+      <w:bookmarkEnd w:id="38"/>
+    </w:p>
+    <w:p>
+      <w:pPr>
+        <w:rPr>
+          <w:rFonts w:ascii="Times New Roman" w:hAnsi="Times New Roman" w:cs="Times New Roman"/>
+          <w:sz w:val="24"/>
+          <w:szCs w:val="24"/>
+          <w:lang w:val="en-KE"/>
+        </w:rPr>
+      </w:pPr>
+      <w:r>
+        <w:rPr>
+          <w:rFonts w:ascii="Times New Roman" w:hAnsi="Times New Roman" w:cs="Times New Roman"/>
+          <w:sz w:val="24"/>
+          <w:szCs w:val="24"/>
+          <w:lang w:val="en-KE"/>
+        </w:rPr>
+        <w:drawing>
+          <wp:inline distT="0" distB="0" distL="0" distR="0" wp14:anchorId="0A2B745D" wp14:editId="16579741">
+            <wp:extent cx="5943600" cy="1457325"/>
+            <wp:effectExtent l="0" t="0" r="0" b="9525"/>
+            <wp:docPr id="1042327295" name="Picture 10"/>
+            <wp:cNvGraphicFramePr>
+              <a:graphicFrameLocks xmlns:a="http://schemas.openxmlformats.org/drawingml/2006/main" noChangeAspect="1"/>
+            </wp:cNvGraphicFramePr>
+            <a:graphic xmlns:a="http://schemas.openxmlformats.org/drawingml/2006/main">
+              <a:graphicData uri="http://schemas.openxmlformats.org/drawingml/2006/picture">
+                <pic:pic xmlns:pic="http://schemas.openxmlformats.org/drawingml/2006/picture">
+                  <pic:nvPicPr>
+                    <pic:cNvPr id="0" name="Picture 19"/>
+                    <pic:cNvPicPr>
+                      <a:picLocks noChangeAspect="1" noChangeArrowheads="1"/>
+                    </pic:cNvPicPr>
+                  </pic:nvPicPr>
+                  <pic:blipFill>
+                    <a:blip r:embed="rId38">
+                      <a:extLst>
+                        <a:ext uri="{28A0092B-C50C-407E-A947-70E740481C1C}">
+                          <a14:useLocalDpi xmlns:a14="http://schemas.microsoft.com/office/drawing/2010/main" val="0"/>
+                        </a:ext>
+                      </a:extLst>
+                    </a:blip>
+                    <a:srcRect/>
+                    <a:stretch>
+                      <a:fillRect/>
+                    </a:stretch>
+                  </pic:blipFill>
+                  <pic:spPr bwMode="auto">
+                    <a:xfrm>
+                      <a:off x="0" y="0"/>
+                      <a:ext cx="5943600" cy="1457325"/>
+                    </a:xfrm>
+                    <a:prstGeom prst="rect">
+                      <a:avLst/>
+                    </a:prstGeom>
+                    <a:noFill/>
+                    <a:ln>
+                      <a:noFill/>
+                    </a:ln>
+                  </pic:spPr>
+                </pic:pic>
+              </a:graphicData>
+            </a:graphic>
+          </wp:inline>
+        </w:drawing>
+      </w:r>
+    </w:p>
+    <w:p>
+      <w:pPr>
+        <w:pStyle w:val="Heading2"/>
+        <w:rPr>
+          <w:rFonts w:ascii="Times New Roman" w:hAnsi="Times New Roman" w:cs="Times New Roman"/>
+          <w:color w:val="auto"/>
+          <w:sz w:val="24"/>
+          <w:szCs w:val="24"/>
+          <w:lang w:val="en-KE"/>
+        </w:rPr>
+      </w:pPr>
+      <w:bookmarkStart w:id="39" w:name="_Toc232646149"/>
+      <w:r>
+        <w:rPr>
+          <w:rFonts w:ascii="Times New Roman" w:hAnsi="Times New Roman" w:cs="Times New Roman"/>
+          <w:color w:val="auto"/>
+          <w:sz w:val="24"/>
+          <w:szCs w:val="24"/>
+          <w:lang w:val="en-KE"/>
+        </w:rPr>
+        <w:t>Fig 1</w:t>
+      </w:r>
+      <w:r>
+        <w:rPr>
+          <w:rFonts w:ascii="Times New Roman" w:hAnsi="Times New Roman" w:cs="Times New Roman"/>
+          <w:color w:val="auto"/>
+          <w:sz w:val="24"/>
+          <w:szCs w:val="24"/>
+          <w:lang w:val="en-KE"/>
+        </w:rPr>
+        <w:t>-</w:t>
+      </w:r>
+      <w:r>
+        <w:rPr>
+          <w:rFonts w:ascii="Times New Roman" w:hAnsi="Times New Roman" w:cs="Times New Roman"/>
+          <w:color w:val="auto"/>
+          <w:sz w:val="24"/>
+          <w:szCs w:val="24"/>
+          <w:lang w:val="en-KE"/>
+        </w:rPr>
+        <w:t xml:space="preserve"> TensorFlow Installation</w:t>
+      </w:r>
+      <w:bookmarkEnd w:id="39"/>
+    </w:p>
+    <w:p>
+      <w:pPr>
+        <w:rPr>
+          <w:rFonts w:ascii="Times New Roman" w:hAnsi="Times New Roman" w:cs="Times New Roman"/>
+          <w:sz w:val="24"/>
+          <w:szCs w:val="24"/>
+          <w:lang w:val="en-KE"/>
+        </w:rPr>
+      </w:pPr>
+      <w:r>
+        <w:rPr>
+          <w:rFonts w:ascii="Times New Roman" w:hAnsi="Times New Roman" w:cs="Times New Roman"/>
+          <w:sz w:val="24"/>
+          <w:szCs w:val="24"/>
+          <w:lang w:val="en-KE"/>
+        </w:rPr>
+        <w:drawing>
+          <wp:inline distT="0" distB="0" distL="0" distR="0" wp14:anchorId="1E6BFBD6" wp14:editId="442D0863">
+            <wp:extent cx="5943600" cy="2270125"/>
+            <wp:effectExtent l="0" t="0" r="0" b="0"/>
+            <wp:docPr id="1173094139" name="Picture 11"/>
+            <wp:cNvGraphicFramePr>
+              <a:graphicFrameLocks xmlns:a="http://schemas.openxmlformats.org/drawingml/2006/main" noChangeAspect="1"/>
+            </wp:cNvGraphicFramePr>
+            <a:graphic xmlns:a="http://schemas.openxmlformats.org/drawingml/2006/main">
+              <a:graphicData uri="http://schemas.openxmlformats.org/drawingml/2006/picture">
+                <pic:pic xmlns:pic="http://schemas.openxmlformats.org/drawingml/2006/picture">
+                  <pic:nvPicPr>
+                    <pic:cNvPr id="0" name="Picture 21"/>
+                    <pic:cNvPicPr>
+                      <a:picLocks noChangeAspect="1" noChangeArrowheads="1"/>
+                    </pic:cNvPicPr>
+                  </pic:nvPicPr>
+                  <pic:blipFill>
+                    <a:blip r:embed="rId39" cstate="print">
+                      <a:extLst>
+                        <a:ext uri="{28A0092B-C50C-407E-A947-70E740481C1C}">
+                          <a14:useLocalDpi xmlns:a14="http://schemas.microsoft.com/office/drawing/2010/main" val="0"/>
+                        </a:ext>
+                      </a:extLst>
+                    </a:blip>
+                    <a:srcRect/>
+                    <a:stretch>
+                      <a:fillRect/>
+                    </a:stretch>
+                  </pic:blipFill>
+                  <pic:spPr bwMode="auto">
+                    <a:xfrm>
+                      <a:off x="0" y="0"/>
+                      <a:ext cx="5943600" cy="2270125"/>
+                    </a:xfrm>
+                    <a:prstGeom prst="rect">
+                      <a:avLst/>
+                    </a:prstGeom>
+                    <a:noFill/>
+                    <a:ln>
+                      <a:noFill/>
+                    </a:ln>
+                  </pic:spPr>
+                </pic:pic>
+              </a:graphicData>
+            </a:graphic>
+          </wp:inline>
+        </w:drawing>
+      </w:r>
+    </w:p>
+    <w:p>
+      <w:pPr>
+        <w:pStyle w:val="Heading2"/>
+        <w:rPr>
+          <w:rFonts w:ascii="Times New Roman" w:hAnsi="Times New Roman" w:cs="Times New Roman"/>
+          <w:color w:val="auto"/>
+          <w:sz w:val="24"/>
+          <w:szCs w:val="24"/>
+          <w:lang w:val="en-KE"/>
+        </w:rPr>
+      </w:pPr>
+      <w:bookmarkStart w:id="40" w:name="_Toc232646150"/>
+      <w:r>
+        <w:rPr>
+          <w:rFonts w:ascii="Times New Roman" w:hAnsi="Times New Roman" w:cs="Times New Roman"/>
+          <w:color w:val="auto"/>
+          <w:sz w:val="24"/>
+          <w:szCs w:val="24"/>
+          <w:lang w:val="en-KE"/>
+        </w:rPr>
+        <w:t>Fig 2</w:t>
+      </w:r>
+      <w:r>
+        <w:rPr>
+          <w:rFonts w:ascii="Times New Roman" w:hAnsi="Times New Roman" w:cs="Times New Roman"/>
+          <w:color w:val="auto"/>
+          <w:sz w:val="24"/>
+          <w:szCs w:val="24"/>
+          <w:lang w:val="en-KE"/>
+        </w:rPr>
+        <w:t>-</w:t>
+      </w:r>
+      <w:r>
+        <w:rPr>
+          <w:rFonts w:ascii="Times New Roman" w:hAnsi="Times New Roman" w:cs="Times New Roman"/>
+          <w:color w:val="auto"/>
+          <w:sz w:val="24"/>
+          <w:szCs w:val="24"/>
+          <w:lang w:val="en-KE"/>
+        </w:rPr>
+        <w:t xml:space="preserve"> Neural Network Summary</w:t>
+      </w:r>
+      <w:bookmarkEnd w:id="40"/>
+    </w:p>
+    <w:p>
+      <w:pPr>
+        <w:rPr>
+          <w:rFonts w:ascii="Times New Roman" w:hAnsi="Times New Roman" w:cs="Times New Roman"/>
+          <w:sz w:val="24"/>
+          <w:szCs w:val="24"/>
+          <w:lang w:val="en-KE"/>
+        </w:rPr>
+      </w:pPr>
+      <w:r>
+        <w:rPr>
+          <w:rFonts w:ascii="Times New Roman" w:hAnsi="Times New Roman" w:cs="Times New Roman"/>
+          <w:sz w:val="24"/>
+          <w:szCs w:val="24"/>
+          <w:lang w:val="en-KE"/>
+        </w:rPr>
+        <w:drawing>
+          <wp:inline distT="0" distB="0" distL="0" distR="0" wp14:anchorId="58D6C7EF" wp14:editId="31C09551">
+            <wp:extent cx="5943600" cy="2429510"/>
+            <wp:effectExtent l="0" t="0" r="0" b="8890"/>
+            <wp:docPr id="70701416" name="Picture 12"/>
+            <wp:cNvGraphicFramePr>
+              <a:graphicFrameLocks xmlns:a="http://schemas.openxmlformats.org/drawingml/2006/main" noChangeAspect="1"/>
+            </wp:cNvGraphicFramePr>
+            <a:graphic xmlns:a="http://schemas.openxmlformats.org/drawingml/2006/main">
+              <a:graphicData uri="http://schemas.openxmlformats.org/drawingml/2006/picture">
+                <pic:pic xmlns:pic="http://schemas.openxmlformats.org/drawingml/2006/picture">
+                  <pic:nvPicPr>
+                    <pic:cNvPr id="0" name="Picture 23"/>
+                    <pic:cNvPicPr>
+                      <a:picLocks noChangeAspect="1" noChangeArrowheads="1"/>
+                    </pic:cNvPicPr>
+                  </pic:nvPicPr>
+                  <pic:blipFill>
+                    <a:blip r:embed="rId40" cstate="print">
+                      <a:extLst>
+                        <a:ext uri="{28A0092B-C50C-407E-A947-70E740481C1C}">
+                          <a14:useLocalDpi xmlns:a14="http://schemas.microsoft.com/office/drawing/2010/main" val="0"/>
+                        </a:ext>
+                      </a:extLst>
+                    </a:blip>
+                    <a:srcRect/>
+                    <a:stretch>
+                      <a:fillRect/>
+                    </a:stretch>
+                  </pic:blipFill>
+                  <pic:spPr bwMode="auto">
+                    <a:xfrm>
+                      <a:off x="0" y="0"/>
+                      <a:ext cx="5943600" cy="2429510"/>
+                    </a:xfrm>
+                    <a:prstGeom prst="rect">
+                      <a:avLst/>
+                    </a:prstGeom>
+                    <a:noFill/>
+                    <a:ln>
+                      <a:noFill/>
+                    </a:ln>
+                  </pic:spPr>
+                </pic:pic>
+              </a:graphicData>
+            </a:graphic>
+          </wp:inline>
+        </w:drawing>
+      </w:r>
+    </w:p>
+    <w:p>
+      <w:pPr>
+        <w:pStyle w:val="Heading2"/>
+        <w:rPr>
+          <w:rFonts w:ascii="Times New Roman" w:hAnsi="Times New Roman" w:cs="Times New Roman"/>
+          <w:color w:val="auto"/>
+          <w:sz w:val="24"/>
+          <w:szCs w:val="24"/>
+          <w:lang w:val="en-KE"/>
+        </w:rPr>
+      </w:pPr>
+      <w:bookmarkStart w:id="41" w:name="_Toc232646151"/>
+      <w:r>
+        <w:rPr>
+          <w:rFonts w:ascii="Times New Roman" w:hAnsi="Times New Roman" w:cs="Times New Roman"/>
+          <w:color w:val="auto"/>
+          <w:sz w:val="24"/>
+          <w:szCs w:val="24"/>
+          <w:lang w:val="en-KE"/>
+        </w:rPr>
+        <w:lastRenderedPageBreak/>
+        <w:t>Fig 3</w:t>
+      </w:r>
+      <w:r>
+        <w:rPr>
+          <w:rFonts w:ascii="Times New Roman" w:hAnsi="Times New Roman" w:cs="Times New Roman"/>
+          <w:color w:val="auto"/>
+          <w:sz w:val="24"/>
+          <w:szCs w:val="24"/>
+          <w:lang w:val="en-KE"/>
+        </w:rPr>
+        <w:t>-</w:t>
+      </w:r>
+      <w:r>
+        <w:rPr>
+          <w:rFonts w:ascii="Times New Roman" w:hAnsi="Times New Roman" w:cs="Times New Roman"/>
+          <w:color w:val="auto"/>
+          <w:sz w:val="24"/>
+          <w:szCs w:val="24"/>
+          <w:lang w:val="en-KE"/>
+        </w:rPr>
+        <w:t xml:space="preserve"> Tokenization and Sequences</w:t>
+      </w:r>
+      <w:bookmarkEnd w:id="41"/>
+    </w:p>
+    <w:p>
+      <w:pPr>
+        <w:rPr>
+          <w:rFonts w:ascii="Times New Roman" w:hAnsi="Times New Roman" w:cs="Times New Roman"/>
+          <w:sz w:val="24"/>
+          <w:szCs w:val="24"/>
+          <w:lang w:val="en-KE"/>
+        </w:rPr>
+      </w:pPr>
+      <w:r>
+        <w:rPr>
+          <w:rFonts w:ascii="Times New Roman" w:hAnsi="Times New Roman" w:cs="Times New Roman"/>
+          <w:sz w:val="24"/>
+          <w:szCs w:val="24"/>
+          <w:lang w:val="en-KE"/>
+        </w:rPr>
+        <w:drawing>
+          <wp:inline distT="0" distB="0" distL="0" distR="0" wp14:anchorId="4367E566" wp14:editId="70EF91FD">
+            <wp:extent cx="5943600" cy="2691765"/>
+            <wp:effectExtent l="0" t="0" r="0" b="0"/>
+            <wp:docPr id="519465621" name="Picture 13"/>
+            <wp:cNvGraphicFramePr>
+              <a:graphicFrameLocks xmlns:a="http://schemas.openxmlformats.org/drawingml/2006/main" noChangeAspect="1"/>
+            </wp:cNvGraphicFramePr>
+            <a:graphic xmlns:a="http://schemas.openxmlformats.org/drawingml/2006/main">
+              <a:graphicData uri="http://schemas.openxmlformats.org/drawingml/2006/picture">
+                <pic:pic xmlns:pic="http://schemas.openxmlformats.org/drawingml/2006/picture">
+                  <pic:nvPicPr>
+                    <pic:cNvPr id="0" name="Picture 25"/>
+                    <pic:cNvPicPr>
+                      <a:picLocks noChangeAspect="1" noChangeArrowheads="1"/>
+                    </pic:cNvPicPr>
+                  </pic:nvPicPr>
+                  <pic:blipFill>
+                    <a:blip r:embed="rId41" cstate="print">
+                      <a:extLst>
+                        <a:ext uri="{28A0092B-C50C-407E-A947-70E740481C1C}">
+                          <a14:useLocalDpi xmlns:a14="http://schemas.microsoft.com/office/drawing/2010/main" val="0"/>
+                        </a:ext>
+                      </a:extLst>
+                    </a:blip>
+                    <a:srcRect/>
+                    <a:stretch>
+                      <a:fillRect/>
+                    </a:stretch>
+                  </pic:blipFill>
+                  <pic:spPr bwMode="auto">
+                    <a:xfrm>
+                      <a:off x="0" y="0"/>
+                      <a:ext cx="5943600" cy="2691765"/>
+                    </a:xfrm>
+                    <a:prstGeom prst="rect">
+                      <a:avLst/>
+                    </a:prstGeom>
+                    <a:noFill/>
+                    <a:ln>
+                      <a:noFill/>
+                    </a:ln>
+                  </pic:spPr>
+                </pic:pic>
+              </a:graphicData>
+            </a:graphic>
+          </wp:inline>
+        </w:drawing>
+      </w:r>
+    </w:p>
+    <w:p>
+      <w:pPr>
+        <w:pStyle w:val="Heading2"/>
+        <w:rPr>
+          <w:rFonts w:ascii="Times New Roman" w:hAnsi="Times New Roman" w:cs="Times New Roman"/>
+          <w:color w:val="auto"/>
+          <w:sz w:val="24"/>
+          <w:szCs w:val="24"/>
+          <w:lang w:val="en-KE"/>
+        </w:rPr>
+      </w:pPr>
+      <w:bookmarkStart w:id="42" w:name="_Toc232646152"/>
+      <w:r>
+        <w:rPr>
+          <w:rFonts w:ascii="Times New Roman" w:hAnsi="Times New Roman" w:cs="Times New Roman"/>
+          <w:color w:val="auto"/>
+          <w:sz w:val="24"/>
+          <w:szCs w:val="24"/>
+          <w:lang w:val="en-KE"/>
+        </w:rPr>
+        <w:t>Fig 4</w:t>
+      </w:r>
+      <w:r>
+        <w:rPr>
+          <w:rFonts w:ascii="Times New Roman" w:hAnsi="Times New Roman" w:cs="Times New Roman"/>
+          <w:color w:val="auto"/>
+          <w:sz w:val="24"/>
+          <w:szCs w:val="24"/>
+          <w:lang w:val="en-KE"/>
+        </w:rPr>
+        <w:t>-</w:t>
+      </w:r>
+      <w:r>
+        <w:rPr>
+          <w:rFonts w:ascii="Times New Roman" w:hAnsi="Times New Roman" w:cs="Times New Roman"/>
+          <w:color w:val="auto"/>
+          <w:sz w:val="24"/>
+          <w:szCs w:val="24"/>
+          <w:lang w:val="en-KE"/>
+        </w:rPr>
+        <w:t xml:space="preserve"> Model Built and Summary</w:t>
+      </w:r>
+      <w:bookmarkEnd w:id="42"/>
+    </w:p>
+    <w:p>
+      <w:pPr>
+        <w:rPr>
+          <w:rFonts w:ascii="Times New Roman" w:hAnsi="Times New Roman" w:cs="Times New Roman"/>
+          <w:sz w:val="24"/>
+          <w:szCs w:val="24"/>
+          <w:lang w:val="en-KE"/>
+        </w:rPr>
+      </w:pPr>
+      <w:r>
+        <w:rPr>
+          <w:rFonts w:ascii="Times New Roman" w:hAnsi="Times New Roman" w:cs="Times New Roman"/>
+          <w:sz w:val="24"/>
+          <w:szCs w:val="24"/>
+          <w:lang w:val="en-KE"/>
+        </w:rPr>
+        <w:drawing>
+          <wp:inline distT="0" distB="0" distL="0" distR="0" wp14:anchorId="02C84F93" wp14:editId="47B5CD2A">
+            <wp:extent cx="5943600" cy="2709545"/>
+            <wp:effectExtent l="0" t="0" r="0" b="0"/>
+            <wp:docPr id="1237220784" name="Picture 14"/>
+            <wp:cNvGraphicFramePr>
+              <a:graphicFrameLocks xmlns:a="http://schemas.openxmlformats.org/drawingml/2006/main" noChangeAspect="1"/>
+            </wp:cNvGraphicFramePr>
+            <a:graphic xmlns:a="http://schemas.openxmlformats.org/drawingml/2006/main">
+              <a:graphicData uri="http://schemas.openxmlformats.org/drawingml/2006/picture">
+                <pic:pic xmlns:pic="http://schemas.openxmlformats.org/drawingml/2006/picture">
+                  <pic:nvPicPr>
+                    <pic:cNvPr id="0" name="Picture 27"/>
+                    <pic:cNvPicPr>
+                      <a:picLocks noChangeAspect="1" noChangeArrowheads="1"/>
+                    </pic:cNvPicPr>
+                  </pic:nvPicPr>
+                  <pic:blipFill>
+                    <a:blip r:embed="rId42">
+                      <a:extLst>
+                        <a:ext uri="{28A0092B-C50C-407E-A947-70E740481C1C}">
+                          <a14:useLocalDpi xmlns:a14="http://schemas.microsoft.com/office/drawing/2010/main" val="0"/>
+                        </a:ext>
+                      </a:extLst>
+                    </a:blip>
+                    <a:srcRect/>
+                    <a:stretch>
+                      <a:fillRect/>
+                    </a:stretch>
+                  </pic:blipFill>
+                  <pic:spPr bwMode="auto">
+                    <a:xfrm>
+                      <a:off x="0" y="0"/>
+                      <a:ext cx="5943600" cy="2709545"/>
+                    </a:xfrm>
+                    <a:prstGeom prst="rect">
+                      <a:avLst/>
+                    </a:prstGeom>
+                    <a:noFill/>
+                    <a:ln>
+                      <a:noFill/>
+                    </a:ln>
+                  </pic:spPr>
+                </pic:pic>
+              </a:graphicData>
+            </a:graphic>
+          </wp:inline>
+        </w:drawing>
+      </w:r>
+    </w:p>
+    <w:p>
+      <w:pPr>
+        <w:pStyle w:val="Heading2"/>
+        <w:rPr>
+          <w:rFonts w:ascii="Times New Roman" w:hAnsi="Times New Roman" w:cs="Times New Roman"/>
+          <w:color w:val="auto"/>
+          <w:sz w:val="24"/>
+          <w:szCs w:val="24"/>
+          <w:lang w:val="en-KE"/>
+        </w:rPr>
+      </w:pPr>
+      <w:bookmarkStart w:id="43" w:name="_Toc232646153"/>
+      <w:r>
+        <w:rPr>
+          <w:rFonts w:ascii="Times New Roman" w:hAnsi="Times New Roman" w:cs="Times New Roman"/>
+          <w:color w:val="auto"/>
+          <w:sz w:val="24"/>
+          <w:szCs w:val="24"/>
+          <w:lang w:val="en-KE"/>
+        </w:rPr>
+        <w:lastRenderedPageBreak/>
+        <w:t>Fig 5</w:t>
+      </w:r>
+      <w:r>
+        <w:rPr>
+          <w:rFonts w:ascii="Times New Roman" w:hAnsi="Times New Roman" w:cs="Times New Roman"/>
+          <w:color w:val="auto"/>
+          <w:sz w:val="24"/>
+          <w:szCs w:val="24"/>
+          <w:lang w:val="en-KE"/>
+        </w:rPr>
+        <w:t>-</w:t>
+      </w:r>
+      <w:r>
+        <w:rPr>
+          <w:rFonts w:ascii="Times New Roman" w:hAnsi="Times New Roman" w:cs="Times New Roman"/>
+          <w:color w:val="auto"/>
+          <w:sz w:val="24"/>
+          <w:szCs w:val="24"/>
+          <w:lang w:val="en-KE"/>
+        </w:rPr>
+        <w:t xml:space="preserve"> Training Progress</w:t>
+      </w:r>
+      <w:bookmarkEnd w:id="43"/>
+    </w:p>
+    <w:p>
+      <w:pPr>
+        <w:rPr>
+          <w:rFonts w:ascii="Times New Roman" w:hAnsi="Times New Roman" w:cs="Times New Roman"/>
+          <w:sz w:val="24"/>
+          <w:szCs w:val="24"/>
+          <w:lang w:val="en-KE"/>
+        </w:rPr>
+      </w:pPr>
+      <w:r>
+        <w:rPr>
+          <w:rFonts w:ascii="Times New Roman" w:hAnsi="Times New Roman" w:cs="Times New Roman"/>
+          <w:sz w:val="24"/>
+          <w:szCs w:val="24"/>
+          <w:lang w:val="en-KE"/>
+        </w:rPr>
+        <w:drawing>
+          <wp:inline distT="0" distB="0" distL="0" distR="0" wp14:anchorId="6507068D" wp14:editId="574038E4">
+            <wp:extent cx="5943600" cy="2837180"/>
+            <wp:effectExtent l="0" t="0" r="0" b="1270"/>
+            <wp:docPr id="1511964896" name="Picture 15"/>
+            <wp:cNvGraphicFramePr>
+              <a:graphicFrameLocks xmlns:a="http://schemas.openxmlformats.org/drawingml/2006/main" noChangeAspect="1"/>
+            </wp:cNvGraphicFramePr>
+            <a:graphic xmlns:a="http://schemas.openxmlformats.org/drawingml/2006/main">
+              <a:graphicData uri="http://schemas.openxmlformats.org/drawingml/2006/picture">
+                <pic:pic xmlns:pic="http://schemas.openxmlformats.org/drawingml/2006/picture">
+                  <pic:nvPicPr>
+                    <pic:cNvPr id="0" name="Picture 29"/>
+                    <pic:cNvPicPr>
+                      <a:picLocks noChangeAspect="1" noChangeArrowheads="1"/>
+                    </pic:cNvPicPr>
+                  </pic:nvPicPr>
+                  <pic:blipFill>
+                    <a:blip r:embed="rId43">
+                      <a:extLst>
+                        <a:ext uri="{28A0092B-C50C-407E-A947-70E740481C1C}">
+                          <a14:useLocalDpi xmlns:a14="http://schemas.microsoft.com/office/drawing/2010/main" val="0"/>
+                        </a:ext>
+                      </a:extLst>
+                    </a:blip>
+                    <a:srcRect/>
+                    <a:stretch>
+                      <a:fillRect/>
+                    </a:stretch>
+                  </pic:blipFill>
+                  <pic:spPr bwMode="auto">
+                    <a:xfrm>
+                      <a:off x="0" y="0"/>
+                      <a:ext cx="5943600" cy="2837180"/>
+                    </a:xfrm>
+                    <a:prstGeom prst="rect">
+                      <a:avLst/>
+                    </a:prstGeom>
+                    <a:noFill/>
+                    <a:ln>
+                      <a:noFill/>
+                    </a:ln>
+                  </pic:spPr>
+                </pic:pic>
+              </a:graphicData>
+            </a:graphic>
+          </wp:inline>
+        </w:drawing>
+      </w:r>
+    </w:p>
+    <w:p>
+      <w:pPr>
+        <w:pStyle w:val="Heading2"/>
+        <w:rPr>
+          <w:rFonts w:ascii="Times New Roman" w:hAnsi="Times New Roman" w:cs="Times New Roman"/>
+          <w:color w:val="auto"/>
+          <w:sz w:val="24"/>
+          <w:szCs w:val="24"/>
+          <w:lang w:val="en-KE"/>
+        </w:rPr>
+      </w:pPr>
+      <w:bookmarkStart w:id="44" w:name="_Toc232646154"/>
+      <w:r>
+        <w:rPr>
+          <w:rFonts w:ascii="Times New Roman" w:hAnsi="Times New Roman" w:cs="Times New Roman"/>
+          <w:color w:val="auto"/>
+          <w:sz w:val="24"/>
+          <w:szCs w:val="24"/>
+          <w:lang w:val="en-KE"/>
+        </w:rPr>
+        <w:t>Fig 6</w:t>
+      </w:r>
+      <w:r>
+        <w:rPr>
+          <w:rFonts w:ascii="Times New Roman" w:hAnsi="Times New Roman" w:cs="Times New Roman"/>
+          <w:color w:val="auto"/>
+          <w:sz w:val="24"/>
+          <w:szCs w:val="24"/>
+          <w:lang w:val="en-KE"/>
+        </w:rPr>
+        <w:t>-</w:t>
+      </w:r>
+      <w:r>
+        <w:rPr>
+          <w:rFonts w:ascii="Times New Roman" w:hAnsi="Times New Roman" w:cs="Times New Roman"/>
+          <w:color w:val="auto"/>
+          <w:sz w:val="24"/>
+          <w:szCs w:val="24"/>
+          <w:lang w:val="en-KE"/>
+        </w:rPr>
+        <w:t xml:space="preserve"> Next Word Predictions</w:t>
+      </w:r>
+      <w:bookmarkEnd w:id="44"/>
+    </w:p>
+    <w:p>
+      <w:pPr>
+        <w:rPr>
+          <w:rFonts w:ascii="Times New Roman" w:hAnsi="Times New Roman" w:cs="Times New Roman"/>
+          <w:sz w:val="24"/>
+          <w:szCs w:val="24"/>
+          <w:lang w:val="en-KE"/>
+        </w:rPr>
+      </w:pPr>
+      <w:r>
+        <w:rPr>
+          <w:rFonts w:ascii="Times New Roman" w:hAnsi="Times New Roman" w:cs="Times New Roman"/>
+          <w:sz w:val="24"/>
+          <w:szCs w:val="24"/>
+          <w:lang w:val="en-KE"/>
+        </w:rPr>
+        <w:drawing>
+          <wp:inline distT="0" distB="0" distL="0" distR="0" wp14:anchorId="313B6EE5" wp14:editId="1727E7AD">
+            <wp:extent cx="5943600" cy="2009775"/>
+            <wp:effectExtent l="0" t="0" r="0" b="9525"/>
+            <wp:docPr id="1693713678" name="Picture 16"/>
+            <wp:cNvGraphicFramePr>
+              <a:graphicFrameLocks xmlns:a="http://schemas.openxmlformats.org/drawingml/2006/main" noChangeAspect="1"/>
+            </wp:cNvGraphicFramePr>
+            <a:graphic xmlns:a="http://schemas.openxmlformats.org/drawingml/2006/main">
+              <a:graphicData uri="http://schemas.openxmlformats.org/drawingml/2006/picture">
+                <pic:pic xmlns:pic="http://schemas.openxmlformats.org/drawingml/2006/picture">
+                  <pic:nvPicPr>
+                    <pic:cNvPr id="0" name="Picture 31"/>
+                    <pic:cNvPicPr>
+                      <a:picLocks noChangeAspect="1" noChangeArrowheads="1"/>
+                    </pic:cNvPicPr>
+                  </pic:nvPicPr>
+                  <pic:blipFill>
+                    <a:blip r:embed="rId44" cstate="print">
+                      <a:extLst>
+                        <a:ext uri="{28A0092B-C50C-407E-A947-70E740481C1C}">
+                          <a14:useLocalDpi xmlns:a14="http://schemas.microsoft.com/office/drawing/2010/main" val="0"/>
+                        </a:ext>
+                      </a:extLst>
+                    </a:blip>
+                    <a:srcRect/>
+                    <a:stretch>
+                      <a:fillRect/>
+                    </a:stretch>
+                  </pic:blipFill>
+                  <pic:spPr bwMode="auto">
+                    <a:xfrm>
+                      <a:off x="0" y="0"/>
+                      <a:ext cx="5943600" cy="2009775"/>
+                    </a:xfrm>
+                    <a:prstGeom prst="rect">
+                      <a:avLst/>
+                    </a:prstGeom>
+                    <a:noFill/>
+                    <a:ln>
+                      <a:noFill/>
+                    </a:ln>
+                  </pic:spPr>
+                </pic:pic>
+              </a:graphicData>
+            </a:graphic>
+          </wp:inline>
+        </w:drawing>
+      </w:r>
+    </w:p>
+    <w:p>
+      <w:pPr>
+        <w:pStyle w:val="Heading2"/>
+        <w:rPr>
+          <w:rFonts w:ascii="Times New Roman" w:hAnsi="Times New Roman" w:cs="Times New Roman"/>
+          <w:color w:val="auto"/>
+          <w:sz w:val="24"/>
+          <w:szCs w:val="24"/>
+          <w:lang w:val="en-KE"/>
+        </w:rPr>
+      </w:pPr>
+      <w:bookmarkStart w:id="45" w:name="_Toc232646155"/>
+      <w:r>
+        <w:rPr>
+          <w:rFonts w:ascii="Times New Roman" w:hAnsi="Times New Roman" w:cs="Times New Roman"/>
+          <w:color w:val="auto"/>
+          <w:sz w:val="24"/>
+          <w:szCs w:val="24"/>
+          <w:lang w:val="en-KE"/>
+        </w:rPr>
+        <w:t>Fig 7</w:t>
+      </w:r>
+      <w:r>
+        <w:rPr>
+          <w:rFonts w:ascii="Times New Roman" w:hAnsi="Times New Roman" w:cs="Times New Roman"/>
+          <w:color w:val="auto"/>
+          <w:sz w:val="24"/>
+          <w:szCs w:val="24"/>
+          <w:lang w:val="en-KE"/>
+        </w:rPr>
+        <w:t>-</w:t>
+      </w:r>
+      <w:r>
+        <w:rPr>
+          <w:rFonts w:ascii="Times New Roman" w:hAnsi="Times New Roman" w:cs="Times New Roman"/>
+          <w:color w:val="auto"/>
+          <w:sz w:val="24"/>
+          <w:szCs w:val="24"/>
+          <w:lang w:val="en-KE"/>
+        </w:rPr>
+        <w:t xml:space="preserve"> N-Gram vs Neural Comparison</w:t>
+      </w:r>
+      <w:bookmarkEnd w:id="45"/>
+    </w:p>
+    <w:p>
+      <w:pPr>
+        <w:rPr>
+          <w:rFonts w:ascii="Times New Roman" w:hAnsi="Times New Roman" w:cs="Times New Roman"/>
+          <w:sz w:val="24"/>
+          <w:szCs w:val="24"/>
+          <w:lang w:val="en-KE"/>
+        </w:rPr>
+      </w:pPr>
+    </w:p>
+    <w:p>
+      <w:pPr>
+        <w:pStyle w:val="Heading2"/>
+        <w:rPr>
+          <w:rFonts w:ascii="Times New Roman" w:hAnsi="Times New Roman" w:cs="Times New Roman"/>
+          <w:color w:val="auto"/>
+          <w:sz w:val="24"/>
+          <w:szCs w:val="24"/>
+          <w:lang w:val="en-KE"/>
+        </w:rPr>
+      </w:pPr>
+      <w:bookmarkStart w:id="46" w:name="_Toc232646156"/>
+      <w:r>
+        <w:rPr>
+          <w:rFonts w:ascii="Times New Roman" w:hAnsi="Times New Roman" w:cs="Times New Roman"/>
+          <w:color w:val="auto"/>
+          <w:sz w:val="24"/>
+          <w:szCs w:val="24"/>
+          <w:lang w:val="en-KE"/>
+        </w:rPr>
+        <w:t>WEEK 7 REFLECTION</w:t>
+      </w:r>
+      <w:bookmarkEnd w:id="46"/>
+    </w:p>
+    <w:p>
+      <w:pPr>
+        <w:rPr>
+          <w:rFonts w:ascii="Times New Roman" w:hAnsi="Times New Roman" w:cs="Times New Roman"/>
+          <w:sz w:val="24"/>
+          <w:szCs w:val="24"/>
+        </w:rPr>
+      </w:pPr>
+      <w:r>
+        <w:rPr>
+          <w:rFonts w:ascii="Times New Roman" w:hAnsi="Times New Roman" w:cs="Times New Roman"/>
+          <w:sz w:val="24"/>
+          <w:szCs w:val="24"/>
+        </w:rPr>
+        <w:t xml:space="preserve">Week 7 introduced Neural Language Models as an improvement over traditional N-gram </w:t>
+      </w:r>
+      <w:r>
+        <w:rPr>
+          <w:rFonts w:ascii="Times New Roman" w:hAnsi="Times New Roman" w:cs="Times New Roman"/>
+          <w:sz w:val="24"/>
+          <w:szCs w:val="24"/>
+        </w:rPr>
+        <w:t>approach</w:t>
+      </w:r>
+      <w:r>
+        <w:rPr>
+          <w:rFonts w:ascii="Times New Roman" w:hAnsi="Times New Roman" w:cs="Times New Roman"/>
+          <w:sz w:val="24"/>
+          <w:szCs w:val="24"/>
+        </w:rPr>
+        <w:t>.</w:t>
+      </w:r>
+      <w:r>
+        <w:rPr>
+          <w:rFonts w:ascii="Times New Roman" w:hAnsi="Times New Roman" w:cs="Times New Roman"/>
+          <w:sz w:val="24"/>
+          <w:szCs w:val="24"/>
+        </w:rPr>
+        <w:t xml:space="preserve"> </w:t>
+      </w:r>
+      <w:r>
+        <w:rPr>
+          <w:rFonts w:ascii="Times New Roman" w:hAnsi="Times New Roman" w:cs="Times New Roman"/>
+          <w:sz w:val="24"/>
+          <w:szCs w:val="24"/>
+        </w:rPr>
+        <w:t xml:space="preserve">Fig 2 created a simple feedforward neural network using TensorFlow's Sequential API, highlighting the input, hidden and output layers. Fig 3 tokenized text into numerical sequences using </w:t>
       </w:r>
       <w:proofErr w:type="spellStart"/>
       <w:r>
@@ -5510,7 +9579,7 @@
           <w:sz w:val="24"/>
           <w:szCs w:val="24"/>
         </w:rPr>
-        <w:t>Chatbot</w:t>
+        <w:t>Keras's</w:t>
       </w:r>
       <w:proofErr w:type="spellEnd"/>
       <w:r>
@@ -5519,64 +9588,448 @@
           <w:sz w:val="24"/>
           <w:szCs w:val="24"/>
         </w:rPr>
-        <w:t xml:space="preserve"> that matches user questions to predefined responses using NLTK tokenization and stop word removal. The </w:t>
+        <w:t xml:space="preserve"> Tokenizer which converted words into something that could be understood by a machine. Fig 4 and 5 built and trained a complete LSTM based Neural Language Model that learned to predict the next word from a sequence, with the result being a high training accuracy after 100 epochs. Fig 6 tested this model using new phrases and returned the top three predicted words in order of confidence. Fig 7 compared N-gram models with the Neural Language Models, and showed that the latter </w:t>
+      </w:r>
+      <w:r>
+        <w:rPr>
+          <w:rFonts w:ascii="Times New Roman" w:hAnsi="Times New Roman" w:cs="Times New Roman"/>
+          <w:sz w:val="24"/>
+          <w:szCs w:val="24"/>
+        </w:rPr>
+        <w:t>generalized</w:t>
+      </w:r>
+      <w:r>
+        <w:rPr>
+          <w:rFonts w:ascii="Times New Roman" w:hAnsi="Times New Roman" w:cs="Times New Roman"/>
+          <w:sz w:val="24"/>
+          <w:szCs w:val="24"/>
+        </w:rPr>
+        <w:t xml:space="preserve"> better to unseen word combinations, because they learnt semantic relationships, rather than the exact word count.</w:t>
+      </w:r>
+    </w:p>
+    <w:p>
+      <w:pPr>
+        <w:pStyle w:val="Heading1"/>
+        <w:rPr>
+          <w:rFonts w:ascii="Times New Roman" w:hAnsi="Times New Roman" w:cs="Times New Roman"/>
+          <w:b/>
+          <w:bCs/>
+          <w:color w:val="auto"/>
+          <w:sz w:val="28"/>
+          <w:szCs w:val="28"/>
+        </w:rPr>
+      </w:pPr>
+      <w:bookmarkStart w:id="47" w:name="_Toc232646157"/>
+      <w:r>
+        <w:rPr>
+          <w:rFonts w:ascii="Times New Roman" w:hAnsi="Times New Roman" w:cs="Times New Roman"/>
+          <w:b/>
+          <w:bCs/>
+          <w:color w:val="auto"/>
+          <w:sz w:val="28"/>
+          <w:szCs w:val="28"/>
+        </w:rPr>
+        <w:lastRenderedPageBreak/>
+        <w:t>CREATIVE CONSOLIDATION PROJECT</w:t>
+      </w:r>
+      <w:bookmarkEnd w:id="47"/>
+    </w:p>
+    <w:p>
+      <w:pPr>
+        <w:rPr>
+          <w:rFonts w:ascii="Times New Roman" w:hAnsi="Times New Roman" w:cs="Times New Roman"/>
+          <w:sz w:val="24"/>
+          <w:szCs w:val="24"/>
+          <w:lang w:val="en-KE"/>
+        </w:rPr>
+      </w:pPr>
+      <w:r>
+        <w:rPr>
+          <w:rFonts w:ascii="Times New Roman" w:hAnsi="Times New Roman" w:cs="Times New Roman"/>
+          <w:sz w:val="24"/>
+          <w:szCs w:val="24"/>
+          <w:lang w:val="en-KE"/>
+        </w:rPr>
+        <w:drawing>
+          <wp:inline distT="0" distB="0" distL="0" distR="0" wp14:anchorId="7032B4E0" wp14:editId="52B64EFF">
+            <wp:extent cx="5943600" cy="1395095"/>
+            <wp:effectExtent l="0" t="0" r="0" b="0"/>
+            <wp:docPr id="270790915" name="Picture 19"/>
+            <wp:cNvGraphicFramePr>
+              <a:graphicFrameLocks xmlns:a="http://schemas.openxmlformats.org/drawingml/2006/main" noChangeAspect="1"/>
+            </wp:cNvGraphicFramePr>
+            <a:graphic xmlns:a="http://schemas.openxmlformats.org/drawingml/2006/main">
+              <a:graphicData uri="http://schemas.openxmlformats.org/drawingml/2006/picture">
+                <pic:pic xmlns:pic="http://schemas.openxmlformats.org/drawingml/2006/picture">
+                  <pic:nvPicPr>
+                    <pic:cNvPr id="0" name="Picture 37"/>
+                    <pic:cNvPicPr>
+                      <a:picLocks noChangeAspect="1" noChangeArrowheads="1"/>
+                    </pic:cNvPicPr>
+                  </pic:nvPicPr>
+                  <pic:blipFill>
+                    <a:blip r:embed="rId45" cstate="print">
+                      <a:extLst>
+                        <a:ext uri="{28A0092B-C50C-407E-A947-70E740481C1C}">
+                          <a14:useLocalDpi xmlns:a14="http://schemas.microsoft.com/office/drawing/2010/main" val="0"/>
+                        </a:ext>
+                      </a:extLst>
+                    </a:blip>
+                    <a:srcRect/>
+                    <a:stretch>
+                      <a:fillRect/>
+                    </a:stretch>
+                  </pic:blipFill>
+                  <pic:spPr bwMode="auto">
+                    <a:xfrm>
+                      <a:off x="0" y="0"/>
+                      <a:ext cx="5943600" cy="1395095"/>
+                    </a:xfrm>
+                    <a:prstGeom prst="rect">
+                      <a:avLst/>
+                    </a:prstGeom>
+                    <a:noFill/>
+                    <a:ln>
+                      <a:noFill/>
+                    </a:ln>
+                  </pic:spPr>
+                </pic:pic>
+              </a:graphicData>
+            </a:graphic>
+          </wp:inline>
+        </w:drawing>
+      </w:r>
+    </w:p>
+    <w:p>
+      <w:pPr>
+        <w:pStyle w:val="Heading2"/>
+        <w:rPr>
+          <w:rFonts w:ascii="Times New Roman" w:hAnsi="Times New Roman" w:cs="Times New Roman"/>
+          <w:color w:val="auto"/>
+          <w:sz w:val="24"/>
+          <w:szCs w:val="24"/>
+        </w:rPr>
+      </w:pPr>
+      <w:bookmarkStart w:id="48" w:name="_Toc232646158"/>
+      <w:r>
+        <w:rPr>
+          <w:rFonts w:ascii="Times New Roman" w:hAnsi="Times New Roman" w:cs="Times New Roman"/>
+          <w:color w:val="auto"/>
+          <w:sz w:val="24"/>
+          <w:szCs w:val="24"/>
+        </w:rPr>
+        <w:t>Fig 1</w:t>
+      </w:r>
+      <w:r>
+        <w:rPr>
+          <w:rFonts w:ascii="Times New Roman" w:hAnsi="Times New Roman" w:cs="Times New Roman"/>
+          <w:color w:val="auto"/>
+          <w:sz w:val="24"/>
+          <w:szCs w:val="24"/>
+        </w:rPr>
+        <w:t>-</w:t>
+      </w:r>
+      <w:r>
+        <w:rPr>
+          <w:rFonts w:ascii="Times New Roman" w:hAnsi="Times New Roman" w:cs="Times New Roman"/>
+          <w:color w:val="auto"/>
+          <w:sz w:val="24"/>
+          <w:szCs w:val="24"/>
+        </w:rPr>
+        <w:t xml:space="preserve"> </w:t>
       </w:r>
       <w:proofErr w:type="spellStart"/>
       <w:r>
         <w:rPr>
           <w:rFonts w:ascii="Times New Roman" w:hAnsi="Times New Roman" w:cs="Times New Roman"/>
-          <w:sz w:val="24"/>
-          <w:szCs w:val="24"/>
-        </w:rPr>
-        <w:t>chatbot</w:t>
+          <w:color w:val="auto"/>
+          <w:sz w:val="24"/>
+          <w:szCs w:val="24"/>
+        </w:rPr>
+        <w:t>Gensim</w:t>
       </w:r>
       <w:proofErr w:type="spellEnd"/>
       <w:r>
         <w:rPr>
           <w:rFonts w:ascii="Times New Roman" w:hAnsi="Times New Roman" w:cs="Times New Roman"/>
-          <w:sz w:val="24"/>
-          <w:szCs w:val="24"/>
-        </w:rPr>
-        <w:t xml:space="preserve"> could accept greetings, questions about CAT, questions about the logbook and explanations of NLP concepts.</w:t>
-      </w:r>
-    </w:p>
-    <w:p>
-      <w:pPr>
-        <w:rPr>
-          <w:rFonts w:ascii="Times New Roman" w:hAnsi="Times New Roman" w:cs="Times New Roman"/>
-          <w:sz w:val="24"/>
-          <w:szCs w:val="24"/>
-        </w:rPr>
-      </w:pPr>
-    </w:p>
-    <w:p>
-      <w:pPr>
-        <w:rPr>
-          <w:rFonts w:ascii="Times New Roman" w:hAnsi="Times New Roman" w:cs="Times New Roman"/>
-          <w:sz w:val="24"/>
-          <w:szCs w:val="24"/>
-        </w:rPr>
-      </w:pPr>
-    </w:p>
-    <w:p>
-      <w:pPr>
-        <w:rPr>
-          <w:rFonts w:ascii="Times New Roman" w:hAnsi="Times New Roman" w:cs="Times New Roman"/>
-          <w:sz w:val="24"/>
-          <w:szCs w:val="24"/>
-        </w:rPr>
-      </w:pPr>
-    </w:p>
-    <w:p>
-      <w:pPr>
-        <w:rPr>
-          <w:rFonts w:ascii="Times New Roman" w:hAnsi="Times New Roman" w:cs="Times New Roman"/>
-          <w:sz w:val="24"/>
-          <w:szCs w:val="24"/>
-        </w:rPr>
-      </w:pPr>
-      <w:bookmarkStart w:id="29" w:name="_GoBack"/>
-      <w:bookmarkEnd w:id="29"/>
+          <w:color w:val="auto"/>
+          <w:sz w:val="24"/>
+          <w:szCs w:val="24"/>
+        </w:rPr>
+        <w:t xml:space="preserve"> Installation</w:t>
+      </w:r>
+      <w:bookmarkEnd w:id="48"/>
+    </w:p>
+    <w:p>
+      <w:pPr>
+        <w:rPr>
+          <w:rFonts w:ascii="Times New Roman" w:hAnsi="Times New Roman" w:cs="Times New Roman"/>
+          <w:sz w:val="24"/>
+          <w:szCs w:val="24"/>
+          <w:lang w:val="en-KE"/>
+        </w:rPr>
+      </w:pPr>
+      <w:r>
+        <w:rPr>
+          <w:rFonts w:ascii="Times New Roman" w:hAnsi="Times New Roman" w:cs="Times New Roman"/>
+          <w:sz w:val="24"/>
+          <w:szCs w:val="24"/>
+          <w:lang w:val="en-KE"/>
+        </w:rPr>
+        <w:drawing>
+          <wp:inline distT="0" distB="0" distL="0" distR="0" wp14:anchorId="59CD08BB" wp14:editId="6A47E5A2">
+            <wp:extent cx="5943600" cy="3500755"/>
+            <wp:effectExtent l="0" t="0" r="0" b="4445"/>
+            <wp:docPr id="947993361" name="Picture 20"/>
+            <wp:cNvGraphicFramePr>
+              <a:graphicFrameLocks xmlns:a="http://schemas.openxmlformats.org/drawingml/2006/main" noChangeAspect="1"/>
+            </wp:cNvGraphicFramePr>
+            <a:graphic xmlns:a="http://schemas.openxmlformats.org/drawingml/2006/main">
+              <a:graphicData uri="http://schemas.openxmlformats.org/drawingml/2006/picture">
+                <pic:pic xmlns:pic="http://schemas.openxmlformats.org/drawingml/2006/picture">
+                  <pic:nvPicPr>
+                    <pic:cNvPr id="0" name="Picture 39"/>
+                    <pic:cNvPicPr>
+                      <a:picLocks noChangeAspect="1" noChangeArrowheads="1"/>
+                    </pic:cNvPicPr>
+                  </pic:nvPicPr>
+                  <pic:blipFill>
+                    <a:blip r:embed="rId46">
+                      <a:extLst>
+                        <a:ext uri="{28A0092B-C50C-407E-A947-70E740481C1C}">
+                          <a14:useLocalDpi xmlns:a14="http://schemas.microsoft.com/office/drawing/2010/main" val="0"/>
+                        </a:ext>
+                      </a:extLst>
+                    </a:blip>
+                    <a:srcRect/>
+                    <a:stretch>
+                      <a:fillRect/>
+                    </a:stretch>
+                  </pic:blipFill>
+                  <pic:spPr bwMode="auto">
+                    <a:xfrm>
+                      <a:off x="0" y="0"/>
+                      <a:ext cx="5943600" cy="3500755"/>
+                    </a:xfrm>
+                    <a:prstGeom prst="rect">
+                      <a:avLst/>
+                    </a:prstGeom>
+                    <a:noFill/>
+                    <a:ln>
+                      <a:noFill/>
+                    </a:ln>
+                  </pic:spPr>
+                </pic:pic>
+              </a:graphicData>
+            </a:graphic>
+          </wp:inline>
+        </w:drawing>
+      </w:r>
+    </w:p>
+    <w:p>
+      <w:pPr>
+        <w:pStyle w:val="Heading2"/>
+        <w:rPr>
+          <w:rFonts w:ascii="Times New Roman" w:hAnsi="Times New Roman" w:cs="Times New Roman"/>
+          <w:color w:val="auto"/>
+          <w:sz w:val="24"/>
+          <w:szCs w:val="24"/>
+        </w:rPr>
+      </w:pPr>
+      <w:bookmarkStart w:id="49" w:name="_Toc232646159"/>
+      <w:r>
+        <w:rPr>
+          <w:rFonts w:ascii="Times New Roman" w:hAnsi="Times New Roman" w:cs="Times New Roman"/>
+          <w:color w:val="auto"/>
+          <w:sz w:val="24"/>
+          <w:szCs w:val="24"/>
+        </w:rPr>
+        <w:lastRenderedPageBreak/>
+        <w:t xml:space="preserve">Fig </w:t>
+      </w:r>
+      <w:r>
+        <w:rPr>
+          <w:rFonts w:ascii="Times New Roman" w:hAnsi="Times New Roman" w:cs="Times New Roman"/>
+          <w:color w:val="auto"/>
+          <w:sz w:val="24"/>
+          <w:szCs w:val="24"/>
+        </w:rPr>
+        <w:t>2-</w:t>
+      </w:r>
+      <w:r>
+        <w:rPr>
+          <w:rFonts w:ascii="Times New Roman" w:hAnsi="Times New Roman" w:cs="Times New Roman"/>
+          <w:color w:val="auto"/>
+          <w:sz w:val="24"/>
+          <w:szCs w:val="24"/>
+        </w:rPr>
+        <w:t xml:space="preserve"> Combined Model Built</w:t>
+      </w:r>
+      <w:bookmarkEnd w:id="49"/>
+    </w:p>
+    <w:p>
+      <w:pPr>
+        <w:rPr>
+          <w:rFonts w:ascii="Times New Roman" w:hAnsi="Times New Roman" w:cs="Times New Roman"/>
+          <w:sz w:val="24"/>
+          <w:szCs w:val="24"/>
+          <w:lang w:val="en-KE"/>
+        </w:rPr>
+      </w:pPr>
+      <w:r>
+        <w:rPr>
+          <w:rFonts w:ascii="Times New Roman" w:hAnsi="Times New Roman" w:cs="Times New Roman"/>
+          <w:sz w:val="24"/>
+          <w:szCs w:val="24"/>
+          <w:lang w:val="en-KE"/>
+        </w:rPr>
+        <w:drawing>
+          <wp:inline distT="0" distB="0" distL="0" distR="0" wp14:anchorId="45CE58B9" wp14:editId="50D626CC">
+            <wp:extent cx="5943600" cy="3949700"/>
+            <wp:effectExtent l="0" t="0" r="0" b="0"/>
+            <wp:docPr id="1691656126" name="Picture 21"/>
+            <wp:cNvGraphicFramePr>
+              <a:graphicFrameLocks xmlns:a="http://schemas.openxmlformats.org/drawingml/2006/main" noChangeAspect="1"/>
+            </wp:cNvGraphicFramePr>
+            <a:graphic xmlns:a="http://schemas.openxmlformats.org/drawingml/2006/main">
+              <a:graphicData uri="http://schemas.openxmlformats.org/drawingml/2006/picture">
+                <pic:pic xmlns:pic="http://schemas.openxmlformats.org/drawingml/2006/picture">
+                  <pic:nvPicPr>
+                    <pic:cNvPr id="0" name="Picture 41"/>
+                    <pic:cNvPicPr>
+                      <a:picLocks noChangeAspect="1" noChangeArrowheads="1"/>
+                    </pic:cNvPicPr>
+                  </pic:nvPicPr>
+                  <pic:blipFill>
+                    <a:blip r:embed="rId47">
+                      <a:extLst>
+                        <a:ext uri="{28A0092B-C50C-407E-A947-70E740481C1C}">
+                          <a14:useLocalDpi xmlns:a14="http://schemas.microsoft.com/office/drawing/2010/main" val="0"/>
+                        </a:ext>
+                      </a:extLst>
+                    </a:blip>
+                    <a:srcRect/>
+                    <a:stretch>
+                      <a:fillRect/>
+                    </a:stretch>
+                  </pic:blipFill>
+                  <pic:spPr bwMode="auto">
+                    <a:xfrm>
+                      <a:off x="0" y="0"/>
+                      <a:ext cx="5943600" cy="3949700"/>
+                    </a:xfrm>
+                    <a:prstGeom prst="rect">
+                      <a:avLst/>
+                    </a:prstGeom>
+                    <a:noFill/>
+                    <a:ln>
+                      <a:noFill/>
+                    </a:ln>
+                  </pic:spPr>
+                </pic:pic>
+              </a:graphicData>
+            </a:graphic>
+          </wp:inline>
+        </w:drawing>
+      </w:r>
+    </w:p>
+    <w:p>
+      <w:pPr>
+        <w:pStyle w:val="Heading2"/>
+        <w:rPr>
+          <w:rFonts w:ascii="Times New Roman" w:hAnsi="Times New Roman" w:cs="Times New Roman"/>
+          <w:color w:val="auto"/>
+          <w:sz w:val="24"/>
+          <w:szCs w:val="24"/>
+        </w:rPr>
+      </w:pPr>
+      <w:bookmarkStart w:id="50" w:name="_Toc232646160"/>
+      <w:r>
+        <w:rPr>
+          <w:rFonts w:ascii="Times New Roman" w:hAnsi="Times New Roman" w:cs="Times New Roman"/>
+          <w:color w:val="auto"/>
+          <w:sz w:val="24"/>
+          <w:szCs w:val="24"/>
+        </w:rPr>
+        <w:t xml:space="preserve">Fig </w:t>
+      </w:r>
+      <w:r>
+        <w:rPr>
+          <w:rFonts w:ascii="Times New Roman" w:hAnsi="Times New Roman" w:cs="Times New Roman"/>
+          <w:color w:val="auto"/>
+          <w:sz w:val="24"/>
+          <w:szCs w:val="24"/>
+        </w:rPr>
+        <w:t>3-</w:t>
+      </w:r>
+      <w:r>
+        <w:rPr>
+          <w:rFonts w:ascii="Times New Roman" w:hAnsi="Times New Roman" w:cs="Times New Roman"/>
+          <w:color w:val="auto"/>
+          <w:sz w:val="24"/>
+          <w:szCs w:val="24"/>
+        </w:rPr>
+        <w:t xml:space="preserve"> Combined Model Predictions</w:t>
+      </w:r>
+      <w:bookmarkEnd w:id="50"/>
+    </w:p>
+    <w:p/>
+    <w:p>
+      <w:pPr>
+        <w:pStyle w:val="Heading2"/>
+        <w:rPr>
+          <w:rFonts w:ascii="Times New Roman" w:hAnsi="Times New Roman" w:cs="Times New Roman"/>
+          <w:color w:val="auto"/>
+          <w:sz w:val="24"/>
+          <w:szCs w:val="24"/>
+        </w:rPr>
+      </w:pPr>
+      <w:bookmarkStart w:id="51" w:name="_Toc232646161"/>
+      <w:r>
+        <w:rPr>
+          <w:rFonts w:ascii="Times New Roman" w:hAnsi="Times New Roman" w:cs="Times New Roman"/>
+          <w:color w:val="auto"/>
+          <w:sz w:val="24"/>
+          <w:szCs w:val="24"/>
+        </w:rPr>
+        <w:t>REFLECTION</w:t>
+      </w:r>
+      <w:bookmarkEnd w:id="51"/>
+    </w:p>
+    <w:p>
+      <w:pPr>
+        <w:rPr>
+          <w:rFonts w:ascii="Times New Roman" w:hAnsi="Times New Roman" w:cs="Times New Roman"/>
+          <w:sz w:val="24"/>
+          <w:szCs w:val="24"/>
+        </w:rPr>
+      </w:pPr>
+      <w:r>
+        <w:rPr>
+          <w:rFonts w:ascii="Times New Roman" w:hAnsi="Times New Roman" w:cs="Times New Roman"/>
+          <w:sz w:val="24"/>
+          <w:szCs w:val="24"/>
+        </w:rPr>
+        <w:t>The combination of these two methods (Week 6 and 7) in this creative project is indeed complementary; Word2Vec was used to build an embedding matrix and the LSTM was fine-tuned for the task of next-word prediction, showing that the Word2Vec and the neural language model are not two separate methods but two steps in one system, with Word2Vec being the first, and the second step being fine-tuning on the task. Fig 1 shows the combined architecture, where Word2Vec was used to build an embedding matrix, which was then loaded as pre-trained weights into an LSTM network. Fig 2 shows the training of this model and testing of next-word prediction; the model successfully learned sequences using word vectors that already understood meaning before training began.</w:t>
+      </w:r>
+    </w:p>
+    <w:p>
+      <w:pPr>
+        <w:rPr>
+          <w:rFonts w:ascii="Times New Roman" w:hAnsi="Times New Roman" w:cs="Times New Roman"/>
+          <w:sz w:val="24"/>
+          <w:szCs w:val="24"/>
+        </w:rPr>
+      </w:pPr>
+    </w:p>
+    <w:p>
+      <w:pPr>
+        <w:rPr>
+          <w:rFonts w:ascii="Times New Roman" w:hAnsi="Times New Roman" w:cs="Times New Roman"/>
+          <w:sz w:val="24"/>
+          <w:szCs w:val="24"/>
+        </w:rPr>
+      </w:pPr>
     </w:p>
     <w:sectPr>
       <w:pgSz w:w="12240" w:h="15840"/>
@@ -5589,7 +10042,7 @@
 </file>
 
 <file path=word/styles.xml><?xml version="1.0" encoding="utf-8"?>
-<w:styles xmlns:mc="http://schemas.openxmlformats.org/markup-compatibility/2006" xmlns:r="http://schemas.openxmlformats.org/officeDocument/2006/relationships" xmlns:w="http://schemas.openxmlformats.org/wordprocessingml/2006/main" xmlns:w14="http://schemas.microsoft.com/office/word/2010/wordml" xmlns:w15="http://schemas.microsoft.com/office/word/2012/wordml" xmlns:w16se="http://schemas.microsoft.com/office/word/2015/wordml/symex" mc:Ignorable="w14 w15 w16se">
+<w:styles xmlns:mc="http://schemas.openxmlformats.org/markup-compatibility/2006" xmlns:r="http://schemas.openxmlformats.org/officeDocument/2006/relationships" xmlns:w="http://schemas.openxmlformats.org/wordprocessingml/2006/main" xmlns:w14="http://schemas.microsoft.com/office/word/2010/wordml" xmlns:w15="http://schemas.microsoft.com/office/word/2012/wordml" xmlns:w16cex="http://schemas.microsoft.com/office/word/2018/wordml/cex" xmlns:w16cid="http://schemas.microsoft.com/office/word/2016/wordml/cid" xmlns:w16="http://schemas.microsoft.com/office/word/2018/wordml" xmlns:w16du="http://schemas.microsoft.com/office/word/2023/wordml/word16du" xmlns:w16sdtdh="http://schemas.microsoft.com/office/word/2020/wordml/sdtdatahash" xmlns:w16sdtfl="http://schemas.microsoft.com/office/word/2024/wordml/sdtformatlock" xmlns:w16se="http://schemas.microsoft.com/office/word/2015/wordml/symex" mc:Ignorable="w14 w15 w16se w16cid w16 w16cex w16sdtdh w16sdtfl w16du">
   <w:docDefaults>
     <w:rPrDefault>
       <w:rPr>
@@ -5605,7 +10058,7 @@
       </w:pPr>
     </w:pPrDefault>
   </w:docDefaults>
-  <w:latentStyles w:defLockedState="0" w:defUIPriority="99" w:defSemiHidden="0" w:defUnhideWhenUsed="0" w:defQFormat="0" w:count="371">
+  <w:latentStyles w:defLockedState="0" w:defUIPriority="99" w:defSemiHidden="0" w:defUnhideWhenUsed="0" w:defQFormat="0" w:count="376">
     <w:lsdException w:name="Normal" w:uiPriority="0" w:qFormat="1"/>
     <w:lsdException w:name="heading 1" w:uiPriority="9" w:qFormat="1"/>
     <w:lsdException w:name="heading 2" w:semiHidden="1" w:uiPriority="9" w:unhideWhenUsed="1" w:qFormat="1"/>
@@ -5977,6 +10430,11 @@
     <w:lsdException w:name="List Table 5 Dark Accent 6" w:uiPriority="50"/>
     <w:lsdException w:name="List Table 6 Colorful Accent 6" w:uiPriority="51"/>
     <w:lsdException w:name="List Table 7 Colorful Accent 6" w:uiPriority="52"/>
+    <w:lsdException w:name="Mention" w:semiHidden="1" w:unhideWhenUsed="1"/>
+    <w:lsdException w:name="Smart Hyperlink" w:semiHidden="1" w:unhideWhenUsed="1"/>
+    <w:lsdException w:name="Hashtag" w:semiHidden="1" w:unhideWhenUsed="1"/>
+    <w:lsdException w:name="Unresolved Mention" w:semiHidden="1" w:unhideWhenUsed="1"/>
+    <w:lsdException w:name="Smart Link" w:semiHidden="1" w:unhideWhenUsed="1"/>
   </w:latentStyles>
   <w:style w:type="paragraph" w:default="1" w:styleId="Normal">
     <w:name w:val="Normal"/>
@@ -6028,7 +10486,6 @@
   <w:style w:type="character" w:default="1" w:styleId="DefaultParagraphFont">
     <w:name w:val="Default Paragraph Font"/>
     <w:uiPriority w:val="1"/>
-    <w:semiHidden/>
     <w:unhideWhenUsed/>
   </w:style>
   <w:style w:type="table" w:default="1" w:styleId="TableNormal">

--- a/BIT4133-NLP LOGBOOK.docx
+++ b/BIT4133-NLP LOGBOOK.docx
@@ -177,7 +177,15 @@
           <w:sz w:val="24"/>
           <w:szCs w:val="24"/>
         </w:rPr>
-        <w:t xml:space="preserve">Technologies Used: Python, NLTK, Scikit-learn, Google </w:t>
+        <w:t xml:space="preserve">Technologies Used: </w:t>
+      </w:r>
+      <w:r>
+        <w:rPr>
+          <w:rFonts w:ascii="Times New Roman" w:hAnsi="Times New Roman" w:cs="Times New Roman"/>
+          <w:sz w:val="24"/>
+          <w:szCs w:val="24"/>
+        </w:rPr>
+        <w:t xml:space="preserve">Python • NLTK • </w:t>
       </w:r>
       <w:proofErr w:type="spellStart"/>
       <w:r>
@@ -186,17 +194,45 @@
           <w:sz w:val="24"/>
           <w:szCs w:val="24"/>
         </w:rPr>
+        <w:t>spaCy</w:t>
+      </w:r>
+      <w:proofErr w:type="spellEnd"/>
+      <w:r>
+        <w:rPr>
+          <w:rFonts w:ascii="Times New Roman" w:hAnsi="Times New Roman" w:cs="Times New Roman"/>
+          <w:sz w:val="24"/>
+          <w:szCs w:val="24"/>
+        </w:rPr>
+        <w:t xml:space="preserve"> • </w:t>
+      </w:r>
+      <w:proofErr w:type="spellStart"/>
+      <w:r>
+        <w:rPr>
+          <w:rFonts w:ascii="Times New Roman" w:hAnsi="Times New Roman" w:cs="Times New Roman"/>
+          <w:sz w:val="24"/>
+          <w:szCs w:val="24"/>
+        </w:rPr>
+        <w:t>Gensim</w:t>
+      </w:r>
+      <w:proofErr w:type="spellEnd"/>
+      <w:r>
+        <w:rPr>
+          <w:rFonts w:ascii="Times New Roman" w:hAnsi="Times New Roman" w:cs="Times New Roman"/>
+          <w:sz w:val="24"/>
+          <w:szCs w:val="24"/>
+        </w:rPr>
+        <w:t xml:space="preserve"> • TensorFlow • Scikit-learn • Pandas • Matplotlib • Hugging Face Transformers • Google </w:t>
+      </w:r>
+      <w:proofErr w:type="spellStart"/>
+      <w:r>
+        <w:rPr>
+          <w:rFonts w:ascii="Times New Roman" w:hAnsi="Times New Roman" w:cs="Times New Roman"/>
+          <w:sz w:val="24"/>
+          <w:szCs w:val="24"/>
+        </w:rPr>
         <w:t>Colab</w:t>
       </w:r>
       <w:proofErr w:type="spellEnd"/>
-      <w:r>
-        <w:rPr>
-          <w:rFonts w:ascii="Times New Roman" w:hAnsi="Times New Roman" w:cs="Times New Roman"/>
-          <w:sz w:val="24"/>
-          <w:szCs w:val="24"/>
-        </w:rPr>
-        <w:t>, Pandas, Matplotlib</w:t>
-      </w:r>
     </w:p>
     <w:p>
       <w:pPr>
@@ -491,7 +527,7 @@
           <w:r>
             <w:fldChar w:fldCharType="separate"/>
           </w:r>
-          <w:hyperlink w:anchor="_Toc232646110" w:history="1">
+          <w:hyperlink w:anchor="_Toc233315754" w:history="1">
             <w:r>
               <w:rPr>
                 <w:rStyle w:val="Hyperlink"/>
@@ -520,7 +556,7 @@
                 <w:noProof/>
                 <w:webHidden/>
               </w:rPr>
-              <w:instrText xml:space="preserve"> PAGEREF _Toc232646110 \h </w:instrText>
+              <w:instrText xml:space="preserve"> PAGEREF _Toc233315754 \h </w:instrText>
             </w:r>
             <w:r>
               <w:rPr>
@@ -567,7 +603,7 @@
               <w14:ligatures w14:val="standardContextual"/>
             </w:rPr>
           </w:pPr>
-          <w:hyperlink w:anchor="_Toc232646111" w:history="1">
+          <w:hyperlink w:anchor="_Toc233315755" w:history="1">
             <w:r>
               <w:rPr>
                 <w:rStyle w:val="Hyperlink"/>
@@ -595,7 +631,7 @@
                 <w:noProof/>
                 <w:webHidden/>
               </w:rPr>
-              <w:instrText xml:space="preserve"> PAGEREF _Toc232646111 \h </w:instrText>
+              <w:instrText xml:space="preserve"> PAGEREF _Toc233315755 \h </w:instrText>
             </w:r>
             <w:r>
               <w:rPr>
@@ -642,7 +678,7 @@
               <w14:ligatures w14:val="standardContextual"/>
             </w:rPr>
           </w:pPr>
-          <w:hyperlink w:anchor="_Toc232646112" w:history="1">
+          <w:hyperlink w:anchor="_Toc233315756" w:history="1">
             <w:r>
               <w:rPr>
                 <w:rStyle w:val="Hyperlink"/>
@@ -670,7 +706,7 @@
                 <w:noProof/>
                 <w:webHidden/>
               </w:rPr>
-              <w:instrText xml:space="preserve"> PAGEREF _Toc232646112 \h </w:instrText>
+              <w:instrText xml:space="preserve"> PAGEREF _Toc233315756 \h </w:instrText>
             </w:r>
             <w:r>
               <w:rPr>
@@ -717,7 +753,7 @@
               <w14:ligatures w14:val="standardContextual"/>
             </w:rPr>
           </w:pPr>
-          <w:hyperlink w:anchor="_Toc232646113" w:history="1">
+          <w:hyperlink w:anchor="_Toc233315757" w:history="1">
             <w:r>
               <w:rPr>
                 <w:rStyle w:val="Hyperlink"/>
@@ -745,7 +781,7 @@
                 <w:noProof/>
                 <w:webHidden/>
               </w:rPr>
-              <w:instrText xml:space="preserve"> PAGEREF _Toc232646113 \h </w:instrText>
+              <w:instrText xml:space="preserve"> PAGEREF _Toc233315757 \h </w:instrText>
             </w:r>
             <w:r>
               <w:rPr>
@@ -792,7 +828,7 @@
               <w14:ligatures w14:val="standardContextual"/>
             </w:rPr>
           </w:pPr>
-          <w:hyperlink w:anchor="_Toc232646114" w:history="1">
+          <w:hyperlink w:anchor="_Toc233315758" w:history="1">
             <w:r>
               <w:rPr>
                 <w:rStyle w:val="Hyperlink"/>
@@ -820,7 +856,7 @@
                 <w:noProof/>
                 <w:webHidden/>
               </w:rPr>
-              <w:instrText xml:space="preserve"> PAGEREF _Toc232646114 \h </w:instrText>
+              <w:instrText xml:space="preserve"> PAGEREF _Toc233315758 \h </w:instrText>
             </w:r>
             <w:r>
               <w:rPr>
@@ -867,7 +903,7 @@
               <w14:ligatures w14:val="standardContextual"/>
             </w:rPr>
           </w:pPr>
-          <w:hyperlink w:anchor="_Toc232646115" w:history="1">
+          <w:hyperlink w:anchor="_Toc233315759" w:history="1">
             <w:r>
               <w:rPr>
                 <w:rStyle w:val="Hyperlink"/>
@@ -895,7 +931,7 @@
                 <w:noProof/>
                 <w:webHidden/>
               </w:rPr>
-              <w:instrText xml:space="preserve"> PAGEREF _Toc232646115 \h </w:instrText>
+              <w:instrText xml:space="preserve"> PAGEREF _Toc233315759 \h </w:instrText>
             </w:r>
             <w:r>
               <w:rPr>
@@ -915,7 +951,7 @@
                 <w:noProof/>
                 <w:webHidden/>
               </w:rPr>
-              <w:t>5</w:t>
+              <w:t>6</w:t>
             </w:r>
             <w:r>
               <w:rPr>
@@ -942,7 +978,7 @@
               <w14:ligatures w14:val="standardContextual"/>
             </w:rPr>
           </w:pPr>
-          <w:hyperlink w:anchor="_Toc232646116" w:history="1">
+          <w:hyperlink w:anchor="_Toc233315760" w:history="1">
             <w:r>
               <w:rPr>
                 <w:rStyle w:val="Hyperlink"/>
@@ -970,7 +1006,7 @@
                 <w:noProof/>
                 <w:webHidden/>
               </w:rPr>
-              <w:instrText xml:space="preserve"> PAGEREF _Toc232646116 \h </w:instrText>
+              <w:instrText xml:space="preserve"> PAGEREF _Toc233315760 \h </w:instrText>
             </w:r>
             <w:r>
               <w:rPr>
@@ -1017,7 +1053,7 @@
               <w14:ligatures w14:val="standardContextual"/>
             </w:rPr>
           </w:pPr>
-          <w:hyperlink w:anchor="_Toc232646117" w:history="1">
+          <w:hyperlink w:anchor="_Toc233315761" w:history="1">
             <w:r>
               <w:rPr>
                 <w:rStyle w:val="Hyperlink"/>
@@ -1046,7 +1082,7 @@
                 <w:noProof/>
                 <w:webHidden/>
               </w:rPr>
-              <w:instrText xml:space="preserve"> PAGEREF _Toc232646117 \h </w:instrText>
+              <w:instrText xml:space="preserve"> PAGEREF _Toc233315761 \h </w:instrText>
             </w:r>
             <w:r>
               <w:rPr>
@@ -1066,7 +1102,7 @@
                 <w:noProof/>
                 <w:webHidden/>
               </w:rPr>
-              <w:t>6</w:t>
+              <w:t>7</w:t>
             </w:r>
             <w:r>
               <w:rPr>
@@ -1093,7 +1129,7 @@
               <w14:ligatures w14:val="standardContextual"/>
             </w:rPr>
           </w:pPr>
-          <w:hyperlink w:anchor="_Toc232646118" w:history="1">
+          <w:hyperlink w:anchor="_Toc233315762" w:history="1">
             <w:r>
               <w:rPr>
                 <w:rStyle w:val="Hyperlink"/>
@@ -1121,7 +1157,7 @@
                 <w:noProof/>
                 <w:webHidden/>
               </w:rPr>
-              <w:instrText xml:space="preserve"> PAGEREF _Toc232646118 \h </w:instrText>
+              <w:instrText xml:space="preserve"> PAGEREF _Toc233315762 \h </w:instrText>
             </w:r>
             <w:r>
               <w:rPr>
@@ -1141,7 +1177,7 @@
                 <w:noProof/>
                 <w:webHidden/>
               </w:rPr>
-              <w:t>6</w:t>
+              <w:t>7</w:t>
             </w:r>
             <w:r>
               <w:rPr>
@@ -1168,7 +1204,7 @@
               <w14:ligatures w14:val="standardContextual"/>
             </w:rPr>
           </w:pPr>
-          <w:hyperlink w:anchor="_Toc232646119" w:history="1">
+          <w:hyperlink w:anchor="_Toc233315763" w:history="1">
             <w:r>
               <w:rPr>
                 <w:rStyle w:val="Hyperlink"/>
@@ -1196,7 +1232,7 @@
                 <w:noProof/>
                 <w:webHidden/>
               </w:rPr>
-              <w:instrText xml:space="preserve"> PAGEREF _Toc232646119 \h </w:instrText>
+              <w:instrText xml:space="preserve"> PAGEREF _Toc233315763 \h </w:instrText>
             </w:r>
             <w:r>
               <w:rPr>
@@ -1216,7 +1252,7 @@
                 <w:noProof/>
                 <w:webHidden/>
               </w:rPr>
-              <w:t>7</w:t>
+              <w:t>8</w:t>
             </w:r>
             <w:r>
               <w:rPr>
@@ -1243,7 +1279,7 @@
               <w14:ligatures w14:val="standardContextual"/>
             </w:rPr>
           </w:pPr>
-          <w:hyperlink w:anchor="_Toc232646120" w:history="1">
+          <w:hyperlink w:anchor="_Toc233315764" w:history="1">
             <w:r>
               <w:rPr>
                 <w:rStyle w:val="Hyperlink"/>
@@ -1271,7 +1307,7 @@
                 <w:noProof/>
                 <w:webHidden/>
               </w:rPr>
-              <w:instrText xml:space="preserve"> PAGEREF _Toc232646120 \h </w:instrText>
+              <w:instrText xml:space="preserve"> PAGEREF _Toc233315764 \h </w:instrText>
             </w:r>
             <w:r>
               <w:rPr>
@@ -1291,7 +1327,7 @@
                 <w:noProof/>
                 <w:webHidden/>
               </w:rPr>
-              <w:t>8</w:t>
+              <w:t>9</w:t>
             </w:r>
             <w:r>
               <w:rPr>
@@ -1318,7 +1354,7 @@
               <w14:ligatures w14:val="standardContextual"/>
             </w:rPr>
           </w:pPr>
-          <w:hyperlink w:anchor="_Toc232646121" w:history="1">
+          <w:hyperlink w:anchor="_Toc233315765" w:history="1">
             <w:r>
               <w:rPr>
                 <w:rStyle w:val="Hyperlink"/>
@@ -1346,7 +1382,7 @@
                 <w:noProof/>
                 <w:webHidden/>
               </w:rPr>
-              <w:instrText xml:space="preserve"> PAGEREF _Toc232646121 \h </w:instrText>
+              <w:instrText xml:space="preserve"> PAGEREF _Toc233315765 \h </w:instrText>
             </w:r>
             <w:r>
               <w:rPr>
@@ -1366,7 +1402,7 @@
                 <w:noProof/>
                 <w:webHidden/>
               </w:rPr>
-              <w:t>8</w:t>
+              <w:t>9</w:t>
             </w:r>
             <w:r>
               <w:rPr>
@@ -1393,7 +1429,7 @@
               <w14:ligatures w14:val="standardContextual"/>
             </w:rPr>
           </w:pPr>
-          <w:hyperlink w:anchor="_Toc232646122" w:history="1">
+          <w:hyperlink w:anchor="_Toc233315766" w:history="1">
             <w:r>
               <w:rPr>
                 <w:rStyle w:val="Hyperlink"/>
@@ -1422,7 +1458,7 @@
                 <w:noProof/>
                 <w:webHidden/>
               </w:rPr>
-              <w:instrText xml:space="preserve"> PAGEREF _Toc232646122 \h </w:instrText>
+              <w:instrText xml:space="preserve"> PAGEREF _Toc233315766 \h </w:instrText>
             </w:r>
             <w:r>
               <w:rPr>
@@ -1442,7 +1478,7 @@
                 <w:noProof/>
                 <w:webHidden/>
               </w:rPr>
-              <w:t>9</w:t>
+              <w:t>10</w:t>
             </w:r>
             <w:r>
               <w:rPr>
@@ -1469,7 +1505,7 @@
               <w14:ligatures w14:val="standardContextual"/>
             </w:rPr>
           </w:pPr>
-          <w:hyperlink w:anchor="_Toc232646123" w:history="1">
+          <w:hyperlink w:anchor="_Toc233315767" w:history="1">
             <w:r>
               <w:rPr>
                 <w:rStyle w:val="Hyperlink"/>
@@ -1497,7 +1533,7 @@
                 <w:noProof/>
                 <w:webHidden/>
               </w:rPr>
-              <w:instrText xml:space="preserve"> PAGEREF _Toc232646123 \h </w:instrText>
+              <w:instrText xml:space="preserve"> PAGEREF _Toc233315767 \h </w:instrText>
             </w:r>
             <w:r>
               <w:rPr>
@@ -1517,7 +1553,7 @@
                 <w:noProof/>
                 <w:webHidden/>
               </w:rPr>
-              <w:t>9</w:t>
+              <w:t>10</w:t>
             </w:r>
             <w:r>
               <w:rPr>
@@ -1544,7 +1580,7 @@
               <w14:ligatures w14:val="standardContextual"/>
             </w:rPr>
           </w:pPr>
-          <w:hyperlink w:anchor="_Toc232646124" w:history="1">
+          <w:hyperlink w:anchor="_Toc233315768" w:history="1">
             <w:r>
               <w:rPr>
                 <w:rStyle w:val="Hyperlink"/>
@@ -1572,7 +1608,7 @@
                 <w:noProof/>
                 <w:webHidden/>
               </w:rPr>
-              <w:instrText xml:space="preserve"> PAGEREF _Toc232646124 \h </w:instrText>
+              <w:instrText xml:space="preserve"> PAGEREF _Toc233315768 \h </w:instrText>
             </w:r>
             <w:r>
               <w:rPr>
@@ -1592,7 +1628,7 @@
                 <w:noProof/>
                 <w:webHidden/>
               </w:rPr>
-              <w:t>10</w:t>
+              <w:t>11</w:t>
             </w:r>
             <w:r>
               <w:rPr>
@@ -1619,7 +1655,7 @@
               <w14:ligatures w14:val="standardContextual"/>
             </w:rPr>
           </w:pPr>
-          <w:hyperlink w:anchor="_Toc232646125" w:history="1">
+          <w:hyperlink w:anchor="_Toc233315769" w:history="1">
             <w:r>
               <w:rPr>
                 <w:rStyle w:val="Hyperlink"/>
@@ -1647,7 +1683,7 @@
                 <w:noProof/>
                 <w:webHidden/>
               </w:rPr>
-              <w:instrText xml:space="preserve"> PAGEREF _Toc232646125 \h </w:instrText>
+              <w:instrText xml:space="preserve"> PAGEREF _Toc233315769 \h </w:instrText>
             </w:r>
             <w:r>
               <w:rPr>
@@ -1667,7 +1703,7 @@
                 <w:noProof/>
                 <w:webHidden/>
               </w:rPr>
-              <w:t>10</w:t>
+              <w:t>11</w:t>
             </w:r>
             <w:r>
               <w:rPr>
@@ -1694,7 +1730,7 @@
               <w14:ligatures w14:val="standardContextual"/>
             </w:rPr>
           </w:pPr>
-          <w:hyperlink w:anchor="_Toc232646126" w:history="1">
+          <w:hyperlink w:anchor="_Toc233315770" w:history="1">
             <w:r>
               <w:rPr>
                 <w:rStyle w:val="Hyperlink"/>
@@ -1722,7 +1758,7 @@
                 <w:noProof/>
                 <w:webHidden/>
               </w:rPr>
-              <w:instrText xml:space="preserve"> PAGEREF _Toc232646126 \h </w:instrText>
+              <w:instrText xml:space="preserve"> PAGEREF _Toc233315770 \h </w:instrText>
             </w:r>
             <w:r>
               <w:rPr>
@@ -1742,7 +1778,7 @@
                 <w:noProof/>
                 <w:webHidden/>
               </w:rPr>
-              <w:t>11</w:t>
+              <w:t>12</w:t>
             </w:r>
             <w:r>
               <w:rPr>
@@ -1769,7 +1805,7 @@
               <w14:ligatures w14:val="standardContextual"/>
             </w:rPr>
           </w:pPr>
-          <w:hyperlink w:anchor="_Toc232646127" w:history="1">
+          <w:hyperlink w:anchor="_Toc233315771" w:history="1">
             <w:r>
               <w:rPr>
                 <w:rStyle w:val="Hyperlink"/>
@@ -1798,7 +1834,7 @@
                 <w:noProof/>
                 <w:webHidden/>
               </w:rPr>
-              <w:instrText xml:space="preserve"> PAGEREF _Toc232646127 \h </w:instrText>
+              <w:instrText xml:space="preserve"> PAGEREF _Toc233315771 \h </w:instrText>
             </w:r>
             <w:r>
               <w:rPr>
@@ -1818,7 +1854,7 @@
                 <w:noProof/>
                 <w:webHidden/>
               </w:rPr>
-              <w:t>12</w:t>
+              <w:t>13</w:t>
             </w:r>
             <w:r>
               <w:rPr>
@@ -1845,7 +1881,7 @@
               <w14:ligatures w14:val="standardContextual"/>
             </w:rPr>
           </w:pPr>
-          <w:hyperlink w:anchor="_Toc232646128" w:history="1">
+          <w:hyperlink w:anchor="_Toc233315772" w:history="1">
             <w:r>
               <w:rPr>
                 <w:rStyle w:val="Hyperlink"/>
@@ -1873,7 +1909,7 @@
                 <w:noProof/>
                 <w:webHidden/>
               </w:rPr>
-              <w:instrText xml:space="preserve"> PAGEREF _Toc232646128 \h </w:instrText>
+              <w:instrText xml:space="preserve"> PAGEREF _Toc233315772 \h </w:instrText>
             </w:r>
             <w:r>
               <w:rPr>
@@ -1893,7 +1929,7 @@
                 <w:noProof/>
                 <w:webHidden/>
               </w:rPr>
-              <w:t>12</w:t>
+              <w:t>13</w:t>
             </w:r>
             <w:r>
               <w:rPr>
@@ -1920,7 +1956,7 @@
               <w14:ligatures w14:val="standardContextual"/>
             </w:rPr>
           </w:pPr>
-          <w:hyperlink w:anchor="_Toc232646129" w:history="1">
+          <w:hyperlink w:anchor="_Toc233315773" w:history="1">
             <w:r>
               <w:rPr>
                 <w:rStyle w:val="Hyperlink"/>
@@ -1948,7 +1984,7 @@
                 <w:noProof/>
                 <w:webHidden/>
               </w:rPr>
-              <w:instrText xml:space="preserve"> PAGEREF _Toc232646129 \h </w:instrText>
+              <w:instrText xml:space="preserve"> PAGEREF _Toc233315773 \h </w:instrText>
             </w:r>
             <w:r>
               <w:rPr>
@@ -1968,7 +2004,7 @@
                 <w:noProof/>
                 <w:webHidden/>
               </w:rPr>
-              <w:t>12</w:t>
+              <w:t>13</w:t>
             </w:r>
             <w:r>
               <w:rPr>
@@ -1995,7 +2031,7 @@
               <w14:ligatures w14:val="standardContextual"/>
             </w:rPr>
           </w:pPr>
-          <w:hyperlink w:anchor="_Toc232646130" w:history="1">
+          <w:hyperlink w:anchor="_Toc233315774" w:history="1">
             <w:r>
               <w:rPr>
                 <w:rStyle w:val="Hyperlink"/>
@@ -2023,7 +2059,7 @@
                 <w:noProof/>
                 <w:webHidden/>
               </w:rPr>
-              <w:instrText xml:space="preserve"> PAGEREF _Toc232646130 \h </w:instrText>
+              <w:instrText xml:space="preserve"> PAGEREF _Toc233315774 \h </w:instrText>
             </w:r>
             <w:r>
               <w:rPr>
@@ -2043,7 +2079,7 @@
                 <w:noProof/>
                 <w:webHidden/>
               </w:rPr>
-              <w:t>13</w:t>
+              <w:t>14</w:t>
             </w:r>
             <w:r>
               <w:rPr>
@@ -2070,7 +2106,7 @@
               <w14:ligatures w14:val="standardContextual"/>
             </w:rPr>
           </w:pPr>
-          <w:hyperlink w:anchor="_Toc232646131" w:history="1">
+          <w:hyperlink w:anchor="_Toc233315775" w:history="1">
             <w:r>
               <w:rPr>
                 <w:rStyle w:val="Hyperlink"/>
@@ -2098,7 +2134,7 @@
                 <w:noProof/>
                 <w:webHidden/>
               </w:rPr>
-              <w:instrText xml:space="preserve"> PAGEREF _Toc232646131 \h </w:instrText>
+              <w:instrText xml:space="preserve"> PAGEREF _Toc233315775 \h </w:instrText>
             </w:r>
             <w:r>
               <w:rPr>
@@ -2118,7 +2154,7 @@
                 <w:noProof/>
                 <w:webHidden/>
               </w:rPr>
-              <w:t>14</w:t>
+              <w:t>15</w:t>
             </w:r>
             <w:r>
               <w:rPr>
@@ -2145,7 +2181,7 @@
               <w14:ligatures w14:val="standardContextual"/>
             </w:rPr>
           </w:pPr>
-          <w:hyperlink w:anchor="_Toc232646132" w:history="1">
+          <w:hyperlink w:anchor="_Toc233315776" w:history="1">
             <w:r>
               <w:rPr>
                 <w:rStyle w:val="Hyperlink"/>
@@ -2173,7 +2209,7 @@
                 <w:noProof/>
                 <w:webHidden/>
               </w:rPr>
-              <w:instrText xml:space="preserve"> PAGEREF _Toc232646132 \h </w:instrText>
+              <w:instrText xml:space="preserve"> PAGEREF _Toc233315776 \h </w:instrText>
             </w:r>
             <w:r>
               <w:rPr>
@@ -2193,7 +2229,7 @@
                 <w:noProof/>
                 <w:webHidden/>
               </w:rPr>
-              <w:t>14</w:t>
+              <w:t>15</w:t>
             </w:r>
             <w:r>
               <w:rPr>
@@ -2220,7 +2256,7 @@
               <w14:ligatures w14:val="standardContextual"/>
             </w:rPr>
           </w:pPr>
-          <w:hyperlink w:anchor="_Toc232646133" w:history="1">
+          <w:hyperlink w:anchor="_Toc233315777" w:history="1">
             <w:r>
               <w:rPr>
                 <w:rStyle w:val="Hyperlink"/>
@@ -2248,7 +2284,7 @@
                 <w:noProof/>
                 <w:webHidden/>
               </w:rPr>
-              <w:instrText xml:space="preserve"> PAGEREF _Toc232646133 \h </w:instrText>
+              <w:instrText xml:space="preserve"> PAGEREF _Toc233315777 \h </w:instrText>
             </w:r>
             <w:r>
               <w:rPr>
@@ -2268,7 +2304,7 @@
                 <w:noProof/>
                 <w:webHidden/>
               </w:rPr>
-              <w:t>15</w:t>
+              <w:t>16</w:t>
             </w:r>
             <w:r>
               <w:rPr>
@@ -2295,7 +2331,7 @@
               <w14:ligatures w14:val="standardContextual"/>
             </w:rPr>
           </w:pPr>
-          <w:hyperlink w:anchor="_Toc232646134" w:history="1">
+          <w:hyperlink w:anchor="_Toc233315778" w:history="1">
             <w:r>
               <w:rPr>
                 <w:rStyle w:val="Hyperlink"/>
@@ -2324,7 +2360,7 @@
                 <w:noProof/>
                 <w:webHidden/>
               </w:rPr>
-              <w:instrText xml:space="preserve"> PAGEREF _Toc232646134 \h </w:instrText>
+              <w:instrText xml:space="preserve"> PAGEREF _Toc233315778 \h </w:instrText>
             </w:r>
             <w:r>
               <w:rPr>
@@ -2344,7 +2380,7 @@
                 <w:noProof/>
                 <w:webHidden/>
               </w:rPr>
-              <w:t>16</w:t>
+              <w:t>17</w:t>
             </w:r>
             <w:r>
               <w:rPr>
@@ -2371,7 +2407,7 @@
               <w14:ligatures w14:val="standardContextual"/>
             </w:rPr>
           </w:pPr>
-          <w:hyperlink w:anchor="_Toc232646135" w:history="1">
+          <w:hyperlink w:anchor="_Toc233315779" w:history="1">
             <w:r>
               <w:rPr>
                 <w:rStyle w:val="Hyperlink"/>
@@ -2399,7 +2435,7 @@
                 <w:noProof/>
                 <w:webHidden/>
               </w:rPr>
-              <w:instrText xml:space="preserve"> PAGEREF _Toc232646135 \h </w:instrText>
+              <w:instrText xml:space="preserve"> PAGEREF _Toc233315779 \h </w:instrText>
             </w:r>
             <w:r>
               <w:rPr>
@@ -2419,7 +2455,7 @@
                 <w:noProof/>
                 <w:webHidden/>
               </w:rPr>
-              <w:t>18</w:t>
+              <w:t>19</w:t>
             </w:r>
             <w:r>
               <w:rPr>
@@ -2446,7 +2482,7 @@
               <w14:ligatures w14:val="standardContextual"/>
             </w:rPr>
           </w:pPr>
-          <w:hyperlink w:anchor="_Toc232646136" w:history="1">
+          <w:hyperlink w:anchor="_Toc233315780" w:history="1">
             <w:r>
               <w:rPr>
                 <w:rStyle w:val="Hyperlink"/>
@@ -2474,7 +2510,7 @@
                 <w:noProof/>
                 <w:webHidden/>
               </w:rPr>
-              <w:instrText xml:space="preserve"> PAGEREF _Toc232646136 \h </w:instrText>
+              <w:instrText xml:space="preserve"> PAGEREF _Toc233315780 \h </w:instrText>
             </w:r>
             <w:r>
               <w:rPr>
@@ -2494,7 +2530,7 @@
                 <w:noProof/>
                 <w:webHidden/>
               </w:rPr>
-              <w:t>18</w:t>
+              <w:t>19</w:t>
             </w:r>
             <w:r>
               <w:rPr>
@@ -2521,7 +2557,7 @@
               <w14:ligatures w14:val="standardContextual"/>
             </w:rPr>
           </w:pPr>
-          <w:hyperlink w:anchor="_Toc232646137" w:history="1">
+          <w:hyperlink w:anchor="_Toc233315781" w:history="1">
             <w:r>
               <w:rPr>
                 <w:rStyle w:val="Hyperlink"/>
@@ -2549,7 +2585,7 @@
                 <w:noProof/>
                 <w:webHidden/>
               </w:rPr>
-              <w:instrText xml:space="preserve"> PAGEREF _Toc232646137 \h </w:instrText>
+              <w:instrText xml:space="preserve"> PAGEREF _Toc233315781 \h </w:instrText>
             </w:r>
             <w:r>
               <w:rPr>
@@ -2569,7 +2605,7 @@
                 <w:noProof/>
                 <w:webHidden/>
               </w:rPr>
-              <w:t>19</w:t>
+              <w:t>20</w:t>
             </w:r>
             <w:r>
               <w:rPr>
@@ -2596,7 +2632,7 @@
               <w14:ligatures w14:val="standardContextual"/>
             </w:rPr>
           </w:pPr>
-          <w:hyperlink w:anchor="_Toc232646138" w:history="1">
+          <w:hyperlink w:anchor="_Toc233315782" w:history="1">
             <w:r>
               <w:rPr>
                 <w:rStyle w:val="Hyperlink"/>
@@ -2624,7 +2660,7 @@
                 <w:noProof/>
                 <w:webHidden/>
               </w:rPr>
-              <w:instrText xml:space="preserve"> PAGEREF _Toc232646138 \h </w:instrText>
+              <w:instrText xml:space="preserve"> PAGEREF _Toc233315782 \h </w:instrText>
             </w:r>
             <w:r>
               <w:rPr>
@@ -2644,7 +2680,7 @@
                 <w:noProof/>
                 <w:webHidden/>
               </w:rPr>
-              <w:t>19</w:t>
+              <w:t>20</w:t>
             </w:r>
             <w:r>
               <w:rPr>
@@ -2671,7 +2707,7 @@
               <w14:ligatures w14:val="standardContextual"/>
             </w:rPr>
           </w:pPr>
-          <w:hyperlink w:anchor="_Toc232646139" w:history="1">
+          <w:hyperlink w:anchor="_Toc233315783" w:history="1">
             <w:r>
               <w:rPr>
                 <w:rStyle w:val="Hyperlink"/>
@@ -2701,7 +2737,7 @@
                 <w:noProof/>
                 <w:webHidden/>
               </w:rPr>
-              <w:instrText xml:space="preserve"> PAGEREF _Toc232646139 \h </w:instrText>
+              <w:instrText xml:space="preserve"> PAGEREF _Toc233315783 \h </w:instrText>
             </w:r>
             <w:r>
               <w:rPr>
@@ -2721,7 +2757,7 @@
                 <w:noProof/>
                 <w:webHidden/>
               </w:rPr>
-              <w:t>20</w:t>
+              <w:t>21</w:t>
             </w:r>
             <w:r>
               <w:rPr>
@@ -2748,7 +2784,7 @@
               <w14:ligatures w14:val="standardContextual"/>
             </w:rPr>
           </w:pPr>
-          <w:hyperlink w:anchor="_Toc232646140" w:history="1">
+          <w:hyperlink w:anchor="_Toc233315784" w:history="1">
             <w:r>
               <w:rPr>
                 <w:rStyle w:val="Hyperlink"/>
@@ -2777,7 +2813,7 @@
                 <w:noProof/>
                 <w:webHidden/>
               </w:rPr>
-              <w:instrText xml:space="preserve"> PAGEREF _Toc232646140 \h </w:instrText>
+              <w:instrText xml:space="preserve"> PAGEREF _Toc233315784 \h </w:instrText>
             </w:r>
             <w:r>
               <w:rPr>
@@ -2797,7 +2833,7 @@
                 <w:noProof/>
                 <w:webHidden/>
               </w:rPr>
-              <w:t>20</w:t>
+              <w:t>21</w:t>
             </w:r>
             <w:r>
               <w:rPr>
@@ -2824,7 +2860,7 @@
               <w14:ligatures w14:val="standardContextual"/>
             </w:rPr>
           </w:pPr>
-          <w:hyperlink w:anchor="_Toc232646141" w:history="1">
+          <w:hyperlink w:anchor="_Toc233315785" w:history="1">
             <w:r>
               <w:rPr>
                 <w:rStyle w:val="Hyperlink"/>
@@ -2853,7 +2889,7 @@
                 <w:noProof/>
                 <w:webHidden/>
               </w:rPr>
-              <w:instrText xml:space="preserve"> PAGEREF _Toc232646141 \h </w:instrText>
+              <w:instrText xml:space="preserve"> PAGEREF _Toc233315785 \h </w:instrText>
             </w:r>
             <w:r>
               <w:rPr>
@@ -2873,7 +2909,7 @@
                 <w:noProof/>
                 <w:webHidden/>
               </w:rPr>
-              <w:t>20</w:t>
+              <w:t>21</w:t>
             </w:r>
             <w:r>
               <w:rPr>
@@ -2900,7 +2936,7 @@
               <w14:ligatures w14:val="standardContextual"/>
             </w:rPr>
           </w:pPr>
-          <w:hyperlink w:anchor="_Toc232646142" w:history="1">
+          <w:hyperlink w:anchor="_Toc233315786" w:history="1">
             <w:r>
               <w:rPr>
                 <w:rStyle w:val="Hyperlink"/>
@@ -2929,7 +2965,7 @@
                 <w:noProof/>
                 <w:webHidden/>
               </w:rPr>
-              <w:instrText xml:space="preserve"> PAGEREF _Toc232646142 \h </w:instrText>
+              <w:instrText xml:space="preserve"> PAGEREF _Toc233315786 \h </w:instrText>
             </w:r>
             <w:r>
               <w:rPr>
@@ -2949,7 +2985,7 @@
                 <w:noProof/>
                 <w:webHidden/>
               </w:rPr>
-              <w:t>21</w:t>
+              <w:t>22</w:t>
             </w:r>
             <w:r>
               <w:rPr>
@@ -2976,7 +3012,7 @@
               <w14:ligatures w14:val="standardContextual"/>
             </w:rPr>
           </w:pPr>
-          <w:hyperlink w:anchor="_Toc232646143" w:history="1">
+          <w:hyperlink w:anchor="_Toc233315787" w:history="1">
             <w:r>
               <w:rPr>
                 <w:rStyle w:val="Hyperlink"/>
@@ -3005,7 +3041,7 @@
                 <w:noProof/>
                 <w:webHidden/>
               </w:rPr>
-              <w:instrText xml:space="preserve"> PAGEREF _Toc232646143 \h </w:instrText>
+              <w:instrText xml:space="preserve"> PAGEREF _Toc233315787 \h </w:instrText>
             </w:r>
             <w:r>
               <w:rPr>
@@ -3025,7 +3061,7 @@
                 <w:noProof/>
                 <w:webHidden/>
               </w:rPr>
-              <w:t>21</w:t>
+              <w:t>22</w:t>
             </w:r>
             <w:r>
               <w:rPr>
@@ -3052,7 +3088,7 @@
               <w14:ligatures w14:val="standardContextual"/>
             </w:rPr>
           </w:pPr>
-          <w:hyperlink w:anchor="_Toc232646144" w:history="1">
+          <w:hyperlink w:anchor="_Toc233315788" w:history="1">
             <w:r>
               <w:rPr>
                 <w:rStyle w:val="Hyperlink"/>
@@ -3081,7 +3117,7 @@
                 <w:noProof/>
                 <w:webHidden/>
               </w:rPr>
-              <w:instrText xml:space="preserve"> PAGEREF _Toc232646144 \h </w:instrText>
+              <w:instrText xml:space="preserve"> PAGEREF _Toc233315788 \h </w:instrText>
             </w:r>
             <w:r>
               <w:rPr>
@@ -3101,7 +3137,7 @@
                 <w:noProof/>
                 <w:webHidden/>
               </w:rPr>
-              <w:t>22</w:t>
+              <w:t>23</w:t>
             </w:r>
             <w:r>
               <w:rPr>
@@ -3128,7 +3164,7 @@
               <w14:ligatures w14:val="standardContextual"/>
             </w:rPr>
           </w:pPr>
-          <w:hyperlink w:anchor="_Toc232646145" w:history="1">
+          <w:hyperlink w:anchor="_Toc233315789" w:history="1">
             <w:r>
               <w:rPr>
                 <w:rStyle w:val="Hyperlink"/>
@@ -3157,7 +3193,7 @@
                 <w:noProof/>
                 <w:webHidden/>
               </w:rPr>
-              <w:instrText xml:space="preserve"> PAGEREF _Toc232646145 \h </w:instrText>
+              <w:instrText xml:space="preserve"> PAGEREF _Toc233315789 \h </w:instrText>
             </w:r>
             <w:r>
               <w:rPr>
@@ -3177,7 +3213,7 @@
                 <w:noProof/>
                 <w:webHidden/>
               </w:rPr>
-              <w:t>22</w:t>
+              <w:t>23</w:t>
             </w:r>
             <w:r>
               <w:rPr>
@@ -3204,7 +3240,7 @@
               <w14:ligatures w14:val="standardContextual"/>
             </w:rPr>
           </w:pPr>
-          <w:hyperlink w:anchor="_Toc232646146" w:history="1">
+          <w:hyperlink w:anchor="_Toc233315790" w:history="1">
             <w:r>
               <w:rPr>
                 <w:rStyle w:val="Hyperlink"/>
@@ -3233,7 +3269,7 @@
                 <w:noProof/>
                 <w:webHidden/>
               </w:rPr>
-              <w:instrText xml:space="preserve"> PAGEREF _Toc232646146 \h </w:instrText>
+              <w:instrText xml:space="preserve"> PAGEREF _Toc233315790 \h </w:instrText>
             </w:r>
             <w:r>
               <w:rPr>
@@ -3253,7 +3289,7 @@
                 <w:noProof/>
                 <w:webHidden/>
               </w:rPr>
-              <w:t>22</w:t>
+              <w:t>23</w:t>
             </w:r>
             <w:r>
               <w:rPr>
@@ -3280,7 +3316,7 @@
               <w14:ligatures w14:val="standardContextual"/>
             </w:rPr>
           </w:pPr>
-          <w:hyperlink w:anchor="_Toc232646147" w:history="1">
+          <w:hyperlink w:anchor="_Toc233315791" w:history="1">
             <w:r>
               <w:rPr>
                 <w:rStyle w:val="Hyperlink"/>
@@ -3309,7 +3345,7 @@
                 <w:noProof/>
                 <w:webHidden/>
               </w:rPr>
-              <w:instrText xml:space="preserve"> PAGEREF _Toc232646147 \h </w:instrText>
+              <w:instrText xml:space="preserve"> PAGEREF _Toc233315791 \h </w:instrText>
             </w:r>
             <w:r>
               <w:rPr>
@@ -3329,7 +3365,7 @@
                 <w:noProof/>
                 <w:webHidden/>
               </w:rPr>
-              <w:t>22</w:t>
+              <w:t>23</w:t>
             </w:r>
             <w:r>
               <w:rPr>
@@ -3356,7 +3392,7 @@
               <w14:ligatures w14:val="standardContextual"/>
             </w:rPr>
           </w:pPr>
-          <w:hyperlink w:anchor="_Toc232646148" w:history="1">
+          <w:hyperlink w:anchor="_Toc233315792" w:history="1">
             <w:r>
               <w:rPr>
                 <w:rStyle w:val="Hyperlink"/>
@@ -3387,7 +3423,7 @@
                 <w:noProof/>
                 <w:webHidden/>
               </w:rPr>
-              <w:instrText xml:space="preserve"> PAGEREF _Toc232646148 \h </w:instrText>
+              <w:instrText xml:space="preserve"> PAGEREF _Toc233315792 \h </w:instrText>
             </w:r>
             <w:r>
               <w:rPr>
@@ -3407,7 +3443,7 @@
                 <w:noProof/>
                 <w:webHidden/>
               </w:rPr>
-              <w:t>23</w:t>
+              <w:t>25</w:t>
             </w:r>
             <w:r>
               <w:rPr>
@@ -3434,7 +3470,7 @@
               <w14:ligatures w14:val="standardContextual"/>
             </w:rPr>
           </w:pPr>
-          <w:hyperlink w:anchor="_Toc232646149" w:history="1">
+          <w:hyperlink w:anchor="_Toc233315793" w:history="1">
             <w:r>
               <w:rPr>
                 <w:rStyle w:val="Hyperlink"/>
@@ -3463,7 +3499,7 @@
                 <w:noProof/>
                 <w:webHidden/>
               </w:rPr>
-              <w:instrText xml:space="preserve"> PAGEREF _Toc232646149 \h </w:instrText>
+              <w:instrText xml:space="preserve"> PAGEREF _Toc233315793 \h </w:instrText>
             </w:r>
             <w:r>
               <w:rPr>
@@ -3483,7 +3519,7 @@
                 <w:noProof/>
                 <w:webHidden/>
               </w:rPr>
-              <w:t>23</w:t>
+              <w:t>25</w:t>
             </w:r>
             <w:r>
               <w:rPr>
@@ -3510,7 +3546,7 @@
               <w14:ligatures w14:val="standardContextual"/>
             </w:rPr>
           </w:pPr>
-          <w:hyperlink w:anchor="_Toc232646150" w:history="1">
+          <w:hyperlink w:anchor="_Toc233315794" w:history="1">
             <w:r>
               <w:rPr>
                 <w:rStyle w:val="Hyperlink"/>
@@ -3539,7 +3575,7 @@
                 <w:noProof/>
                 <w:webHidden/>
               </w:rPr>
-              <w:instrText xml:space="preserve"> PAGEREF _Toc232646150 \h </w:instrText>
+              <w:instrText xml:space="preserve"> PAGEREF _Toc233315794 \h </w:instrText>
             </w:r>
             <w:r>
               <w:rPr>
@@ -3559,7 +3595,7 @@
                 <w:noProof/>
                 <w:webHidden/>
               </w:rPr>
-              <w:t>23</w:t>
+              <w:t>25</w:t>
             </w:r>
             <w:r>
               <w:rPr>
@@ -3586,7 +3622,7 @@
               <w14:ligatures w14:val="standardContextual"/>
             </w:rPr>
           </w:pPr>
-          <w:hyperlink w:anchor="_Toc232646151" w:history="1">
+          <w:hyperlink w:anchor="_Toc233315795" w:history="1">
             <w:r>
               <w:rPr>
                 <w:rStyle w:val="Hyperlink"/>
@@ -3615,7 +3651,7 @@
                 <w:noProof/>
                 <w:webHidden/>
               </w:rPr>
-              <w:instrText xml:space="preserve"> PAGEREF _Toc232646151 \h </w:instrText>
+              <w:instrText xml:space="preserve"> PAGEREF _Toc233315795 \h </w:instrText>
             </w:r>
             <w:r>
               <w:rPr>
@@ -3635,7 +3671,7 @@
                 <w:noProof/>
                 <w:webHidden/>
               </w:rPr>
-              <w:t>24</w:t>
+              <w:t>26</w:t>
             </w:r>
             <w:r>
               <w:rPr>
@@ -3662,7 +3698,7 @@
               <w14:ligatures w14:val="standardContextual"/>
             </w:rPr>
           </w:pPr>
-          <w:hyperlink w:anchor="_Toc232646152" w:history="1">
+          <w:hyperlink w:anchor="_Toc233315796" w:history="1">
             <w:r>
               <w:rPr>
                 <w:rStyle w:val="Hyperlink"/>
@@ -3691,7 +3727,7 @@
                 <w:noProof/>
                 <w:webHidden/>
               </w:rPr>
-              <w:instrText xml:space="preserve"> PAGEREF _Toc232646152 \h </w:instrText>
+              <w:instrText xml:space="preserve"> PAGEREF _Toc233315796 \h </w:instrText>
             </w:r>
             <w:r>
               <w:rPr>
@@ -3711,7 +3747,7 @@
                 <w:noProof/>
                 <w:webHidden/>
               </w:rPr>
-              <w:t>24</w:t>
+              <w:t>26</w:t>
             </w:r>
             <w:r>
               <w:rPr>
@@ -3738,7 +3774,7 @@
               <w14:ligatures w14:val="standardContextual"/>
             </w:rPr>
           </w:pPr>
-          <w:hyperlink w:anchor="_Toc232646153" w:history="1">
+          <w:hyperlink w:anchor="_Toc233315797" w:history="1">
             <w:r>
               <w:rPr>
                 <w:rStyle w:val="Hyperlink"/>
@@ -3767,7 +3803,7 @@
                 <w:noProof/>
                 <w:webHidden/>
               </w:rPr>
-              <w:instrText xml:space="preserve"> PAGEREF _Toc232646153 \h </w:instrText>
+              <w:instrText xml:space="preserve"> PAGEREF _Toc233315797 \h </w:instrText>
             </w:r>
             <w:r>
               <w:rPr>
@@ -3787,7 +3823,7 @@
                 <w:noProof/>
                 <w:webHidden/>
               </w:rPr>
-              <w:t>25</w:t>
+              <w:t>27</w:t>
             </w:r>
             <w:r>
               <w:rPr>
@@ -3814,7 +3850,7 @@
               <w14:ligatures w14:val="standardContextual"/>
             </w:rPr>
           </w:pPr>
-          <w:hyperlink w:anchor="_Toc232646154" w:history="1">
+          <w:hyperlink w:anchor="_Toc233315798" w:history="1">
             <w:r>
               <w:rPr>
                 <w:rStyle w:val="Hyperlink"/>
@@ -3843,7 +3879,7 @@
                 <w:noProof/>
                 <w:webHidden/>
               </w:rPr>
-              <w:instrText xml:space="preserve"> PAGEREF _Toc232646154 \h </w:instrText>
+              <w:instrText xml:space="preserve"> PAGEREF _Toc233315798 \h </w:instrText>
             </w:r>
             <w:r>
               <w:rPr>
@@ -3863,7 +3899,7 @@
                 <w:noProof/>
                 <w:webHidden/>
               </w:rPr>
-              <w:t>25</w:t>
+              <w:t>27</w:t>
             </w:r>
             <w:r>
               <w:rPr>
@@ -3890,7 +3926,7 @@
               <w14:ligatures w14:val="standardContextual"/>
             </w:rPr>
           </w:pPr>
-          <w:hyperlink w:anchor="_Toc232646155" w:history="1">
+          <w:hyperlink w:anchor="_Toc233315799" w:history="1">
             <w:r>
               <w:rPr>
                 <w:rStyle w:val="Hyperlink"/>
@@ -3919,7 +3955,7 @@
                 <w:noProof/>
                 <w:webHidden/>
               </w:rPr>
-              <w:instrText xml:space="preserve"> PAGEREF _Toc232646155 \h </w:instrText>
+              <w:instrText xml:space="preserve"> PAGEREF _Toc233315799 \h </w:instrText>
             </w:r>
             <w:r>
               <w:rPr>
@@ -3939,7 +3975,7 @@
                 <w:noProof/>
                 <w:webHidden/>
               </w:rPr>
-              <w:t>25</w:t>
+              <w:t>27</w:t>
             </w:r>
             <w:r>
               <w:rPr>
@@ -3966,7 +4002,7 @@
               <w14:ligatures w14:val="standardContextual"/>
             </w:rPr>
           </w:pPr>
-          <w:hyperlink w:anchor="_Toc232646156" w:history="1">
+          <w:hyperlink w:anchor="_Toc233315800" w:history="1">
             <w:r>
               <w:rPr>
                 <w:rStyle w:val="Hyperlink"/>
@@ -3995,7 +4031,7 @@
                 <w:noProof/>
                 <w:webHidden/>
               </w:rPr>
-              <w:instrText xml:space="preserve"> PAGEREF _Toc232646156 \h </w:instrText>
+              <w:instrText xml:space="preserve"> PAGEREF _Toc233315800 \h </w:instrText>
             </w:r>
             <w:r>
               <w:rPr>
@@ -4015,7 +4051,7 @@
                 <w:noProof/>
                 <w:webHidden/>
               </w:rPr>
-              <w:t>25</w:t>
+              <w:t>27</w:t>
             </w:r>
             <w:r>
               <w:rPr>
@@ -4042,7 +4078,7 @@
               <w14:ligatures w14:val="standardContextual"/>
             </w:rPr>
           </w:pPr>
-          <w:hyperlink w:anchor="_Toc232646157" w:history="1">
+          <w:hyperlink w:anchor="_Toc233315801" w:history="1">
             <w:r>
               <w:rPr>
                 <w:rStyle w:val="Hyperlink"/>
@@ -4072,7 +4108,7 @@
                 <w:noProof/>
                 <w:webHidden/>
               </w:rPr>
-              <w:instrText xml:space="preserve"> PAGEREF _Toc232646157 \h </w:instrText>
+              <w:instrText xml:space="preserve"> PAGEREF _Toc233315801 \h </w:instrText>
             </w:r>
             <w:r>
               <w:rPr>
@@ -4092,7 +4128,7 @@
                 <w:noProof/>
                 <w:webHidden/>
               </w:rPr>
-              <w:t>26</w:t>
+              <w:t>28</w:t>
             </w:r>
             <w:r>
               <w:rPr>
@@ -4119,7 +4155,7 @@
               <w14:ligatures w14:val="standardContextual"/>
             </w:rPr>
           </w:pPr>
-          <w:hyperlink w:anchor="_Toc232646158" w:history="1">
+          <w:hyperlink w:anchor="_Toc233315802" w:history="1">
             <w:r>
               <w:rPr>
                 <w:rStyle w:val="Hyperlink"/>
@@ -4147,7 +4183,7 @@
                 <w:noProof/>
                 <w:webHidden/>
               </w:rPr>
-              <w:instrText xml:space="preserve"> PAGEREF _Toc232646158 \h </w:instrText>
+              <w:instrText xml:space="preserve"> PAGEREF _Toc233315802 \h </w:instrText>
             </w:r>
             <w:r>
               <w:rPr>
@@ -4167,7 +4203,7 @@
                 <w:noProof/>
                 <w:webHidden/>
               </w:rPr>
-              <w:t>26</w:t>
+              <w:t>28</w:t>
             </w:r>
             <w:r>
               <w:rPr>
@@ -4194,7 +4230,7 @@
               <w14:ligatures w14:val="standardContextual"/>
             </w:rPr>
           </w:pPr>
-          <w:hyperlink w:anchor="_Toc232646159" w:history="1">
+          <w:hyperlink w:anchor="_Toc233315803" w:history="1">
             <w:r>
               <w:rPr>
                 <w:rStyle w:val="Hyperlink"/>
@@ -4222,7 +4258,7 @@
                 <w:noProof/>
                 <w:webHidden/>
               </w:rPr>
-              <w:instrText xml:space="preserve"> PAGEREF _Toc232646159 \h </w:instrText>
+              <w:instrText xml:space="preserve"> PAGEREF _Toc233315803 \h </w:instrText>
             </w:r>
             <w:r>
               <w:rPr>
@@ -4242,7 +4278,7 @@
                 <w:noProof/>
                 <w:webHidden/>
               </w:rPr>
-              <w:t>27</w:t>
+              <w:t>29</w:t>
             </w:r>
             <w:r>
               <w:rPr>
@@ -4269,7 +4305,7 @@
               <w14:ligatures w14:val="standardContextual"/>
             </w:rPr>
           </w:pPr>
-          <w:hyperlink w:anchor="_Toc232646160" w:history="1">
+          <w:hyperlink w:anchor="_Toc233315804" w:history="1">
             <w:r>
               <w:rPr>
                 <w:rStyle w:val="Hyperlink"/>
@@ -4297,7 +4333,7 @@
                 <w:noProof/>
                 <w:webHidden/>
               </w:rPr>
-              <w:instrText xml:space="preserve"> PAGEREF _Toc232646160 \h </w:instrText>
+              <w:instrText xml:space="preserve"> PAGEREF _Toc233315804 \h </w:instrText>
             </w:r>
             <w:r>
               <w:rPr>
@@ -4317,7 +4353,7 @@
                 <w:noProof/>
                 <w:webHidden/>
               </w:rPr>
-              <w:t>27</w:t>
+              <w:t>29</w:t>
             </w:r>
             <w:r>
               <w:rPr>
@@ -4344,7 +4380,7 @@
               <w14:ligatures w14:val="standardContextual"/>
             </w:rPr>
           </w:pPr>
-          <w:hyperlink w:anchor="_Toc232646161" w:history="1">
+          <w:hyperlink w:anchor="_Toc233315805" w:history="1">
             <w:r>
               <w:rPr>
                 <w:rStyle w:val="Hyperlink"/>
@@ -4372,7 +4408,7 @@
                 <w:noProof/>
                 <w:webHidden/>
               </w:rPr>
-              <w:instrText xml:space="preserve"> PAGEREF _Toc232646161 \h </w:instrText>
+              <w:instrText xml:space="preserve"> PAGEREF _Toc233315805 \h </w:instrText>
             </w:r>
             <w:r>
               <w:rPr>
@@ -4392,7 +4428,534 @@
                 <w:noProof/>
                 <w:webHidden/>
               </w:rPr>
-              <w:t>27</w:t>
+              <w:t>29</w:t>
+            </w:r>
+            <w:r>
+              <w:rPr>
+                <w:noProof/>
+                <w:webHidden/>
+              </w:rPr>
+              <w:fldChar w:fldCharType="end"/>
+            </w:r>
+          </w:hyperlink>
+        </w:p>
+        <w:p>
+          <w:pPr>
+            <w:pStyle w:val="TOC1"/>
+            <w:tabs>
+              <w:tab w:val="right" w:leader="dot" w:pos="9350"/>
+            </w:tabs>
+            <w:rPr>
+              <w:rFonts w:eastAsiaTheme="minorEastAsia"/>
+              <w:noProof/>
+              <w:kern w:val="2"/>
+              <w:sz w:val="24"/>
+              <w:szCs w:val="24"/>
+              <w:lang w:val="en-KE" w:eastAsia="en-KE"/>
+              <w14:ligatures w14:val="standardContextual"/>
+            </w:rPr>
+          </w:pPr>
+          <w:hyperlink w:anchor="_Toc233315806" w:history="1">
+            <w:r>
+              <w:rPr>
+                <w:rStyle w:val="Hyperlink"/>
+                <w:rFonts w:ascii="Times New Roman" w:hAnsi="Times New Roman" w:cs="Times New Roman"/>
+                <w:b/>
+                <w:bCs/>
+                <w:noProof/>
+              </w:rPr>
+              <w:t>WEEK 8</w:t>
+            </w:r>
+            <w:r>
+              <w:rPr>
+                <w:noProof/>
+                <w:webHidden/>
+              </w:rPr>
+              <w:tab/>
+            </w:r>
+            <w:r>
+              <w:rPr>
+                <w:noProof/>
+                <w:webHidden/>
+              </w:rPr>
+              <w:fldChar w:fldCharType="begin"/>
+            </w:r>
+            <w:r>
+              <w:rPr>
+                <w:noProof/>
+                <w:webHidden/>
+              </w:rPr>
+              <w:instrText xml:space="preserve"> PAGEREF _Toc233315806 \h </w:instrText>
+            </w:r>
+            <w:r>
+              <w:rPr>
+                <w:noProof/>
+                <w:webHidden/>
+              </w:rPr>
+            </w:r>
+            <w:r>
+              <w:rPr>
+                <w:noProof/>
+                <w:webHidden/>
+              </w:rPr>
+              <w:fldChar w:fldCharType="separate"/>
+            </w:r>
+            <w:r>
+              <w:rPr>
+                <w:noProof/>
+                <w:webHidden/>
+              </w:rPr>
+              <w:t>30</w:t>
+            </w:r>
+            <w:r>
+              <w:rPr>
+                <w:noProof/>
+                <w:webHidden/>
+              </w:rPr>
+              <w:fldChar w:fldCharType="end"/>
+            </w:r>
+          </w:hyperlink>
+        </w:p>
+        <w:p>
+          <w:pPr>
+            <w:pStyle w:val="TOC2"/>
+            <w:tabs>
+              <w:tab w:val="right" w:leader="dot" w:pos="9350"/>
+            </w:tabs>
+            <w:rPr>
+              <w:rFonts w:eastAsiaTheme="minorEastAsia"/>
+              <w:noProof/>
+              <w:kern w:val="2"/>
+              <w:sz w:val="24"/>
+              <w:szCs w:val="24"/>
+              <w:lang w:val="en-KE" w:eastAsia="en-KE"/>
+              <w14:ligatures w14:val="standardContextual"/>
+            </w:rPr>
+          </w:pPr>
+          <w:hyperlink w:anchor="_Toc233315807" w:history="1">
+            <w:r>
+              <w:rPr>
+                <w:rStyle w:val="Hyperlink"/>
+                <w:rFonts w:ascii="Times New Roman" w:hAnsi="Times New Roman" w:cs="Times New Roman"/>
+                <w:noProof/>
+              </w:rPr>
+              <w:t>Fig 1- Installation Output</w:t>
+            </w:r>
+            <w:r>
+              <w:rPr>
+                <w:noProof/>
+                <w:webHidden/>
+              </w:rPr>
+              <w:tab/>
+            </w:r>
+            <w:r>
+              <w:rPr>
+                <w:noProof/>
+                <w:webHidden/>
+              </w:rPr>
+              <w:fldChar w:fldCharType="begin"/>
+            </w:r>
+            <w:r>
+              <w:rPr>
+                <w:noProof/>
+                <w:webHidden/>
+              </w:rPr>
+              <w:instrText xml:space="preserve"> PAGEREF _Toc233315807 \h </w:instrText>
+            </w:r>
+            <w:r>
+              <w:rPr>
+                <w:noProof/>
+                <w:webHidden/>
+              </w:rPr>
+            </w:r>
+            <w:r>
+              <w:rPr>
+                <w:noProof/>
+                <w:webHidden/>
+              </w:rPr>
+              <w:fldChar w:fldCharType="separate"/>
+            </w:r>
+            <w:r>
+              <w:rPr>
+                <w:noProof/>
+                <w:webHidden/>
+              </w:rPr>
+              <w:t>30</w:t>
+            </w:r>
+            <w:r>
+              <w:rPr>
+                <w:noProof/>
+                <w:webHidden/>
+              </w:rPr>
+              <w:fldChar w:fldCharType="end"/>
+            </w:r>
+          </w:hyperlink>
+        </w:p>
+        <w:p>
+          <w:pPr>
+            <w:pStyle w:val="TOC2"/>
+            <w:tabs>
+              <w:tab w:val="right" w:leader="dot" w:pos="9350"/>
+            </w:tabs>
+            <w:rPr>
+              <w:rFonts w:eastAsiaTheme="minorEastAsia"/>
+              <w:noProof/>
+              <w:kern w:val="2"/>
+              <w:sz w:val="24"/>
+              <w:szCs w:val="24"/>
+              <w:lang w:val="en-KE" w:eastAsia="en-KE"/>
+              <w14:ligatures w14:val="standardContextual"/>
+            </w:rPr>
+          </w:pPr>
+          <w:hyperlink w:anchor="_Toc233315808" w:history="1">
+            <w:r>
+              <w:rPr>
+                <w:rStyle w:val="Hyperlink"/>
+                <w:rFonts w:ascii="Times New Roman" w:hAnsi="Times New Roman" w:cs="Times New Roman"/>
+                <w:noProof/>
+              </w:rPr>
+              <w:t>Fig 2- Sentiment Analysis Output</w:t>
+            </w:r>
+            <w:r>
+              <w:rPr>
+                <w:noProof/>
+                <w:webHidden/>
+              </w:rPr>
+              <w:tab/>
+            </w:r>
+            <w:r>
+              <w:rPr>
+                <w:noProof/>
+                <w:webHidden/>
+              </w:rPr>
+              <w:fldChar w:fldCharType="begin"/>
+            </w:r>
+            <w:r>
+              <w:rPr>
+                <w:noProof/>
+                <w:webHidden/>
+              </w:rPr>
+              <w:instrText xml:space="preserve"> PAGEREF _Toc233315808 \h </w:instrText>
+            </w:r>
+            <w:r>
+              <w:rPr>
+                <w:noProof/>
+                <w:webHidden/>
+              </w:rPr>
+            </w:r>
+            <w:r>
+              <w:rPr>
+                <w:noProof/>
+                <w:webHidden/>
+              </w:rPr>
+              <w:fldChar w:fldCharType="separate"/>
+            </w:r>
+            <w:r>
+              <w:rPr>
+                <w:noProof/>
+                <w:webHidden/>
+              </w:rPr>
+              <w:t>32</w:t>
+            </w:r>
+            <w:r>
+              <w:rPr>
+                <w:noProof/>
+                <w:webHidden/>
+              </w:rPr>
+              <w:fldChar w:fldCharType="end"/>
+            </w:r>
+          </w:hyperlink>
+        </w:p>
+        <w:p>
+          <w:pPr>
+            <w:pStyle w:val="TOC2"/>
+            <w:tabs>
+              <w:tab w:val="right" w:leader="dot" w:pos="9350"/>
+            </w:tabs>
+            <w:rPr>
+              <w:rFonts w:eastAsiaTheme="minorEastAsia"/>
+              <w:noProof/>
+              <w:kern w:val="2"/>
+              <w:sz w:val="24"/>
+              <w:szCs w:val="24"/>
+              <w:lang w:val="en-KE" w:eastAsia="en-KE"/>
+              <w14:ligatures w14:val="standardContextual"/>
+            </w:rPr>
+          </w:pPr>
+          <w:hyperlink w:anchor="_Toc233315809" w:history="1">
+            <w:r>
+              <w:rPr>
+                <w:rStyle w:val="Hyperlink"/>
+                <w:rFonts w:ascii="Times New Roman" w:hAnsi="Times New Roman" w:cs="Times New Roman"/>
+                <w:noProof/>
+              </w:rPr>
+              <w:t>Fig 3- Sentiment Confidence Chart</w:t>
+            </w:r>
+            <w:r>
+              <w:rPr>
+                <w:noProof/>
+                <w:webHidden/>
+              </w:rPr>
+              <w:tab/>
+            </w:r>
+            <w:r>
+              <w:rPr>
+                <w:noProof/>
+                <w:webHidden/>
+              </w:rPr>
+              <w:fldChar w:fldCharType="begin"/>
+            </w:r>
+            <w:r>
+              <w:rPr>
+                <w:noProof/>
+                <w:webHidden/>
+              </w:rPr>
+              <w:instrText xml:space="preserve"> PAGEREF _Toc233315809 \h </w:instrText>
+            </w:r>
+            <w:r>
+              <w:rPr>
+                <w:noProof/>
+                <w:webHidden/>
+              </w:rPr>
+            </w:r>
+            <w:r>
+              <w:rPr>
+                <w:noProof/>
+                <w:webHidden/>
+              </w:rPr>
+              <w:fldChar w:fldCharType="separate"/>
+            </w:r>
+            <w:r>
+              <w:rPr>
+                <w:noProof/>
+                <w:webHidden/>
+              </w:rPr>
+              <w:t>32</w:t>
+            </w:r>
+            <w:r>
+              <w:rPr>
+                <w:noProof/>
+                <w:webHidden/>
+              </w:rPr>
+              <w:fldChar w:fldCharType="end"/>
+            </w:r>
+          </w:hyperlink>
+        </w:p>
+        <w:p>
+          <w:pPr>
+            <w:pStyle w:val="TOC2"/>
+            <w:tabs>
+              <w:tab w:val="right" w:leader="dot" w:pos="9350"/>
+            </w:tabs>
+            <w:rPr>
+              <w:rFonts w:eastAsiaTheme="minorEastAsia"/>
+              <w:noProof/>
+              <w:kern w:val="2"/>
+              <w:sz w:val="24"/>
+              <w:szCs w:val="24"/>
+              <w:lang w:val="en-KE" w:eastAsia="en-KE"/>
+              <w14:ligatures w14:val="standardContextual"/>
+            </w:rPr>
+          </w:pPr>
+          <w:hyperlink w:anchor="_Toc233315810" w:history="1">
+            <w:r>
+              <w:rPr>
+                <w:rStyle w:val="Hyperlink"/>
+                <w:rFonts w:ascii="Times New Roman" w:hAnsi="Times New Roman" w:cs="Times New Roman"/>
+                <w:noProof/>
+              </w:rPr>
+              <w:t>Fig 4- GPT-2 Text Generation Output</w:t>
+            </w:r>
+            <w:r>
+              <w:rPr>
+                <w:noProof/>
+                <w:webHidden/>
+              </w:rPr>
+              <w:tab/>
+            </w:r>
+            <w:r>
+              <w:rPr>
+                <w:noProof/>
+                <w:webHidden/>
+              </w:rPr>
+              <w:fldChar w:fldCharType="begin"/>
+            </w:r>
+            <w:r>
+              <w:rPr>
+                <w:noProof/>
+                <w:webHidden/>
+              </w:rPr>
+              <w:instrText xml:space="preserve"> PAGEREF _Toc233315810 \h </w:instrText>
+            </w:r>
+            <w:r>
+              <w:rPr>
+                <w:noProof/>
+                <w:webHidden/>
+              </w:rPr>
+            </w:r>
+            <w:r>
+              <w:rPr>
+                <w:noProof/>
+                <w:webHidden/>
+              </w:rPr>
+              <w:fldChar w:fldCharType="separate"/>
+            </w:r>
+            <w:r>
+              <w:rPr>
+                <w:noProof/>
+                <w:webHidden/>
+              </w:rPr>
+              <w:t>33</w:t>
+            </w:r>
+            <w:r>
+              <w:rPr>
+                <w:noProof/>
+                <w:webHidden/>
+              </w:rPr>
+              <w:fldChar w:fldCharType="end"/>
+            </w:r>
+          </w:hyperlink>
+        </w:p>
+        <w:p>
+          <w:pPr>
+            <w:pStyle w:val="TOC2"/>
+            <w:tabs>
+              <w:tab w:val="right" w:leader="dot" w:pos="9350"/>
+            </w:tabs>
+            <w:rPr>
+              <w:rFonts w:eastAsiaTheme="minorEastAsia"/>
+              <w:noProof/>
+              <w:kern w:val="2"/>
+              <w:sz w:val="24"/>
+              <w:szCs w:val="24"/>
+              <w:lang w:val="en-KE" w:eastAsia="en-KE"/>
+              <w14:ligatures w14:val="standardContextual"/>
+            </w:rPr>
+          </w:pPr>
+          <w:hyperlink w:anchor="_Toc233315811" w:history="1">
+            <w:r>
+              <w:rPr>
+                <w:rStyle w:val="Hyperlink"/>
+                <w:rFonts w:ascii="Times New Roman" w:hAnsi="Times New Roman" w:cs="Times New Roman"/>
+                <w:noProof/>
+              </w:rPr>
+              <w:t>Fig 5- Text Generation with Different Lengths</w:t>
+            </w:r>
+            <w:r>
+              <w:rPr>
+                <w:noProof/>
+                <w:webHidden/>
+              </w:rPr>
+              <w:tab/>
+            </w:r>
+            <w:r>
+              <w:rPr>
+                <w:noProof/>
+                <w:webHidden/>
+              </w:rPr>
+              <w:fldChar w:fldCharType="begin"/>
+            </w:r>
+            <w:r>
+              <w:rPr>
+                <w:noProof/>
+                <w:webHidden/>
+              </w:rPr>
+              <w:instrText xml:space="preserve"> PAGEREF _Toc233315811 \h </w:instrText>
+            </w:r>
+            <w:r>
+              <w:rPr>
+                <w:noProof/>
+                <w:webHidden/>
+              </w:rPr>
+            </w:r>
+            <w:r>
+              <w:rPr>
+                <w:noProof/>
+                <w:webHidden/>
+              </w:rPr>
+              <w:fldChar w:fldCharType="separate"/>
+            </w:r>
+            <w:r>
+              <w:rPr>
+                <w:noProof/>
+                <w:webHidden/>
+              </w:rPr>
+              <w:t>33</w:t>
+            </w:r>
+            <w:r>
+              <w:rPr>
+                <w:noProof/>
+                <w:webHidden/>
+              </w:rPr>
+              <w:fldChar w:fldCharType="end"/>
+            </w:r>
+          </w:hyperlink>
+        </w:p>
+        <w:p>
+          <w:pPr>
+            <w:pStyle w:val="TOC2"/>
+            <w:tabs>
+              <w:tab w:val="right" w:leader="dot" w:pos="9350"/>
+            </w:tabs>
+            <w:rPr>
+              <w:rFonts w:eastAsiaTheme="minorEastAsia"/>
+              <w:noProof/>
+              <w:kern w:val="2"/>
+              <w:sz w:val="24"/>
+              <w:szCs w:val="24"/>
+              <w:lang w:val="en-KE" w:eastAsia="en-KE"/>
+              <w14:ligatures w14:val="standardContextual"/>
+            </w:rPr>
+          </w:pPr>
+          <w:hyperlink w:anchor="_Toc233315812" w:history="1">
+            <w:r>
+              <w:rPr>
+                <w:rStyle w:val="Hyperlink"/>
+                <w:rFonts w:ascii="Times New Roman" w:hAnsi="Times New Roman" w:cs="Times New Roman"/>
+                <w:noProof/>
+              </w:rPr>
+              <w:t>WEEK 8 REFLECTION</w:t>
+            </w:r>
+            <w:r>
+              <w:rPr>
+                <w:noProof/>
+                <w:webHidden/>
+              </w:rPr>
+              <w:tab/>
+            </w:r>
+            <w:r>
+              <w:rPr>
+                <w:noProof/>
+                <w:webHidden/>
+              </w:rPr>
+              <w:fldChar w:fldCharType="begin"/>
+            </w:r>
+            <w:r>
+              <w:rPr>
+                <w:noProof/>
+                <w:webHidden/>
+              </w:rPr>
+              <w:instrText xml:space="preserve"> PAGEREF _Toc233315812 \h </w:instrText>
+            </w:r>
+            <w:r>
+              <w:rPr>
+                <w:noProof/>
+                <w:webHidden/>
+              </w:rPr>
+            </w:r>
+            <w:r>
+              <w:rPr>
+                <w:noProof/>
+                <w:webHidden/>
+              </w:rPr>
+              <w:fldChar w:fldCharType="separate"/>
+            </w:r>
+            <w:r>
+              <w:rPr>
+                <w:noProof/>
+                <w:webHidden/>
+              </w:rPr>
+              <w:t>33</w:t>
             </w:r>
             <w:r>
               <w:rPr>
@@ -4453,70 +5016,24 @@
     </w:p>
     <w:p>
       <w:pPr>
-        <w:rPr>
-          <w:rFonts w:ascii="Times New Roman" w:hAnsi="Times New Roman" w:cs="Times New Roman"/>
+        <w:pStyle w:val="Heading1"/>
+        <w:rPr>
+          <w:rFonts w:ascii="Times New Roman" w:hAnsi="Times New Roman" w:cs="Times New Roman"/>
+          <w:b/>
+          <w:color w:val="auto"/>
           <w:sz w:val="28"/>
           <w:szCs w:val="28"/>
         </w:rPr>
       </w:pPr>
-    </w:p>
-    <w:p>
-      <w:pPr>
-        <w:rPr>
-          <w:rFonts w:ascii="Times New Roman" w:hAnsi="Times New Roman" w:cs="Times New Roman"/>
+      <w:bookmarkStart w:id="0" w:name="_Toc233315754"/>
+      <w:r>
+        <w:rPr>
+          <w:rFonts w:ascii="Times New Roman" w:hAnsi="Times New Roman" w:cs="Times New Roman"/>
+          <w:b/>
+          <w:color w:val="auto"/>
           <w:sz w:val="28"/>
           <w:szCs w:val="28"/>
         </w:rPr>
-      </w:pPr>
-    </w:p>
-    <w:p>
-      <w:pPr>
-        <w:rPr>
-          <w:rFonts w:ascii="Times New Roman" w:hAnsi="Times New Roman" w:cs="Times New Roman"/>
-          <w:sz w:val="28"/>
-          <w:szCs w:val="28"/>
-        </w:rPr>
-      </w:pPr>
-    </w:p>
-    <w:p>
-      <w:pPr>
-        <w:rPr>
-          <w:rFonts w:ascii="Times New Roman" w:hAnsi="Times New Roman" w:cs="Times New Roman"/>
-          <w:sz w:val="28"/>
-          <w:szCs w:val="28"/>
-        </w:rPr>
-      </w:pPr>
-    </w:p>
-    <w:p>
-      <w:pPr>
-        <w:rPr>
-          <w:rFonts w:ascii="Times New Roman" w:hAnsi="Times New Roman" w:cs="Times New Roman"/>
-          <w:sz w:val="28"/>
-          <w:szCs w:val="28"/>
-        </w:rPr>
-      </w:pPr>
-    </w:p>
-    <w:p>
-      <w:pPr>
-        <w:pStyle w:val="Heading1"/>
-        <w:rPr>
-          <w:rFonts w:ascii="Times New Roman" w:hAnsi="Times New Roman" w:cs="Times New Roman"/>
-          <w:b/>
-          <w:color w:val="auto"/>
-          <w:sz w:val="28"/>
-          <w:szCs w:val="28"/>
-        </w:rPr>
-      </w:pPr>
-      <w:bookmarkStart w:id="0" w:name="_Toc232646110"/>
-      <w:r>
-        <w:rPr>
-          <w:rFonts w:ascii="Times New Roman" w:hAnsi="Times New Roman" w:cs="Times New Roman"/>
-          <w:b/>
-          <w:color w:val="auto"/>
-          <w:sz w:val="28"/>
-          <w:szCs w:val="28"/>
-        </w:rPr>
-        <w:lastRenderedPageBreak/>
         <w:t>WEEK 1</w:t>
       </w:r>
       <w:bookmarkEnd w:id="0"/>
@@ -4574,7 +5091,7 @@
           <w:szCs w:val="24"/>
         </w:rPr>
       </w:pPr>
-      <w:bookmarkStart w:id="1" w:name="_Toc232646111"/>
+      <w:bookmarkStart w:id="1" w:name="_Toc233315755"/>
       <w:r>
         <w:rPr>
           <w:rFonts w:ascii="Times New Roman" w:hAnsi="Times New Roman" w:cs="Times New Roman"/>
@@ -4638,7 +5155,7 @@
           <w:szCs w:val="24"/>
         </w:rPr>
       </w:pPr>
-      <w:bookmarkStart w:id="2" w:name="_Toc232646112"/>
+      <w:bookmarkStart w:id="2" w:name="_Toc233315756"/>
       <w:r>
         <w:rPr>
           <w:rFonts w:ascii="Times New Roman" w:hAnsi="Times New Roman" w:cs="Times New Roman"/>
@@ -4734,7 +5251,7 @@
           <w:szCs w:val="24"/>
         </w:rPr>
       </w:pPr>
-      <w:bookmarkStart w:id="3" w:name="_Toc232646113"/>
+      <w:bookmarkStart w:id="3" w:name="_Toc233315757"/>
       <w:r>
         <w:rPr>
           <w:rFonts w:ascii="Times New Roman" w:hAnsi="Times New Roman" w:cs="Times New Roman"/>
@@ -4817,7 +5334,7 @@
           <w:szCs w:val="24"/>
         </w:rPr>
       </w:pPr>
-      <w:bookmarkStart w:id="4" w:name="_Toc232646114"/>
+      <w:bookmarkStart w:id="4" w:name="_Toc233315758"/>
       <w:r>
         <w:rPr>
           <w:rFonts w:ascii="Times New Roman" w:hAnsi="Times New Roman" w:cs="Times New Roman"/>
@@ -4901,7 +5418,7 @@
           <w:szCs w:val="24"/>
         </w:rPr>
       </w:pPr>
-      <w:bookmarkStart w:id="5" w:name="_Toc232646115"/>
+      <w:bookmarkStart w:id="5" w:name="_Toc233315759"/>
       <w:r>
         <w:rPr>
           <w:rFonts w:ascii="Times New Roman" w:hAnsi="Times New Roman" w:cs="Times New Roman"/>
@@ -4953,7 +5470,7 @@
           <w:szCs w:val="24"/>
         </w:rPr>
       </w:pPr>
-      <w:bookmarkStart w:id="6" w:name="_Toc232646116"/>
+      <w:bookmarkStart w:id="6" w:name="_Toc233315760"/>
       <w:r>
         <w:rPr>
           <w:rFonts w:ascii="Times New Roman" w:hAnsi="Times New Roman" w:cs="Times New Roman"/>
@@ -5110,7 +5627,7 @@
           <w:szCs w:val="28"/>
         </w:rPr>
       </w:pPr>
-      <w:bookmarkStart w:id="7" w:name="_Toc232646117"/>
+      <w:bookmarkStart w:id="7" w:name="_Toc233315761"/>
       <w:r>
         <w:rPr>
           <w:rFonts w:ascii="Times New Roman" w:hAnsi="Times New Roman" w:cs="Times New Roman"/>
@@ -5186,7 +5703,7 @@
           <w:szCs w:val="24"/>
         </w:rPr>
       </w:pPr>
-      <w:bookmarkStart w:id="8" w:name="_Toc232646118"/>
+      <w:bookmarkStart w:id="8" w:name="_Toc233315762"/>
       <w:r>
         <w:rPr>
           <w:rFonts w:ascii="Times New Roman" w:hAnsi="Times New Roman" w:cs="Times New Roman"/>
@@ -5270,7 +5787,7 @@
           <w:szCs w:val="24"/>
         </w:rPr>
       </w:pPr>
-      <w:bookmarkStart w:id="9" w:name="_Toc232646119"/>
+      <w:bookmarkStart w:id="9" w:name="_Toc233315763"/>
       <w:r>
         <w:rPr>
           <w:rFonts w:ascii="Times New Roman" w:hAnsi="Times New Roman" w:cs="Times New Roman"/>
@@ -5354,7 +5871,7 @@
           <w:szCs w:val="24"/>
         </w:rPr>
       </w:pPr>
-      <w:bookmarkStart w:id="10" w:name="_Toc232646120"/>
+      <w:bookmarkStart w:id="10" w:name="_Toc233315764"/>
       <w:r>
         <w:rPr>
           <w:rFonts w:ascii="Times New Roman" w:hAnsi="Times New Roman" w:cs="Times New Roman"/>
@@ -5386,7 +5903,7 @@
           <w:szCs w:val="24"/>
         </w:rPr>
       </w:pPr>
-      <w:bookmarkStart w:id="11" w:name="_Toc232646121"/>
+      <w:bookmarkStart w:id="11" w:name="_Toc233315765"/>
       <w:r>
         <w:rPr>
           <w:rFonts w:ascii="Times New Roman" w:hAnsi="Times New Roman" w:cs="Times New Roman"/>
@@ -5499,7 +6016,7 @@
           <w:szCs w:val="28"/>
         </w:rPr>
       </w:pPr>
-      <w:bookmarkStart w:id="12" w:name="_Toc232646122"/>
+      <w:bookmarkStart w:id="12" w:name="_Toc233315766"/>
       <w:r>
         <w:rPr>
           <w:rFonts w:ascii="Times New Roman" w:hAnsi="Times New Roman" w:cs="Times New Roman"/>
@@ -5575,7 +6092,7 @@
           <w:szCs w:val="24"/>
         </w:rPr>
       </w:pPr>
-      <w:bookmarkStart w:id="13" w:name="_Toc232646123"/>
+      <w:bookmarkStart w:id="13" w:name="_Toc233315767"/>
       <w:r>
         <w:rPr>
           <w:rFonts w:ascii="Times New Roman" w:hAnsi="Times New Roman" w:cs="Times New Roman"/>
@@ -5719,7 +6236,7 @@
           <w:szCs w:val="24"/>
         </w:rPr>
       </w:pPr>
-      <w:bookmarkStart w:id="14" w:name="_Toc232646124"/>
+      <w:bookmarkStart w:id="14" w:name="_Toc233315768"/>
       <w:r>
         <w:rPr>
           <w:rFonts w:ascii="Times New Roman" w:hAnsi="Times New Roman" w:cs="Times New Roman"/>
@@ -5805,7 +6322,7 @@
           <w:szCs w:val="24"/>
         </w:rPr>
       </w:pPr>
-      <w:bookmarkStart w:id="15" w:name="_Toc232646125"/>
+      <w:bookmarkStart w:id="15" w:name="_Toc233315769"/>
       <w:r>
         <w:rPr>
           <w:rFonts w:ascii="Times New Roman" w:hAnsi="Times New Roman" w:cs="Times New Roman"/>
@@ -5867,7 +6384,7 @@
           <w:szCs w:val="24"/>
         </w:rPr>
       </w:pPr>
-      <w:bookmarkStart w:id="16" w:name="_Toc232646126"/>
+      <w:bookmarkStart w:id="16" w:name="_Toc233315770"/>
       <w:r>
         <w:rPr>
           <w:rFonts w:ascii="Times New Roman" w:hAnsi="Times New Roman" w:cs="Times New Roman"/>
@@ -6043,7 +6560,7 @@
           <w:szCs w:val="28"/>
         </w:rPr>
       </w:pPr>
-      <w:bookmarkStart w:id="17" w:name="_Toc232646127"/>
+      <w:bookmarkStart w:id="17" w:name="_Toc233315771"/>
       <w:r>
         <w:rPr>
           <w:rFonts w:ascii="Times New Roman" w:hAnsi="Times New Roman" w:cs="Times New Roman"/>
@@ -6119,7 +6636,7 @@
           <w:szCs w:val="24"/>
         </w:rPr>
       </w:pPr>
-      <w:bookmarkStart w:id="18" w:name="_Toc232646128"/>
+      <w:bookmarkStart w:id="18" w:name="_Toc233315772"/>
       <w:r>
         <w:rPr>
           <w:rFonts w:ascii="Times New Roman" w:hAnsi="Times New Roman" w:cs="Times New Roman"/>
@@ -6202,7 +6719,7 @@
           <w:szCs w:val="24"/>
         </w:rPr>
       </w:pPr>
-      <w:bookmarkStart w:id="19" w:name="_Toc232646129"/>
+      <w:bookmarkStart w:id="19" w:name="_Toc233315773"/>
       <w:r>
         <w:rPr>
           <w:rFonts w:ascii="Times New Roman" w:hAnsi="Times New Roman" w:cs="Times New Roman"/>
@@ -6286,7 +6803,7 @@
           <w:szCs w:val="24"/>
         </w:rPr>
       </w:pPr>
-      <w:bookmarkStart w:id="20" w:name="_Toc232646130"/>
+      <w:bookmarkStart w:id="20" w:name="_Toc233315774"/>
       <w:r>
         <w:rPr>
           <w:rFonts w:ascii="Times New Roman" w:hAnsi="Times New Roman" w:cs="Times New Roman"/>
@@ -6360,7 +6877,7 @@
           <w:szCs w:val="24"/>
         </w:rPr>
       </w:pPr>
-      <w:bookmarkStart w:id="21" w:name="_Toc232646131"/>
+      <w:bookmarkStart w:id="21" w:name="_Toc233315775"/>
       <w:r>
         <w:rPr>
           <w:rFonts w:ascii="Times New Roman" w:hAnsi="Times New Roman" w:cs="Times New Roman"/>
@@ -6496,7 +7013,7 @@
           <w:szCs w:val="24"/>
         </w:rPr>
       </w:pPr>
-      <w:bookmarkStart w:id="22" w:name="_Toc232646132"/>
+      <w:bookmarkStart w:id="22" w:name="_Toc233315776"/>
       <w:r>
         <w:rPr>
           <w:rFonts w:ascii="Times New Roman" w:hAnsi="Times New Roman" w:cs="Times New Roman"/>
@@ -6527,7 +7044,7 @@
           <w:szCs w:val="24"/>
         </w:rPr>
       </w:pPr>
-      <w:bookmarkStart w:id="23" w:name="_Toc232646133"/>
+      <w:bookmarkStart w:id="23" w:name="_Toc233315777"/>
       <w:r>
         <w:rPr>
           <w:rFonts w:ascii="Times New Roman" w:hAnsi="Times New Roman" w:cs="Times New Roman"/>
@@ -6813,7 +7330,7 @@
           <w:szCs w:val="28"/>
         </w:rPr>
       </w:pPr>
-      <w:bookmarkStart w:id="24" w:name="_Toc232646134"/>
+      <w:bookmarkStart w:id="24" w:name="_Toc233315778"/>
       <w:r>
         <w:rPr>
           <w:rFonts w:ascii="Times New Roman" w:hAnsi="Times New Roman" w:cs="Times New Roman"/>
@@ -7091,7 +7608,7 @@
           <w:szCs w:val="24"/>
         </w:rPr>
       </w:pPr>
-      <w:bookmarkStart w:id="25" w:name="_Toc232646135"/>
+      <w:bookmarkStart w:id="25" w:name="_Toc233315779"/>
       <w:r>
         <w:rPr>
           <w:rFonts w:ascii="Times New Roman" w:hAnsi="Times New Roman" w:cs="Times New Roman"/>
@@ -7174,7 +7691,7 @@
           <w:szCs w:val="24"/>
         </w:rPr>
       </w:pPr>
-      <w:bookmarkStart w:id="26" w:name="_Toc232646136"/>
+      <w:bookmarkStart w:id="26" w:name="_Toc233315780"/>
       <w:r>
         <w:rPr>
           <w:rFonts w:ascii="Times New Roman" w:hAnsi="Times New Roman" w:cs="Times New Roman"/>
@@ -7258,7 +7775,7 @@
           <w:szCs w:val="24"/>
         </w:rPr>
       </w:pPr>
-      <w:bookmarkStart w:id="27" w:name="_Toc232646137"/>
+      <w:bookmarkStart w:id="27" w:name="_Toc233315781"/>
       <w:r>
         <w:rPr>
           <w:rFonts w:ascii="Times New Roman" w:hAnsi="Times New Roman" w:cs="Times New Roman"/>
@@ -7291,7 +7808,7 @@
           <w:szCs w:val="24"/>
         </w:rPr>
       </w:pPr>
-      <w:bookmarkStart w:id="28" w:name="_Toc232646138"/>
+      <w:bookmarkStart w:id="28" w:name="_Toc233315782"/>
       <w:r>
         <w:rPr>
           <w:rFonts w:ascii="Times New Roman" w:hAnsi="Times New Roman" w:cs="Times New Roman"/>
@@ -7413,7 +7930,7 @@
           <w:szCs w:val="28"/>
         </w:rPr>
       </w:pPr>
-      <w:bookmarkStart w:id="29" w:name="_Toc232646139"/>
+      <w:bookmarkStart w:id="29" w:name="_Toc233315783"/>
       <w:r>
         <w:rPr>
           <w:rFonts w:ascii="Times New Roman" w:hAnsi="Times New Roman" w:cs="Times New Roman"/>
@@ -7440,6 +7957,7 @@
       <w:r>
         <w:rPr>
           <w:rFonts w:ascii="Times New Roman" w:hAnsi="Times New Roman" w:cs="Times New Roman"/>
+          <w:noProof/>
           <w:sz w:val="24"/>
           <w:szCs w:val="24"/>
           <w:lang w:val="en-KE"/>
@@ -7515,26 +8033,16 @@
           <w:lang w:val="en-KE"/>
         </w:rPr>
       </w:pPr>
-      <w:bookmarkStart w:id="30" w:name="_Toc232646140"/>
-      <w:r>
-        <w:rPr>
-          <w:rFonts w:ascii="Times New Roman" w:hAnsi="Times New Roman" w:cs="Times New Roman"/>
-          <w:color w:val="auto"/>
-          <w:sz w:val="24"/>
-          <w:szCs w:val="24"/>
-          <w:lang w:val="en-KE"/>
-        </w:rPr>
-        <w:t>Fig 1</w:t>
-      </w:r>
-      <w:r>
-        <w:rPr>
-          <w:rFonts w:ascii="Times New Roman" w:hAnsi="Times New Roman" w:cs="Times New Roman"/>
-          <w:color w:val="auto"/>
-          <w:sz w:val="24"/>
-          <w:szCs w:val="24"/>
-          <w:lang w:val="en-KE"/>
-        </w:rPr>
-        <w:t xml:space="preserve">- </w:t>
+      <w:bookmarkStart w:id="30" w:name="_Toc233315784"/>
+      <w:r>
+        <w:rPr>
+          <w:rFonts w:ascii="Times New Roman" w:hAnsi="Times New Roman" w:cs="Times New Roman"/>
+          <w:color w:val="auto"/>
+          <w:sz w:val="24"/>
+          <w:szCs w:val="24"/>
+          <w:lang w:val="en-KE"/>
+        </w:rPr>
+        <w:t xml:space="preserve">Fig 1- </w:t>
       </w:r>
       <w:proofErr w:type="spellStart"/>
       <w:r>
@@ -7572,6 +8080,7 @@
       <w:r>
         <w:rPr>
           <w:rFonts w:ascii="Times New Roman" w:hAnsi="Times New Roman" w:cs="Times New Roman"/>
+          <w:noProof/>
           <w:sz w:val="24"/>
           <w:szCs w:val="24"/>
           <w:lang w:val="en-KE"/>
@@ -7637,36 +8146,16 @@
           <w:lang w:val="en-KE"/>
         </w:rPr>
       </w:pPr>
-      <w:bookmarkStart w:id="31" w:name="_Toc232646141"/>
-      <w:r>
-        <w:rPr>
-          <w:rFonts w:ascii="Times New Roman" w:hAnsi="Times New Roman" w:cs="Times New Roman"/>
-          <w:color w:val="auto"/>
-          <w:sz w:val="24"/>
-          <w:szCs w:val="24"/>
-          <w:lang w:val="en-KE"/>
-        </w:rPr>
-        <w:t>Fig 2</w:t>
-      </w:r>
-      <w:r>
-        <w:rPr>
-          <w:rFonts w:ascii="Times New Roman" w:hAnsi="Times New Roman" w:cs="Times New Roman"/>
-          <w:color w:val="auto"/>
-          <w:sz w:val="24"/>
-          <w:szCs w:val="24"/>
-          <w:lang w:val="en-KE"/>
-        </w:rPr>
-        <w:t>-</w:t>
-      </w:r>
-      <w:r>
-        <w:rPr>
-          <w:rFonts w:ascii="Times New Roman" w:hAnsi="Times New Roman" w:cs="Times New Roman"/>
-          <w:color w:val="auto"/>
-          <w:sz w:val="24"/>
-          <w:szCs w:val="24"/>
-          <w:lang w:val="en-KE"/>
-        </w:rPr>
-        <w:t xml:space="preserve"> One-Hot Encoding Output</w:t>
+      <w:bookmarkStart w:id="31" w:name="_Toc233315785"/>
+      <w:r>
+        <w:rPr>
+          <w:rFonts w:ascii="Times New Roman" w:hAnsi="Times New Roman" w:cs="Times New Roman"/>
+          <w:color w:val="auto"/>
+          <w:sz w:val="24"/>
+          <w:szCs w:val="24"/>
+          <w:lang w:val="en-KE"/>
+        </w:rPr>
+        <w:t>Fig 2- One-Hot Encoding Output</w:t>
       </w:r>
       <w:bookmarkEnd w:id="31"/>
     </w:p>
@@ -7682,12 +8171,13 @@
       <w:r>
         <w:rPr>
           <w:rFonts w:ascii="Times New Roman" w:hAnsi="Times New Roman" w:cs="Times New Roman"/>
+          <w:noProof/>
           <w:sz w:val="24"/>
           <w:szCs w:val="24"/>
           <w:lang w:val="en-KE"/>
         </w:rPr>
         <w:drawing>
-          <wp:inline distT="0" distB="0" distL="0" distR="0" wp14:anchorId="1F4A5D60" wp14:editId="502BF4A3">
+          <wp:inline distT="0" distB="0" distL="0" distR="0" wp14:anchorId="1F4A5D60" wp14:editId="1A9F7431">
             <wp:extent cx="5943600" cy="1661795"/>
             <wp:effectExtent l="0" t="0" r="0" b="0"/>
             <wp:docPr id="1149711257" name="Picture 3"/>
@@ -7747,7 +8237,7 @@
           <w:lang w:val="en-KE"/>
         </w:rPr>
       </w:pPr>
-      <w:bookmarkStart w:id="32" w:name="_Toc232646142"/>
+      <w:bookmarkStart w:id="32" w:name="_Toc233315786"/>
       <w:r>
         <w:rPr>
           <w:rFonts w:ascii="Times New Roman" w:hAnsi="Times New Roman" w:cs="Times New Roman"/>
@@ -7757,27 +8247,7 @@
           <w:lang w:val="en-KE"/>
         </w:rPr>
         <w:lastRenderedPageBreak/>
-        <w:t>Fig 3</w:t>
-      </w:r>
-      <w:r>
-        <w:rPr>
-          <w:rFonts w:ascii="Times New Roman" w:hAnsi="Times New Roman" w:cs="Times New Roman"/>
-          <w:color w:val="auto"/>
-          <w:sz w:val="24"/>
-          <w:szCs w:val="24"/>
-          <w:lang w:val="en-KE"/>
-        </w:rPr>
-        <w:t>-</w:t>
-      </w:r>
-      <w:r>
-        <w:rPr>
-          <w:rFonts w:ascii="Times New Roman" w:hAnsi="Times New Roman" w:cs="Times New Roman"/>
-          <w:color w:val="auto"/>
-          <w:sz w:val="24"/>
-          <w:szCs w:val="24"/>
-          <w:lang w:val="en-KE"/>
-        </w:rPr>
-        <w:t xml:space="preserve"> Word2Vec Training Output</w:t>
+        <w:t>Fig 3- Word2Vec Training Output</w:t>
       </w:r>
       <w:bookmarkEnd w:id="32"/>
     </w:p>
@@ -7793,6 +8263,7 @@
       <w:r>
         <w:rPr>
           <w:rFonts w:ascii="Times New Roman" w:hAnsi="Times New Roman" w:cs="Times New Roman"/>
+          <w:noProof/>
           <w:sz w:val="24"/>
           <w:szCs w:val="24"/>
           <w:lang w:val="en-KE"/>
@@ -7858,36 +8329,16 @@
           <w:lang w:val="en-KE"/>
         </w:rPr>
       </w:pPr>
-      <w:bookmarkStart w:id="33" w:name="_Toc232646143"/>
-      <w:r>
-        <w:rPr>
-          <w:rFonts w:ascii="Times New Roman" w:hAnsi="Times New Roman" w:cs="Times New Roman"/>
-          <w:color w:val="auto"/>
-          <w:sz w:val="24"/>
-          <w:szCs w:val="24"/>
-          <w:lang w:val="en-KE"/>
-        </w:rPr>
-        <w:t>Fig 4</w:t>
-      </w:r>
-      <w:r>
-        <w:rPr>
-          <w:rFonts w:ascii="Times New Roman" w:hAnsi="Times New Roman" w:cs="Times New Roman"/>
-          <w:color w:val="auto"/>
-          <w:sz w:val="24"/>
-          <w:szCs w:val="24"/>
-          <w:lang w:val="en-KE"/>
-        </w:rPr>
-        <w:t>-</w:t>
-      </w:r>
-      <w:r>
-        <w:rPr>
-          <w:rFonts w:ascii="Times New Roman" w:hAnsi="Times New Roman" w:cs="Times New Roman"/>
-          <w:color w:val="auto"/>
-          <w:sz w:val="24"/>
-          <w:szCs w:val="24"/>
-          <w:lang w:val="en-KE"/>
-        </w:rPr>
-        <w:t xml:space="preserve"> Similarity Scores Output</w:t>
+      <w:bookmarkStart w:id="33" w:name="_Toc233315787"/>
+      <w:r>
+        <w:rPr>
+          <w:rFonts w:ascii="Times New Roman" w:hAnsi="Times New Roman" w:cs="Times New Roman"/>
+          <w:color w:val="auto"/>
+          <w:sz w:val="24"/>
+          <w:szCs w:val="24"/>
+          <w:lang w:val="en-KE"/>
+        </w:rPr>
+        <w:t>Fig 4- Similarity Scores Output</w:t>
       </w:r>
       <w:bookmarkEnd w:id="33"/>
     </w:p>
@@ -7903,6 +8354,7 @@
       <w:r>
         <w:rPr>
           <w:rFonts w:ascii="Times New Roman" w:hAnsi="Times New Roman" w:cs="Times New Roman"/>
+          <w:noProof/>
           <w:sz w:val="24"/>
           <w:szCs w:val="24"/>
           <w:lang w:val="en-KE"/>
@@ -7987,6 +8439,7 @@
       <w:r>
         <w:rPr>
           <w:rFonts w:ascii="Times New Roman" w:hAnsi="Times New Roman" w:cs="Times New Roman"/>
+          <w:noProof/>
           <w:sz w:val="24"/>
           <w:szCs w:val="24"/>
           <w:lang w:val="en-KE"/>
@@ -8071,6 +8524,7 @@
       <w:r>
         <w:rPr>
           <w:rFonts w:ascii="Times New Roman" w:hAnsi="Times New Roman" w:cs="Times New Roman"/>
+          <w:noProof/>
           <w:sz w:val="24"/>
           <w:szCs w:val="24"/>
           <w:lang w:val="en-KE"/>
@@ -8136,7 +8590,7 @@
           <w:lang w:val="en-KE"/>
         </w:rPr>
       </w:pPr>
-      <w:bookmarkStart w:id="34" w:name="_Toc232646144"/>
+      <w:bookmarkStart w:id="34" w:name="_Toc233315788"/>
       <w:r>
         <w:rPr>
           <w:rFonts w:ascii="Times New Roman" w:hAnsi="Times New Roman" w:cs="Times New Roman"/>
@@ -8146,27 +8600,7 @@
           <w:lang w:val="en-KE"/>
         </w:rPr>
         <w:lastRenderedPageBreak/>
-        <w:t>Fig 5</w:t>
-      </w:r>
-      <w:r>
-        <w:rPr>
-          <w:rFonts w:ascii="Times New Roman" w:hAnsi="Times New Roman" w:cs="Times New Roman"/>
-          <w:color w:val="auto"/>
-          <w:sz w:val="24"/>
-          <w:szCs w:val="24"/>
-          <w:lang w:val="en-KE"/>
-        </w:rPr>
-        <w:t>-</w:t>
-      </w:r>
-      <w:r>
-        <w:rPr>
-          <w:rFonts w:ascii="Times New Roman" w:hAnsi="Times New Roman" w:cs="Times New Roman"/>
-          <w:color w:val="auto"/>
-          <w:sz w:val="24"/>
-          <w:szCs w:val="24"/>
-          <w:lang w:val="en-KE"/>
-        </w:rPr>
-        <w:t xml:space="preserve"> PCA Word Embedding Visualisation</w:t>
+        <w:t>Fig 5- PCA Word Embedding Visualisation</w:t>
       </w:r>
       <w:bookmarkEnd w:id="34"/>
     </w:p>
@@ -8182,12 +8616,13 @@
       <w:r>
         <w:rPr>
           <w:rFonts w:ascii="Times New Roman" w:hAnsi="Times New Roman" w:cs="Times New Roman"/>
+          <w:noProof/>
           <w:sz w:val="24"/>
           <w:szCs w:val="24"/>
           <w:lang w:val="en-KE"/>
         </w:rPr>
         <w:drawing>
-          <wp:inline distT="0" distB="0" distL="0" distR="0" wp14:anchorId="0B929151" wp14:editId="0EA78E24">
+          <wp:inline distT="0" distB="0" distL="0" distR="0" wp14:anchorId="0B929151" wp14:editId="225B10C7">
             <wp:extent cx="5943600" cy="2404745"/>
             <wp:effectExtent l="0" t="0" r="0" b="0"/>
             <wp:docPr id="1029648896" name="Picture 8"/>
@@ -8247,36 +8682,16 @@
           <w:lang w:val="en-KE"/>
         </w:rPr>
       </w:pPr>
-      <w:bookmarkStart w:id="35" w:name="_Toc232646145"/>
-      <w:r>
-        <w:rPr>
-          <w:rFonts w:ascii="Times New Roman" w:hAnsi="Times New Roman" w:cs="Times New Roman"/>
-          <w:color w:val="auto"/>
-          <w:sz w:val="24"/>
-          <w:szCs w:val="24"/>
-          <w:lang w:val="en-KE"/>
-        </w:rPr>
-        <w:t>Fig 6</w:t>
-      </w:r>
-      <w:r>
-        <w:rPr>
-          <w:rFonts w:ascii="Times New Roman" w:hAnsi="Times New Roman" w:cs="Times New Roman"/>
-          <w:color w:val="auto"/>
-          <w:sz w:val="24"/>
-          <w:szCs w:val="24"/>
-          <w:lang w:val="en-KE"/>
-        </w:rPr>
-        <w:t>-</w:t>
-      </w:r>
-      <w:r>
-        <w:rPr>
-          <w:rFonts w:ascii="Times New Roman" w:hAnsi="Times New Roman" w:cs="Times New Roman"/>
-          <w:color w:val="auto"/>
-          <w:sz w:val="24"/>
-          <w:szCs w:val="24"/>
-          <w:lang w:val="en-KE"/>
-        </w:rPr>
-        <w:t xml:space="preserve"> Comparison Report</w:t>
+      <w:bookmarkStart w:id="35" w:name="_Toc233315789"/>
+      <w:r>
+        <w:rPr>
+          <w:rFonts w:ascii="Times New Roman" w:hAnsi="Times New Roman" w:cs="Times New Roman"/>
+          <w:color w:val="auto"/>
+          <w:sz w:val="24"/>
+          <w:szCs w:val="24"/>
+          <w:lang w:val="en-KE"/>
+        </w:rPr>
+        <w:t>Fig 6- Comparison Report</w:t>
       </w:r>
       <w:bookmarkEnd w:id="35"/>
     </w:p>
@@ -8292,6 +8707,7 @@
       <w:r>
         <w:rPr>
           <w:rFonts w:ascii="Times New Roman" w:hAnsi="Times New Roman" w:cs="Times New Roman"/>
+          <w:noProof/>
           <w:sz w:val="24"/>
           <w:szCs w:val="24"/>
           <w:lang w:val="en-KE"/>
@@ -8367,36 +8783,16 @@
           <w:lang w:val="en-KE"/>
         </w:rPr>
       </w:pPr>
-      <w:bookmarkStart w:id="36" w:name="_Toc232646146"/>
-      <w:r>
-        <w:rPr>
-          <w:rFonts w:ascii="Times New Roman" w:hAnsi="Times New Roman" w:cs="Times New Roman"/>
-          <w:color w:val="auto"/>
-          <w:sz w:val="24"/>
-          <w:szCs w:val="24"/>
-          <w:lang w:val="en-KE"/>
-        </w:rPr>
-        <w:t>Fig 7</w:t>
-      </w:r>
-      <w:r>
-        <w:rPr>
-          <w:rFonts w:ascii="Times New Roman" w:hAnsi="Times New Roman" w:cs="Times New Roman"/>
-          <w:color w:val="auto"/>
-          <w:sz w:val="24"/>
-          <w:szCs w:val="24"/>
-          <w:lang w:val="en-KE"/>
-        </w:rPr>
-        <w:t>-</w:t>
-      </w:r>
-      <w:r>
-        <w:rPr>
-          <w:rFonts w:ascii="Times New Roman" w:hAnsi="Times New Roman" w:cs="Times New Roman"/>
-          <w:color w:val="auto"/>
-          <w:sz w:val="24"/>
-          <w:szCs w:val="24"/>
-          <w:lang w:val="en-KE"/>
-        </w:rPr>
-        <w:t xml:space="preserve"> CBOW vs Skip-Gram</w:t>
+      <w:bookmarkStart w:id="36" w:name="_Toc233315790"/>
+      <w:r>
+        <w:rPr>
+          <w:rFonts w:ascii="Times New Roman" w:hAnsi="Times New Roman" w:cs="Times New Roman"/>
+          <w:color w:val="auto"/>
+          <w:sz w:val="24"/>
+          <w:szCs w:val="24"/>
+          <w:lang w:val="en-KE"/>
+        </w:rPr>
+        <w:t>Fig 7- CBOW vs Skip-Gram</w:t>
       </w:r>
       <w:bookmarkEnd w:id="36"/>
     </w:p>
@@ -8421,7 +8817,7 @@
           <w:lang w:val="en-KE"/>
         </w:rPr>
       </w:pPr>
-      <w:bookmarkStart w:id="37" w:name="_Toc232646147"/>
+      <w:bookmarkStart w:id="37" w:name="_Toc233315791"/>
       <w:r>
         <w:rPr>
           <w:rFonts w:ascii="Times New Roman" w:hAnsi="Times New Roman" w:cs="Times New Roman"/>
@@ -8459,16 +8855,7 @@
           <w:szCs w:val="24"/>
           <w:lang w:val="en-KE"/>
         </w:rPr>
-        <w:t xml:space="preserve">eek </w:t>
-      </w:r>
-      <w:r>
-        <w:rPr>
-          <w:rFonts w:ascii="Times New Roman" w:hAnsi="Times New Roman" w:cs="Times New Roman"/>
-          <w:sz w:val="24"/>
-          <w:szCs w:val="24"/>
-          <w:lang w:val="en-KE"/>
-        </w:rPr>
-        <w:t>6</w:t>
+        <w:t>eek 6</w:t>
       </w:r>
       <w:r>
         <w:rPr>
@@ -8702,7 +9089,7 @@
           <w:lang w:val="en-KE"/>
         </w:rPr>
       </w:pPr>
-      <w:bookmarkStart w:id="38" w:name="_Toc232646148"/>
+      <w:bookmarkStart w:id="38" w:name="_Toc233315792"/>
       <w:r>
         <w:rPr>
           <w:rFonts w:ascii="Times New Roman" w:hAnsi="Times New Roman" w:cs="Times New Roman"/>
@@ -8730,6 +9117,7 @@
       <w:r>
         <w:rPr>
           <w:rFonts w:ascii="Times New Roman" w:hAnsi="Times New Roman" w:cs="Times New Roman"/>
+          <w:noProof/>
           <w:sz w:val="24"/>
           <w:szCs w:val="24"/>
           <w:lang w:val="en-KE"/>
@@ -8795,36 +9183,16 @@
           <w:lang w:val="en-KE"/>
         </w:rPr>
       </w:pPr>
-      <w:bookmarkStart w:id="39" w:name="_Toc232646149"/>
-      <w:r>
-        <w:rPr>
-          <w:rFonts w:ascii="Times New Roman" w:hAnsi="Times New Roman" w:cs="Times New Roman"/>
-          <w:color w:val="auto"/>
-          <w:sz w:val="24"/>
-          <w:szCs w:val="24"/>
-          <w:lang w:val="en-KE"/>
-        </w:rPr>
-        <w:t>Fig 1</w:t>
-      </w:r>
-      <w:r>
-        <w:rPr>
-          <w:rFonts w:ascii="Times New Roman" w:hAnsi="Times New Roman" w:cs="Times New Roman"/>
-          <w:color w:val="auto"/>
-          <w:sz w:val="24"/>
-          <w:szCs w:val="24"/>
-          <w:lang w:val="en-KE"/>
-        </w:rPr>
-        <w:t>-</w:t>
-      </w:r>
-      <w:r>
-        <w:rPr>
-          <w:rFonts w:ascii="Times New Roman" w:hAnsi="Times New Roman" w:cs="Times New Roman"/>
-          <w:color w:val="auto"/>
-          <w:sz w:val="24"/>
-          <w:szCs w:val="24"/>
-          <w:lang w:val="en-KE"/>
-        </w:rPr>
-        <w:t xml:space="preserve"> TensorFlow Installation</w:t>
+      <w:bookmarkStart w:id="39" w:name="_Toc233315793"/>
+      <w:r>
+        <w:rPr>
+          <w:rFonts w:ascii="Times New Roman" w:hAnsi="Times New Roman" w:cs="Times New Roman"/>
+          <w:color w:val="auto"/>
+          <w:sz w:val="24"/>
+          <w:szCs w:val="24"/>
+          <w:lang w:val="en-KE"/>
+        </w:rPr>
+        <w:t>Fig 1- TensorFlow Installation</w:t>
       </w:r>
       <w:bookmarkEnd w:id="39"/>
     </w:p>
@@ -8840,12 +9208,13 @@
       <w:r>
         <w:rPr>
           <w:rFonts w:ascii="Times New Roman" w:hAnsi="Times New Roman" w:cs="Times New Roman"/>
+          <w:noProof/>
           <w:sz w:val="24"/>
           <w:szCs w:val="24"/>
           <w:lang w:val="en-KE"/>
         </w:rPr>
         <w:drawing>
-          <wp:inline distT="0" distB="0" distL="0" distR="0" wp14:anchorId="1E6BFBD6" wp14:editId="442D0863">
+          <wp:inline distT="0" distB="0" distL="0" distR="0" wp14:anchorId="1E6BFBD6" wp14:editId="05B5967E">
             <wp:extent cx="5943600" cy="2270125"/>
             <wp:effectExtent l="0" t="0" r="0" b="0"/>
             <wp:docPr id="1173094139" name="Picture 11"/>
@@ -8905,36 +9274,16 @@
           <w:lang w:val="en-KE"/>
         </w:rPr>
       </w:pPr>
-      <w:bookmarkStart w:id="40" w:name="_Toc232646150"/>
-      <w:r>
-        <w:rPr>
-          <w:rFonts w:ascii="Times New Roman" w:hAnsi="Times New Roman" w:cs="Times New Roman"/>
-          <w:color w:val="auto"/>
-          <w:sz w:val="24"/>
-          <w:szCs w:val="24"/>
-          <w:lang w:val="en-KE"/>
-        </w:rPr>
-        <w:t>Fig 2</w:t>
-      </w:r>
-      <w:r>
-        <w:rPr>
-          <w:rFonts w:ascii="Times New Roman" w:hAnsi="Times New Roman" w:cs="Times New Roman"/>
-          <w:color w:val="auto"/>
-          <w:sz w:val="24"/>
-          <w:szCs w:val="24"/>
-          <w:lang w:val="en-KE"/>
-        </w:rPr>
-        <w:t>-</w:t>
-      </w:r>
-      <w:r>
-        <w:rPr>
-          <w:rFonts w:ascii="Times New Roman" w:hAnsi="Times New Roman" w:cs="Times New Roman"/>
-          <w:color w:val="auto"/>
-          <w:sz w:val="24"/>
-          <w:szCs w:val="24"/>
-          <w:lang w:val="en-KE"/>
-        </w:rPr>
-        <w:t xml:space="preserve"> Neural Network Summary</w:t>
+      <w:bookmarkStart w:id="40" w:name="_Toc233315794"/>
+      <w:r>
+        <w:rPr>
+          <w:rFonts w:ascii="Times New Roman" w:hAnsi="Times New Roman" w:cs="Times New Roman"/>
+          <w:color w:val="auto"/>
+          <w:sz w:val="24"/>
+          <w:szCs w:val="24"/>
+          <w:lang w:val="en-KE"/>
+        </w:rPr>
+        <w:t>Fig 2- Neural Network Summary</w:t>
       </w:r>
       <w:bookmarkEnd w:id="40"/>
     </w:p>
@@ -8950,12 +9299,13 @@
       <w:r>
         <w:rPr>
           <w:rFonts w:ascii="Times New Roman" w:hAnsi="Times New Roman" w:cs="Times New Roman"/>
+          <w:noProof/>
           <w:sz w:val="24"/>
           <w:szCs w:val="24"/>
           <w:lang w:val="en-KE"/>
         </w:rPr>
         <w:drawing>
-          <wp:inline distT="0" distB="0" distL="0" distR="0" wp14:anchorId="58D6C7EF" wp14:editId="31C09551">
+          <wp:inline distT="0" distB="0" distL="0" distR="0" wp14:anchorId="58D6C7EF" wp14:editId="4EB15FD0">
             <wp:extent cx="5943600" cy="2429510"/>
             <wp:effectExtent l="0" t="0" r="0" b="8890"/>
             <wp:docPr id="70701416" name="Picture 12"/>
@@ -9015,7 +9365,7 @@
           <w:lang w:val="en-KE"/>
         </w:rPr>
       </w:pPr>
-      <w:bookmarkStart w:id="41" w:name="_Toc232646151"/>
+      <w:bookmarkStart w:id="41" w:name="_Toc233315795"/>
       <w:r>
         <w:rPr>
           <w:rFonts w:ascii="Times New Roman" w:hAnsi="Times New Roman" w:cs="Times New Roman"/>
@@ -9025,27 +9375,7 @@
           <w:lang w:val="en-KE"/>
         </w:rPr>
         <w:lastRenderedPageBreak/>
-        <w:t>Fig 3</w:t>
-      </w:r>
-      <w:r>
-        <w:rPr>
-          <w:rFonts w:ascii="Times New Roman" w:hAnsi="Times New Roman" w:cs="Times New Roman"/>
-          <w:color w:val="auto"/>
-          <w:sz w:val="24"/>
-          <w:szCs w:val="24"/>
-          <w:lang w:val="en-KE"/>
-        </w:rPr>
-        <w:t>-</w:t>
-      </w:r>
-      <w:r>
-        <w:rPr>
-          <w:rFonts w:ascii="Times New Roman" w:hAnsi="Times New Roman" w:cs="Times New Roman"/>
-          <w:color w:val="auto"/>
-          <w:sz w:val="24"/>
-          <w:szCs w:val="24"/>
-          <w:lang w:val="en-KE"/>
-        </w:rPr>
-        <w:t xml:space="preserve"> Tokenization and Sequences</w:t>
+        <w:t>Fig 3- Tokenization and Sequences</w:t>
       </w:r>
       <w:bookmarkEnd w:id="41"/>
     </w:p>
@@ -9061,12 +9391,13 @@
       <w:r>
         <w:rPr>
           <w:rFonts w:ascii="Times New Roman" w:hAnsi="Times New Roman" w:cs="Times New Roman"/>
+          <w:noProof/>
           <w:sz w:val="24"/>
           <w:szCs w:val="24"/>
           <w:lang w:val="en-KE"/>
         </w:rPr>
         <w:drawing>
-          <wp:inline distT="0" distB="0" distL="0" distR="0" wp14:anchorId="4367E566" wp14:editId="70EF91FD">
+          <wp:inline distT="0" distB="0" distL="0" distR="0" wp14:anchorId="4367E566" wp14:editId="7449CFAF">
             <wp:extent cx="5943600" cy="2691765"/>
             <wp:effectExtent l="0" t="0" r="0" b="0"/>
             <wp:docPr id="519465621" name="Picture 13"/>
@@ -9126,36 +9457,16 @@
           <w:lang w:val="en-KE"/>
         </w:rPr>
       </w:pPr>
-      <w:bookmarkStart w:id="42" w:name="_Toc232646152"/>
-      <w:r>
-        <w:rPr>
-          <w:rFonts w:ascii="Times New Roman" w:hAnsi="Times New Roman" w:cs="Times New Roman"/>
-          <w:color w:val="auto"/>
-          <w:sz w:val="24"/>
-          <w:szCs w:val="24"/>
-          <w:lang w:val="en-KE"/>
-        </w:rPr>
-        <w:t>Fig 4</w:t>
-      </w:r>
-      <w:r>
-        <w:rPr>
-          <w:rFonts w:ascii="Times New Roman" w:hAnsi="Times New Roman" w:cs="Times New Roman"/>
-          <w:color w:val="auto"/>
-          <w:sz w:val="24"/>
-          <w:szCs w:val="24"/>
-          <w:lang w:val="en-KE"/>
-        </w:rPr>
-        <w:t>-</w:t>
-      </w:r>
-      <w:r>
-        <w:rPr>
-          <w:rFonts w:ascii="Times New Roman" w:hAnsi="Times New Roman" w:cs="Times New Roman"/>
-          <w:color w:val="auto"/>
-          <w:sz w:val="24"/>
-          <w:szCs w:val="24"/>
-          <w:lang w:val="en-KE"/>
-        </w:rPr>
-        <w:t xml:space="preserve"> Model Built and Summary</w:t>
+      <w:bookmarkStart w:id="42" w:name="_Toc233315796"/>
+      <w:r>
+        <w:rPr>
+          <w:rFonts w:ascii="Times New Roman" w:hAnsi="Times New Roman" w:cs="Times New Roman"/>
+          <w:color w:val="auto"/>
+          <w:sz w:val="24"/>
+          <w:szCs w:val="24"/>
+          <w:lang w:val="en-KE"/>
+        </w:rPr>
+        <w:t>Fig 4- Model Built and Summary</w:t>
       </w:r>
       <w:bookmarkEnd w:id="42"/>
     </w:p>
@@ -9171,6 +9482,7 @@
       <w:r>
         <w:rPr>
           <w:rFonts w:ascii="Times New Roman" w:hAnsi="Times New Roman" w:cs="Times New Roman"/>
+          <w:noProof/>
           <w:sz w:val="24"/>
           <w:szCs w:val="24"/>
           <w:lang w:val="en-KE"/>
@@ -9236,7 +9548,7 @@
           <w:lang w:val="en-KE"/>
         </w:rPr>
       </w:pPr>
-      <w:bookmarkStart w:id="43" w:name="_Toc232646153"/>
+      <w:bookmarkStart w:id="43" w:name="_Toc233315797"/>
       <w:r>
         <w:rPr>
           <w:rFonts w:ascii="Times New Roman" w:hAnsi="Times New Roman" w:cs="Times New Roman"/>
@@ -9246,27 +9558,7 @@
           <w:lang w:val="en-KE"/>
         </w:rPr>
         <w:lastRenderedPageBreak/>
-        <w:t>Fig 5</w:t>
-      </w:r>
-      <w:r>
-        <w:rPr>
-          <w:rFonts w:ascii="Times New Roman" w:hAnsi="Times New Roman" w:cs="Times New Roman"/>
-          <w:color w:val="auto"/>
-          <w:sz w:val="24"/>
-          <w:szCs w:val="24"/>
-          <w:lang w:val="en-KE"/>
-        </w:rPr>
-        <w:t>-</w:t>
-      </w:r>
-      <w:r>
-        <w:rPr>
-          <w:rFonts w:ascii="Times New Roman" w:hAnsi="Times New Roman" w:cs="Times New Roman"/>
-          <w:color w:val="auto"/>
-          <w:sz w:val="24"/>
-          <w:szCs w:val="24"/>
-          <w:lang w:val="en-KE"/>
-        </w:rPr>
-        <w:t xml:space="preserve"> Training Progress</w:t>
+        <w:t>Fig 5- Training Progress</w:t>
       </w:r>
       <w:bookmarkEnd w:id="43"/>
     </w:p>
@@ -9282,6 +9574,7 @@
       <w:r>
         <w:rPr>
           <w:rFonts w:ascii="Times New Roman" w:hAnsi="Times New Roman" w:cs="Times New Roman"/>
+          <w:noProof/>
           <w:sz w:val="24"/>
           <w:szCs w:val="24"/>
           <w:lang w:val="en-KE"/>
@@ -9347,36 +9640,16 @@
           <w:lang w:val="en-KE"/>
         </w:rPr>
       </w:pPr>
-      <w:bookmarkStart w:id="44" w:name="_Toc232646154"/>
-      <w:r>
-        <w:rPr>
-          <w:rFonts w:ascii="Times New Roman" w:hAnsi="Times New Roman" w:cs="Times New Roman"/>
-          <w:color w:val="auto"/>
-          <w:sz w:val="24"/>
-          <w:szCs w:val="24"/>
-          <w:lang w:val="en-KE"/>
-        </w:rPr>
-        <w:t>Fig 6</w:t>
-      </w:r>
-      <w:r>
-        <w:rPr>
-          <w:rFonts w:ascii="Times New Roman" w:hAnsi="Times New Roman" w:cs="Times New Roman"/>
-          <w:color w:val="auto"/>
-          <w:sz w:val="24"/>
-          <w:szCs w:val="24"/>
-          <w:lang w:val="en-KE"/>
-        </w:rPr>
-        <w:t>-</w:t>
-      </w:r>
-      <w:r>
-        <w:rPr>
-          <w:rFonts w:ascii="Times New Roman" w:hAnsi="Times New Roman" w:cs="Times New Roman"/>
-          <w:color w:val="auto"/>
-          <w:sz w:val="24"/>
-          <w:szCs w:val="24"/>
-          <w:lang w:val="en-KE"/>
-        </w:rPr>
-        <w:t xml:space="preserve"> Next Word Predictions</w:t>
+      <w:bookmarkStart w:id="44" w:name="_Toc233315798"/>
+      <w:r>
+        <w:rPr>
+          <w:rFonts w:ascii="Times New Roman" w:hAnsi="Times New Roman" w:cs="Times New Roman"/>
+          <w:color w:val="auto"/>
+          <w:sz w:val="24"/>
+          <w:szCs w:val="24"/>
+          <w:lang w:val="en-KE"/>
+        </w:rPr>
+        <w:t>Fig 6- Next Word Predictions</w:t>
       </w:r>
       <w:bookmarkEnd w:id="44"/>
     </w:p>
@@ -9392,12 +9665,13 @@
       <w:r>
         <w:rPr>
           <w:rFonts w:ascii="Times New Roman" w:hAnsi="Times New Roman" w:cs="Times New Roman"/>
+          <w:noProof/>
           <w:sz w:val="24"/>
           <w:szCs w:val="24"/>
           <w:lang w:val="en-KE"/>
         </w:rPr>
         <w:drawing>
-          <wp:inline distT="0" distB="0" distL="0" distR="0" wp14:anchorId="313B6EE5" wp14:editId="1727E7AD">
+          <wp:inline distT="0" distB="0" distL="0" distR="0" wp14:anchorId="313B6EE5" wp14:editId="2BD061EF">
             <wp:extent cx="5943600" cy="2009775"/>
             <wp:effectExtent l="0" t="0" r="0" b="9525"/>
             <wp:docPr id="1693713678" name="Picture 16"/>
@@ -9457,7 +9731,7 @@
           <w:lang w:val="en-KE"/>
         </w:rPr>
       </w:pPr>
-      <w:bookmarkStart w:id="45" w:name="_Toc232646155"/>
+      <w:bookmarkStart w:id="45" w:name="_Toc233315799"/>
       <w:r>
         <w:rPr>
           <w:rFonts w:ascii="Times New Roman" w:hAnsi="Times New Roman" w:cs="Times New Roman"/>
@@ -9511,7 +9785,7 @@
           <w:lang w:val="en-KE"/>
         </w:rPr>
       </w:pPr>
-      <w:bookmarkStart w:id="46" w:name="_Toc232646156"/>
+      <w:bookmarkStart w:id="46" w:name="_Toc233315800"/>
       <w:r>
         <w:rPr>
           <w:rFonts w:ascii="Times New Roman" w:hAnsi="Times New Roman" w:cs="Times New Roman"/>
@@ -9538,23 +9812,7 @@
           <w:sz w:val="24"/>
           <w:szCs w:val="24"/>
         </w:rPr>
-        <w:t xml:space="preserve">Week 7 introduced Neural Language Models as an improvement over traditional N-gram </w:t>
-      </w:r>
-      <w:r>
-        <w:rPr>
-          <w:rFonts w:ascii="Times New Roman" w:hAnsi="Times New Roman" w:cs="Times New Roman"/>
-          <w:sz w:val="24"/>
-          <w:szCs w:val="24"/>
-        </w:rPr>
-        <w:t>approach</w:t>
-      </w:r>
-      <w:r>
-        <w:rPr>
-          <w:rFonts w:ascii="Times New Roman" w:hAnsi="Times New Roman" w:cs="Times New Roman"/>
-          <w:sz w:val="24"/>
-          <w:szCs w:val="24"/>
-        </w:rPr>
-        <w:t>.</w:t>
+        <w:t>Week 7 introduced Neural Language Models as an improvement over traditional N-gram approach.</w:t>
       </w:r>
       <w:r>
         <w:rPr>
@@ -9588,23 +9846,7 @@
           <w:sz w:val="24"/>
           <w:szCs w:val="24"/>
         </w:rPr>
-        <w:t xml:space="preserve"> Tokenizer which converted words into something that could be understood by a machine. Fig 4 and 5 built and trained a complete LSTM based Neural Language Model that learned to predict the next word from a sequence, with the result being a high training accuracy after 100 epochs. Fig 6 tested this model using new phrases and returned the top three predicted words in order of confidence. Fig 7 compared N-gram models with the Neural Language Models, and showed that the latter </w:t>
-      </w:r>
-      <w:r>
-        <w:rPr>
-          <w:rFonts w:ascii="Times New Roman" w:hAnsi="Times New Roman" w:cs="Times New Roman"/>
-          <w:sz w:val="24"/>
-          <w:szCs w:val="24"/>
-        </w:rPr>
-        <w:t>generalized</w:t>
-      </w:r>
-      <w:r>
-        <w:rPr>
-          <w:rFonts w:ascii="Times New Roman" w:hAnsi="Times New Roman" w:cs="Times New Roman"/>
-          <w:sz w:val="24"/>
-          <w:szCs w:val="24"/>
-        </w:rPr>
-        <w:t xml:space="preserve"> better to unseen word combinations, because they learnt semantic relationships, rather than the exact word count.</w:t>
+        <w:t xml:space="preserve"> Tokenizer which converted words into something that could be understood by a machine. Fig 4 and 5 built and trained a complete LSTM based Neural Language Model that learned to predict the next word from a sequence, with the result being a high training accuracy after 100 epochs. Fig 6 tested this model using new phrases and returned the top three predicted words in order of confidence. Fig 7 compared N-gram models with the Neural Language Models, and showed that the latter generalized better to unseen word combinations, because they learnt semantic relationships, rather than the exact word count.</w:t>
       </w:r>
     </w:p>
     <w:p>
@@ -9619,7 +9861,7 @@
           <w:szCs w:val="28"/>
         </w:rPr>
       </w:pPr>
-      <w:bookmarkStart w:id="47" w:name="_Toc232646157"/>
+      <w:bookmarkStart w:id="47" w:name="_Toc233315801"/>
       <w:r>
         <w:rPr>
           <w:rFonts w:ascii="Times New Roman" w:hAnsi="Times New Roman" w:cs="Times New Roman"/>
@@ -9646,12 +9888,13 @@
       <w:r>
         <w:rPr>
           <w:rFonts w:ascii="Times New Roman" w:hAnsi="Times New Roman" w:cs="Times New Roman"/>
+          <w:noProof/>
           <w:sz w:val="24"/>
           <w:szCs w:val="24"/>
           <w:lang w:val="en-KE"/>
         </w:rPr>
         <w:drawing>
-          <wp:inline distT="0" distB="0" distL="0" distR="0" wp14:anchorId="7032B4E0" wp14:editId="52B64EFF">
+          <wp:inline distT="0" distB="0" distL="0" distR="0" wp14:anchorId="7032B4E0" wp14:editId="7AD08021">
             <wp:extent cx="5943600" cy="1395095"/>
             <wp:effectExtent l="0" t="0" r="0" b="0"/>
             <wp:docPr id="270790915" name="Picture 19"/>
@@ -9710,33 +9953,15 @@
           <w:szCs w:val="24"/>
         </w:rPr>
       </w:pPr>
-      <w:bookmarkStart w:id="48" w:name="_Toc232646158"/>
-      <w:r>
-        <w:rPr>
-          <w:rFonts w:ascii="Times New Roman" w:hAnsi="Times New Roman" w:cs="Times New Roman"/>
-          <w:color w:val="auto"/>
-          <w:sz w:val="24"/>
-          <w:szCs w:val="24"/>
-        </w:rPr>
-        <w:t>Fig 1</w:t>
-      </w:r>
-      <w:r>
-        <w:rPr>
-          <w:rFonts w:ascii="Times New Roman" w:hAnsi="Times New Roman" w:cs="Times New Roman"/>
-          <w:color w:val="auto"/>
-          <w:sz w:val="24"/>
-          <w:szCs w:val="24"/>
-        </w:rPr>
-        <w:t>-</w:t>
-      </w:r>
-      <w:r>
-        <w:rPr>
-          <w:rFonts w:ascii="Times New Roman" w:hAnsi="Times New Roman" w:cs="Times New Roman"/>
-          <w:color w:val="auto"/>
-          <w:sz w:val="24"/>
-          <w:szCs w:val="24"/>
-        </w:rPr>
-        <w:t xml:space="preserve"> </w:t>
+      <w:bookmarkStart w:id="48" w:name="_Toc233315802"/>
+      <w:r>
+        <w:rPr>
+          <w:rFonts w:ascii="Times New Roman" w:hAnsi="Times New Roman" w:cs="Times New Roman"/>
+          <w:color w:val="auto"/>
+          <w:sz w:val="24"/>
+          <w:szCs w:val="24"/>
+        </w:rPr>
+        <w:t xml:space="preserve">Fig 1- </w:t>
       </w:r>
       <w:proofErr w:type="spellStart"/>
       <w:r>
@@ -9772,6 +9997,7 @@
       <w:r>
         <w:rPr>
           <w:rFonts w:ascii="Times New Roman" w:hAnsi="Times New Roman" w:cs="Times New Roman"/>
+          <w:noProof/>
           <w:sz w:val="24"/>
           <w:szCs w:val="24"/>
           <w:lang w:val="en-KE"/>
@@ -9836,7 +10062,7 @@
           <w:szCs w:val="24"/>
         </w:rPr>
       </w:pPr>
-      <w:bookmarkStart w:id="49" w:name="_Toc232646159"/>
+      <w:bookmarkStart w:id="49" w:name="_Toc233315803"/>
       <w:r>
         <w:rPr>
           <w:rFonts w:ascii="Times New Roman" w:hAnsi="Times New Roman" w:cs="Times New Roman"/>
@@ -9845,25 +10071,7 @@
           <w:szCs w:val="24"/>
         </w:rPr>
         <w:lastRenderedPageBreak/>
-        <w:t xml:space="preserve">Fig </w:t>
-      </w:r>
-      <w:r>
-        <w:rPr>
-          <w:rFonts w:ascii="Times New Roman" w:hAnsi="Times New Roman" w:cs="Times New Roman"/>
-          <w:color w:val="auto"/>
-          <w:sz w:val="24"/>
-          <w:szCs w:val="24"/>
-        </w:rPr>
-        <w:t>2-</w:t>
-      </w:r>
-      <w:r>
-        <w:rPr>
-          <w:rFonts w:ascii="Times New Roman" w:hAnsi="Times New Roman" w:cs="Times New Roman"/>
-          <w:color w:val="auto"/>
-          <w:sz w:val="24"/>
-          <w:szCs w:val="24"/>
-        </w:rPr>
-        <w:t xml:space="preserve"> Combined Model Built</w:t>
+        <w:t>Fig 2- Combined Model Built</w:t>
       </w:r>
       <w:bookmarkEnd w:id="49"/>
     </w:p>
@@ -9879,6 +10087,7 @@
       <w:r>
         <w:rPr>
           <w:rFonts w:ascii="Times New Roman" w:hAnsi="Times New Roman" w:cs="Times New Roman"/>
+          <w:noProof/>
           <w:sz w:val="24"/>
           <w:szCs w:val="24"/>
           <w:lang w:val="en-KE"/>
@@ -9943,33 +10152,15 @@
           <w:szCs w:val="24"/>
         </w:rPr>
       </w:pPr>
-      <w:bookmarkStart w:id="50" w:name="_Toc232646160"/>
-      <w:r>
-        <w:rPr>
-          <w:rFonts w:ascii="Times New Roman" w:hAnsi="Times New Roman" w:cs="Times New Roman"/>
-          <w:color w:val="auto"/>
-          <w:sz w:val="24"/>
-          <w:szCs w:val="24"/>
-        </w:rPr>
-        <w:t xml:space="preserve">Fig </w:t>
-      </w:r>
-      <w:r>
-        <w:rPr>
-          <w:rFonts w:ascii="Times New Roman" w:hAnsi="Times New Roman" w:cs="Times New Roman"/>
-          <w:color w:val="auto"/>
-          <w:sz w:val="24"/>
-          <w:szCs w:val="24"/>
-        </w:rPr>
-        <w:t>3-</w:t>
-      </w:r>
-      <w:r>
-        <w:rPr>
-          <w:rFonts w:ascii="Times New Roman" w:hAnsi="Times New Roman" w:cs="Times New Roman"/>
-          <w:color w:val="auto"/>
-          <w:sz w:val="24"/>
-          <w:szCs w:val="24"/>
-        </w:rPr>
-        <w:t xml:space="preserve"> Combined Model Predictions</w:t>
+      <w:bookmarkStart w:id="50" w:name="_Toc233315804"/>
+      <w:r>
+        <w:rPr>
+          <w:rFonts w:ascii="Times New Roman" w:hAnsi="Times New Roman" w:cs="Times New Roman"/>
+          <w:color w:val="auto"/>
+          <w:sz w:val="24"/>
+          <w:szCs w:val="24"/>
+        </w:rPr>
+        <w:t>Fig 3- Combined Model Predictions</w:t>
       </w:r>
       <w:bookmarkEnd w:id="50"/>
     </w:p>
@@ -9984,7 +10175,7 @@
           <w:szCs w:val="24"/>
         </w:rPr>
       </w:pPr>
-      <w:bookmarkStart w:id="51" w:name="_Toc232646161"/>
+      <w:bookmarkStart w:id="51" w:name="_Toc233315805"/>
       <w:r>
         <w:rPr>
           <w:rFonts w:ascii="Times New Roman" w:hAnsi="Times New Roman" w:cs="Times New Roman"/>
@@ -10012,6 +10203,912 @@
         </w:rPr>
         <w:t>The combination of these two methods (Week 6 and 7) in this creative project is indeed complementary; Word2Vec was used to build an embedding matrix and the LSTM was fine-tuned for the task of next-word prediction, showing that the Word2Vec and the neural language model are not two separate methods but two steps in one system, with Word2Vec being the first, and the second step being fine-tuning on the task. Fig 1 shows the combined architecture, where Word2Vec was used to build an embedding matrix, which was then loaded as pre-trained weights into an LSTM network. Fig 2 shows the training of this model and testing of next-word prediction; the model successfully learned sequences using word vectors that already understood meaning before training began.</w:t>
       </w:r>
+    </w:p>
+    <w:p>
+      <w:pPr>
+        <w:rPr>
+          <w:rFonts w:ascii="Times New Roman" w:hAnsi="Times New Roman" w:cs="Times New Roman"/>
+          <w:sz w:val="24"/>
+          <w:szCs w:val="24"/>
+        </w:rPr>
+      </w:pPr>
+    </w:p>
+    <w:p>
+      <w:pPr>
+        <w:rPr>
+          <w:rFonts w:ascii="Times New Roman" w:hAnsi="Times New Roman" w:cs="Times New Roman"/>
+          <w:sz w:val="24"/>
+          <w:szCs w:val="24"/>
+        </w:rPr>
+      </w:pPr>
+    </w:p>
+    <w:p>
+      <w:pPr>
+        <w:rPr>
+          <w:rFonts w:ascii="Times New Roman" w:hAnsi="Times New Roman" w:cs="Times New Roman"/>
+          <w:sz w:val="24"/>
+          <w:szCs w:val="24"/>
+        </w:rPr>
+      </w:pPr>
+    </w:p>
+    <w:p>
+      <w:pPr>
+        <w:rPr>
+          <w:rFonts w:ascii="Times New Roman" w:hAnsi="Times New Roman" w:cs="Times New Roman"/>
+          <w:sz w:val="24"/>
+          <w:szCs w:val="24"/>
+        </w:rPr>
+      </w:pPr>
+    </w:p>
+    <w:p>
+      <w:pPr>
+        <w:rPr>
+          <w:rFonts w:ascii="Times New Roman" w:hAnsi="Times New Roman" w:cs="Times New Roman"/>
+          <w:sz w:val="24"/>
+          <w:szCs w:val="24"/>
+        </w:rPr>
+      </w:pPr>
+    </w:p>
+    <w:p>
+      <w:pPr>
+        <w:pStyle w:val="Heading1"/>
+        <w:rPr>
+          <w:rFonts w:ascii="Times New Roman" w:hAnsi="Times New Roman" w:cs="Times New Roman"/>
+          <w:b/>
+          <w:bCs/>
+          <w:color w:val="auto"/>
+          <w:sz w:val="28"/>
+          <w:szCs w:val="28"/>
+        </w:rPr>
+      </w:pPr>
+      <w:bookmarkStart w:id="52" w:name="_Toc233315806"/>
+      <w:r>
+        <w:rPr>
+          <w:rFonts w:ascii="Times New Roman" w:hAnsi="Times New Roman" w:cs="Times New Roman"/>
+          <w:b/>
+          <w:bCs/>
+          <w:color w:val="auto"/>
+          <w:sz w:val="28"/>
+          <w:szCs w:val="28"/>
+        </w:rPr>
+        <w:lastRenderedPageBreak/>
+        <w:t>WEEK 8</w:t>
+      </w:r>
+      <w:bookmarkEnd w:id="52"/>
+    </w:p>
+    <w:p>
+      <w:pPr>
+        <w:rPr>
+          <w:rFonts w:ascii="Times New Roman" w:hAnsi="Times New Roman" w:cs="Times New Roman"/>
+          <w:sz w:val="24"/>
+          <w:szCs w:val="24"/>
+          <w:lang w:val="en-KE"/>
+        </w:rPr>
+      </w:pPr>
+      <w:r>
+        <w:rPr>
+          <w:rFonts w:ascii="Times New Roman" w:hAnsi="Times New Roman" w:cs="Times New Roman"/>
+          <w:noProof/>
+          <w:sz w:val="24"/>
+          <w:szCs w:val="24"/>
+          <w:lang w:val="en-KE"/>
+        </w:rPr>
+        <w:drawing>
+          <wp:inline distT="0" distB="0" distL="0" distR="0" wp14:anchorId="2F1DA443" wp14:editId="4FA4F9FF">
+            <wp:extent cx="5943600" cy="2419350"/>
+            <wp:effectExtent l="0" t="0" r="0" b="0"/>
+            <wp:docPr id="1448327608" name="Picture 3"/>
+            <wp:cNvGraphicFramePr>
+              <a:graphicFrameLocks xmlns:a="http://schemas.openxmlformats.org/drawingml/2006/main" noChangeAspect="1"/>
+            </wp:cNvGraphicFramePr>
+            <a:graphic xmlns:a="http://schemas.openxmlformats.org/drawingml/2006/main">
+              <a:graphicData uri="http://schemas.openxmlformats.org/drawingml/2006/picture">
+                <pic:pic xmlns:pic="http://schemas.openxmlformats.org/drawingml/2006/picture">
+                  <pic:nvPicPr>
+                    <pic:cNvPr id="0" name="Picture 1"/>
+                    <pic:cNvPicPr>
+                      <a:picLocks noChangeAspect="1" noChangeArrowheads="1"/>
+                    </pic:cNvPicPr>
+                  </pic:nvPicPr>
+                  <pic:blipFill>
+                    <a:blip r:embed="rId48">
+                      <a:extLst>
+                        <a:ext uri="{28A0092B-C50C-407E-A947-70E740481C1C}">
+                          <a14:useLocalDpi xmlns:a14="http://schemas.microsoft.com/office/drawing/2010/main" val="0"/>
+                        </a:ext>
+                      </a:extLst>
+                    </a:blip>
+                    <a:srcRect/>
+                    <a:stretch>
+                      <a:fillRect/>
+                    </a:stretch>
+                  </pic:blipFill>
+                  <pic:spPr bwMode="auto">
+                    <a:xfrm>
+                      <a:off x="0" y="0"/>
+                      <a:ext cx="5943600" cy="2419350"/>
+                    </a:xfrm>
+                    <a:prstGeom prst="rect">
+                      <a:avLst/>
+                    </a:prstGeom>
+                    <a:noFill/>
+                    <a:ln>
+                      <a:noFill/>
+                    </a:ln>
+                  </pic:spPr>
+                </pic:pic>
+              </a:graphicData>
+            </a:graphic>
+          </wp:inline>
+        </w:drawing>
+      </w:r>
+    </w:p>
+    <w:p>
+      <w:pPr>
+        <w:pStyle w:val="Heading2"/>
+        <w:rPr>
+          <w:rFonts w:ascii="Times New Roman" w:hAnsi="Times New Roman" w:cs="Times New Roman"/>
+          <w:color w:val="auto"/>
+          <w:sz w:val="24"/>
+          <w:szCs w:val="24"/>
+        </w:rPr>
+      </w:pPr>
+      <w:bookmarkStart w:id="53" w:name="_Toc233315807"/>
+      <w:r>
+        <w:rPr>
+          <w:rFonts w:ascii="Times New Roman" w:hAnsi="Times New Roman" w:cs="Times New Roman"/>
+          <w:color w:val="auto"/>
+          <w:sz w:val="24"/>
+          <w:szCs w:val="24"/>
+        </w:rPr>
+        <w:t>Fig 1- Installation Output</w:t>
+      </w:r>
+      <w:bookmarkEnd w:id="53"/>
+    </w:p>
+    <w:p>
+      <w:pPr>
+        <w:rPr>
+          <w:rFonts w:ascii="Times New Roman" w:hAnsi="Times New Roman" w:cs="Times New Roman"/>
+          <w:sz w:val="24"/>
+          <w:szCs w:val="24"/>
+          <w:lang w:val="en-KE"/>
+        </w:rPr>
+      </w:pPr>
+      <w:r>
+        <w:rPr>
+          <w:rFonts w:ascii="Times New Roman" w:hAnsi="Times New Roman" w:cs="Times New Roman"/>
+          <w:noProof/>
+          <w:sz w:val="24"/>
+          <w:szCs w:val="24"/>
+          <w:lang w:val="en-KE"/>
+        </w:rPr>
+        <w:drawing>
+          <wp:inline distT="0" distB="0" distL="0" distR="0" wp14:anchorId="4EA67EE1" wp14:editId="30063FF6">
+            <wp:extent cx="5943600" cy="2827020"/>
+            <wp:effectExtent l="0" t="0" r="0" b="0"/>
+            <wp:docPr id="555945782" name="Picture 4"/>
+            <wp:cNvGraphicFramePr>
+              <a:graphicFrameLocks xmlns:a="http://schemas.openxmlformats.org/drawingml/2006/main" noChangeAspect="1"/>
+            </wp:cNvGraphicFramePr>
+            <a:graphic xmlns:a="http://schemas.openxmlformats.org/drawingml/2006/main">
+              <a:graphicData uri="http://schemas.openxmlformats.org/drawingml/2006/picture">
+                <pic:pic xmlns:pic="http://schemas.openxmlformats.org/drawingml/2006/picture">
+                  <pic:nvPicPr>
+                    <pic:cNvPr id="0" name="Picture 3"/>
+                    <pic:cNvPicPr>
+                      <a:picLocks noChangeAspect="1" noChangeArrowheads="1"/>
+                    </pic:cNvPicPr>
+                  </pic:nvPicPr>
+                  <pic:blipFill>
+                    <a:blip r:embed="rId49" cstate="print">
+                      <a:extLst>
+                        <a:ext uri="{28A0092B-C50C-407E-A947-70E740481C1C}">
+                          <a14:useLocalDpi xmlns:a14="http://schemas.microsoft.com/office/drawing/2010/main" val="0"/>
+                        </a:ext>
+                      </a:extLst>
+                    </a:blip>
+                    <a:srcRect/>
+                    <a:stretch>
+                      <a:fillRect/>
+                    </a:stretch>
+                  </pic:blipFill>
+                  <pic:spPr bwMode="auto">
+                    <a:xfrm>
+                      <a:off x="0" y="0"/>
+                      <a:ext cx="5943600" cy="2827020"/>
+                    </a:xfrm>
+                    <a:prstGeom prst="rect">
+                      <a:avLst/>
+                    </a:prstGeom>
+                    <a:noFill/>
+                    <a:ln>
+                      <a:noFill/>
+                    </a:ln>
+                  </pic:spPr>
+                </pic:pic>
+              </a:graphicData>
+            </a:graphic>
+          </wp:inline>
+        </w:drawing>
+      </w:r>
+    </w:p>
+    <w:p>
+      <w:pPr>
+        <w:rPr>
+          <w:rFonts w:ascii="Times New Roman" w:hAnsi="Times New Roman" w:cs="Times New Roman"/>
+          <w:sz w:val="24"/>
+          <w:szCs w:val="24"/>
+        </w:rPr>
+      </w:pPr>
+    </w:p>
+    <w:p>
+      <w:pPr>
+        <w:rPr>
+          <w:rFonts w:ascii="Times New Roman" w:hAnsi="Times New Roman" w:cs="Times New Roman"/>
+          <w:sz w:val="24"/>
+          <w:szCs w:val="24"/>
+        </w:rPr>
+      </w:pPr>
+    </w:p>
+    <w:p>
+      <w:pPr>
+        <w:rPr>
+          <w:rFonts w:ascii="Times New Roman" w:hAnsi="Times New Roman" w:cs="Times New Roman"/>
+          <w:sz w:val="24"/>
+          <w:szCs w:val="24"/>
+          <w:lang w:val="en-KE"/>
+        </w:rPr>
+      </w:pPr>
+      <w:r>
+        <w:rPr>
+          <w:rFonts w:ascii="Times New Roman" w:hAnsi="Times New Roman" w:cs="Times New Roman"/>
+          <w:noProof/>
+          <w:sz w:val="24"/>
+          <w:szCs w:val="24"/>
+          <w:lang w:val="en-KE"/>
+        </w:rPr>
+        <w:lastRenderedPageBreak/>
+        <w:drawing>
+          <wp:inline distT="0" distB="0" distL="0" distR="0" wp14:anchorId="0EBA24C4" wp14:editId="59EE8F8F">
+            <wp:extent cx="5943600" cy="2912745"/>
+            <wp:effectExtent l="0" t="0" r="0" b="1905"/>
+            <wp:docPr id="1460669213" name="Picture 5"/>
+            <wp:cNvGraphicFramePr>
+              <a:graphicFrameLocks xmlns:a="http://schemas.openxmlformats.org/drawingml/2006/main" noChangeAspect="1"/>
+            </wp:cNvGraphicFramePr>
+            <a:graphic xmlns:a="http://schemas.openxmlformats.org/drawingml/2006/main">
+              <a:graphicData uri="http://schemas.openxmlformats.org/drawingml/2006/picture">
+                <pic:pic xmlns:pic="http://schemas.openxmlformats.org/drawingml/2006/picture">
+                  <pic:nvPicPr>
+                    <pic:cNvPr id="0" name="Picture 5"/>
+                    <pic:cNvPicPr>
+                      <a:picLocks noChangeAspect="1" noChangeArrowheads="1"/>
+                    </pic:cNvPicPr>
+                  </pic:nvPicPr>
+                  <pic:blipFill>
+                    <a:blip r:embed="rId50" cstate="print">
+                      <a:extLst>
+                        <a:ext uri="{28A0092B-C50C-407E-A947-70E740481C1C}">
+                          <a14:useLocalDpi xmlns:a14="http://schemas.microsoft.com/office/drawing/2010/main" val="0"/>
+                        </a:ext>
+                      </a:extLst>
+                    </a:blip>
+                    <a:srcRect/>
+                    <a:stretch>
+                      <a:fillRect/>
+                    </a:stretch>
+                  </pic:blipFill>
+                  <pic:spPr bwMode="auto">
+                    <a:xfrm>
+                      <a:off x="0" y="0"/>
+                      <a:ext cx="5943600" cy="2912745"/>
+                    </a:xfrm>
+                    <a:prstGeom prst="rect">
+                      <a:avLst/>
+                    </a:prstGeom>
+                    <a:noFill/>
+                    <a:ln>
+                      <a:noFill/>
+                    </a:ln>
+                  </pic:spPr>
+                </pic:pic>
+              </a:graphicData>
+            </a:graphic>
+          </wp:inline>
+        </w:drawing>
+      </w:r>
+    </w:p>
+    <w:p>
+      <w:pPr>
+        <w:rPr>
+          <w:rFonts w:ascii="Times New Roman" w:hAnsi="Times New Roman" w:cs="Times New Roman"/>
+          <w:sz w:val="24"/>
+          <w:szCs w:val="24"/>
+        </w:rPr>
+      </w:pPr>
+    </w:p>
+    <w:p>
+      <w:pPr>
+        <w:rPr>
+          <w:rFonts w:ascii="Times New Roman" w:hAnsi="Times New Roman" w:cs="Times New Roman"/>
+          <w:sz w:val="24"/>
+          <w:szCs w:val="24"/>
+          <w:lang w:val="en-KE"/>
+        </w:rPr>
+      </w:pPr>
+      <w:r>
+        <w:rPr>
+          <w:rFonts w:ascii="Times New Roman" w:hAnsi="Times New Roman" w:cs="Times New Roman"/>
+          <w:noProof/>
+          <w:sz w:val="24"/>
+          <w:szCs w:val="24"/>
+          <w:lang w:val="en-KE"/>
+        </w:rPr>
+        <w:drawing>
+          <wp:inline distT="0" distB="0" distL="0" distR="0" wp14:anchorId="33619A9D" wp14:editId="48130B56">
+            <wp:extent cx="5943600" cy="3037205"/>
+            <wp:effectExtent l="0" t="0" r="0" b="0"/>
+            <wp:docPr id="407597837" name="Picture 6"/>
+            <wp:cNvGraphicFramePr>
+              <a:graphicFrameLocks xmlns:a="http://schemas.openxmlformats.org/drawingml/2006/main" noChangeAspect="1"/>
+            </wp:cNvGraphicFramePr>
+            <a:graphic xmlns:a="http://schemas.openxmlformats.org/drawingml/2006/main">
+              <a:graphicData uri="http://schemas.openxmlformats.org/drawingml/2006/picture">
+                <pic:pic xmlns:pic="http://schemas.openxmlformats.org/drawingml/2006/picture">
+                  <pic:nvPicPr>
+                    <pic:cNvPr id="0" name="Picture 7"/>
+                    <pic:cNvPicPr>
+                      <a:picLocks noChangeAspect="1" noChangeArrowheads="1"/>
+                    </pic:cNvPicPr>
+                  </pic:nvPicPr>
+                  <pic:blipFill>
+                    <a:blip r:embed="rId51">
+                      <a:extLst>
+                        <a:ext uri="{28A0092B-C50C-407E-A947-70E740481C1C}">
+                          <a14:useLocalDpi xmlns:a14="http://schemas.microsoft.com/office/drawing/2010/main" val="0"/>
+                        </a:ext>
+                      </a:extLst>
+                    </a:blip>
+                    <a:srcRect/>
+                    <a:stretch>
+                      <a:fillRect/>
+                    </a:stretch>
+                  </pic:blipFill>
+                  <pic:spPr bwMode="auto">
+                    <a:xfrm>
+                      <a:off x="0" y="0"/>
+                      <a:ext cx="5943600" cy="3037205"/>
+                    </a:xfrm>
+                    <a:prstGeom prst="rect">
+                      <a:avLst/>
+                    </a:prstGeom>
+                    <a:noFill/>
+                    <a:ln>
+                      <a:noFill/>
+                    </a:ln>
+                  </pic:spPr>
+                </pic:pic>
+              </a:graphicData>
+            </a:graphic>
+          </wp:inline>
+        </w:drawing>
+      </w:r>
+    </w:p>
+    <w:p>
+      <w:pPr>
+        <w:pStyle w:val="Heading2"/>
+        <w:rPr>
+          <w:rFonts w:ascii="Times New Roman" w:hAnsi="Times New Roman" w:cs="Times New Roman"/>
+          <w:color w:val="auto"/>
+          <w:sz w:val="24"/>
+          <w:szCs w:val="24"/>
+        </w:rPr>
+      </w:pPr>
+      <w:bookmarkStart w:id="54" w:name="_Toc233315808"/>
+      <w:r>
+        <w:rPr>
+          <w:rFonts w:ascii="Times New Roman" w:hAnsi="Times New Roman" w:cs="Times New Roman"/>
+          <w:color w:val="auto"/>
+          <w:sz w:val="24"/>
+          <w:szCs w:val="24"/>
+        </w:rPr>
+        <w:lastRenderedPageBreak/>
+        <w:t>Fig 2- Sentiment Analysis Output</w:t>
+      </w:r>
+      <w:bookmarkEnd w:id="54"/>
+    </w:p>
+    <w:p>
+      <w:pPr>
+        <w:rPr>
+          <w:rFonts w:ascii="Times New Roman" w:hAnsi="Times New Roman" w:cs="Times New Roman"/>
+          <w:sz w:val="24"/>
+          <w:szCs w:val="24"/>
+          <w:lang w:val="en-KE"/>
+        </w:rPr>
+      </w:pPr>
+      <w:r>
+        <w:rPr>
+          <w:rFonts w:ascii="Times New Roman" w:hAnsi="Times New Roman" w:cs="Times New Roman"/>
+          <w:noProof/>
+          <w:sz w:val="24"/>
+          <w:szCs w:val="24"/>
+          <w:lang w:val="en-KE"/>
+        </w:rPr>
+        <w:drawing>
+          <wp:inline distT="0" distB="0" distL="0" distR="0" wp14:anchorId="1C641AD5" wp14:editId="19AFA772">
+            <wp:extent cx="5943600" cy="2575560"/>
+            <wp:effectExtent l="0" t="0" r="0" b="0"/>
+            <wp:docPr id="294142026" name="Picture 7"/>
+            <wp:cNvGraphicFramePr>
+              <a:graphicFrameLocks xmlns:a="http://schemas.openxmlformats.org/drawingml/2006/main" noChangeAspect="1"/>
+            </wp:cNvGraphicFramePr>
+            <a:graphic xmlns:a="http://schemas.openxmlformats.org/drawingml/2006/main">
+              <a:graphicData uri="http://schemas.openxmlformats.org/drawingml/2006/picture">
+                <pic:pic xmlns:pic="http://schemas.openxmlformats.org/drawingml/2006/picture">
+                  <pic:nvPicPr>
+                    <pic:cNvPr id="0" name="Picture 9"/>
+                    <pic:cNvPicPr>
+                      <a:picLocks noChangeAspect="1" noChangeArrowheads="1"/>
+                    </pic:cNvPicPr>
+                  </pic:nvPicPr>
+                  <pic:blipFill>
+                    <a:blip r:embed="rId52" cstate="print">
+                      <a:extLst>
+                        <a:ext uri="{28A0092B-C50C-407E-A947-70E740481C1C}">
+                          <a14:useLocalDpi xmlns:a14="http://schemas.microsoft.com/office/drawing/2010/main" val="0"/>
+                        </a:ext>
+                      </a:extLst>
+                    </a:blip>
+                    <a:srcRect/>
+                    <a:stretch>
+                      <a:fillRect/>
+                    </a:stretch>
+                  </pic:blipFill>
+                  <pic:spPr bwMode="auto">
+                    <a:xfrm>
+                      <a:off x="0" y="0"/>
+                      <a:ext cx="5943600" cy="2575560"/>
+                    </a:xfrm>
+                    <a:prstGeom prst="rect">
+                      <a:avLst/>
+                    </a:prstGeom>
+                    <a:noFill/>
+                    <a:ln>
+                      <a:noFill/>
+                    </a:ln>
+                  </pic:spPr>
+                </pic:pic>
+              </a:graphicData>
+            </a:graphic>
+          </wp:inline>
+        </w:drawing>
+      </w:r>
+    </w:p>
+    <w:p>
+      <w:pPr>
+        <w:pStyle w:val="Heading2"/>
+        <w:rPr>
+          <w:rFonts w:ascii="Times New Roman" w:hAnsi="Times New Roman" w:cs="Times New Roman"/>
+          <w:color w:val="auto"/>
+          <w:sz w:val="24"/>
+          <w:szCs w:val="24"/>
+        </w:rPr>
+      </w:pPr>
+      <w:bookmarkStart w:id="55" w:name="_Toc233315809"/>
+      <w:r>
+        <w:rPr>
+          <w:rFonts w:ascii="Times New Roman" w:hAnsi="Times New Roman" w:cs="Times New Roman"/>
+          <w:color w:val="auto"/>
+          <w:sz w:val="24"/>
+          <w:szCs w:val="24"/>
+        </w:rPr>
+        <w:t>Fig 3- Sentiment Confidence Chart</w:t>
+      </w:r>
+      <w:bookmarkEnd w:id="55"/>
+    </w:p>
+    <w:p>
+      <w:pPr>
+        <w:rPr>
+          <w:rFonts w:ascii="Times New Roman" w:hAnsi="Times New Roman" w:cs="Times New Roman"/>
+          <w:sz w:val="24"/>
+          <w:szCs w:val="24"/>
+        </w:rPr>
+      </w:pPr>
+    </w:p>
+    <w:p>
+      <w:pPr>
+        <w:rPr>
+          <w:rFonts w:ascii="Times New Roman" w:hAnsi="Times New Roman" w:cs="Times New Roman"/>
+          <w:sz w:val="24"/>
+          <w:szCs w:val="24"/>
+          <w:lang w:val="en-KE"/>
+        </w:rPr>
+      </w:pPr>
+      <w:r>
+        <w:rPr>
+          <w:rFonts w:ascii="Times New Roman" w:hAnsi="Times New Roman" w:cs="Times New Roman"/>
+          <w:noProof/>
+          <w:sz w:val="24"/>
+          <w:szCs w:val="24"/>
+          <w:lang w:val="en-KE"/>
+        </w:rPr>
+        <w:drawing>
+          <wp:inline distT="0" distB="0" distL="0" distR="0" wp14:anchorId="53ED3657" wp14:editId="59C44742">
+            <wp:extent cx="5943600" cy="2625725"/>
+            <wp:effectExtent l="0" t="0" r="0" b="3175"/>
+            <wp:docPr id="899492177" name="Picture 8"/>
+            <wp:cNvGraphicFramePr>
+              <a:graphicFrameLocks xmlns:a="http://schemas.openxmlformats.org/drawingml/2006/main" noChangeAspect="1"/>
+            </wp:cNvGraphicFramePr>
+            <a:graphic xmlns:a="http://schemas.openxmlformats.org/drawingml/2006/main">
+              <a:graphicData uri="http://schemas.openxmlformats.org/drawingml/2006/picture">
+                <pic:pic xmlns:pic="http://schemas.openxmlformats.org/drawingml/2006/picture">
+                  <pic:nvPicPr>
+                    <pic:cNvPr id="0" name="Picture 11"/>
+                    <pic:cNvPicPr>
+                      <a:picLocks noChangeAspect="1" noChangeArrowheads="1"/>
+                    </pic:cNvPicPr>
+                  </pic:nvPicPr>
+                  <pic:blipFill>
+                    <a:blip r:embed="rId53" cstate="print">
+                      <a:extLst>
+                        <a:ext uri="{28A0092B-C50C-407E-A947-70E740481C1C}">
+                          <a14:useLocalDpi xmlns:a14="http://schemas.microsoft.com/office/drawing/2010/main" val="0"/>
+                        </a:ext>
+                      </a:extLst>
+                    </a:blip>
+                    <a:srcRect/>
+                    <a:stretch>
+                      <a:fillRect/>
+                    </a:stretch>
+                  </pic:blipFill>
+                  <pic:spPr bwMode="auto">
+                    <a:xfrm>
+                      <a:off x="0" y="0"/>
+                      <a:ext cx="5943600" cy="2625725"/>
+                    </a:xfrm>
+                    <a:prstGeom prst="rect">
+                      <a:avLst/>
+                    </a:prstGeom>
+                    <a:noFill/>
+                    <a:ln>
+                      <a:noFill/>
+                    </a:ln>
+                  </pic:spPr>
+                </pic:pic>
+              </a:graphicData>
+            </a:graphic>
+          </wp:inline>
+        </w:drawing>
+      </w:r>
+    </w:p>
+    <w:p>
+      <w:pPr>
+        <w:pStyle w:val="Heading2"/>
+        <w:rPr>
+          <w:rFonts w:ascii="Times New Roman" w:hAnsi="Times New Roman" w:cs="Times New Roman"/>
+          <w:color w:val="auto"/>
+          <w:sz w:val="24"/>
+          <w:szCs w:val="24"/>
+        </w:rPr>
+      </w:pPr>
+      <w:bookmarkStart w:id="56" w:name="_Toc233315810"/>
+      <w:r>
+        <w:rPr>
+          <w:rFonts w:ascii="Times New Roman" w:hAnsi="Times New Roman" w:cs="Times New Roman"/>
+          <w:color w:val="auto"/>
+          <w:sz w:val="24"/>
+          <w:szCs w:val="24"/>
+        </w:rPr>
+        <w:lastRenderedPageBreak/>
+        <w:t>Fig 4- GPT-2 Text Generation Output</w:t>
+      </w:r>
+      <w:bookmarkEnd w:id="56"/>
+    </w:p>
+    <w:p>
+      <w:pPr>
+        <w:rPr>
+          <w:rFonts w:ascii="Times New Roman" w:hAnsi="Times New Roman" w:cs="Times New Roman"/>
+          <w:sz w:val="24"/>
+          <w:szCs w:val="24"/>
+          <w:lang w:val="en-KE"/>
+        </w:rPr>
+      </w:pPr>
+      <w:r>
+        <w:rPr>
+          <w:rFonts w:ascii="Times New Roman" w:hAnsi="Times New Roman" w:cs="Times New Roman"/>
+          <w:noProof/>
+          <w:sz w:val="24"/>
+          <w:szCs w:val="24"/>
+          <w:lang w:val="en-KE"/>
+        </w:rPr>
+        <w:drawing>
+          <wp:inline distT="0" distB="0" distL="0" distR="0" wp14:anchorId="79BE787C" wp14:editId="10A6602D">
+            <wp:extent cx="5943600" cy="2421890"/>
+            <wp:effectExtent l="0" t="0" r="0" b="0"/>
+            <wp:docPr id="943985244" name="Picture 9"/>
+            <wp:cNvGraphicFramePr>
+              <a:graphicFrameLocks xmlns:a="http://schemas.openxmlformats.org/drawingml/2006/main" noChangeAspect="1"/>
+            </wp:cNvGraphicFramePr>
+            <a:graphic xmlns:a="http://schemas.openxmlformats.org/drawingml/2006/main">
+              <a:graphicData uri="http://schemas.openxmlformats.org/drawingml/2006/picture">
+                <pic:pic xmlns:pic="http://schemas.openxmlformats.org/drawingml/2006/picture">
+                  <pic:nvPicPr>
+                    <pic:cNvPr id="0" name="Picture 13"/>
+                    <pic:cNvPicPr>
+                      <a:picLocks noChangeAspect="1" noChangeArrowheads="1"/>
+                    </pic:cNvPicPr>
+                  </pic:nvPicPr>
+                  <pic:blipFill>
+                    <a:blip r:embed="rId54" cstate="print">
+                      <a:extLst>
+                        <a:ext uri="{28A0092B-C50C-407E-A947-70E740481C1C}">
+                          <a14:useLocalDpi xmlns:a14="http://schemas.microsoft.com/office/drawing/2010/main" val="0"/>
+                        </a:ext>
+                      </a:extLst>
+                    </a:blip>
+                    <a:srcRect/>
+                    <a:stretch>
+                      <a:fillRect/>
+                    </a:stretch>
+                  </pic:blipFill>
+                  <pic:spPr bwMode="auto">
+                    <a:xfrm>
+                      <a:off x="0" y="0"/>
+                      <a:ext cx="5943600" cy="2421890"/>
+                    </a:xfrm>
+                    <a:prstGeom prst="rect">
+                      <a:avLst/>
+                    </a:prstGeom>
+                    <a:noFill/>
+                    <a:ln>
+                      <a:noFill/>
+                    </a:ln>
+                  </pic:spPr>
+                </pic:pic>
+              </a:graphicData>
+            </a:graphic>
+          </wp:inline>
+        </w:drawing>
+      </w:r>
+    </w:p>
+    <w:p>
+      <w:pPr>
+        <w:rPr>
+          <w:rFonts w:ascii="Times New Roman" w:hAnsi="Times New Roman" w:cs="Times New Roman"/>
+          <w:sz w:val="24"/>
+          <w:szCs w:val="24"/>
+        </w:rPr>
+      </w:pPr>
+    </w:p>
+    <w:p>
+      <w:pPr>
+        <w:rPr>
+          <w:rFonts w:ascii="Times New Roman" w:hAnsi="Times New Roman" w:cs="Times New Roman"/>
+          <w:sz w:val="24"/>
+          <w:szCs w:val="24"/>
+          <w:lang w:val="en-KE"/>
+        </w:rPr>
+      </w:pPr>
+      <w:r>
+        <w:rPr>
+          <w:rFonts w:ascii="Times New Roman" w:hAnsi="Times New Roman" w:cs="Times New Roman"/>
+          <w:noProof/>
+          <w:sz w:val="24"/>
+          <w:szCs w:val="24"/>
+          <w:lang w:val="en-KE"/>
+        </w:rPr>
+        <w:drawing>
+          <wp:inline distT="0" distB="0" distL="0" distR="0" wp14:anchorId="387F9CDF" wp14:editId="4F5BD27A">
+            <wp:extent cx="5943600" cy="2313940"/>
+            <wp:effectExtent l="0" t="0" r="0" b="0"/>
+            <wp:docPr id="244875779" name="Picture 10"/>
+            <wp:cNvGraphicFramePr>
+              <a:graphicFrameLocks xmlns:a="http://schemas.openxmlformats.org/drawingml/2006/main" noChangeAspect="1"/>
+            </wp:cNvGraphicFramePr>
+            <a:graphic xmlns:a="http://schemas.openxmlformats.org/drawingml/2006/main">
+              <a:graphicData uri="http://schemas.openxmlformats.org/drawingml/2006/picture">
+                <pic:pic xmlns:pic="http://schemas.openxmlformats.org/drawingml/2006/picture">
+                  <pic:nvPicPr>
+                    <pic:cNvPr id="0" name="Picture 15"/>
+                    <pic:cNvPicPr>
+                      <a:picLocks noChangeAspect="1" noChangeArrowheads="1"/>
+                    </pic:cNvPicPr>
+                  </pic:nvPicPr>
+                  <pic:blipFill>
+                    <a:blip r:embed="rId55" cstate="print">
+                      <a:extLst>
+                        <a:ext uri="{28A0092B-C50C-407E-A947-70E740481C1C}">
+                          <a14:useLocalDpi xmlns:a14="http://schemas.microsoft.com/office/drawing/2010/main" val="0"/>
+                        </a:ext>
+                      </a:extLst>
+                    </a:blip>
+                    <a:srcRect/>
+                    <a:stretch>
+                      <a:fillRect/>
+                    </a:stretch>
+                  </pic:blipFill>
+                  <pic:spPr bwMode="auto">
+                    <a:xfrm>
+                      <a:off x="0" y="0"/>
+                      <a:ext cx="5943600" cy="2313940"/>
+                    </a:xfrm>
+                    <a:prstGeom prst="rect">
+                      <a:avLst/>
+                    </a:prstGeom>
+                    <a:noFill/>
+                    <a:ln>
+                      <a:noFill/>
+                    </a:ln>
+                  </pic:spPr>
+                </pic:pic>
+              </a:graphicData>
+            </a:graphic>
+          </wp:inline>
+        </w:drawing>
+      </w:r>
+    </w:p>
+    <w:p>
+      <w:pPr>
+        <w:pStyle w:val="Heading2"/>
+        <w:rPr>
+          <w:rFonts w:ascii="Times New Roman" w:hAnsi="Times New Roman" w:cs="Times New Roman"/>
+          <w:color w:val="auto"/>
+          <w:sz w:val="24"/>
+          <w:szCs w:val="24"/>
+        </w:rPr>
+      </w:pPr>
+      <w:bookmarkStart w:id="57" w:name="_Toc233315811"/>
+      <w:r>
+        <w:rPr>
+          <w:rFonts w:ascii="Times New Roman" w:hAnsi="Times New Roman" w:cs="Times New Roman"/>
+          <w:color w:val="auto"/>
+          <w:sz w:val="24"/>
+          <w:szCs w:val="24"/>
+        </w:rPr>
+        <w:t>Fig 5- Text Generation with Different Lengths</w:t>
+      </w:r>
+      <w:bookmarkEnd w:id="57"/>
+    </w:p>
+    <w:p>
+      <w:pPr>
+        <w:rPr>
+          <w:rFonts w:ascii="Times New Roman" w:hAnsi="Times New Roman" w:cs="Times New Roman"/>
+          <w:sz w:val="24"/>
+          <w:szCs w:val="24"/>
+        </w:rPr>
+      </w:pPr>
+    </w:p>
+    <w:p>
+      <w:pPr>
+        <w:pStyle w:val="Heading2"/>
+        <w:rPr>
+          <w:rFonts w:ascii="Times New Roman" w:hAnsi="Times New Roman" w:cs="Times New Roman"/>
+          <w:color w:val="auto"/>
+          <w:sz w:val="24"/>
+          <w:szCs w:val="24"/>
+        </w:rPr>
+      </w:pPr>
+      <w:bookmarkStart w:id="58" w:name="_Toc233315812"/>
+      <w:r>
+        <w:rPr>
+          <w:rFonts w:ascii="Times New Roman" w:hAnsi="Times New Roman" w:cs="Times New Roman"/>
+          <w:color w:val="auto"/>
+          <w:sz w:val="24"/>
+          <w:szCs w:val="24"/>
+        </w:rPr>
+        <w:t>WEEK 8 REFLECTION</w:t>
+      </w:r>
+      <w:bookmarkEnd w:id="58"/>
+    </w:p>
+    <w:p>
+      <w:pPr>
+        <w:rPr>
+          <w:rFonts w:ascii="Times New Roman" w:hAnsi="Times New Roman" w:cs="Times New Roman"/>
+          <w:sz w:val="24"/>
+          <w:szCs w:val="24"/>
+        </w:rPr>
+      </w:pPr>
+      <w:r>
+        <w:rPr>
+          <w:rFonts w:ascii="Times New Roman" w:hAnsi="Times New Roman" w:cs="Times New Roman"/>
+          <w:sz w:val="24"/>
+          <w:szCs w:val="24"/>
+        </w:rPr>
+        <w:t>I</w:t>
+      </w:r>
+      <w:r>
+        <w:rPr>
+          <w:rFonts w:ascii="Times New Roman" w:hAnsi="Times New Roman" w:cs="Times New Roman"/>
+          <w:sz w:val="24"/>
+          <w:szCs w:val="24"/>
+        </w:rPr>
+        <w:t xml:space="preserve"> introduced Transformer models, the architecture behind ChatGPT, Google Translate and Grammarly and </w:t>
+      </w:r>
+      <w:r>
+        <w:rPr>
+          <w:rFonts w:ascii="Times New Roman" w:hAnsi="Times New Roman" w:cs="Times New Roman"/>
+          <w:sz w:val="24"/>
+          <w:szCs w:val="24"/>
+        </w:rPr>
+        <w:t>I</w:t>
+      </w:r>
+      <w:r>
+        <w:rPr>
+          <w:rFonts w:ascii="Times New Roman" w:hAnsi="Times New Roman" w:cs="Times New Roman"/>
+          <w:sz w:val="24"/>
+          <w:szCs w:val="24"/>
+        </w:rPr>
+        <w:t xml:space="preserve"> saw them in action in Practical Task 1 when </w:t>
+      </w:r>
+      <w:proofErr w:type="spellStart"/>
+      <w:r>
+        <w:rPr>
+          <w:rFonts w:ascii="Times New Roman" w:hAnsi="Times New Roman" w:cs="Times New Roman"/>
+          <w:sz w:val="24"/>
+          <w:szCs w:val="24"/>
+        </w:rPr>
+        <w:t>DistilBERT</w:t>
+      </w:r>
+      <w:proofErr w:type="spellEnd"/>
+      <w:r>
+        <w:rPr>
+          <w:rFonts w:ascii="Times New Roman" w:hAnsi="Times New Roman" w:cs="Times New Roman"/>
+          <w:sz w:val="24"/>
+          <w:szCs w:val="24"/>
+        </w:rPr>
+        <w:t xml:space="preserve"> had a confidence score of more than 99% in some cases to make the sentiment analysis prediction. In Practical Task 2</w:t>
+      </w:r>
+      <w:r>
+        <w:rPr>
+          <w:rFonts w:ascii="Times New Roman" w:hAnsi="Times New Roman" w:cs="Times New Roman"/>
+          <w:sz w:val="24"/>
+          <w:szCs w:val="24"/>
+        </w:rPr>
+        <w:t xml:space="preserve"> I</w:t>
+      </w:r>
+      <w:r>
+        <w:rPr>
+          <w:rFonts w:ascii="Times New Roman" w:hAnsi="Times New Roman" w:cs="Times New Roman"/>
+          <w:sz w:val="24"/>
+          <w:szCs w:val="24"/>
+        </w:rPr>
+        <w:t xml:space="preserve"> saw how a decoder-only model was used to extend text with GPT-2, generating coherent continuations of sentences from various prompts. Connecting Transformers back to the main SMS Spam project, </w:t>
+      </w:r>
+      <w:r>
+        <w:rPr>
+          <w:rFonts w:ascii="Times New Roman" w:hAnsi="Times New Roman" w:cs="Times New Roman"/>
+          <w:sz w:val="24"/>
+          <w:szCs w:val="24"/>
+        </w:rPr>
+        <w:t>I</w:t>
+      </w:r>
+      <w:r>
+        <w:rPr>
+          <w:rFonts w:ascii="Times New Roman" w:hAnsi="Times New Roman" w:cs="Times New Roman"/>
+          <w:sz w:val="24"/>
+          <w:szCs w:val="24"/>
+        </w:rPr>
+        <w:t xml:space="preserve"> saw how BERT could be used to classify sentences without any training data using zero-shot classification.</w:t>
+      </w:r>
+    </w:p>
+    <w:p>
+      <w:pPr>
+        <w:rPr>
+          <w:rFonts w:ascii="Times New Roman" w:hAnsi="Times New Roman" w:cs="Times New Roman"/>
+          <w:sz w:val="24"/>
+          <w:szCs w:val="24"/>
+        </w:rPr>
+      </w:pPr>
+    </w:p>
+    <w:p>
+      <w:pPr>
+        <w:rPr>
+          <w:rFonts w:ascii="Times New Roman" w:hAnsi="Times New Roman" w:cs="Times New Roman"/>
+          <w:sz w:val="24"/>
+          <w:szCs w:val="24"/>
+        </w:rPr>
+      </w:pPr>
     </w:p>
     <w:p>
       <w:pPr>
@@ -10486,6 +11583,7 @@
   <w:style w:type="character" w:default="1" w:styleId="DefaultParagraphFont">
     <w:name w:val="Default Paragraph Font"/>
     <w:uiPriority w:val="1"/>
+    <w:semiHidden/>
     <w:unhideWhenUsed/>
   </w:style>
   <w:style w:type="table" w:default="1" w:styleId="TableNormal">
